--- a/dist/D9-glossary.docx
+++ b/dist/D9-glossary.docx
@@ -253,6 +253,98 @@
           <w:bCs/>
           <w:b/>
         </w:rPr>
+        <w:t xml:space="preserve">ACID</w:t>
+      </w:r>
+      <w:r>
+        <w:t xml:space="preserve"> </w:t>
+      </w:r>
+      <w:r>
+        <w:t xml:space="preserve">— The four guarantees of a database transaction, named by Härder and Reuter [Härder and Reuter 1983]:</w:t>
+      </w:r>
+      <w:r>
+        <w:t xml:space="preserve"> </w:t>
+      </w:r>
+      <w:r>
+        <w:rPr>
+          <w:bCs/>
+          <w:b/>
+        </w:rPr>
+        <w:t xml:space="preserve">Atomicity</w:t>
+      </w:r>
+      <w:r>
+        <w:t xml:space="preserve"> </w:t>
+      </w:r>
+      <w:r>
+        <w:t xml:space="preserve">— all of a transaction’s writes take effect, or none do.</w:t>
+      </w:r>
+      <w:r>
+        <w:t xml:space="preserve"> </w:t>
+      </w:r>
+      <w:r>
+        <w:rPr>
+          <w:bCs/>
+          <w:b/>
+        </w:rPr>
+        <w:t xml:space="preserve">Consistency</w:t>
+      </w:r>
+      <w:r>
+        <w:t xml:space="preserve"> </w:t>
+      </w:r>
+      <w:r>
+        <w:t xml:space="preserve">— a transaction takes the database from one state satisfying all declared invariants (constraints) to another.</w:t>
+      </w:r>
+      <w:r>
+        <w:t xml:space="preserve"> </w:t>
+      </w:r>
+      <w:r>
+        <w:rPr>
+          <w:bCs/>
+          <w:b/>
+        </w:rPr>
+        <w:t xml:space="preserve">Isolation</w:t>
+      </w:r>
+      <w:r>
+        <w:t xml:space="preserve"> </w:t>
+      </w:r>
+      <w:r>
+        <w:t xml:space="preserve">— concurrently executing transactions do not see each other’s partial effects; at the strongest level, the outcome equals some serial execution.</w:t>
+      </w:r>
+      <w:r>
+        <w:t xml:space="preserve"> </w:t>
+      </w:r>
+      <w:r>
+        <w:rPr>
+          <w:bCs/>
+          <w:b/>
+        </w:rPr>
+        <w:t xml:space="preserve">Durability</w:t>
+      </w:r>
+      <w:r>
+        <w:t xml:space="preserve"> </w:t>
+      </w:r>
+      <w:r>
+        <w:t xml:space="preserve">— once a commit is acknowledged, its effects survive crashes.</w:t>
+      </w:r>
+      <w:r>
+        <w:t xml:space="preserve"> </w:t>
+      </w:r>
+      <w:r>
+        <w:rPr>
+          <w:iCs/>
+          <w:i/>
+        </w:rPr>
+        <w:t xml:space="preserve">(§11.12)</w:t>
+      </w:r>
+    </w:p>
+    <w:p>
+      <w:pPr>
+        <w:pStyle w:val="BodyText"/>
+      </w:pPr>
+      <w:r>
+        <w:rPr>
+          <w:bCs/>
+          <w:b/>
+        </w:rPr>
         <w:t xml:space="preserve">Active recall</w:t>
       </w:r>
       <w:r>
@@ -338,6 +430,98 @@
           <w:bCs/>
           <w:b/>
         </w:rPr>
+        <w:t xml:space="preserve">Analysis</w:t>
+      </w:r>
+      <w:r>
+        <w:t xml:space="preserve"> </w:t>
+      </w:r>
+      <w:r>
+        <w:t xml:space="preserve">— The process that converts raw text into the terms stored in (or looked up from) an inverted index. An</w:t>
+      </w:r>
+      <w:r>
+        <w:t xml:space="preserve"> </w:t>
+      </w:r>
+      <w:r>
+        <w:rPr>
+          <w:bCs/>
+          <w:b/>
+        </w:rPr>
+        <w:t xml:space="preserve">analyzer</w:t>
+      </w:r>
+      <w:r>
+        <w:t xml:space="preserve"> </w:t>
+      </w:r>
+      <w:r>
+        <w:t xml:space="preserve">is a pipeline of zero or more</w:t>
+      </w:r>
+      <w:r>
+        <w:t xml:space="preserve"> </w:t>
+      </w:r>
+      <w:r>
+        <w:rPr>
+          <w:bCs/>
+          <w:b/>
+        </w:rPr>
+        <w:t xml:space="preserve">character filters</w:t>
+      </w:r>
+      <w:r>
+        <w:t xml:space="preserve"> </w:t>
+      </w:r>
+      <w:r>
+        <w:t xml:space="preserve">(rewrite the raw character stream), exactly one</w:t>
+      </w:r>
+      <w:r>
+        <w:t xml:space="preserve"> </w:t>
+      </w:r>
+      <w:r>
+        <w:rPr>
+          <w:bCs/>
+          <w:b/>
+        </w:rPr>
+        <w:t xml:space="preserve">tokenizer</w:t>
+      </w:r>
+      <w:r>
+        <w:t xml:space="preserve"> </w:t>
+      </w:r>
+      <w:r>
+        <w:t xml:space="preserve">(split the stream into tokens with positions and offsets) and zero or more</w:t>
+      </w:r>
+      <w:r>
+        <w:t xml:space="preserve"> </w:t>
+      </w:r>
+      <w:r>
+        <w:rPr>
+          <w:bCs/>
+          <w:b/>
+        </w:rPr>
+        <w:t xml:space="preserve">token filters</w:t>
+      </w:r>
+      <w:r>
+        <w:t xml:space="preserve"> </w:t>
+      </w:r>
+      <w:r>
+        <w:t xml:space="preserve">(modify, remove or add tokens).</w:t>
+      </w:r>
+      <w:r>
+        <w:t xml:space="preserve"> </w:t>
+      </w:r>
+      <w:r>
+        <w:rPr>
+          <w:iCs/>
+          <w:i/>
+        </w:rPr>
+        <w:t xml:space="preserve">(§16.4.1)</w:t>
+      </w:r>
+    </w:p>
+    <w:p>
+      <w:pPr>
+        <w:pStyle w:val="BodyText"/>
+      </w:pPr>
+      <w:r>
+        <w:rPr>
+          <w:bCs/>
+          <w:b/>
+        </w:rPr>
         <w:t xml:space="preserve">Anycast</w:t>
       </w:r>
       <w:r>
@@ -798,6 +982,34 @@
           <w:i/>
         </w:rPr>
         <w:t xml:space="preserve">(§8.11)</w:t>
+      </w:r>
+    </w:p>
+    <w:p>
+      <w:pPr>
+        <w:pStyle w:val="BodyText"/>
+      </w:pPr>
+      <w:r>
+        <w:rPr>
+          <w:bCs/>
+          <w:b/>
+        </w:rPr>
+        <w:t xml:space="preserve">Autocomplete (typeahead)</w:t>
+      </w:r>
+      <w:r>
+        <w:t xml:space="preserve"> </w:t>
+      </w:r>
+      <w:r>
+        <w:t xml:space="preserve">— A service that, given the prefix a user has typed so far, returns a short ranked list (typically 5–10) of likely completions, usually popular past queries or entity names, on every keystroke or after a short pause.</w:t>
+      </w:r>
+      <w:r>
+        <w:t xml:space="preserve"> </w:t>
+      </w:r>
+      <w:r>
+        <w:rPr>
+          <w:iCs/>
+          <w:i/>
+        </w:rPr>
+        <w:t xml:space="preserve">(§16.9.1)</w:t>
       </w:r>
     </w:p>
     <w:p>
@@ -1188,6 +1400,329 @@
           <w:bCs/>
           <w:b/>
         </w:rPr>
+        <w:t xml:space="preserve">Block, file and object storage</w:t>
+      </w:r>
+      <w:r>
+        <w:t xml:space="preserve"> </w:t>
+      </w:r>
+      <w:r>
+        <w:t xml:space="preserve">—</w:t>
+      </w:r>
+      <w:r>
+        <w:t xml:space="preserve"> </w:t>
+      </w:r>
+      <w:r>
+        <w:rPr>
+          <w:bCs/>
+          <w:b/>
+        </w:rPr>
+        <w:t xml:space="preserve">Block storage</w:t>
+      </w:r>
+      <w:r>
+        <w:t xml:space="preserve"> </w:t>
+      </w:r>
+      <w:r>
+        <w:t xml:space="preserve">exposes a numbered array of fixed-size blocks (typically 512 B or 4 KiB) that a client reads and writes by offset; the client’s own file system or database gives the blocks meaning.</w:t>
+      </w:r>
+      <w:r>
+        <w:t xml:space="preserve"> </w:t>
+      </w:r>
+      <w:r>
+        <w:rPr>
+          <w:bCs/>
+          <w:b/>
+        </w:rPr>
+        <w:t xml:space="preserve">File storage</w:t>
+      </w:r>
+      <w:r>
+        <w:t xml:space="preserve"> </w:t>
+      </w:r>
+      <w:r>
+        <w:t xml:space="preserve">exposes a hierarchical namespace of directories and byte-addressable files with POSIX-like operations (open, read at offset, write at offset, rename, lock), shared by many clients over a protocol such as NFS or SMB.</w:t>
+      </w:r>
+      <w:r>
+        <w:t xml:space="preserve"> </w:t>
+      </w:r>
+      <w:r>
+        <w:rPr>
+          <w:bCs/>
+          <w:b/>
+        </w:rPr>
+        <w:t xml:space="preserve">Object storage</w:t>
+      </w:r>
+      <w:r>
+        <w:t xml:space="preserve"> </w:t>
+      </w:r>
+      <w:r>
+        <w:t xml:space="preserve">exposes a flat namespace of immutable</w:t>
+      </w:r>
+      <w:r>
+        <w:t xml:space="preserve"> </w:t>
+      </w:r>
+      <w:r>
+        <w:rPr>
+          <w:bCs/>
+          <w:b/>
+        </w:rPr>
+        <w:t xml:space="preserve">objects</w:t>
+      </w:r>
+      <w:r>
+        <w:t xml:space="preserve">, each a byte string plus metadata addressed by a key within a</w:t>
+      </w:r>
+      <w:r>
+        <w:t xml:space="preserve"> </w:t>
+      </w:r>
+      <w:r>
+        <w:rPr>
+          <w:bCs/>
+          <w:b/>
+        </w:rPr>
+        <w:t xml:space="preserve">bucket</w:t>
+      </w:r>
+      <w:r>
+        <w:t xml:space="preserve">, accessed over HTTP with whole-object PUT, GET (optionally a byte range), DELETE and LIST.</w:t>
+      </w:r>
+      <w:r>
+        <w:t xml:space="preserve"> </w:t>
+      </w:r>
+      <w:r>
+        <w:rPr>
+          <w:iCs/>
+          <w:i/>
+        </w:rPr>
+        <w:t xml:space="preserve">(§15.3.1)</w:t>
+      </w:r>
+    </w:p>
+    <w:p>
+      <w:pPr>
+        <w:pStyle w:val="BodyText"/>
+      </w:pPr>
+      <w:r>
+        <w:rPr>
+          <w:bCs/>
+          <w:b/>
+        </w:rPr>
+        <w:t xml:space="preserve">Bloom filter</w:t>
+      </w:r>
+      <w:r>
+        <w:t xml:space="preserve"> </w:t>
+      </w:r>
+      <w:r>
+        <w:t xml:space="preserve">— A probabilistic data structure for set membership, introduced by Burton Bloom in 1970, that stores a set of</w:t>
+      </w:r>
+      <w:r>
+        <w:t xml:space="preserve"> </w:t>
+      </w:r>
+      <m:oMath>
+        <m:r>
+          <m:t>n</m:t>
+        </m:r>
+      </m:oMath>
+      <w:r>
+        <w:t xml:space="preserve"> </w:t>
+      </w:r>
+      <w:r>
+        <w:t xml:space="preserve">items in an array of</w:t>
+      </w:r>
+      <w:r>
+        <w:t xml:space="preserve"> </w:t>
+      </w:r>
+      <m:oMath>
+        <m:r>
+          <m:t>m</m:t>
+        </m:r>
+      </m:oMath>
+      <w:r>
+        <w:t xml:space="preserve"> </w:t>
+      </w:r>
+      <w:r>
+        <w:t xml:space="preserve">bits using</w:t>
+      </w:r>
+      <w:r>
+        <w:t xml:space="preserve"> </w:t>
+      </w:r>
+      <m:oMath>
+        <m:r>
+          <m:t>k</m:t>
+        </m:r>
+      </m:oMath>
+      <w:r>
+        <w:t xml:space="preserve"> </w:t>
+      </w:r>
+      <w:r>
+        <w:t xml:space="preserve">hash functions [Bloom 1970]. A query answers either</w:t>
+      </w:r>
+      <w:r>
+        <w:t xml:space="preserve"> </w:t>
+      </w:r>
+      <w:r>
+        <w:t xml:space="preserve">“</w:t>
+      </w:r>
+      <w:r>
+        <w:t xml:space="preserve">definitely not in the set</w:t>
+      </w:r>
+      <w:r>
+        <w:t xml:space="preserve">”</w:t>
+      </w:r>
+      <w:r>
+        <w:t xml:space="preserve"> </w:t>
+      </w:r>
+      <w:r>
+        <w:t xml:space="preserve">or</w:t>
+      </w:r>
+      <w:r>
+        <w:t xml:space="preserve"> </w:t>
+      </w:r>
+      <w:r>
+        <w:t xml:space="preserve">“</w:t>
+      </w:r>
+      <w:r>
+        <w:t xml:space="preserve">probably in the set</w:t>
+      </w:r>
+      <w:r>
+        <w:t xml:space="preserve">”</w:t>
+      </w:r>
+      <w:r>
+        <w:t xml:space="preserve">. It never gives a</w:t>
+      </w:r>
+      <w:r>
+        <w:t xml:space="preserve"> </w:t>
+      </w:r>
+      <w:r>
+        <w:rPr>
+          <w:bCs/>
+          <w:b/>
+        </w:rPr>
+        <w:t xml:space="preserve">false negative</w:t>
+      </w:r>
+      <w:r>
+        <w:t xml:space="preserve"> </w:t>
+      </w:r>
+      <w:r>
+        <w:t xml:space="preserve">(saying</w:t>
+      </w:r>
+      <w:r>
+        <w:t xml:space="preserve"> </w:t>
+      </w:r>
+      <w:r>
+        <w:t xml:space="preserve">“</w:t>
+      </w:r>
+      <w:r>
+        <w:t xml:space="preserve">no</w:t>
+      </w:r>
+      <w:r>
+        <w:t xml:space="preserve">”</w:t>
+      </w:r>
+      <w:r>
+        <w:t xml:space="preserve"> </w:t>
+      </w:r>
+      <w:r>
+        <w:t xml:space="preserve">for an item that was added), and gives a</w:t>
+      </w:r>
+      <w:r>
+        <w:t xml:space="preserve"> </w:t>
+      </w:r>
+      <w:r>
+        <w:rPr>
+          <w:bCs/>
+          <w:b/>
+        </w:rPr>
+        <w:t xml:space="preserve">false positive</w:t>
+      </w:r>
+      <w:r>
+        <w:t xml:space="preserve"> </w:t>
+      </w:r>
+      <w:r>
+        <w:t xml:space="preserve">(saying</w:t>
+      </w:r>
+      <w:r>
+        <w:t xml:space="preserve"> </w:t>
+      </w:r>
+      <w:r>
+        <w:t xml:space="preserve">“</w:t>
+      </w:r>
+      <w:r>
+        <w:t xml:space="preserve">yes</w:t>
+      </w:r>
+      <w:r>
+        <w:t xml:space="preserve">”</w:t>
+      </w:r>
+      <w:r>
+        <w:t xml:space="preserve"> </w:t>
+      </w:r>
+      <w:r>
+        <w:t xml:space="preserve">for an item that was not added) with a probability</w:t>
+      </w:r>
+      <w:r>
+        <w:t xml:space="preserve"> </w:t>
+      </w:r>
+      <m:oMath>
+        <m:r>
+          <m:t>p</m:t>
+        </m:r>
+      </m:oMath>
+      <w:r>
+        <w:t xml:space="preserve"> </w:t>
+      </w:r>
+      <w:r>
+        <w:t xml:space="preserve">that depends on</w:t>
+      </w:r>
+      <w:r>
+        <w:t xml:space="preserve"> </w:t>
+      </w:r>
+      <m:oMath>
+        <m:r>
+          <m:t>m</m:t>
+        </m:r>
+      </m:oMath>
+      <w:r>
+        <w:t xml:space="preserve">,</w:t>
+      </w:r>
+      <w:r>
+        <w:t xml:space="preserve"> </w:t>
+      </w:r>
+      <m:oMath>
+        <m:r>
+          <m:t>n</m:t>
+        </m:r>
+      </m:oMath>
+      <w:r>
+        <w:t xml:space="preserve"> </w:t>
+      </w:r>
+      <w:r>
+        <w:t xml:space="preserve">and</w:t>
+      </w:r>
+      <w:r>
+        <w:t xml:space="preserve"> </w:t>
+      </w:r>
+      <m:oMath>
+        <m:r>
+          <m:t>k</m:t>
+        </m:r>
+      </m:oMath>
+      <w:r>
+        <w:t xml:space="preserve">.</w:t>
+      </w:r>
+      <w:r>
+        <w:t xml:space="preserve"> </w:t>
+      </w:r>
+      <w:r>
+        <w:rPr>
+          <w:iCs/>
+          <w:i/>
+        </w:rPr>
+        <w:t xml:space="preserve">(§17.4.1)</w:t>
+      </w:r>
+    </w:p>
+    <w:p>
+      <w:pPr>
+        <w:pStyle w:val="BodyText"/>
+      </w:pPr>
+      <w:r>
+        <w:rPr>
+          <w:bCs/>
+          <w:b/>
+        </w:rPr>
         <w:t xml:space="preserve">Bottleneck</w:t>
       </w:r>
       <w:r>
@@ -1293,6 +1828,378 @@
           <w:i/>
         </w:rPr>
         <w:t xml:space="preserve">(§5.3.4)</w:t>
+      </w:r>
+    </w:p>
+    <w:p>
+      <w:pPr>
+        <w:pStyle w:val="BodyText"/>
+      </w:pPr>
+      <w:r>
+        <w:rPr>
+          <w:bCs/>
+          <w:b/>
+        </w:rPr>
+        <w:t xml:space="preserve">B-tree and B+ tree</w:t>
+      </w:r>
+      <w:r>
+        <w:t xml:space="preserve"> </w:t>
+      </w:r>
+      <w:r>
+        <w:t xml:space="preserve">— A</w:t>
+      </w:r>
+      <w:r>
+        <w:t xml:space="preserve"> </w:t>
+      </w:r>
+      <w:r>
+        <w:rPr>
+          <w:bCs/>
+          <w:b/>
+        </w:rPr>
+        <w:t xml:space="preserve">B-tree</w:t>
+      </w:r>
+      <w:r>
+        <w:t xml:space="preserve"> </w:t>
+      </w:r>
+      <w:r>
+        <w:t xml:space="preserve">is a balanced search tree whose nodes are disk pages holding many sorted keys; every leaf is at the same depth, and nodes split and merge to stay between half-full and full [Bayer and McCreight 1972]. A</w:t>
+      </w:r>
+      <w:r>
+        <w:t xml:space="preserve"> </w:t>
+      </w:r>
+      <w:r>
+        <w:rPr>
+          <w:bCs/>
+          <w:b/>
+        </w:rPr>
+        <w:t xml:space="preserve">B+ tree</w:t>
+      </w:r>
+      <w:r>
+        <w:t xml:space="preserve"> </w:t>
+      </w:r>
+      <w:r>
+        <w:t xml:space="preserve">is the variant used by almost every relational database: internal nodes hold only separator keys and child pointers, all keys and values (or row pointers) live in the leaves, and leaves are linked to their siblings so range scans can walk sideways [Comer 1979; Petrov 2019].</w:t>
+      </w:r>
+      <w:r>
+        <w:t xml:space="preserve"> </w:t>
+      </w:r>
+      <w:r>
+        <w:rPr>
+          <w:iCs/>
+          <w:i/>
+        </w:rPr>
+        <w:t xml:space="preserve">(§11.8.1)</w:t>
+      </w:r>
+    </w:p>
+    <w:p>
+      <w:pPr>
+        <w:pStyle w:val="BodyText"/>
+      </w:pPr>
+      <w:r>
+        <w:rPr>
+          <w:bCs/>
+          <w:b/>
+        </w:rPr>
+        <w:t xml:space="preserve">B-tree storage engine</w:t>
+      </w:r>
+      <w:r>
+        <w:t xml:space="preserve"> </w:t>
+      </w:r>
+      <w:r>
+        <w:t xml:space="preserve">— A storage engine that keeps each table or index as a B+ tree of fixed-size pages and</w:t>
+      </w:r>
+      <w:r>
+        <w:t xml:space="preserve"> </w:t>
+      </w:r>
+      <w:r>
+        <w:rPr>
+          <w:bCs/>
+          <w:b/>
+        </w:rPr>
+        <w:t xml:space="preserve">updates pages in place</w:t>
+      </w:r>
+      <w:r>
+        <w:t xml:space="preserve">: a change to a key rewrites the page that holds it. Internal pages hold separator keys and child page numbers; leaf pages hold the keys with either the rows themselves (a clustered index) or pointers to them.</w:t>
+      </w:r>
+      <w:r>
+        <w:t xml:space="preserve"> </w:t>
+      </w:r>
+      <w:r>
+        <w:rPr>
+          <w:iCs/>
+          <w:i/>
+        </w:rPr>
+        <w:t xml:space="preserve">(§13.6.1)</w:t>
+      </w:r>
+    </w:p>
+    <w:p>
+      <w:pPr>
+        <w:pStyle w:val="BodyText"/>
+      </w:pPr>
+      <w:r>
+        <w:rPr>
+          <w:bCs/>
+          <w:b/>
+        </w:rPr>
+        <w:t xml:space="preserve">Bucket, key, object and flat namespace</w:t>
+      </w:r>
+      <w:r>
+        <w:t xml:space="preserve"> </w:t>
+      </w:r>
+      <w:r>
+        <w:t xml:space="preserve">— A</w:t>
+      </w:r>
+      <w:r>
+        <w:t xml:space="preserve"> </w:t>
+      </w:r>
+      <w:r>
+        <w:rPr>
+          <w:bCs/>
+          <w:b/>
+        </w:rPr>
+        <w:t xml:space="preserve">bucket</w:t>
+      </w:r>
+      <w:r>
+        <w:t xml:space="preserve"> </w:t>
+      </w:r>
+      <w:r>
+        <w:t xml:space="preserve">is a named container with its own access policy, region and configuration. An</w:t>
+      </w:r>
+      <w:r>
+        <w:t xml:space="preserve"> </w:t>
+      </w:r>
+      <w:r>
+        <w:rPr>
+          <w:bCs/>
+          <w:b/>
+        </w:rPr>
+        <w:t xml:space="preserve">object</w:t>
+      </w:r>
+      <w:r>
+        <w:t xml:space="preserve"> </w:t>
+      </w:r>
+      <w:r>
+        <w:t xml:space="preserve">is an immutable byte string (from zero bytes to tens of terabytes) plus system metadata (size, content type, checksum, version ID) and user metadata. A</w:t>
+      </w:r>
+      <w:r>
+        <w:t xml:space="preserve"> </w:t>
+      </w:r>
+      <w:r>
+        <w:rPr>
+          <w:bCs/>
+          <w:b/>
+        </w:rPr>
+        <w:t xml:space="preserve">key</w:t>
+      </w:r>
+      <w:r>
+        <w:t xml:space="preserve"> </w:t>
+      </w:r>
+      <w:r>
+        <w:t xml:space="preserve">is the object’s full name within the bucket, for example</w:t>
+      </w:r>
+      <w:r>
+        <w:t xml:space="preserve"> </w:t>
+      </w:r>
+      <w:r>
+        <w:rPr>
+          <w:rStyle w:val="VerbatimChar"/>
+        </w:rPr>
+        <w:t xml:space="preserve">photos/2026/10/u42/abc.jpg</w:t>
+      </w:r>
+      <w:r>
+        <w:t xml:space="preserve">. The namespace is</w:t>
+      </w:r>
+      <w:r>
+        <w:t xml:space="preserve"> </w:t>
+      </w:r>
+      <w:r>
+        <w:rPr>
+          <w:bCs/>
+          <w:b/>
+        </w:rPr>
+        <w:t xml:space="preserve">flat</w:t>
+      </w:r>
+      <w:r>
+        <w:t xml:space="preserve">: the slashes are ordinary characters, and</w:t>
+      </w:r>
+      <w:r>
+        <w:t xml:space="preserve"> </w:t>
+      </w:r>
+      <w:r>
+        <w:t xml:space="preserve">“</w:t>
+      </w:r>
+      <w:r>
+        <w:t xml:space="preserve">folders</w:t>
+      </w:r>
+      <w:r>
+        <w:t xml:space="preserve">”</w:t>
+      </w:r>
+      <w:r>
+        <w:t xml:space="preserve"> </w:t>
+      </w:r>
+      <w:r>
+        <w:t xml:space="preserve">are an illusion produced by listing keys that share a</w:t>
+      </w:r>
+      <w:r>
+        <w:t xml:space="preserve"> </w:t>
+      </w:r>
+      <w:r>
+        <w:rPr>
+          <w:bCs/>
+          <w:b/>
+        </w:rPr>
+        <w:t xml:space="preserve">prefix</w:t>
+      </w:r>
+      <w:r>
+        <w:t xml:space="preserve"> </w:t>
+      </w:r>
+      <w:r>
+        <w:t xml:space="preserve">and grouping them at a</w:t>
+      </w:r>
+      <w:r>
+        <w:t xml:space="preserve"> </w:t>
+      </w:r>
+      <w:r>
+        <w:rPr>
+          <w:bCs/>
+          <w:b/>
+        </w:rPr>
+        <w:t xml:space="preserve">delimiter</w:t>
+      </w:r>
+      <w:r>
+        <w:t xml:space="preserve"> </w:t>
+      </w:r>
+      <w:r>
+        <w:t xml:space="preserve">(usually</w:t>
+      </w:r>
+      <w:r>
+        <w:t xml:space="preserve"> </w:t>
+      </w:r>
+      <w:r>
+        <w:rPr>
+          <w:rStyle w:val="VerbatimChar"/>
+        </w:rPr>
+        <w:t xml:space="preserve">/</w:t>
+      </w:r>
+      <w:r>
+        <w:t xml:space="preserve">).</w:t>
+      </w:r>
+      <w:r>
+        <w:t xml:space="preserve"> </w:t>
+      </w:r>
+      <w:r>
+        <w:rPr>
+          <w:iCs/>
+          <w:i/>
+        </w:rPr>
+        <w:t xml:space="preserve">(§15.4.1)</w:t>
+      </w:r>
+    </w:p>
+    <w:p>
+      <w:pPr>
+        <w:pStyle w:val="BodyText"/>
+      </w:pPr>
+      <w:r>
+        <w:rPr>
+          <w:bCs/>
+          <w:b/>
+        </w:rPr>
+        <w:t xml:space="preserve">Buffer pool</w:t>
+      </w:r>
+      <w:r>
+        <w:t xml:space="preserve"> </w:t>
+      </w:r>
+      <w:r>
+        <w:t xml:space="preserve">— A region of memory, managed by the database itself, divided into page-sized</w:t>
+      </w:r>
+      <w:r>
+        <w:t xml:space="preserve"> </w:t>
+      </w:r>
+      <w:r>
+        <w:rPr>
+          <w:bCs/>
+          <w:b/>
+        </w:rPr>
+        <w:t xml:space="preserve">frames</w:t>
+      </w:r>
+      <w:r>
+        <w:t xml:space="preserve"> </w:t>
+      </w:r>
+      <w:r>
+        <w:t xml:space="preserve">that cache disk pages. A</w:t>
+      </w:r>
+      <w:r>
+        <w:t xml:space="preserve"> </w:t>
+      </w:r>
+      <w:r>
+        <w:rPr>
+          <w:bCs/>
+          <w:b/>
+        </w:rPr>
+        <w:t xml:space="preserve">page table</w:t>
+      </w:r>
+      <w:r>
+        <w:t xml:space="preserve"> </w:t>
+      </w:r>
+      <w:r>
+        <w:t xml:space="preserve">maps page IDs to frames; each frame carries a</w:t>
+      </w:r>
+      <w:r>
+        <w:t xml:space="preserve"> </w:t>
+      </w:r>
+      <w:r>
+        <w:rPr>
+          <w:bCs/>
+          <w:b/>
+        </w:rPr>
+        <w:t xml:space="preserve">pin count</w:t>
+      </w:r>
+      <w:r>
+        <w:t xml:space="preserve"> </w:t>
+      </w:r>
+      <w:r>
+        <w:t xml:space="preserve">(how many threads are using it right now), a</w:t>
+      </w:r>
+      <w:r>
+        <w:t xml:space="preserve"> </w:t>
+      </w:r>
+      <w:r>
+        <w:rPr>
+          <w:bCs/>
+          <w:b/>
+        </w:rPr>
+        <w:t xml:space="preserve">dirty flag</w:t>
+      </w:r>
+      <w:r>
+        <w:t xml:space="preserve"> </w:t>
+      </w:r>
+      <w:r>
+        <w:t xml:space="preserve">(whether it differs from the disk copy) and bookkeeping for the</w:t>
+      </w:r>
+      <w:r>
+        <w:t xml:space="preserve"> </w:t>
+      </w:r>
+      <w:r>
+        <w:rPr>
+          <w:bCs/>
+          <w:b/>
+        </w:rPr>
+        <w:t xml:space="preserve">replacement policy</w:t>
+      </w:r>
+      <w:r>
+        <w:t xml:space="preserve"> </w:t>
+      </w:r>
+      <w:r>
+        <w:t xml:space="preserve">that chooses which page to evict.</w:t>
+      </w:r>
+      <w:r>
+        <w:t xml:space="preserve"> </w:t>
+      </w:r>
+      <w:r>
+        <w:rPr>
+          <w:iCs/>
+          <w:i/>
+        </w:rPr>
+        <w:t xml:space="preserve">(§13.4.1)</w:t>
       </w:r>
     </w:p>
     <w:bookmarkEnd w:id="21"/>
@@ -1777,6 +2684,181 @@
           <w:i/>
         </w:rPr>
         <w:t xml:space="preserve">(§5.3.2)</w:t>
+      </w:r>
+    </w:p>
+    <w:p>
+      <w:pPr>
+        <w:pStyle w:val="BodyText"/>
+      </w:pPr>
+      <w:r>
+        <w:rPr>
+          <w:bCs/>
+          <w:b/>
+        </w:rPr>
+        <w:t xml:space="preserve">Clustered and secondary index</w:t>
+      </w:r>
+      <w:r>
+        <w:t xml:space="preserve"> </w:t>
+      </w:r>
+      <w:r>
+        <w:t xml:space="preserve">— In a</w:t>
+      </w:r>
+      <w:r>
+        <w:t xml:space="preserve"> </w:t>
+      </w:r>
+      <w:r>
+        <w:rPr>
+          <w:bCs/>
+          <w:b/>
+        </w:rPr>
+        <w:t xml:space="preserve">clustered index</w:t>
+      </w:r>
+      <w:r>
+        <w:t xml:space="preserve"> </w:t>
+      </w:r>
+      <w:r>
+        <w:t xml:space="preserve">(an index-organized table), the leaf level of the index</w:t>
+      </w:r>
+      <w:r>
+        <w:t xml:space="preserve"> </w:t>
+      </w:r>
+      <w:r>
+        <w:rPr>
+          <w:iCs/>
+          <w:i/>
+        </w:rPr>
+        <w:t xml:space="preserve">is</w:t>
+      </w:r>
+      <w:r>
+        <w:t xml:space="preserve"> </w:t>
+      </w:r>
+      <w:r>
+        <w:t xml:space="preserve">the table: rows are stored in key order inside the index’s leaf pages. A table can have at most one. A</w:t>
+      </w:r>
+      <w:r>
+        <w:t xml:space="preserve"> </w:t>
+      </w:r>
+      <w:r>
+        <w:rPr>
+          <w:bCs/>
+          <w:b/>
+        </w:rPr>
+        <w:t xml:space="preserve">secondary index</w:t>
+      </w:r>
+      <w:r>
+        <w:t xml:space="preserve"> </w:t>
+      </w:r>
+      <w:r>
+        <w:t xml:space="preserve">stores, for each key, a pointer to the row; the table can have many.</w:t>
+      </w:r>
+      <w:r>
+        <w:t xml:space="preserve"> </w:t>
+      </w:r>
+      <w:r>
+        <w:rPr>
+          <w:iCs/>
+          <w:i/>
+        </w:rPr>
+        <w:t xml:space="preserve">(§11.7.2)</w:t>
+      </w:r>
+    </w:p>
+    <w:p>
+      <w:pPr>
+        <w:pStyle w:val="BodyText"/>
+      </w:pPr>
+      <w:r>
+        <w:rPr>
+          <w:bCs/>
+          <w:b/>
+        </w:rPr>
+        <w:t xml:space="preserve">Columnar storage (column store)</w:t>
+      </w:r>
+      <w:r>
+        <w:t xml:space="preserve"> </w:t>
+      </w:r>
+      <w:r>
+        <w:t xml:space="preserve">— A layout that stores each column of a table contiguously — all values of</w:t>
+      </w:r>
+      <w:r>
+        <w:t xml:space="preserve"> </w:t>
+      </w:r>
+      <w:r>
+        <w:rPr>
+          <w:rStyle w:val="VerbatimChar"/>
+        </w:rPr>
+        <w:t xml:space="preserve">price</w:t>
+      </w:r>
+      <w:r>
+        <w:t xml:space="preserve">, then all values of</w:t>
+      </w:r>
+      <w:r>
+        <w:t xml:space="preserve"> </w:t>
+      </w:r>
+      <w:r>
+        <w:rPr>
+          <w:rStyle w:val="VerbatimChar"/>
+        </w:rPr>
+        <w:t xml:space="preserve">country</w:t>
+      </w:r>
+      <w:r>
+        <w:t xml:space="preserve"> </w:t>
+      </w:r>
+      <w:r>
+        <w:t xml:space="preserve">— instead of storing each row’s fields together. Column stores are optimized for analytical queries that read a few columns of many rows [Abadi et al. 2013].</w:t>
+      </w:r>
+      <w:r>
+        <w:t xml:space="preserve"> </w:t>
+      </w:r>
+      <w:r>
+        <w:rPr>
+          <w:iCs/>
+          <w:i/>
+        </w:rPr>
+        <w:t xml:space="preserve">(§13.13.1)</w:t>
+      </w:r>
+    </w:p>
+    <w:p>
+      <w:pPr>
+        <w:pStyle w:val="BodyText"/>
+      </w:pPr>
+      <w:r>
+        <w:rPr>
+          <w:bCs/>
+          <w:b/>
+        </w:rPr>
+        <w:t xml:space="preserve">Compaction</w:t>
+      </w:r>
+      <w:r>
+        <w:t xml:space="preserve"> </w:t>
+      </w:r>
+      <w:r>
+        <w:t xml:space="preserve">— The background merge of sorted runs in an LSM tree that removes overwritten values and tombstones and bounds the number of runs a read must consult. A</w:t>
+      </w:r>
+      <w:r>
+        <w:t xml:space="preserve"> </w:t>
+      </w:r>
+      <w:r>
+        <w:rPr>
+          <w:bCs/>
+          <w:b/>
+        </w:rPr>
+        <w:t xml:space="preserve">compaction strategy</w:t>
+      </w:r>
+      <w:r>
+        <w:t xml:space="preserve"> </w:t>
+      </w:r>
+      <w:r>
+        <w:t xml:space="preserve">decides which runs to merge and when; it sets the engine’s read, write and space amplification.</w:t>
+      </w:r>
+      <w:r>
+        <w:t xml:space="preserve"> </w:t>
+      </w:r>
+      <w:r>
+        <w:rPr>
+          <w:iCs/>
+          <w:i/>
+        </w:rPr>
+        <w:t xml:space="preserve">(§13.9.1)</w:t>
       </w:r>
     </w:p>
     <w:p>
@@ -2262,6 +3344,34 @@
           <w:bCs/>
           <w:b/>
         </w:rPr>
+        <w:t xml:space="preserve">Connection pooler</w:t>
+      </w:r>
+      <w:r>
+        <w:t xml:space="preserve"> </w:t>
+      </w:r>
+      <w:r>
+        <w:t xml:space="preserve">— A component that keeps a few open database connections and lends them to many clients per session, transaction or statement, either inside the application or as a shared proxy.</w:t>
+      </w:r>
+      <w:r>
+        <w:t xml:space="preserve"> </w:t>
+      </w:r>
+      <w:r>
+        <w:rPr>
+          <w:iCs/>
+          <w:i/>
+        </w:rPr>
+        <w:t xml:space="preserve">(§14.13.1)</w:t>
+      </w:r>
+    </w:p>
+    <w:p>
+      <w:pPr>
+        <w:pStyle w:val="BodyText"/>
+      </w:pPr>
+      <w:r>
+        <w:rPr>
+          <w:bCs/>
+          <w:b/>
+        </w:rPr>
         <w:t xml:space="preserve">Consistent hashing</w:t>
       </w:r>
       <w:r>
@@ -2354,6 +3464,44 @@
           <w:bCs/>
           <w:b/>
         </w:rPr>
+        <w:t xml:space="preserve">Content-defined chunking (CDC)</w:t>
+      </w:r>
+      <w:r>
+        <w:t xml:space="preserve"> </w:t>
+      </w:r>
+      <w:r>
+        <w:t xml:space="preserve">— Splitting a byte stream into variable-size chunks whose boundaries are chosen by the content itself: a rolling hash is computed over a small sliding window, and a boundary is declared wherever the hash matches a pattern (for example, its low 13 bits equal a fixed value). Each chunk is then identified by a cryptographic hash of its bytes, so identical chunks are stored once (</w:t>
+      </w:r>
+      <w:r>
+        <w:rPr>
+          <w:bCs/>
+          <w:b/>
+        </w:rPr>
+        <w:t xml:space="preserve">deduplication</w:t>
+      </w:r>
+      <w:r>
+        <w:t xml:space="preserve">).</w:t>
+      </w:r>
+      <w:r>
+        <w:t xml:space="preserve"> </w:t>
+      </w:r>
+      <w:r>
+        <w:rPr>
+          <w:iCs/>
+          <w:i/>
+        </w:rPr>
+        <w:t xml:space="preserve">(§15.8.3)</w:t>
+      </w:r>
+    </w:p>
+    <w:p>
+      <w:pPr>
+        <w:pStyle w:val="BodyText"/>
+      </w:pPr>
+      <w:r>
+        <w:rPr>
+          <w:bCs/>
+          <w:b/>
+        </w:rPr>
         <w:t xml:space="preserve">Context diagram</w:t>
       </w:r>
       <w:r>
@@ -2399,6 +3547,176 @@
           <w:i/>
         </w:rPr>
         <w:t xml:space="preserve">(§6.4)</w:t>
+      </w:r>
+    </w:p>
+    <w:p>
+      <w:pPr>
+        <w:pStyle w:val="BodyText"/>
+      </w:pPr>
+      <w:r>
+        <w:rPr>
+          <w:bCs/>
+          <w:b/>
+        </w:rPr>
+        <w:t xml:space="preserve">Cost-based optimizer</w:t>
+      </w:r>
+      <w:r>
+        <w:t xml:space="preserve"> </w:t>
+      </w:r>
+      <w:r>
+        <w:t xml:space="preserve">— The component that enumerates equivalent physical plans for a query (access paths, join orders, join algorithms), estimates each plan’s cost from</w:t>
+      </w:r>
+      <w:r>
+        <w:t xml:space="preserve"> </w:t>
+      </w:r>
+      <w:r>
+        <w:rPr>
+          <w:bCs/>
+          <w:b/>
+        </w:rPr>
+        <w:t xml:space="preserve">statistics</w:t>
+      </w:r>
+      <w:r>
+        <w:t xml:space="preserve"> </w:t>
+      </w:r>
+      <w:r>
+        <w:t xml:space="preserve">about the data using a</w:t>
+      </w:r>
+      <w:r>
+        <w:t xml:space="preserve"> </w:t>
+      </w:r>
+      <w:r>
+        <w:rPr>
+          <w:bCs/>
+          <w:b/>
+        </w:rPr>
+        <w:t xml:space="preserve">cost model</w:t>
+      </w:r>
+      <w:r>
+        <w:t xml:space="preserve">, and returns the plan with the lowest estimated cost.</w:t>
+      </w:r>
+      <w:r>
+        <w:t xml:space="preserve"> </w:t>
+      </w:r>
+      <w:r>
+        <w:rPr>
+          <w:iCs/>
+          <w:i/>
+        </w:rPr>
+        <w:t xml:space="preserve">(§11.10.1)</w:t>
+      </w:r>
+    </w:p>
+    <w:p>
+      <w:pPr>
+        <w:pStyle w:val="BodyText"/>
+      </w:pPr>
+      <w:r>
+        <w:rPr>
+          <w:bCs/>
+          <w:b/>
+        </w:rPr>
+        <w:t xml:space="preserve">Count-Min sketch</w:t>
+      </w:r>
+      <w:r>
+        <w:t xml:space="preserve"> </w:t>
+      </w:r>
+      <w:r>
+        <w:t xml:space="preserve">— A</w:t>
+      </w:r>
+      <w:r>
+        <w:t xml:space="preserve"> </w:t>
+      </w:r>
+      <m:oMath>
+        <m:r>
+          <m:t>d</m:t>
+        </m:r>
+        <m:r>
+          <m:rPr>
+            <m:sty m:val="p"/>
+          </m:rPr>
+          <m:t>×</m:t>
+        </m:r>
+        <m:r>
+          <m:t>w</m:t>
+        </m:r>
+      </m:oMath>
+      <w:r>
+        <w:t xml:space="preserve"> </w:t>
+      </w:r>
+      <w:r>
+        <w:t xml:space="preserve">array of counters with one hash function per row that estimates the frequency of any item in a stream. Each update increments one counter per row; each query returns the minimum of the item’s</w:t>
+      </w:r>
+      <w:r>
+        <w:t xml:space="preserve"> </w:t>
+      </w:r>
+      <m:oMath>
+        <m:r>
+          <m:t>d</m:t>
+        </m:r>
+      </m:oMath>
+      <w:r>
+        <w:t xml:space="preserve"> </w:t>
+      </w:r>
+      <w:r>
+        <w:t xml:space="preserve">counters. The estimate never underestimates and, with probability at least</w:t>
+      </w:r>
+      <w:r>
+        <w:t xml:space="preserve"> </w:t>
+      </w:r>
+      <m:oMath>
+        <m:r>
+          <m:t>1</m:t>
+        </m:r>
+        <m:r>
+          <m:rPr>
+            <m:sty m:val="p"/>
+          </m:rPr>
+          <m:t>−</m:t>
+        </m:r>
+        <m:r>
+          <m:t>δ</m:t>
+        </m:r>
+      </m:oMath>
+      <w:r>
+        <w:t xml:space="preserve">, overestimates by at most</w:t>
+      </w:r>
+      <w:r>
+        <w:t xml:space="preserve"> </w:t>
+      </w:r>
+      <m:oMath>
+        <m:r>
+          <m:t>ε</m:t>
+        </m:r>
+        <m:r>
+          <m:t>N</m:t>
+        </m:r>
+      </m:oMath>
+      <w:r>
+        <w:t xml:space="preserve">, where</w:t>
+      </w:r>
+      <w:r>
+        <w:t xml:space="preserve"> </w:t>
+      </w:r>
+      <m:oMath>
+        <m:r>
+          <m:t>N</m:t>
+        </m:r>
+      </m:oMath>
+      <w:r>
+        <w:t xml:space="preserve"> </w:t>
+      </w:r>
+      <w:r>
+        <w:t xml:space="preserve">is the total of all updates [Cormode &amp; Muthukrishnan 2005].</w:t>
+      </w:r>
+      <w:r>
+        <w:t xml:space="preserve"> </w:t>
+      </w:r>
+      <w:r>
+        <w:rPr>
+          <w:iCs/>
+          <w:i/>
+        </w:rPr>
+        <w:t xml:space="preserve">(§17.6.1)</w:t>
       </w:r>
     </w:p>
     <w:p>
@@ -2687,6 +4005,72 @@
         <w:t xml:space="preserve">(§10.4.1)</w:t>
       </w:r>
     </w:p>
+    <w:p>
+      <w:pPr>
+        <w:pStyle w:val="BodyText"/>
+      </w:pPr>
+      <w:r>
+        <w:rPr>
+          <w:bCs/>
+          <w:b/>
+        </w:rPr>
+        <w:t xml:space="preserve">Cuckoo filter</w:t>
+      </w:r>
+      <w:r>
+        <w:t xml:space="preserve"> </w:t>
+      </w:r>
+      <w:r>
+        <w:t xml:space="preserve">— A hash table of</w:t>
+      </w:r>
+      <w:r>
+        <w:t xml:space="preserve"> </w:t>
+      </w:r>
+      <m:oMath>
+        <m:r>
+          <m:t>b</m:t>
+        </m:r>
+      </m:oMath>
+      <w:r>
+        <w:t xml:space="preserve">-slot buckets that stores a short</w:t>
+      </w:r>
+      <w:r>
+        <w:t xml:space="preserve"> </w:t>
+      </w:r>
+      <w:r>
+        <w:rPr>
+          <w:bCs/>
+          <w:b/>
+        </w:rPr>
+        <w:t xml:space="preserve">fingerprint</w:t>
+      </w:r>
+      <w:r>
+        <w:t xml:space="preserve"> </w:t>
+      </w:r>
+      <w:r>
+        <w:t xml:space="preserve">of each item (an</w:t>
+      </w:r>
+      <w:r>
+        <w:t xml:space="preserve"> </w:t>
+      </w:r>
+      <m:oMath>
+        <m:r>
+          <m:t>f</m:t>
+        </m:r>
+      </m:oMath>
+      <w:r>
+        <w:t xml:space="preserve">-bit hash) in one of two candidate buckets. Membership checks two buckets for a matching fingerprint; deletion removes one copy of the fingerprint.</w:t>
+      </w:r>
+      <w:r>
+        <w:t xml:space="preserve"> </w:t>
+      </w:r>
+      <w:r>
+        <w:rPr>
+          <w:iCs/>
+          <w:i/>
+        </w:rPr>
+        <w:t xml:space="preserve">(§17.4.7)</w:t>
+      </w:r>
+    </w:p>
     <w:bookmarkEnd w:id="22"/>
     <w:bookmarkStart w:id="23" w:name="d"/>
     <w:p>
@@ -2843,6 +4227,34 @@
           <w:bCs/>
           <w:b/>
         </w:rPr>
+        <w:t xml:space="preserve">Denormalization</w:t>
+      </w:r>
+      <w:r>
+        <w:t xml:space="preserve"> </w:t>
+      </w:r>
+      <w:r>
+        <w:t xml:space="preserve">— Deliberately storing a fact more than once, or storing a derived value, to make important reads cheaper, while accepting the cost of keeping the copies consistent.</w:t>
+      </w:r>
+      <w:r>
+        <w:t xml:space="preserve"> </w:t>
+      </w:r>
+      <w:r>
+        <w:rPr>
+          <w:iCs/>
+          <w:i/>
+        </w:rPr>
+        <w:t xml:space="preserve">(§11.5.5)</w:t>
+      </w:r>
+    </w:p>
+    <w:p>
+      <w:pPr>
+        <w:pStyle w:val="BodyText"/>
+      </w:pPr>
+      <w:r>
+        <w:rPr>
+          <w:bCs/>
+          <w:b/>
+        </w:rPr>
         <w:t xml:space="preserve">Design assumption</w:t>
       </w:r>
       <w:r>
@@ -3156,6 +4568,34 @@
           <w:bCs/>
           <w:b/>
         </w:rPr>
+        <w:t xml:space="preserve">Distributed file system</w:t>
+      </w:r>
+      <w:r>
+        <w:t xml:space="preserve"> </w:t>
+      </w:r>
+      <w:r>
+        <w:t xml:space="preserve">— A file system whose namespace and data are spread across many machines, so that files can be larger than any one disk and throughput can grow with the number of machines, while clients still use file-like operations (create, open, read, write or append, delete).</w:t>
+      </w:r>
+      <w:r>
+        <w:t xml:space="preserve"> </w:t>
+      </w:r>
+      <w:r>
+        <w:rPr>
+          <w:iCs/>
+          <w:i/>
+        </w:rPr>
+        <w:t xml:space="preserve">(§15.5.1)</w:t>
+      </w:r>
+    </w:p>
+    <w:p>
+      <w:pPr>
+        <w:pStyle w:val="BodyText"/>
+      </w:pPr>
+      <w:r>
+        <w:rPr>
+          <w:bCs/>
+          <w:b/>
+        </w:rPr>
         <w:t xml:space="preserve">DNS time to live (TTL)</w:t>
       </w:r>
       <w:r>
@@ -3207,6 +4647,60 @@
           <w:i/>
         </w:rPr>
         <w:t xml:space="preserve">(§7.6.4)</w:t>
+      </w:r>
+    </w:p>
+    <w:p>
+      <w:pPr>
+        <w:pStyle w:val="BodyText"/>
+      </w:pPr>
+      <w:r>
+        <w:rPr>
+          <w:bCs/>
+          <w:b/>
+        </w:rPr>
+        <w:t xml:space="preserve">Document database</w:t>
+      </w:r>
+      <w:r>
+        <w:t xml:space="preserve"> </w:t>
+      </w:r>
+      <w:r>
+        <w:t xml:space="preserve">— A database that stores self-describing, hierarchical records —</w:t>
+      </w:r>
+      <w:r>
+        <w:t xml:space="preserve"> </w:t>
+      </w:r>
+      <w:r>
+        <w:rPr>
+          <w:bCs/>
+          <w:b/>
+        </w:rPr>
+        <w:t xml:space="preserve">documents</w:t>
+      </w:r>
+      <w:r>
+        <w:t xml:space="preserve">, usually JSON or a binary encoding of it such as BSON — grouped into</w:t>
+      </w:r>
+      <w:r>
+        <w:t xml:space="preserve"> </w:t>
+      </w:r>
+      <w:r>
+        <w:rPr>
+          <w:bCs/>
+          <w:b/>
+        </w:rPr>
+        <w:t xml:space="preserve">collections</w:t>
+      </w:r>
+      <w:r>
+        <w:t xml:space="preserve">, and that can index and query fields inside the documents, including nested fields and array elements.</w:t>
+      </w:r>
+      <w:r>
+        <w:t xml:space="preserve"> </w:t>
+      </w:r>
+      <w:r>
+        <w:rPr>
+          <w:iCs/>
+          <w:i/>
+        </w:rPr>
+        <w:t xml:space="preserve">(§12.5.1)</w:t>
       </w:r>
     </w:p>
     <w:p>
@@ -3416,6 +4910,76 @@
           <w:bCs/>
           <w:b/>
         </w:rPr>
+        <w:t xml:space="preserve">Elasticsearch cluster</w:t>
+      </w:r>
+      <w:r>
+        <w:t xml:space="preserve"> </w:t>
+      </w:r>
+      <w:r>
+        <w:t xml:space="preserve">— A set of nodes that share one cluster state (index definitions, mappings and the location of every shard copy). An</w:t>
+      </w:r>
+      <w:r>
+        <w:t xml:space="preserve"> </w:t>
+      </w:r>
+      <w:r>
+        <w:rPr>
+          <w:bCs/>
+          <w:b/>
+        </w:rPr>
+        <w:t xml:space="preserve">index</w:t>
+      </w:r>
+      <w:r>
+        <w:t xml:space="preserve"> </w:t>
+      </w:r>
+      <w:r>
+        <w:t xml:space="preserve">is a logical collection of documents divided into</w:t>
+      </w:r>
+      <w:r>
+        <w:t xml:space="preserve"> </w:t>
+      </w:r>
+      <w:r>
+        <w:rPr>
+          <w:bCs/>
+          <w:b/>
+        </w:rPr>
+        <w:t xml:space="preserve">primary shards</w:t>
+      </w:r>
+      <w:r>
+        <w:t xml:space="preserve">; each primary has zero or more</w:t>
+      </w:r>
+      <w:r>
+        <w:t xml:space="preserve"> </w:t>
+      </w:r>
+      <w:r>
+        <w:rPr>
+          <w:bCs/>
+          <w:b/>
+        </w:rPr>
+        <w:t xml:space="preserve">replica shards</w:t>
+      </w:r>
+      <w:r>
+        <w:t xml:space="preserve">; every shard is one Lucene index.</w:t>
+      </w:r>
+      <w:r>
+        <w:t xml:space="preserve"> </w:t>
+      </w:r>
+      <w:r>
+        <w:rPr>
+          <w:iCs/>
+          <w:i/>
+        </w:rPr>
+        <w:t xml:space="preserve">(§16.8.1)</w:t>
+      </w:r>
+    </w:p>
+    <w:p>
+      <w:pPr>
+        <w:pStyle w:val="BodyText"/>
+      </w:pPr>
+      <w:r>
+        <w:rPr>
+          <w:bCs/>
+          <w:b/>
+        </w:rPr>
         <w:t xml:space="preserve">Encapsulation</w:t>
       </w:r>
       <w:r>
@@ -3505,6 +5069,241 @@
           <w:i/>
         </w:rPr>
         <w:t xml:space="preserve">(§10.9.2)</w:t>
+      </w:r>
+    </w:p>
+    <w:p>
+      <w:pPr>
+        <w:pStyle w:val="BodyText"/>
+      </w:pPr>
+      <w:r>
+        <w:rPr>
+          <w:bCs/>
+          <w:b/>
+        </w:rPr>
+        <w:t xml:space="preserve">Erasure code and RS(k, m)</w:t>
+      </w:r>
+      <w:r>
+        <w:t xml:space="preserve"> </w:t>
+      </w:r>
+      <w:r>
+        <w:t xml:space="preserve">— An</w:t>
+      </w:r>
+      <w:r>
+        <w:t xml:space="preserve"> </w:t>
+      </w:r>
+      <w:r>
+        <w:rPr>
+          <w:bCs/>
+          <w:b/>
+        </w:rPr>
+        <w:t xml:space="preserve">erasure code</w:t>
+      </w:r>
+      <w:r>
+        <w:t xml:space="preserve"> </w:t>
+      </w:r>
+      <w:r>
+        <w:t xml:space="preserve">transforms</w:t>
+      </w:r>
+      <w:r>
+        <w:t xml:space="preserve"> </w:t>
+      </w:r>
+      <m:oMath>
+        <m:r>
+          <m:t>k</m:t>
+        </m:r>
+      </m:oMath>
+      <w:r>
+        <w:t xml:space="preserve"> </w:t>
+      </w:r>
+      <w:r>
+        <w:t xml:space="preserve">data fragments into</w:t>
+      </w:r>
+      <w:r>
+        <w:t xml:space="preserve"> </w:t>
+      </w:r>
+      <m:oMath>
+        <m:r>
+          <m:t>k</m:t>
+        </m:r>
+        <m:r>
+          <m:rPr>
+            <m:sty m:val="p"/>
+          </m:rPr>
+          <m:t>+</m:t>
+        </m:r>
+        <m:r>
+          <m:t>m</m:t>
+        </m:r>
+      </m:oMath>
+      <w:r>
+        <w:t xml:space="preserve"> </w:t>
+      </w:r>
+      <w:r>
+        <w:t xml:space="preserve">fragments such that the original data can be rebuilt from some subset of them after the others are lost (</w:t>
+      </w:r>
+      <w:r>
+        <w:t xml:space="preserve">“</w:t>
+      </w:r>
+      <w:r>
+        <w:t xml:space="preserve">erased</w:t>
+      </w:r>
+      <w:r>
+        <w:t xml:space="preserve">”</w:t>
+      </w:r>
+      <w:r>
+        <w:t xml:space="preserve">). A</w:t>
+      </w:r>
+      <w:r>
+        <w:t xml:space="preserve"> </w:t>
+      </w:r>
+      <w:r>
+        <w:rPr>
+          <w:bCs/>
+          <w:b/>
+        </w:rPr>
+        <w:t xml:space="preserve">Reed–Solomon</w:t>
+      </w:r>
+      <w:r>
+        <w:t xml:space="preserve"> </w:t>
+      </w:r>
+      <w:r>
+        <w:t xml:space="preserve">code RS(</w:t>
+      </w:r>
+      <m:oMath>
+        <m:r>
+          <m:t>k</m:t>
+        </m:r>
+      </m:oMath>
+      <w:r>
+        <w:t xml:space="preserve">,</w:t>
+      </w:r>
+      <w:r>
+        <w:t xml:space="preserve"> </w:t>
+      </w:r>
+      <m:oMath>
+        <m:r>
+          <m:t>m</m:t>
+        </m:r>
+      </m:oMath>
+      <w:r>
+        <w:t xml:space="preserve">) is a</w:t>
+      </w:r>
+      <w:r>
+        <w:t xml:space="preserve"> </w:t>
+      </w:r>
+      <w:r>
+        <w:rPr>
+          <w:bCs/>
+          <w:b/>
+        </w:rPr>
+        <w:t xml:space="preserve">maximum distance separable (MDS)</w:t>
+      </w:r>
+      <w:r>
+        <w:t xml:space="preserve"> </w:t>
+      </w:r>
+      <w:r>
+        <w:t xml:space="preserve">code:</w:t>
+      </w:r>
+      <w:r>
+        <w:t xml:space="preserve"> </w:t>
+      </w:r>
+      <w:r>
+        <w:rPr>
+          <w:iCs/>
+          <w:i/>
+        </w:rPr>
+        <w:t xml:space="preserve">any</w:t>
+      </w:r>
+      <w:r>
+        <w:t xml:space="preserve"> </w:t>
+      </w:r>
+      <m:oMath>
+        <m:r>
+          <m:t>k</m:t>
+        </m:r>
+      </m:oMath>
+      <w:r>
+        <w:t xml:space="preserve"> </w:t>
+      </w:r>
+      <w:r>
+        <w:t xml:space="preserve">of the</w:t>
+      </w:r>
+      <w:r>
+        <w:t xml:space="preserve"> </w:t>
+      </w:r>
+      <m:oMath>
+        <m:r>
+          <m:t>k</m:t>
+        </m:r>
+        <m:r>
+          <m:rPr>
+            <m:sty m:val="p"/>
+          </m:rPr>
+          <m:t>+</m:t>
+        </m:r>
+        <m:r>
+          <m:t>m</m:t>
+        </m:r>
+      </m:oMath>
+      <w:r>
+        <w:t xml:space="preserve"> </w:t>
+      </w:r>
+      <w:r>
+        <w:t xml:space="preserve">fragments suffice, so it tolerates the loss of any</w:t>
+      </w:r>
+      <w:r>
+        <w:t xml:space="preserve"> </w:t>
+      </w:r>
+      <m:oMath>
+        <m:r>
+          <m:t>m</m:t>
+        </m:r>
+      </m:oMath>
+      <w:r>
+        <w:t xml:space="preserve"> </w:t>
+      </w:r>
+      <w:r>
+        <w:t xml:space="preserve">fragments. A code is</w:t>
+      </w:r>
+      <w:r>
+        <w:t xml:space="preserve"> </w:t>
+      </w:r>
+      <w:r>
+        <w:rPr>
+          <w:bCs/>
+          <w:b/>
+        </w:rPr>
+        <w:t xml:space="preserve">systematic</w:t>
+      </w:r>
+      <w:r>
+        <w:t xml:space="preserve"> </w:t>
+      </w:r>
+      <w:r>
+        <w:t xml:space="preserve">when the first</w:t>
+      </w:r>
+      <w:r>
+        <w:t xml:space="preserve"> </w:t>
+      </w:r>
+      <m:oMath>
+        <m:r>
+          <m:t>k</m:t>
+        </m:r>
+      </m:oMath>
+      <w:r>
+        <w:t xml:space="preserve"> </w:t>
+      </w:r>
+      <w:r>
+        <w:t xml:space="preserve">fragments are the unmodified data, so healthy reads need no decoding.</w:t>
+      </w:r>
+      <w:r>
+        <w:t xml:space="preserve"> </w:t>
+      </w:r>
+      <w:r>
+        <w:rPr>
+          <w:iCs/>
+          <w:i/>
+        </w:rPr>
+        <w:t xml:space="preserve">(§15.6.1)</w:t>
       </w:r>
     </w:p>
     <w:p>
@@ -4088,6 +5887,135 @@
           <w:bCs/>
           <w:b/>
         </w:rPr>
+        <w:t xml:space="preserve">Functional dependency</w:t>
+      </w:r>
+      <w:r>
+        <w:t xml:space="preserve"> </w:t>
+      </w:r>
+      <w:r>
+        <w:t xml:space="preserve">— In a relation</w:t>
+      </w:r>
+      <w:r>
+        <w:t xml:space="preserve"> </w:t>
+      </w:r>
+      <m:oMath>
+        <m:r>
+          <m:t>R</m:t>
+        </m:r>
+      </m:oMath>
+      <w:r>
+        <w:t xml:space="preserve">, the functional dependency</w:t>
+      </w:r>
+      <w:r>
+        <w:t xml:space="preserve"> </w:t>
+      </w:r>
+      <m:oMath>
+        <m:r>
+          <m:t>X</m:t>
+        </m:r>
+        <m:r>
+          <m:rPr>
+            <m:sty m:val="p"/>
+          </m:rPr>
+          <m:t>→</m:t>
+        </m:r>
+        <m:r>
+          <m:t>Y</m:t>
+        </m:r>
+      </m:oMath>
+      <w:r>
+        <w:t xml:space="preserve"> </w:t>
+      </w:r>
+      <w:r>
+        <w:t xml:space="preserve">holds if any two rows that agree on the columns</w:t>
+      </w:r>
+      <w:r>
+        <w:t xml:space="preserve"> </w:t>
+      </w:r>
+      <m:oMath>
+        <m:r>
+          <m:t>X</m:t>
+        </m:r>
+      </m:oMath>
+      <w:r>
+        <w:t xml:space="preserve"> </w:t>
+      </w:r>
+      <w:r>
+        <w:t xml:space="preserve">also agree on the columns</w:t>
+      </w:r>
+      <w:r>
+        <w:t xml:space="preserve"> </w:t>
+      </w:r>
+      <m:oMath>
+        <m:r>
+          <m:t>Y</m:t>
+        </m:r>
+      </m:oMath>
+      <w:r>
+        <w:t xml:space="preserve">.</w:t>
+      </w:r>
+      <w:r>
+        <w:t xml:space="preserve"> </w:t>
+      </w:r>
+      <m:oMath>
+        <m:r>
+          <m:t>X</m:t>
+        </m:r>
+      </m:oMath>
+      <w:r>
+        <w:t xml:space="preserve"> </w:t>
+      </w:r>
+      <w:r>
+        <w:t xml:space="preserve">is the</w:t>
+      </w:r>
+      <w:r>
+        <w:t xml:space="preserve"> </w:t>
+      </w:r>
+      <w:r>
+        <w:rPr>
+          <w:bCs/>
+          <w:b/>
+        </w:rPr>
+        <w:t xml:space="preserve">determinant</w:t>
+      </w:r>
+      <w:r>
+        <w:t xml:space="preserve">. Example:</w:t>
+      </w:r>
+      <w:r>
+        <w:t xml:space="preserve"> </w:t>
+      </w:r>
+      <w:r>
+        <w:rPr>
+          <w:rStyle w:val="VerbatimChar"/>
+        </w:rPr>
+        <w:t xml:space="preserve">product_id → product_name</w:t>
+      </w:r>
+      <w:r>
+        <w:t xml:space="preserve"> </w:t>
+      </w:r>
+      <w:r>
+        <w:t xml:space="preserve">because one product ID always has one name.</w:t>
+      </w:r>
+      <w:r>
+        <w:t xml:space="preserve"> </w:t>
+      </w:r>
+      <w:r>
+        <w:rPr>
+          <w:iCs/>
+          <w:i/>
+        </w:rPr>
+        <w:t xml:space="preserve">(§11.5.1)</w:t>
+      </w:r>
+    </w:p>
+    <w:p>
+      <w:pPr>
+        <w:pStyle w:val="BodyText"/>
+      </w:pPr>
+      <w:r>
+        <w:rPr>
+          <w:bCs/>
+          <w:b/>
+        </w:rPr>
         <w:t xml:space="preserve">Functional requirement (FR)</w:t>
       </w:r>
       <w:r>
@@ -4157,6 +6085,139 @@
           <w:bCs/>
           <w:b/>
         </w:rPr>
+        <w:t xml:space="preserve">Geohash</w:t>
+      </w:r>
+      <w:r>
+        <w:t xml:space="preserve"> </w:t>
+      </w:r>
+      <w:r>
+        <w:t xml:space="preserve">— A string encoding of a latitude/longitude cell, published by Gustavo Niemeyer in 2008, formed by alternately bisecting the longitude and latitude ranges, interleaving the resulting bits (longitude first) and writing every 5 bits as one base-32 character [Niemeyer 2008]. Each additional character subdivides the cell into 32 smaller cells, so a geohash that is a prefix of another names a cell containing it.</w:t>
+      </w:r>
+      <w:r>
+        <w:t xml:space="preserve"> </w:t>
+      </w:r>
+      <w:r>
+        <w:rPr>
+          <w:iCs/>
+          <w:i/>
+        </w:rPr>
+        <w:t xml:space="preserve">(§17.9.2)</w:t>
+      </w:r>
+    </w:p>
+    <w:p>
+      <w:pPr>
+        <w:pStyle w:val="BodyText"/>
+      </w:pPr>
+      <w:r>
+        <w:rPr>
+          <w:bCs/>
+          <w:b/>
+        </w:rPr>
+        <w:t xml:space="preserve">Graph database</w:t>
+      </w:r>
+      <w:r>
+        <w:t xml:space="preserve"> </w:t>
+      </w:r>
+      <w:r>
+        <w:t xml:space="preserve">— A database whose data model is a graph of</w:t>
+      </w:r>
+      <w:r>
+        <w:t xml:space="preserve"> </w:t>
+      </w:r>
+      <w:r>
+        <w:rPr>
+          <w:bCs/>
+          <w:b/>
+        </w:rPr>
+        <w:t xml:space="preserve">vertices</w:t>
+      </w:r>
+      <w:r>
+        <w:t xml:space="preserve"> </w:t>
+      </w:r>
+      <w:r>
+        <w:t xml:space="preserve">(nodes) and</w:t>
+      </w:r>
+      <w:r>
+        <w:t xml:space="preserve"> </w:t>
+      </w:r>
+      <w:r>
+        <w:rPr>
+          <w:bCs/>
+          <w:b/>
+        </w:rPr>
+        <w:t xml:space="preserve">edges</w:t>
+      </w:r>
+      <w:r>
+        <w:t xml:space="preserve"> </w:t>
+      </w:r>
+      <w:r>
+        <w:t xml:space="preserve">(relationships), optimized for traversing edges. In the</w:t>
+      </w:r>
+      <w:r>
+        <w:t xml:space="preserve"> </w:t>
+      </w:r>
+      <w:r>
+        <w:rPr>
+          <w:bCs/>
+          <w:b/>
+        </w:rPr>
+        <w:t xml:space="preserve">property graph</w:t>
+      </w:r>
+      <w:r>
+        <w:t xml:space="preserve"> </w:t>
+      </w:r>
+      <w:r>
+        <w:t xml:space="preserve">model, nodes carry labels, edges carry a type and a direction, and both carry key-value properties. In the</w:t>
+      </w:r>
+      <w:r>
+        <w:t xml:space="preserve"> </w:t>
+      </w:r>
+      <w:r>
+        <w:rPr>
+          <w:bCs/>
+          <w:b/>
+        </w:rPr>
+        <w:t xml:space="preserve">RDF</w:t>
+      </w:r>
+      <w:r>
+        <w:t xml:space="preserve"> </w:t>
+      </w:r>
+      <w:r>
+        <w:t xml:space="preserve">model, all data is a set of subject–predicate–object</w:t>
+      </w:r>
+      <w:r>
+        <w:t xml:space="preserve"> </w:t>
+      </w:r>
+      <w:r>
+        <w:rPr>
+          <w:bCs/>
+          <w:b/>
+        </w:rPr>
+        <w:t xml:space="preserve">triples</w:t>
+      </w:r>
+      <w:r>
+        <w:t xml:space="preserve">.</w:t>
+      </w:r>
+      <w:r>
+        <w:t xml:space="preserve"> </w:t>
+      </w:r>
+      <w:r>
+        <w:rPr>
+          <w:iCs/>
+          <w:i/>
+        </w:rPr>
+        <w:t xml:space="preserve">(§12.7.1)</w:t>
+      </w:r>
+    </w:p>
+    <w:p>
+      <w:pPr>
+        <w:pStyle w:val="BodyText"/>
+      </w:pPr>
+      <w:r>
+        <w:rPr>
+          <w:bCs/>
+          <w:b/>
+        </w:rPr>
         <w:t xml:space="preserve">GraphQL</w:t>
       </w:r>
       <w:r>
@@ -4309,6 +6370,109 @@
           <w:bCs/>
           <w:b/>
         </w:rPr>
+        <w:t xml:space="preserve">Hash function</w:t>
+      </w:r>
+      <w:r>
+        <w:t xml:space="preserve"> </w:t>
+      </w:r>
+      <w:r>
+        <w:t xml:space="preserve">— A deterministic function</w:t>
+      </w:r>
+      <w:r>
+        <w:t xml:space="preserve"> </w:t>
+      </w:r>
+      <m:oMath>
+        <m:r>
+          <m:t>h</m:t>
+        </m:r>
+      </m:oMath>
+      <w:r>
+        <w:t xml:space="preserve"> </w:t>
+      </w:r>
+      <w:r>
+        <w:t xml:space="preserve">that maps an input of any length to a fixed-size integer (for example 32, 64 or 128 bits), called the</w:t>
+      </w:r>
+      <w:r>
+        <w:t xml:space="preserve"> </w:t>
+      </w:r>
+      <w:r>
+        <w:rPr>
+          <w:bCs/>
+          <w:b/>
+        </w:rPr>
+        <w:t xml:space="preserve">hash</w:t>
+      </w:r>
+      <w:r>
+        <w:t xml:space="preserve"> </w:t>
+      </w:r>
+      <w:r>
+        <w:t xml:space="preserve">or</w:t>
+      </w:r>
+      <w:r>
+        <w:t xml:space="preserve"> </w:t>
+      </w:r>
+      <w:r>
+        <w:rPr>
+          <w:bCs/>
+          <w:b/>
+        </w:rPr>
+        <w:t xml:space="preserve">digest</w:t>
+      </w:r>
+      <w:r>
+        <w:t xml:space="preserve">. A</w:t>
+      </w:r>
+      <w:r>
+        <w:t xml:space="preserve"> </w:t>
+      </w:r>
+      <w:r>
+        <w:rPr>
+          <w:bCs/>
+          <w:b/>
+        </w:rPr>
+        <w:t xml:space="preserve">non-cryptographic hash function</w:t>
+      </w:r>
+      <w:r>
+        <w:t xml:space="preserve"> </w:t>
+      </w:r>
+      <w:r>
+        <w:t xml:space="preserve">is designed for speed and statistical uniformity on ordinary inputs. A</w:t>
+      </w:r>
+      <w:r>
+        <w:t xml:space="preserve"> </w:t>
+      </w:r>
+      <w:r>
+        <w:rPr>
+          <w:bCs/>
+          <w:b/>
+        </w:rPr>
+        <w:t xml:space="preserve">cryptographic hash function</w:t>
+      </w:r>
+      <w:r>
+        <w:t xml:space="preserve"> </w:t>
+      </w:r>
+      <w:r>
+        <w:t xml:space="preserve">additionally resists an adversary who tries to find collisions or preimages (§10.4.1).</w:t>
+      </w:r>
+      <w:r>
+        <w:t xml:space="preserve"> </w:t>
+      </w:r>
+      <w:r>
+        <w:rPr>
+          <w:iCs/>
+          <w:i/>
+        </w:rPr>
+        <w:t xml:space="preserve">(§17.3.1)</w:t>
+      </w:r>
+    </w:p>
+    <w:p>
+      <w:pPr>
+        <w:pStyle w:val="BodyText"/>
+      </w:pPr>
+      <w:r>
+        <w:rPr>
+          <w:bCs/>
+          <w:b/>
+        </w:rPr>
         <w:t xml:space="preserve">High-level design (HLD)</w:t>
       </w:r>
       <w:r>
@@ -4337,6 +6501,82 @@
           <w:bCs/>
           <w:b/>
         </w:rPr>
+        <w:t xml:space="preserve">Hot partition and hot key</w:t>
+      </w:r>
+      <w:r>
+        <w:t xml:space="preserve"> </w:t>
+      </w:r>
+      <w:r>
+        <w:t xml:space="preserve">— A</w:t>
+      </w:r>
+      <w:r>
+        <w:t xml:space="preserve"> </w:t>
+      </w:r>
+      <w:r>
+        <w:rPr>
+          <w:bCs/>
+          <w:b/>
+        </w:rPr>
+        <w:t xml:space="preserve">hot partition</w:t>
+      </w:r>
+      <w:r>
+        <w:t xml:space="preserve"> </w:t>
+      </w:r>
+      <w:r>
+        <w:t xml:space="preserve">receives enough excess requests or data to saturate its node while peers idle. A</w:t>
+      </w:r>
+      <w:r>
+        <w:t xml:space="preserve"> </w:t>
+      </w:r>
+      <w:r>
+        <w:rPr>
+          <w:bCs/>
+          <w:b/>
+        </w:rPr>
+        <w:t xml:space="preserve">hot key</w:t>
+      </w:r>
+      <w:r>
+        <w:t xml:space="preserve"> </w:t>
+      </w:r>
+      <w:r>
+        <w:t xml:space="preserve">is a single key causing that excess.</w:t>
+      </w:r>
+      <w:r>
+        <w:t xml:space="preserve"> </w:t>
+      </w:r>
+      <w:r>
+        <w:rPr>
+          <w:bCs/>
+          <w:b/>
+        </w:rPr>
+        <w:t xml:space="preserve">Skew</w:t>
+      </w:r>
+      <w:r>
+        <w:t xml:space="preserve"> </w:t>
+      </w:r>
+      <w:r>
+        <w:t xml:space="preserve">is uneven distribution of data or load in general.</w:t>
+      </w:r>
+      <w:r>
+        <w:t xml:space="preserve"> </w:t>
+      </w:r>
+      <w:r>
+        <w:rPr>
+          <w:iCs/>
+          <w:i/>
+        </w:rPr>
+        <w:t xml:space="preserve">(§14.10.1)</w:t>
+      </w:r>
+    </w:p>
+    <w:p>
+      <w:pPr>
+        <w:pStyle w:val="BodyText"/>
+      </w:pPr>
+      <w:r>
+        <w:rPr>
+          <w:bCs/>
+          <w:b/>
+        </w:rPr>
         <w:t xml:space="preserve">HTTP cookie</w:t>
       </w:r>
       <w:r>
@@ -4384,6 +6624,89 @@
           <w:i/>
         </w:rPr>
         <w:t xml:space="preserve">(§8.10.1)</w:t>
+      </w:r>
+    </w:p>
+    <w:p>
+      <w:pPr>
+        <w:pStyle w:val="BodyText"/>
+      </w:pPr>
+      <w:r>
+        <w:rPr>
+          <w:bCs/>
+          <w:b/>
+        </w:rPr>
+        <w:t xml:space="preserve">HyperLogLog (HLL)</w:t>
+      </w:r>
+      <w:r>
+        <w:t xml:space="preserve"> </w:t>
+      </w:r>
+      <w:r>
+        <w:t xml:space="preserve">— A probabilistic algorithm that estimates the number of distinct items (the</w:t>
+      </w:r>
+      <w:r>
+        <w:t xml:space="preserve"> </w:t>
+      </w:r>
+      <w:r>
+        <w:rPr>
+          <w:bCs/>
+          <w:b/>
+        </w:rPr>
+        <w:t xml:space="preserve">cardinality</w:t>
+      </w:r>
+      <w:r>
+        <w:t xml:space="preserve">) in a multiset using</w:t>
+      </w:r>
+      <w:r>
+        <w:t xml:space="preserve"> </w:t>
+      </w:r>
+      <m:oMath>
+        <m:r>
+          <m:t>m</m:t>
+        </m:r>
+      </m:oMath>
+      <w:r>
+        <w:t xml:space="preserve"> </w:t>
+      </w:r>
+      <w:r>
+        <w:t xml:space="preserve">small registers, with relative standard error about</w:t>
+      </w:r>
+      <w:r>
+        <w:t xml:space="preserve"> </w:t>
+      </w:r>
+      <m:oMath>
+        <m:r>
+          <m:t>1.04</m:t>
+        </m:r>
+        <m:r>
+          <m:rPr>
+            <m:sty m:val="p"/>
+          </m:rPr>
+          <m:t>/</m:t>
+        </m:r>
+        <m:rad>
+          <m:radPr>
+            <m:degHide m:val="on"/>
+          </m:radPr>
+          <m:deg/>
+          <m:e>
+            <m:r>
+              <m:t>m</m:t>
+            </m:r>
+          </m:e>
+        </m:rad>
+      </m:oMath>
+      <w:r>
+        <w:t xml:space="preserve">, independent of the cardinality itself [Flajolet et al. 2007].</w:t>
+      </w:r>
+      <w:r>
+        <w:t xml:space="preserve"> </w:t>
+      </w:r>
+      <w:r>
+        <w:rPr>
+          <w:iCs/>
+          <w:i/>
+        </w:rPr>
+        <w:t xml:space="preserve">(§17.5.1)</w:t>
       </w:r>
     </w:p>
     <w:bookmarkEnd w:id="27"/>
@@ -4503,6 +6826,50 @@
           <w:bCs/>
           <w:b/>
         </w:rPr>
+        <w:t xml:space="preserve">Index</w:t>
+      </w:r>
+      <w:r>
+        <w:t xml:space="preserve"> </w:t>
+      </w:r>
+      <w:r>
+        <w:t xml:space="preserve">— A secondary data structure, kept in sync with a table by the database, that maps values of one or more</w:t>
+      </w:r>
+      <w:r>
+        <w:t xml:space="preserve"> </w:t>
+      </w:r>
+      <w:r>
+        <w:rPr>
+          <w:bCs/>
+          <w:b/>
+        </w:rPr>
+        <w:t xml:space="preserve">key columns</w:t>
+      </w:r>
+      <w:r>
+        <w:t xml:space="preserve"> </w:t>
+      </w:r>
+      <w:r>
+        <w:t xml:space="preserve">to the locations of the rows holding them, so that rows can be found without scanning the whole table. Most relational indexes are B+ trees (§11.8); others include hash, GiST, GIN and BRIN indexes in PostgreSQL and full-text and spatial indexes in MySQL.</w:t>
+      </w:r>
+      <w:r>
+        <w:t xml:space="preserve"> </w:t>
+      </w:r>
+      <w:r>
+        <w:rPr>
+          <w:iCs/>
+          <w:i/>
+        </w:rPr>
+        <w:t xml:space="preserve">(§11.7.1)</w:t>
+      </w:r>
+    </w:p>
+    <w:p>
+      <w:pPr>
+        <w:pStyle w:val="BodyText"/>
+      </w:pPr>
+      <w:r>
+        <w:rPr>
+          <w:bCs/>
+          <w:b/>
+        </w:rPr>
         <w:t xml:space="preserve">Instruction pipeline</w:t>
       </w:r>
       <w:r>
@@ -4572,6 +6939,105 @@
           <w:bCs/>
           <w:b/>
         </w:rPr>
+        <w:t xml:space="preserve">Inverted index</w:t>
+      </w:r>
+      <w:r>
+        <w:t xml:space="preserve"> </w:t>
+      </w:r>
+      <w:r>
+        <w:t xml:space="preserve">— A mapping from each distinct</w:t>
+      </w:r>
+      <w:r>
+        <w:t xml:space="preserve"> </w:t>
+      </w:r>
+      <w:r>
+        <w:rPr>
+          <w:bCs/>
+          <w:b/>
+        </w:rPr>
+        <w:t xml:space="preserve">term</w:t>
+      </w:r>
+      <w:r>
+        <w:t xml:space="preserve"> </w:t>
+      </w:r>
+      <w:r>
+        <w:t xml:space="preserve">(a normalized word or token) to a</w:t>
+      </w:r>
+      <w:r>
+        <w:t xml:space="preserve"> </w:t>
+      </w:r>
+      <w:r>
+        <w:rPr>
+          <w:bCs/>
+          <w:b/>
+        </w:rPr>
+        <w:t xml:space="preserve">postings list</w:t>
+      </w:r>
+      <w:r>
+        <w:t xml:space="preserve">: the sorted list of identifiers of the documents that contain the term, optionally with the term’s frequency and positions in each document. The set of all terms is the</w:t>
+      </w:r>
+      <w:r>
+        <w:t xml:space="preserve"> </w:t>
+      </w:r>
+      <w:r>
+        <w:rPr>
+          <w:bCs/>
+          <w:b/>
+        </w:rPr>
+        <w:t xml:space="preserve">dictionary</w:t>
+      </w:r>
+      <w:r>
+        <w:t xml:space="preserve"> </w:t>
+      </w:r>
+      <w:r>
+        <w:t xml:space="preserve">(or</w:t>
+      </w:r>
+      <w:r>
+        <w:t xml:space="preserve"> </w:t>
+      </w:r>
+      <w:r>
+        <w:rPr>
+          <w:bCs/>
+          <w:b/>
+        </w:rPr>
+        <w:t xml:space="preserve">vocabulary</w:t>
+      </w:r>
+      <w:r>
+        <w:t xml:space="preserve">, or</w:t>
+      </w:r>
+      <w:r>
+        <w:t xml:space="preserve"> </w:t>
+      </w:r>
+      <w:r>
+        <w:rPr>
+          <w:bCs/>
+          <w:b/>
+        </w:rPr>
+        <w:t xml:space="preserve">lexicon</w:t>
+      </w:r>
+      <w:r>
+        <w:t xml:space="preserve">).</w:t>
+      </w:r>
+      <w:r>
+        <w:t xml:space="preserve"> </w:t>
+      </w:r>
+      <w:r>
+        <w:rPr>
+          <w:iCs/>
+          <w:i/>
+        </w:rPr>
+        <w:t xml:space="preserve">(§16.3.1)</w:t>
+      </w:r>
+    </w:p>
+    <w:p>
+      <w:pPr>
+        <w:pStyle w:val="BodyText"/>
+      </w:pPr>
+      <w:r>
+        <w:rPr>
+          <w:bCs/>
+          <w:b/>
+        </w:rPr>
         <w:t xml:space="preserve">I/O (input/output)</w:t>
       </w:r>
       <w:r>
@@ -4743,6 +7209,187 @@
           <w:i/>
         </w:rPr>
         <w:t xml:space="preserve">(§7.4.1)</w:t>
+      </w:r>
+    </w:p>
+    <w:p>
+      <w:pPr>
+        <w:pStyle w:val="BodyText"/>
+      </w:pPr>
+      <w:r>
+        <w:rPr>
+          <w:bCs/>
+          <w:b/>
+        </w:rPr>
+        <w:t xml:space="preserve">Isolation anomalies</w:t>
+      </w:r>
+      <w:r>
+        <w:t xml:space="preserve"> </w:t>
+      </w:r>
+      <w:r>
+        <w:t xml:space="preserve">—</w:t>
+      </w:r>
+      <w:r>
+        <w:t xml:space="preserve"> </w:t>
+      </w:r>
+      <w:r>
+        <w:rPr>
+          <w:bCs/>
+          <w:b/>
+        </w:rPr>
+        <w:t xml:space="preserve">Dirty write:</w:t>
+      </w:r>
+      <w:r>
+        <w:t xml:space="preserve"> </w:t>
+      </w:r>
+      <w:r>
+        <w:t xml:space="preserve">a transaction overwrites another’s uncommitted write.</w:t>
+      </w:r>
+      <w:r>
+        <w:t xml:space="preserve"> </w:t>
+      </w:r>
+      <w:r>
+        <w:rPr>
+          <w:bCs/>
+          <w:b/>
+        </w:rPr>
+        <w:t xml:space="preserve">Dirty read:</w:t>
+      </w:r>
+      <w:r>
+        <w:t xml:space="preserve"> </w:t>
+      </w:r>
+      <w:r>
+        <w:t xml:space="preserve">a transaction reads another’s uncommitted write (which may later roll back).</w:t>
+      </w:r>
+      <w:r>
+        <w:t xml:space="preserve"> </w:t>
+      </w:r>
+      <w:r>
+        <w:rPr>
+          <w:bCs/>
+          <w:b/>
+        </w:rPr>
+        <w:t xml:space="preserve">Non-repeatable (fuzzy) read:</w:t>
+      </w:r>
+      <w:r>
+        <w:t xml:space="preserve"> </w:t>
+      </w:r>
+      <w:r>
+        <w:t xml:space="preserve">a transaction reads a row twice and sees different committed values because another transaction updated it in between.</w:t>
+      </w:r>
+      <w:r>
+        <w:t xml:space="preserve"> </w:t>
+      </w:r>
+      <w:r>
+        <w:rPr>
+          <w:bCs/>
+          <w:b/>
+        </w:rPr>
+        <w:t xml:space="preserve">Phantom:</w:t>
+      </w:r>
+      <w:r>
+        <w:t xml:space="preserve"> </w:t>
+      </w:r>
+      <w:r>
+        <w:t xml:space="preserve">a transaction runs the same</w:t>
+      </w:r>
+      <w:r>
+        <w:t xml:space="preserve"> </w:t>
+      </w:r>
+      <w:r>
+        <w:rPr>
+          <w:iCs/>
+          <w:i/>
+        </w:rPr>
+        <w:t xml:space="preserve">predicate</w:t>
+      </w:r>
+      <w:r>
+        <w:t xml:space="preserve"> </w:t>
+      </w:r>
+      <w:r>
+        <w:t xml:space="preserve">query twice (</w:t>
+      </w:r>
+      <w:r>
+        <w:rPr>
+          <w:rStyle w:val="VerbatimChar"/>
+        </w:rPr>
+        <w:t xml:space="preserve">WHERE status = 'pending'</w:t>
+      </w:r>
+      <w:r>
+        <w:t xml:space="preserve">) and gets a different set of rows because another transaction inserted or deleted matching rows.</w:t>
+      </w:r>
+      <w:r>
+        <w:t xml:space="preserve"> </w:t>
+      </w:r>
+      <w:r>
+        <w:rPr>
+          <w:bCs/>
+          <w:b/>
+        </w:rPr>
+        <w:t xml:space="preserve">Lost update:</w:t>
+      </w:r>
+      <w:r>
+        <w:t xml:space="preserve"> </w:t>
+      </w:r>
+      <w:r>
+        <w:t xml:space="preserve">two transactions read the same value, both compute a new value from it and write; the second write silently overwrites the first.</w:t>
+      </w:r>
+      <w:r>
+        <w:t xml:space="preserve"> </w:t>
+      </w:r>
+      <w:r>
+        <w:rPr>
+          <w:bCs/>
+          <w:b/>
+        </w:rPr>
+        <w:t xml:space="preserve">Read skew:</w:t>
+      </w:r>
+      <w:r>
+        <w:t xml:space="preserve"> </w:t>
+      </w:r>
+      <w:r>
+        <w:t xml:space="preserve">a transaction sees part of another transaction’s effects (reads account A before a transfer commits and account B after it).</w:t>
+      </w:r>
+      <w:r>
+        <w:t xml:space="preserve"> </w:t>
+      </w:r>
+      <w:r>
+        <w:rPr>
+          <w:bCs/>
+          <w:b/>
+        </w:rPr>
+        <w:t xml:space="preserve">Write skew:</w:t>
+      </w:r>
+      <w:r>
+        <w:t xml:space="preserve"> </w:t>
+      </w:r>
+      <w:r>
+        <w:t xml:space="preserve">two transactions read an overlapping set of rows, each checks an invariant, then each writes a</w:t>
+      </w:r>
+      <w:r>
+        <w:t xml:space="preserve"> </w:t>
+      </w:r>
+      <w:r>
+        <w:rPr>
+          <w:iCs/>
+          <w:i/>
+        </w:rPr>
+        <w:t xml:space="preserve">different</w:t>
+      </w:r>
+      <w:r>
+        <w:t xml:space="preserve"> </w:t>
+      </w:r>
+      <w:r>
+        <w:t xml:space="preserve">row; each write is valid alone but together they violate the invariant.</w:t>
+      </w:r>
+      <w:r>
+        <w:t xml:space="preserve"> </w:t>
+      </w:r>
+      <w:r>
+        <w:rPr>
+          <w:iCs/>
+          <w:i/>
+        </w:rPr>
+        <w:t xml:space="preserve">(§11.13.1)</w:t>
       </w:r>
     </w:p>
     <w:bookmarkEnd w:id="28"/>
@@ -4851,6 +7498,193 @@
           <w:i/>
         </w:rPr>
         <w:t xml:space="preserve">(§10.9.2)</w:t>
+      </w:r>
+    </w:p>
+    <w:p>
+      <w:pPr>
+        <w:pStyle w:val="BodyText"/>
+      </w:pPr>
+      <w:r>
+        <w:rPr>
+          <w:bCs/>
+          <w:b/>
+        </w:rPr>
+        <w:t xml:space="preserve">Keys</w:t>
+      </w:r>
+      <w:r>
+        <w:t xml:space="preserve"> </w:t>
+      </w:r>
+      <w:r>
+        <w:t xml:space="preserve">— A</w:t>
+      </w:r>
+      <w:r>
+        <w:t xml:space="preserve"> </w:t>
+      </w:r>
+      <w:r>
+        <w:rPr>
+          <w:bCs/>
+          <w:b/>
+        </w:rPr>
+        <w:t xml:space="preserve">superkey</w:t>
+      </w:r>
+      <w:r>
+        <w:t xml:space="preserve"> </w:t>
+      </w:r>
+      <w:r>
+        <w:t xml:space="preserve">is a set of columns whose values are unique across all rows. A</w:t>
+      </w:r>
+      <w:r>
+        <w:t xml:space="preserve"> </w:t>
+      </w:r>
+      <w:r>
+        <w:rPr>
+          <w:bCs/>
+          <w:b/>
+        </w:rPr>
+        <w:t xml:space="preserve">candidate key</w:t>
+      </w:r>
+      <w:r>
+        <w:t xml:space="preserve"> </w:t>
+      </w:r>
+      <w:r>
+        <w:t xml:space="preserve">is a minimal superkey: remove any column and it stops being unique. The</w:t>
+      </w:r>
+      <w:r>
+        <w:t xml:space="preserve"> </w:t>
+      </w:r>
+      <w:r>
+        <w:rPr>
+          <w:bCs/>
+          <w:b/>
+        </w:rPr>
+        <w:t xml:space="preserve">primary key</w:t>
+      </w:r>
+      <w:r>
+        <w:t xml:space="preserve"> </w:t>
+      </w:r>
+      <w:r>
+        <w:t xml:space="preserve">is the candidate key chosen as the row’s main identifier; it must be unique and NOT NULL. Other candidate keys are enforced with</w:t>
+      </w:r>
+      <w:r>
+        <w:t xml:space="preserve"> </w:t>
+      </w:r>
+      <w:r>
+        <w:rPr>
+          <w:rStyle w:val="VerbatimChar"/>
+        </w:rPr>
+        <w:t xml:space="preserve">UNIQUE</w:t>
+      </w:r>
+      <w:r>
+        <w:t xml:space="preserve"> </w:t>
+      </w:r>
+      <w:r>
+        <w:t xml:space="preserve">constraints. A</w:t>
+      </w:r>
+      <w:r>
+        <w:t xml:space="preserve"> </w:t>
+      </w:r>
+      <w:r>
+        <w:rPr>
+          <w:bCs/>
+          <w:b/>
+        </w:rPr>
+        <w:t xml:space="preserve">foreign key</w:t>
+      </w:r>
+      <w:r>
+        <w:t xml:space="preserve"> </w:t>
+      </w:r>
+      <w:r>
+        <w:t xml:space="preserve">is a column (or set) in one table whose values must match a key of another table, a rule called</w:t>
+      </w:r>
+      <w:r>
+        <w:t xml:space="preserve"> </w:t>
+      </w:r>
+      <w:r>
+        <w:rPr>
+          <w:bCs/>
+          <w:b/>
+        </w:rPr>
+        <w:t xml:space="preserve">referential integrity</w:t>
+      </w:r>
+      <w:r>
+        <w:t xml:space="preserve">.</w:t>
+      </w:r>
+      <w:r>
+        <w:t xml:space="preserve"> </w:t>
+      </w:r>
+      <w:r>
+        <w:rPr>
+          <w:iCs/>
+          <w:i/>
+        </w:rPr>
+        <w:t xml:space="preserve">(§11.4.1)</w:t>
+      </w:r>
+    </w:p>
+    <w:p>
+      <w:pPr>
+        <w:pStyle w:val="BodyText"/>
+      </w:pPr>
+      <w:r>
+        <w:rPr>
+          <w:bCs/>
+          <w:b/>
+        </w:rPr>
+        <w:t xml:space="preserve">Key-value store</w:t>
+      </w:r>
+      <w:r>
+        <w:t xml:space="preserve"> </w:t>
+      </w:r>
+      <w:r>
+        <w:t xml:space="preserve">— A database whose primary interface is</w:t>
+      </w:r>
+      <w:r>
+        <w:t xml:space="preserve"> </w:t>
+      </w:r>
+      <w:r>
+        <w:rPr>
+          <w:rStyle w:val="VerbatimChar"/>
+        </w:rPr>
+        <w:t xml:space="preserve">get(key)</w:t>
+      </w:r>
+      <w:r>
+        <w:t xml:space="preserve">,</w:t>
+      </w:r>
+      <w:r>
+        <w:t xml:space="preserve"> </w:t>
+      </w:r>
+      <w:r>
+        <w:rPr>
+          <w:rStyle w:val="VerbatimChar"/>
+        </w:rPr>
+        <w:t xml:space="preserve">put(key, value)</w:t>
+      </w:r>
+      <w:r>
+        <w:t xml:space="preserve"> </w:t>
+      </w:r>
+      <w:r>
+        <w:t xml:space="preserve">and</w:t>
+      </w:r>
+      <w:r>
+        <w:t xml:space="preserve"> </w:t>
+      </w:r>
+      <w:r>
+        <w:rPr>
+          <w:rStyle w:val="VerbatimChar"/>
+        </w:rPr>
+        <w:t xml:space="preserve">delete(key)</w:t>
+      </w:r>
+      <w:r>
+        <w:t xml:space="preserve">, where the value is opaque to the database or has a small set of built-in types. The key alone determines where the value lives.</w:t>
+      </w:r>
+      <w:r>
+        <w:t xml:space="preserve"> </w:t>
+      </w:r>
+      <w:r>
+        <w:rPr>
+          <w:iCs/>
+          <w:i/>
+        </w:rPr>
+        <w:t xml:space="preserve">(§12.4.1)</w:t>
       </w:r>
     </w:p>
     <w:bookmarkEnd w:id="30"/>
@@ -5061,6 +7895,79 @@
           <w:i/>
         </w:rPr>
         <w:t xml:space="preserve">(§4.11.1)</w:t>
+      </w:r>
+    </w:p>
+    <w:p>
+      <w:pPr>
+        <w:pStyle w:val="BodyText"/>
+      </w:pPr>
+      <w:r>
+        <w:rPr>
+          <w:bCs/>
+          <w:b/>
+        </w:rPr>
+        <w:t xml:space="preserve">Local and global secondary indexes</w:t>
+      </w:r>
+      <w:r>
+        <w:t xml:space="preserve"> </w:t>
+      </w:r>
+      <w:r>
+        <w:t xml:space="preserve">— A</w:t>
+      </w:r>
+      <w:r>
+        <w:t xml:space="preserve"> </w:t>
+      </w:r>
+      <w:r>
+        <w:rPr>
+          <w:bCs/>
+          <w:b/>
+        </w:rPr>
+        <w:t xml:space="preserve">local</w:t>
+      </w:r>
+      <w:r>
+        <w:t xml:space="preserve"> </w:t>
+      </w:r>
+      <w:r>
+        <w:t xml:space="preserve">(document-partitioned) index lives in each partition and covers only its rows. A</w:t>
+      </w:r>
+      <w:r>
+        <w:t xml:space="preserve"> </w:t>
+      </w:r>
+      <w:r>
+        <w:rPr>
+          <w:bCs/>
+          <w:b/>
+        </w:rPr>
+        <w:t xml:space="preserve">global</w:t>
+      </w:r>
+      <w:r>
+        <w:t xml:space="preserve"> </w:t>
+      </w:r>
+      <w:r>
+        <w:t xml:space="preserve">(term-partitioned) index covers all rows and is partitioned by the</w:t>
+      </w:r>
+      <w:r>
+        <w:t xml:space="preserve"> </w:t>
+      </w:r>
+      <w:r>
+        <w:rPr>
+          <w:iCs/>
+          <w:i/>
+        </w:rPr>
+        <w:t xml:space="preserve">indexed value</w:t>
+      </w:r>
+      <w:r>
+        <w:t xml:space="preserve">, so all entries for one value live together [Kleppmann 2017].</w:t>
+      </w:r>
+      <w:r>
+        <w:t xml:space="preserve"> </w:t>
+      </w:r>
+      <w:r>
+        <w:rPr>
+          <w:iCs/>
+          <w:i/>
+        </w:rPr>
+        <w:t xml:space="preserve">(§14.11.1)</w:t>
       </w:r>
     </w:p>
     <w:p>
@@ -5243,6 +8150,127 @@
           <w:bCs/>
           <w:b/>
         </w:rPr>
+        <w:t xml:space="preserve">Log-structured merge tree (LSM tree)</w:t>
+      </w:r>
+      <w:r>
+        <w:t xml:space="preserve"> </w:t>
+      </w:r>
+      <w:r>
+        <w:t xml:space="preserve">— A storage structure that buffers writes in a sorted in-memory table (the</w:t>
+      </w:r>
+      <w:r>
+        <w:t xml:space="preserve"> </w:t>
+      </w:r>
+      <w:r>
+        <w:rPr>
+          <w:bCs/>
+          <w:b/>
+        </w:rPr>
+        <w:t xml:space="preserve">memtable</w:t>
+      </w:r>
+      <w:r>
+        <w:t xml:space="preserve">), periodically writes it out as an immutable sorted file (a</w:t>
+      </w:r>
+      <w:r>
+        <w:t xml:space="preserve"> </w:t>
+      </w:r>
+      <w:r>
+        <w:rPr>
+          <w:bCs/>
+          <w:b/>
+        </w:rPr>
+        <w:t xml:space="preserve">sorted string table, SSTable</w:t>
+      </w:r>
+      <w:r>
+        <w:t xml:space="preserve">), and merges SSTables in the background (</w:t>
+      </w:r>
+      <w:r>
+        <w:rPr>
+          <w:bCs/>
+          <w:b/>
+        </w:rPr>
+        <w:t xml:space="preserve">compaction</w:t>
+      </w:r>
+      <w:r>
+        <w:t xml:space="preserve">) into progressively larger sorted runs organized in</w:t>
+      </w:r>
+      <w:r>
+        <w:t xml:space="preserve"> </w:t>
+      </w:r>
+      <w:r>
+        <w:rPr>
+          <w:bCs/>
+          <w:b/>
+        </w:rPr>
+        <w:t xml:space="preserve">levels</w:t>
+      </w:r>
+      <w:r>
+        <w:t xml:space="preserve">. Introduced by O’Neil, Cheng, Gawlick and O’Neil [O’Neil et al. 1996]; the memtable/SSTable design popularized by Google’s Bigtable [Chang et al. 2006] and implemented in LevelDB, RocksDB, Cassandra, HBase, ScyllaDB and many others.</w:t>
+      </w:r>
+      <w:r>
+        <w:t xml:space="preserve"> </w:t>
+      </w:r>
+      <w:r>
+        <w:rPr>
+          <w:iCs/>
+          <w:i/>
+        </w:rPr>
+        <w:t xml:space="preserve">(§13.8.1)</w:t>
+      </w:r>
+    </w:p>
+    <w:p>
+      <w:pPr>
+        <w:pStyle w:val="BodyText"/>
+      </w:pPr>
+      <w:r>
+        <w:rPr>
+          <w:bCs/>
+          <w:b/>
+        </w:rPr>
+        <w:t xml:space="preserve">Log-structured storage</w:t>
+      </w:r>
+      <w:r>
+        <w:t xml:space="preserve"> </w:t>
+      </w:r>
+      <w:r>
+        <w:t xml:space="preserve">— A storage design in which every write — insert, update or delete — is appended to the end of a file, and existing data is never modified in place. Old versions become garbage that a background</w:t>
+      </w:r>
+      <w:r>
+        <w:t xml:space="preserve"> </w:t>
+      </w:r>
+      <w:r>
+        <w:rPr>
+          <w:bCs/>
+          <w:b/>
+        </w:rPr>
+        <w:t xml:space="preserve">compaction</w:t>
+      </w:r>
+      <w:r>
+        <w:t xml:space="preserve"> </w:t>
+      </w:r>
+      <w:r>
+        <w:t xml:space="preserve">(or merge) process removes by copying live data into new files.</w:t>
+      </w:r>
+      <w:r>
+        <w:t xml:space="preserve"> </w:t>
+      </w:r>
+      <w:r>
+        <w:rPr>
+          <w:iCs/>
+          <w:i/>
+        </w:rPr>
+        <w:t xml:space="preserve">(§13.7.1)</w:t>
+      </w:r>
+    </w:p>
+    <w:p>
+      <w:pPr>
+        <w:pStyle w:val="BodyText"/>
+      </w:pPr>
+      <w:r>
+        <w:rPr>
+          <w:bCs/>
+          <w:b/>
+        </w:rPr>
         <w:t xml:space="preserve">Long polling</w:t>
       </w:r>
       <w:r>
@@ -5574,6 +8602,50 @@
           <w:i/>
         </w:rPr>
         <w:t xml:space="preserve">(§5.5.2)</w:t>
+      </w:r>
+    </w:p>
+    <w:p>
+      <w:pPr>
+        <w:pStyle w:val="BodyText"/>
+      </w:pPr>
+      <w:r>
+        <w:rPr>
+          <w:bCs/>
+          <w:b/>
+        </w:rPr>
+        <w:t xml:space="preserve">Merkle tree (hash tree)</w:t>
+      </w:r>
+      <w:r>
+        <w:t xml:space="preserve"> </w:t>
+      </w:r>
+      <w:r>
+        <w:t xml:space="preserve">— A tree in which every leaf holds the hash of a data block and every interior node holds the hash of its children’s hashes. The</w:t>
+      </w:r>
+      <w:r>
+        <w:t xml:space="preserve"> </w:t>
+      </w:r>
+      <w:r>
+        <w:rPr>
+          <w:bCs/>
+          <w:b/>
+        </w:rPr>
+        <w:t xml:space="preserve">root hash</w:t>
+      </w:r>
+      <w:r>
+        <w:t xml:space="preserve"> </w:t>
+      </w:r>
+      <w:r>
+        <w:t xml:space="preserve">summarizes the entire data set: changing any block changes the root [Merkle 1987].</w:t>
+      </w:r>
+      <w:r>
+        <w:t xml:space="preserve"> </w:t>
+      </w:r>
+      <w:r>
+        <w:rPr>
+          <w:iCs/>
+          <w:i/>
+        </w:rPr>
+        <w:t xml:space="preserve">(§17.8.1)</w:t>
       </w:r>
     </w:p>
     <w:p>
@@ -5840,6 +8912,34 @@
           <w:bCs/>
           <w:b/>
         </w:rPr>
+        <w:t xml:space="preserve">Metadata service</w:t>
+      </w:r>
+      <w:r>
+        <w:t xml:space="preserve"> </w:t>
+      </w:r>
+      <w:r>
+        <w:t xml:space="preserve">— The component that maps names to data: directory entries, file or object attributes (size, owner, permissions, version, checksum) and the locations of each chunk or fragment. It is on the path of every open, create, list and delete, while the data path bypasses it.</w:t>
+      </w:r>
+      <w:r>
+        <w:t xml:space="preserve"> </w:t>
+      </w:r>
+      <w:r>
+        <w:rPr>
+          <w:iCs/>
+          <w:i/>
+        </w:rPr>
+        <w:t xml:space="preserve">(§15.7.1)</w:t>
+      </w:r>
+    </w:p>
+    <w:p>
+      <w:pPr>
+        <w:pStyle w:val="BodyText"/>
+      </w:pPr>
+      <w:r>
+        <w:rPr>
+          <w:bCs/>
+          <w:b/>
+        </w:rPr>
         <w:t xml:space="preserve">Mobile push notification</w:t>
       </w:r>
       <w:r>
@@ -5888,6 +8988,34 @@
           <w:bCs/>
           <w:b/>
         </w:rPr>
+        <w:t xml:space="preserve">Monotonic reads</w:t>
+      </w:r>
+      <w:r>
+        <w:t xml:space="preserve"> </w:t>
+      </w:r>
+      <w:r>
+        <w:t xml:space="preserve">— A client never sees data move backwards: after reading some version, its later reads return that version or newer.</w:t>
+      </w:r>
+      <w:r>
+        <w:t xml:space="preserve"> </w:t>
+      </w:r>
+      <w:r>
+        <w:rPr>
+          <w:iCs/>
+          <w:i/>
+        </w:rPr>
+        <w:t xml:space="preserve">(§14.4.3)</w:t>
+      </w:r>
+    </w:p>
+    <w:p>
+      <w:pPr>
+        <w:pStyle w:val="BodyText"/>
+      </w:pPr>
+      <w:r>
+        <w:rPr>
+          <w:bCs/>
+          <w:b/>
+        </w:rPr>
         <w:t xml:space="preserve">Multi-core processor</w:t>
       </w:r>
       <w:r>
@@ -5916,6 +9044,165 @@
           <w:bCs/>
           <w:b/>
         </w:rPr>
+        <w:t xml:space="preserve">Multipart upload</w:t>
+      </w:r>
+      <w:r>
+        <w:t xml:space="preserve"> </w:t>
+      </w:r>
+      <w:r>
+        <w:t xml:space="preserve">— A protocol for uploading one large object as independently uploaded</w:t>
+      </w:r>
+      <w:r>
+        <w:t xml:space="preserve"> </w:t>
+      </w:r>
+      <w:r>
+        <w:rPr>
+          <w:bCs/>
+          <w:b/>
+        </w:rPr>
+        <w:t xml:space="preserve">parts</w:t>
+      </w:r>
+      <w:r>
+        <w:t xml:space="preserve">: the client</w:t>
+      </w:r>
+      <w:r>
+        <w:t xml:space="preserve"> </w:t>
+      </w:r>
+      <w:r>
+        <w:rPr>
+          <w:iCs/>
+          <w:i/>
+        </w:rPr>
+        <w:t xml:space="preserve">initiates</w:t>
+      </w:r>
+      <w:r>
+        <w:t xml:space="preserve"> </w:t>
+      </w:r>
+      <w:r>
+        <w:t xml:space="preserve">an upload and receives an upload ID, uploads numbered parts (in any order, in parallel, retrying any part), then</w:t>
+      </w:r>
+      <w:r>
+        <w:t xml:space="preserve"> </w:t>
+      </w:r>
+      <w:r>
+        <w:rPr>
+          <w:iCs/>
+          <w:i/>
+        </w:rPr>
+        <w:t xml:space="preserve">completes</w:t>
+      </w:r>
+      <w:r>
+        <w:t xml:space="preserve"> </w:t>
+      </w:r>
+      <w:r>
+        <w:t xml:space="preserve">the upload with the list of part numbers and their ETags, at which point the store assembles the object atomically. Until completion, or after an</w:t>
+      </w:r>
+      <w:r>
+        <w:t xml:space="preserve"> </w:t>
+      </w:r>
+      <w:r>
+        <w:rPr>
+          <w:iCs/>
+          <w:i/>
+        </w:rPr>
+        <w:t xml:space="preserve">abort</w:t>
+      </w:r>
+      <w:r>
+        <w:t xml:space="preserve">, the object is not visible.</w:t>
+      </w:r>
+      <w:r>
+        <w:t xml:space="preserve"> </w:t>
+      </w:r>
+      <w:r>
+        <w:rPr>
+          <w:iCs/>
+          <w:i/>
+        </w:rPr>
+        <w:t xml:space="preserve">(§15.8.1)</w:t>
+      </w:r>
+    </w:p>
+    <w:p>
+      <w:pPr>
+        <w:pStyle w:val="BodyText"/>
+      </w:pPr>
+      <w:r>
+        <w:rPr>
+          <w:bCs/>
+          <w:b/>
+        </w:rPr>
+        <w:t xml:space="preserve">Multi-primary replication</w:t>
+      </w:r>
+      <w:r>
+        <w:t xml:space="preserve"> </w:t>
+      </w:r>
+      <w:r>
+        <w:t xml:space="preserve">— More than one node accepts writes for the same data and replicates to the others (also</w:t>
+      </w:r>
+      <w:r>
+        <w:t xml:space="preserve"> </w:t>
+      </w:r>
+      <w:r>
+        <w:rPr>
+          <w:bCs/>
+          <w:b/>
+        </w:rPr>
+        <w:t xml:space="preserve">multi-leader</w:t>
+      </w:r>
+      <w:r>
+        <w:t xml:space="preserve"> </w:t>
+      </w:r>
+      <w:r>
+        <w:t xml:space="preserve">or</w:t>
+      </w:r>
+      <w:r>
+        <w:t xml:space="preserve"> </w:t>
+      </w:r>
+      <w:r>
+        <w:rPr>
+          <w:bCs/>
+          <w:b/>
+        </w:rPr>
+        <w:t xml:space="preserve">active–active</w:t>
+      </w:r>
+      <w:r>
+        <w:t xml:space="preserve">). Concurrent uncoordinated changes to the same row create</w:t>
+      </w:r>
+      <w:r>
+        <w:t xml:space="preserve"> </w:t>
+      </w:r>
+      <w:r>
+        <w:rPr>
+          <w:bCs/>
+          <w:b/>
+        </w:rPr>
+        <w:t xml:space="preserve">write conflicts</w:t>
+      </w:r>
+      <w:r>
+        <w:t xml:space="preserve"> </w:t>
+      </w:r>
+      <w:r>
+        <w:t xml:space="preserve">that must be detected and resolved.</w:t>
+      </w:r>
+      <w:r>
+        <w:t xml:space="preserve"> </w:t>
+      </w:r>
+      <w:r>
+        <w:rPr>
+          <w:iCs/>
+          <w:i/>
+        </w:rPr>
+        <w:t xml:space="preserve">(§14.5.1)</w:t>
+      </w:r>
+    </w:p>
+    <w:p>
+      <w:pPr>
+        <w:pStyle w:val="BodyText"/>
+      </w:pPr>
+      <w:r>
+        <w:rPr>
+          <w:bCs/>
+          <w:b/>
+        </w:rPr>
         <w:t xml:space="preserve">Mutex (mutual-exclusion lock)</w:t>
       </w:r>
       <w:r>
@@ -5975,6 +9262,63 @@
           <w:i/>
         </w:rPr>
         <w:t xml:space="preserve">(§6.10.1)</w:t>
+      </w:r>
+    </w:p>
+    <w:p>
+      <w:pPr>
+        <w:pStyle w:val="BodyText"/>
+      </w:pPr>
+      <w:r>
+        <w:rPr>
+          <w:bCs/>
+          <w:b/>
+        </w:rPr>
+        <w:t xml:space="preserve">MVCC</w:t>
+      </w:r>
+      <w:r>
+        <w:t xml:space="preserve"> </w:t>
+      </w:r>
+      <w:r>
+        <w:t xml:space="preserve">— A concurrency-control technique in which a write creates a new</w:t>
+      </w:r>
+      <w:r>
+        <w:t xml:space="preserve"> </w:t>
+      </w:r>
+      <w:r>
+        <w:rPr>
+          <w:bCs/>
+          <w:b/>
+        </w:rPr>
+        <w:t xml:space="preserve">version</w:t>
+      </w:r>
+      <w:r>
+        <w:t xml:space="preserve"> </w:t>
+      </w:r>
+      <w:r>
+        <w:t xml:space="preserve">of a row instead of overwriting it in place, and each transaction reads the versions visible in its</w:t>
+      </w:r>
+      <w:r>
+        <w:t xml:space="preserve"> </w:t>
+      </w:r>
+      <w:r>
+        <w:rPr>
+          <w:bCs/>
+          <w:b/>
+        </w:rPr>
+        <w:t xml:space="preserve">snapshot</w:t>
+      </w:r>
+      <w:r>
+        <w:t xml:space="preserve">: the set of transactions that had committed when the snapshot was taken. Readers therefore never block writers and writers never block readers; only writers of the same row wait for each other.</w:t>
+      </w:r>
+      <w:r>
+        <w:t xml:space="preserve"> </w:t>
+      </w:r>
+      <w:r>
+        <w:rPr>
+          <w:iCs/>
+          <w:i/>
+        </w:rPr>
+        <w:t xml:space="preserve">(§11.14.1)</w:t>
       </w:r>
     </w:p>
     <w:bookmarkEnd w:id="32"/>
@@ -5996,6 +9340,94 @@
           <w:bCs/>
           <w:b/>
         </w:rPr>
+        <w:t xml:space="preserve">Natural and surrogate keys</w:t>
+      </w:r>
+      <w:r>
+        <w:t xml:space="preserve"> </w:t>
+      </w:r>
+      <w:r>
+        <w:t xml:space="preserve">— A</w:t>
+      </w:r>
+      <w:r>
+        <w:t xml:space="preserve"> </w:t>
+      </w:r>
+      <w:r>
+        <w:rPr>
+          <w:bCs/>
+          <w:b/>
+        </w:rPr>
+        <w:t xml:space="preserve">natural key</w:t>
+      </w:r>
+      <w:r>
+        <w:t xml:space="preserve"> </w:t>
+      </w:r>
+      <w:r>
+        <w:t xml:space="preserve">is a candidate key with business meaning (email address, ISBN, country code). A</w:t>
+      </w:r>
+      <w:r>
+        <w:t xml:space="preserve"> </w:t>
+      </w:r>
+      <w:r>
+        <w:rPr>
+          <w:bCs/>
+          <w:b/>
+        </w:rPr>
+        <w:t xml:space="preserve">surrogate key</w:t>
+      </w:r>
+      <w:r>
+        <w:t xml:space="preserve"> </w:t>
+      </w:r>
+      <w:r>
+        <w:t xml:space="preserve">is a meaningless value generated by the system (an auto-increment integer, a UUID) whose only job is identification.</w:t>
+      </w:r>
+      <w:r>
+        <w:t xml:space="preserve"> </w:t>
+      </w:r>
+      <w:r>
+        <w:rPr>
+          <w:iCs/>
+          <w:i/>
+        </w:rPr>
+        <w:t xml:space="preserve">(§11.4.2)</w:t>
+      </w:r>
+    </w:p>
+    <w:p>
+      <w:pPr>
+        <w:pStyle w:val="BodyText"/>
+      </w:pPr>
+      <w:r>
+        <w:rPr>
+          <w:bCs/>
+          <w:b/>
+        </w:rPr>
+        <w:t xml:space="preserve">Near-real-time (NRT) search</w:t>
+      </w:r>
+      <w:r>
+        <w:t xml:space="preserve"> </w:t>
+      </w:r>
+      <w:r>
+        <w:t xml:space="preserve">— A search system in which newly written documents become searchable after a short, bounded delay (typically one second to a minute) rather than immediately, because making them visible requires creating a new segment and reopening the searcher.</w:t>
+      </w:r>
+      <w:r>
+        <w:t xml:space="preserve"> </w:t>
+      </w:r>
+      <w:r>
+        <w:rPr>
+          <w:iCs/>
+          <w:i/>
+        </w:rPr>
+        <w:t xml:space="preserve">(§16.10.1)</w:t>
+      </w:r>
+    </w:p>
+    <w:p>
+      <w:pPr>
+        <w:pStyle w:val="BodyText"/>
+      </w:pPr>
+      <w:r>
+        <w:rPr>
+          <w:bCs/>
+          <w:b/>
+        </w:rPr>
         <w:t xml:space="preserve">Network Address Translation (NAT)</w:t>
       </w:r>
       <w:r>
@@ -6071,6 +9503,34 @@
           <w:bCs/>
           <w:b/>
         </w:rPr>
+        <w:t xml:space="preserve">NewSQL (distributed SQL)</w:t>
+      </w:r>
+      <w:r>
+        <w:t xml:space="preserve"> </w:t>
+      </w:r>
+      <w:r>
+        <w:t xml:space="preserve">— Relational databases that keep SQL and ACID transactions with serializable or strong isolation while scaling horizontally across nodes and regions, by partitioning data into ranges replicated with a consensus protocol. The term was coined by analyst Matthew Aslett in 2011 [Pavlo &amp; Aslett 2016].</w:t>
+      </w:r>
+      <w:r>
+        <w:t xml:space="preserve"> </w:t>
+      </w:r>
+      <w:r>
+        <w:rPr>
+          <w:iCs/>
+          <w:i/>
+        </w:rPr>
+        <w:t xml:space="preserve">(§12.11)</w:t>
+      </w:r>
+    </w:p>
+    <w:p>
+      <w:pPr>
+        <w:pStyle w:val="BodyText"/>
+      </w:pPr>
+      <w:r>
+        <w:rPr>
+          <w:bCs/>
+          <w:b/>
+        </w:rPr>
         <w:t xml:space="preserve">Non-functional requirement (NFR)</w:t>
       </w:r>
       <w:r>
@@ -6183,6 +9643,239 @@
           <w:i/>
         </w:rPr>
         <w:t xml:space="preserve">(§1.7.1)</w:t>
+      </w:r>
+    </w:p>
+    <w:p>
+      <w:pPr>
+        <w:pStyle w:val="BodyText"/>
+      </w:pPr>
+      <w:r>
+        <w:rPr>
+          <w:bCs/>
+          <w:b/>
+        </w:rPr>
+        <w:t xml:space="preserve">Normal forms (1NF to BCNF)</w:t>
+      </w:r>
+      <w:r>
+        <w:t xml:space="preserve"> </w:t>
+      </w:r>
+      <w:r>
+        <w:t xml:space="preserve">—</w:t>
+      </w:r>
+      <w:r>
+        <w:t xml:space="preserve"> </w:t>
+      </w:r>
+      <w:r>
+        <w:rPr>
+          <w:bCs/>
+          <w:b/>
+        </w:rPr>
+        <w:t xml:space="preserve">1NF:</w:t>
+      </w:r>
+      <w:r>
+        <w:t xml:space="preserve"> </w:t>
+      </w:r>
+      <w:r>
+        <w:t xml:space="preserve">every column holds a single atomic value (no lists or repeating groups).</w:t>
+      </w:r>
+      <w:r>
+        <w:t xml:space="preserve"> </w:t>
+      </w:r>
+      <w:r>
+        <w:rPr>
+          <w:bCs/>
+          <w:b/>
+        </w:rPr>
+        <w:t xml:space="preserve">2NF:</w:t>
+      </w:r>
+      <w:r>
+        <w:t xml:space="preserve"> </w:t>
+      </w:r>
+      <w:r>
+        <w:t xml:space="preserve">1NF, and no non-key column depends on only</w:t>
+      </w:r>
+      <w:r>
+        <w:t xml:space="preserve"> </w:t>
+      </w:r>
+      <w:r>
+        <w:rPr>
+          <w:iCs/>
+          <w:i/>
+        </w:rPr>
+        <w:t xml:space="preserve">part</w:t>
+      </w:r>
+      <w:r>
+        <w:t xml:space="preserve"> </w:t>
+      </w:r>
+      <w:r>
+        <w:t xml:space="preserve">of a composite candidate key.</w:t>
+      </w:r>
+      <w:r>
+        <w:t xml:space="preserve"> </w:t>
+      </w:r>
+      <w:r>
+        <w:rPr>
+          <w:bCs/>
+          <w:b/>
+        </w:rPr>
+        <w:t xml:space="preserve">3NF:</w:t>
+      </w:r>
+      <w:r>
+        <w:t xml:space="preserve"> </w:t>
+      </w:r>
+      <w:r>
+        <w:t xml:space="preserve">2NF, and no non-key column depends on another non-key column (no transitive dependency); formally, for every non-trivial</w:t>
+      </w:r>
+      <w:r>
+        <w:t xml:space="preserve"> </w:t>
+      </w:r>
+      <m:oMath>
+        <m:r>
+          <m:t>X</m:t>
+        </m:r>
+        <m:r>
+          <m:rPr>
+            <m:sty m:val="p"/>
+          </m:rPr>
+          <m:t>→</m:t>
+        </m:r>
+        <m:r>
+          <m:t>A</m:t>
+        </m:r>
+      </m:oMath>
+      <w:r>
+        <w:t xml:space="preserve">, either</w:t>
+      </w:r>
+      <w:r>
+        <w:t xml:space="preserve"> </w:t>
+      </w:r>
+      <m:oMath>
+        <m:r>
+          <m:t>X</m:t>
+        </m:r>
+      </m:oMath>
+      <w:r>
+        <w:t xml:space="preserve"> </w:t>
+      </w:r>
+      <w:r>
+        <w:t xml:space="preserve">is a superkey or</w:t>
+      </w:r>
+      <w:r>
+        <w:t xml:space="preserve"> </w:t>
+      </w:r>
+      <m:oMath>
+        <m:r>
+          <m:t>A</m:t>
+        </m:r>
+      </m:oMath>
+      <w:r>
+        <w:t xml:space="preserve"> </w:t>
+      </w:r>
+      <w:r>
+        <w:t xml:space="preserve">is part of some candidate key.</w:t>
+      </w:r>
+      <w:r>
+        <w:t xml:space="preserve"> </w:t>
+      </w:r>
+      <w:r>
+        <w:rPr>
+          <w:bCs/>
+          <w:b/>
+        </w:rPr>
+        <w:t xml:space="preserve">BCNF (Boyce–Codd normal form):</w:t>
+      </w:r>
+      <w:r>
+        <w:t xml:space="preserve"> </w:t>
+      </w:r>
+      <w:r>
+        <w:t xml:space="preserve">for every non-trivial</w:t>
+      </w:r>
+      <w:r>
+        <w:t xml:space="preserve"> </w:t>
+      </w:r>
+      <m:oMath>
+        <m:r>
+          <m:t>X</m:t>
+        </m:r>
+        <m:r>
+          <m:rPr>
+            <m:sty m:val="p"/>
+          </m:rPr>
+          <m:t>→</m:t>
+        </m:r>
+        <m:r>
+          <m:t>A</m:t>
+        </m:r>
+      </m:oMath>
+      <w:r>
+        <w:t xml:space="preserve">,</w:t>
+      </w:r>
+      <w:r>
+        <w:t xml:space="preserve"> </w:t>
+      </w:r>
+      <m:oMath>
+        <m:r>
+          <m:t>X</m:t>
+        </m:r>
+      </m:oMath>
+      <w:r>
+        <w:t xml:space="preserve"> </w:t>
+      </w:r>
+      <w:r>
+        <w:t xml:space="preserve">is a superkey. BCNF removes 3NF’s exception for key columns.</w:t>
+      </w:r>
+      <w:r>
+        <w:t xml:space="preserve"> </w:t>
+      </w:r>
+      <w:r>
+        <w:rPr>
+          <w:iCs/>
+          <w:i/>
+        </w:rPr>
+        <w:t xml:space="preserve">(§11.5.2)</w:t>
+      </w:r>
+    </w:p>
+    <w:p>
+      <w:pPr>
+        <w:pStyle w:val="BodyText"/>
+      </w:pPr>
+      <w:r>
+        <w:rPr>
+          <w:bCs/>
+          <w:b/>
+        </w:rPr>
+        <w:t xml:space="preserve">NoSQL database</w:t>
+      </w:r>
+      <w:r>
+        <w:t xml:space="preserve"> </w:t>
+      </w:r>
+      <w:r>
+        <w:t xml:space="preserve">— A database that does not use the relational table-and-join model as its primary data model and typically trades some combination of cross-record transactions, ad-hoc querying and fixed schemas for horizontal scale-out, flexible schemas or availability during failures. The name is usually read as</w:t>
+      </w:r>
+      <w:r>
+        <w:t xml:space="preserve"> </w:t>
+      </w:r>
+      <w:r>
+        <w:t xml:space="preserve">“</w:t>
+      </w:r>
+      <w:r>
+        <w:t xml:space="preserve">not only SQL</w:t>
+      </w:r>
+      <w:r>
+        <w:t xml:space="preserve">”</w:t>
+      </w:r>
+      <w:r>
+        <w:t xml:space="preserve">; it describes a movement, not a specification.</w:t>
+      </w:r>
+      <w:r>
+        <w:t xml:space="preserve"> </w:t>
+      </w:r>
+      <w:r>
+        <w:rPr>
+          <w:iCs/>
+          <w:i/>
+        </w:rPr>
+        <w:t xml:space="preserve">(§12.3.1)</w:t>
       </w:r>
     </w:p>
     <w:p>
@@ -6587,6 +10280,63 @@
           <w:bCs/>
           <w:b/>
         </w:rPr>
+        <w:t xml:space="preserve">Page</w:t>
+      </w:r>
+      <w:r>
+        <w:t xml:space="preserve"> </w:t>
+      </w:r>
+      <w:r>
+        <w:t xml:space="preserve">— The fixed-size unit (typically 4–16 KiB) in which a storage engine reads, writes, caches and logs data. A page on disk is sometimes called a</w:t>
+      </w:r>
+      <w:r>
+        <w:t xml:space="preserve"> </w:t>
+      </w:r>
+      <w:r>
+        <w:rPr>
+          <w:bCs/>
+          <w:b/>
+        </w:rPr>
+        <w:t xml:space="preserve">block</w:t>
+      </w:r>
+      <w:r>
+        <w:t xml:space="preserve">; the engine keeps a copy of a page in memory in a</w:t>
+      </w:r>
+      <w:r>
+        <w:t xml:space="preserve"> </w:t>
+      </w:r>
+      <w:r>
+        <w:rPr>
+          <w:bCs/>
+          <w:b/>
+        </w:rPr>
+        <w:t xml:space="preserve">frame</w:t>
+      </w:r>
+      <w:r>
+        <w:t xml:space="preserve"> </w:t>
+      </w:r>
+      <w:r>
+        <w:t xml:space="preserve">of its buffer pool.</w:t>
+      </w:r>
+      <w:r>
+        <w:t xml:space="preserve"> </w:t>
+      </w:r>
+      <w:r>
+        <w:rPr>
+          <w:iCs/>
+          <w:i/>
+        </w:rPr>
+        <w:t xml:space="preserve">(§13.3.1)</w:t>
+      </w:r>
+    </w:p>
+    <w:p>
+      <w:pPr>
+        <w:pStyle w:val="BodyText"/>
+      </w:pPr>
+      <w:r>
+        <w:rPr>
+          <w:bCs/>
+          <w:b/>
+        </w:rPr>
         <w:t xml:space="preserve">Page cache</w:t>
       </w:r>
       <w:r>
@@ -6617,6 +10367,245 @@
           <w:i/>
         </w:rPr>
         <w:t xml:space="preserve">(§6.6.6)</w:t>
+      </w:r>
+    </w:p>
+    <w:p>
+      <w:pPr>
+        <w:pStyle w:val="BodyText"/>
+      </w:pPr>
+      <w:r>
+        <w:rPr>
+          <w:bCs/>
+          <w:b/>
+        </w:rPr>
+        <w:t xml:space="preserve">Partition key, sort key and item collection</w:t>
+      </w:r>
+      <w:r>
+        <w:t xml:space="preserve"> </w:t>
+      </w:r>
+      <w:r>
+        <w:t xml:space="preserve">— In DynamoDB every</w:t>
+      </w:r>
+      <w:r>
+        <w:t xml:space="preserve"> </w:t>
+      </w:r>
+      <w:r>
+        <w:rPr>
+          <w:bCs/>
+          <w:b/>
+        </w:rPr>
+        <w:t xml:space="preserve">item</w:t>
+      </w:r>
+      <w:r>
+        <w:t xml:space="preserve"> </w:t>
+      </w:r>
+      <w:r>
+        <w:t xml:space="preserve">(a record of up to 400 KB, as of 2026) has a primary key made of a</w:t>
+      </w:r>
+      <w:r>
+        <w:t xml:space="preserve"> </w:t>
+      </w:r>
+      <w:r>
+        <w:rPr>
+          <w:bCs/>
+          <w:b/>
+        </w:rPr>
+        <w:t xml:space="preserve">partition key</w:t>
+      </w:r>
+      <w:r>
+        <w:t xml:space="preserve"> </w:t>
+      </w:r>
+      <w:r>
+        <w:t xml:space="preserve">and, optionally, a</w:t>
+      </w:r>
+      <w:r>
+        <w:t xml:space="preserve"> </w:t>
+      </w:r>
+      <w:r>
+        <w:rPr>
+          <w:bCs/>
+          <w:b/>
+        </w:rPr>
+        <w:t xml:space="preserve">sort key</w:t>
+      </w:r>
+      <w:r>
+        <w:t xml:space="preserve">. DynamoDB hashes the partition key to choose the storage partition. All items sharing a partition key form an</w:t>
+      </w:r>
+      <w:r>
+        <w:t xml:space="preserve"> </w:t>
+      </w:r>
+      <w:r>
+        <w:rPr>
+          <w:bCs/>
+          <w:b/>
+        </w:rPr>
+        <w:t xml:space="preserve">item collection</w:t>
+      </w:r>
+      <w:r>
+        <w:t xml:space="preserve">, stored together and ordered by sort key, so a single</w:t>
+      </w:r>
+      <w:r>
+        <w:t xml:space="preserve"> </w:t>
+      </w:r>
+      <w:r>
+        <w:rPr>
+          <w:bCs/>
+          <w:b/>
+        </w:rPr>
+        <w:t xml:space="preserve">Query</w:t>
+      </w:r>
+      <w:r>
+        <w:t xml:space="preserve"> </w:t>
+      </w:r>
+      <w:r>
+        <w:t xml:space="preserve">can return a contiguous, sorted range of them.</w:t>
+      </w:r>
+      <w:r>
+        <w:t xml:space="preserve"> </w:t>
+      </w:r>
+      <w:r>
+        <w:rPr>
+          <w:iCs/>
+          <w:i/>
+        </w:rPr>
+        <w:t xml:space="preserve">(§12.4.3)</w:t>
+      </w:r>
+    </w:p>
+    <w:p>
+      <w:pPr>
+        <w:pStyle w:val="BodyText"/>
+      </w:pPr>
+      <w:r>
+        <w:rPr>
+          <w:bCs/>
+          <w:b/>
+        </w:rPr>
+        <w:t xml:space="preserve">Partition (shard)</w:t>
+      </w:r>
+      <w:r>
+        <w:t xml:space="preserve"> </w:t>
+      </w:r>
+      <w:r>
+        <w:t xml:space="preserve">— A subset of a dataset’s rows, stored and served together, such that every row belongs to exactly one partition.</w:t>
+      </w:r>
+      <w:r>
+        <w:t xml:space="preserve"> </w:t>
+      </w:r>
+      <w:r>
+        <w:rPr>
+          <w:bCs/>
+          <w:b/>
+        </w:rPr>
+        <w:t xml:space="preserve">Partitioning</w:t>
+      </w:r>
+      <w:r>
+        <w:t xml:space="preserve"> </w:t>
+      </w:r>
+      <w:r>
+        <w:t xml:space="preserve">spreads partitions over nodes;</w:t>
+      </w:r>
+      <w:r>
+        <w:t xml:space="preserve"> </w:t>
+      </w:r>
+      <w:r>
+        <w:rPr>
+          <w:bCs/>
+          <w:b/>
+        </w:rPr>
+        <w:t xml:space="preserve">sharding</w:t>
+      </w:r>
+      <w:r>
+        <w:t xml:space="preserve"> </w:t>
+      </w:r>
+      <w:r>
+        <w:t xml:space="preserve">is a synonym used mostly for separate database servers. This book uses</w:t>
+      </w:r>
+      <w:r>
+        <w:t xml:space="preserve"> </w:t>
+      </w:r>
+      <w:r>
+        <w:rPr>
+          <w:iCs/>
+          <w:i/>
+        </w:rPr>
+        <w:t xml:space="preserve">partition</w:t>
+      </w:r>
+      <w:r>
+        <w:t xml:space="preserve"> </w:t>
+      </w:r>
+      <w:r>
+        <w:t xml:space="preserve">and</w:t>
+      </w:r>
+      <w:r>
+        <w:t xml:space="preserve"> </w:t>
+      </w:r>
+      <w:r>
+        <w:rPr>
+          <w:iCs/>
+          <w:i/>
+        </w:rPr>
+        <w:t xml:space="preserve">shard</w:t>
+      </w:r>
+      <w:r>
+        <w:t xml:space="preserve"> </w:t>
+      </w:r>
+      <w:r>
+        <w:t xml:space="preserve">interchangeably and reserves</w:t>
+      </w:r>
+      <w:r>
+        <w:t xml:space="preserve"> </w:t>
+      </w:r>
+      <w:r>
+        <w:rPr>
+          <w:bCs/>
+          <w:b/>
+        </w:rPr>
+        <w:t xml:space="preserve">network partition</w:t>
+      </w:r>
+      <w:r>
+        <w:t xml:space="preserve"> </w:t>
+      </w:r>
+      <w:r>
+        <w:t xml:space="preserve">for network splits (§24.7). The columns that choose a row’s partition form the</w:t>
+      </w:r>
+      <w:r>
+        <w:t xml:space="preserve"> </w:t>
+      </w:r>
+      <w:r>
+        <w:rPr>
+          <w:bCs/>
+          <w:b/>
+        </w:rPr>
+        <w:t xml:space="preserve">partition key</w:t>
+      </w:r>
+      <w:r>
+        <w:t xml:space="preserve"> </w:t>
+      </w:r>
+      <w:r>
+        <w:t xml:space="preserve">(or</w:t>
+      </w:r>
+      <w:r>
+        <w:t xml:space="preserve"> </w:t>
+      </w:r>
+      <w:r>
+        <w:rPr>
+          <w:bCs/>
+          <w:b/>
+        </w:rPr>
+        <w:t xml:space="preserve">shard key</w:t>
+      </w:r>
+      <w:r>
+        <w:t xml:space="preserve">).</w:t>
+      </w:r>
+      <w:r>
+        <w:t xml:space="preserve"> </w:t>
+      </w:r>
+      <w:r>
+        <w:rPr>
+          <w:iCs/>
+          <w:i/>
+        </w:rPr>
+        <w:t xml:space="preserve">(§14.6.1)</w:t>
       </w:r>
     </w:p>
     <w:p>
@@ -6845,6 +10834,152 @@
           <w:i/>
         </w:rPr>
         <w:t xml:space="preserve">(§8.14.3)</w:t>
+      </w:r>
+    </w:p>
+    <w:p>
+      <w:pPr>
+        <w:pStyle w:val="BodyText"/>
+      </w:pPr>
+      <w:r>
+        <w:rPr>
+          <w:bCs/>
+          <w:b/>
+        </w:rPr>
+        <w:t xml:space="preserve">Polyglot persistence</w:t>
+      </w:r>
+      <w:r>
+        <w:t xml:space="preserve"> </w:t>
+      </w:r>
+      <w:r>
+        <w:t xml:space="preserve">— Using several different data-storage technologies within one system, each chosen for the access pattern it serves best, rather than forcing all data into one database [Fowler 2011; Sadalage &amp; Fowler 2012].</w:t>
+      </w:r>
+      <w:r>
+        <w:t xml:space="preserve"> </w:t>
+      </w:r>
+      <w:r>
+        <w:rPr>
+          <w:iCs/>
+          <w:i/>
+        </w:rPr>
+        <w:t xml:space="preserve">(§12.13.1)</w:t>
+      </w:r>
+    </w:p>
+    <w:p>
+      <w:pPr>
+        <w:pStyle w:val="BodyText"/>
+      </w:pPr>
+      <w:r>
+        <w:rPr>
+          <w:bCs/>
+          <w:b/>
+        </w:rPr>
+        <w:t xml:space="preserve">Primary key in CQL</w:t>
+      </w:r>
+      <w:r>
+        <w:t xml:space="preserve"> </w:t>
+      </w:r>
+      <w:r>
+        <w:t xml:space="preserve">— In Cassandra Query Language,</w:t>
+      </w:r>
+      <w:r>
+        <w:t xml:space="preserve"> </w:t>
+      </w:r>
+      <w:r>
+        <w:rPr>
+          <w:rStyle w:val="VerbatimChar"/>
+        </w:rPr>
+        <w:t xml:space="preserve">PRIMARY KEY ((a, b), c, d)</w:t>
+      </w:r>
+      <w:r>
+        <w:t xml:space="preserve"> </w:t>
+      </w:r>
+      <w:r>
+        <w:t xml:space="preserve">declares</w:t>
+      </w:r>
+      <w:r>
+        <w:t xml:space="preserve"> </w:t>
+      </w:r>
+      <w:r>
+        <w:rPr>
+          <w:rStyle w:val="VerbatimChar"/>
+        </w:rPr>
+        <w:t xml:space="preserve">(a, b)</w:t>
+      </w:r>
+      <w:r>
+        <w:t xml:space="preserve"> </w:t>
+      </w:r>
+      <w:r>
+        <w:t xml:space="preserve">as the</w:t>
+      </w:r>
+      <w:r>
+        <w:t xml:space="preserve"> </w:t>
+      </w:r>
+      <w:r>
+        <w:rPr>
+          <w:bCs/>
+          <w:b/>
+        </w:rPr>
+        <w:t xml:space="preserve">partition key</w:t>
+      </w:r>
+      <w:r>
+        <w:t xml:space="preserve"> </w:t>
+      </w:r>
+      <w:r>
+        <w:t xml:space="preserve">— hashed to choose the replicas and defining what is stored together — and</w:t>
+      </w:r>
+      <w:r>
+        <w:t xml:space="preserve"> </w:t>
+      </w:r>
+      <w:r>
+        <w:rPr>
+          <w:rStyle w:val="VerbatimChar"/>
+        </w:rPr>
+        <w:t xml:space="preserve">c, d</w:t>
+      </w:r>
+      <w:r>
+        <w:t xml:space="preserve"> </w:t>
+      </w:r>
+      <w:r>
+        <w:t xml:space="preserve">as</w:t>
+      </w:r>
+      <w:r>
+        <w:t xml:space="preserve"> </w:t>
+      </w:r>
+      <w:r>
+        <w:rPr>
+          <w:bCs/>
+          <w:b/>
+        </w:rPr>
+        <w:t xml:space="preserve">clustering columns</w:t>
+      </w:r>
+      <w:r>
+        <w:t xml:space="preserve">, which order rows</w:t>
+      </w:r>
+      <w:r>
+        <w:t xml:space="preserve"> </w:t>
+      </w:r>
+      <w:r>
+        <w:rPr>
+          <w:iCs/>
+          <w:i/>
+        </w:rPr>
+        <w:t xml:space="preserve">within</w:t>
+      </w:r>
+      <w:r>
+        <w:t xml:space="preserve"> </w:t>
+      </w:r>
+      <w:r>
+        <w:t xml:space="preserve">the partition on disk.</w:t>
+      </w:r>
+      <w:r>
+        <w:t xml:space="preserve"> </w:t>
+      </w:r>
+      <w:r>
+        <w:rPr>
+          <w:iCs/>
+          <w:i/>
+        </w:rPr>
+        <w:t xml:space="preserve">(§12.6.2)</w:t>
       </w:r>
     </w:p>
     <w:p>
@@ -7581,6 +11716,62 @@
           <w:bCs/>
           <w:b/>
         </w:rPr>
+        <w:t xml:space="preserve">Read-your-writes consistency</w:t>
+      </w:r>
+      <w:r>
+        <w:t xml:space="preserve"> </w:t>
+      </w:r>
+      <w:r>
+        <w:t xml:space="preserve">— After a client writes a value, its own later reads return that value or a newer one. Other clients get no such promise.</w:t>
+      </w:r>
+      <w:r>
+        <w:t xml:space="preserve"> </w:t>
+      </w:r>
+      <w:r>
+        <w:rPr>
+          <w:iCs/>
+          <w:i/>
+        </w:rPr>
+        <w:t xml:space="preserve">(§14.4.3)</w:t>
+      </w:r>
+    </w:p>
+    <w:p>
+      <w:pPr>
+        <w:pStyle w:val="BodyText"/>
+      </w:pPr>
+      <w:r>
+        <w:rPr>
+          <w:bCs/>
+          <w:b/>
+        </w:rPr>
+        <w:t xml:space="preserve">Rebalancing</w:t>
+      </w:r>
+      <w:r>
+        <w:t xml:space="preserve"> </w:t>
+      </w:r>
+      <w:r>
+        <w:t xml:space="preserve">— Moving partitions, or parts of them, between nodes so that data and load stay even as nodes join, leave or fail and as data grows, while staying available and moving no more data than necessary.</w:t>
+      </w:r>
+      <w:r>
+        <w:t xml:space="preserve"> </w:t>
+      </w:r>
+      <w:r>
+        <w:rPr>
+          <w:iCs/>
+          <w:i/>
+        </w:rPr>
+        <w:t xml:space="preserve">(§14.9.1)</w:t>
+      </w:r>
+    </w:p>
+    <w:p>
+      <w:pPr>
+        <w:pStyle w:val="BodyText"/>
+      </w:pPr>
+      <w:r>
+        <w:rPr>
+          <w:bCs/>
+          <w:b/>
+        </w:rPr>
         <w:t xml:space="preserve">Register</w:t>
       </w:r>
       <w:r>
@@ -7598,6 +11789,221 @@
           <w:i/>
         </w:rPr>
         <w:t xml:space="preserve">(§5.3.2)</w:t>
+      </w:r>
+    </w:p>
+    <w:p>
+      <w:pPr>
+        <w:pStyle w:val="BodyText"/>
+      </w:pPr>
+      <w:r>
+        <w:rPr>
+          <w:bCs/>
+          <w:b/>
+        </w:rPr>
+        <w:t xml:space="preserve">Relation</w:t>
+      </w:r>
+      <w:r>
+        <w:t xml:space="preserve"> </w:t>
+      </w:r>
+      <w:r>
+        <w:t xml:space="preserve">— A</w:t>
+      </w:r>
+      <w:r>
+        <w:t xml:space="preserve"> </w:t>
+      </w:r>
+      <w:r>
+        <w:rPr>
+          <w:bCs/>
+          <w:b/>
+        </w:rPr>
+        <w:t xml:space="preserve">relation</w:t>
+      </w:r>
+      <w:r>
+        <w:t xml:space="preserve"> </w:t>
+      </w:r>
+      <w:r>
+        <w:t xml:space="preserve">is a named set of</w:t>
+      </w:r>
+      <w:r>
+        <w:t xml:space="preserve"> </w:t>
+      </w:r>
+      <w:r>
+        <w:rPr>
+          <w:bCs/>
+          <w:b/>
+        </w:rPr>
+        <w:t xml:space="preserve">tuples</w:t>
+      </w:r>
+      <w:r>
+        <w:t xml:space="preserve"> </w:t>
+      </w:r>
+      <w:r>
+        <w:t xml:space="preserve">that share the same</w:t>
+      </w:r>
+      <w:r>
+        <w:t xml:space="preserve"> </w:t>
+      </w:r>
+      <w:r>
+        <w:rPr>
+          <w:bCs/>
+          <w:b/>
+        </w:rPr>
+        <w:t xml:space="preserve">attributes</w:t>
+      </w:r>
+      <w:r>
+        <w:t xml:space="preserve">. Each attribute has a name and a</w:t>
+      </w:r>
+      <w:r>
+        <w:t xml:space="preserve"> </w:t>
+      </w:r>
+      <w:r>
+        <w:rPr>
+          <w:bCs/>
+          <w:b/>
+        </w:rPr>
+        <w:t xml:space="preserve">domain</w:t>
+      </w:r>
+      <w:r>
+        <w:t xml:space="preserve"> </w:t>
+      </w:r>
+      <w:r>
+        <w:t xml:space="preserve">(the set of allowed values, such as 64-bit integers). In SQL a relation is a</w:t>
+      </w:r>
+      <w:r>
+        <w:t xml:space="preserve"> </w:t>
+      </w:r>
+      <w:r>
+        <w:rPr>
+          <w:bCs/>
+          <w:b/>
+        </w:rPr>
+        <w:t xml:space="preserve">table</w:t>
+      </w:r>
+      <w:r>
+        <w:t xml:space="preserve">, a tuple is a</w:t>
+      </w:r>
+      <w:r>
+        <w:t xml:space="preserve"> </w:t>
+      </w:r>
+      <w:r>
+        <w:rPr>
+          <w:bCs/>
+          <w:b/>
+        </w:rPr>
+        <w:t xml:space="preserve">row</w:t>
+      </w:r>
+      <w:r>
+        <w:t xml:space="preserve"> </w:t>
+      </w:r>
+      <w:r>
+        <w:t xml:space="preserve">and an attribute is a</w:t>
+      </w:r>
+      <w:r>
+        <w:t xml:space="preserve"> </w:t>
+      </w:r>
+      <w:r>
+        <w:rPr>
+          <w:bCs/>
+          <w:b/>
+        </w:rPr>
+        <w:t xml:space="preserve">column</w:t>
+      </w:r>
+      <w:r>
+        <w:t xml:space="preserve">. The relation’s name and attributes together form its</w:t>
+      </w:r>
+      <w:r>
+        <w:t xml:space="preserve"> </w:t>
+      </w:r>
+      <w:r>
+        <w:rPr>
+          <w:bCs/>
+          <w:b/>
+        </w:rPr>
+        <w:t xml:space="preserve">schema</w:t>
+      </w:r>
+      <w:r>
+        <w:t xml:space="preserve">; the set of rows at a moment is its</w:t>
+      </w:r>
+      <w:r>
+        <w:t xml:space="preserve"> </w:t>
+      </w:r>
+      <w:r>
+        <w:rPr>
+          <w:bCs/>
+          <w:b/>
+        </w:rPr>
+        <w:t xml:space="preserve">instance</w:t>
+      </w:r>
+      <w:r>
+        <w:t xml:space="preserve">.</w:t>
+      </w:r>
+      <w:r>
+        <w:t xml:space="preserve"> </w:t>
+      </w:r>
+      <w:r>
+        <w:rPr>
+          <w:iCs/>
+          <w:i/>
+        </w:rPr>
+        <w:t xml:space="preserve">(§11.3.1)</w:t>
+      </w:r>
+    </w:p>
+    <w:p>
+      <w:pPr>
+        <w:pStyle w:val="BodyText"/>
+      </w:pPr>
+      <w:r>
+        <w:rPr>
+          <w:bCs/>
+          <w:b/>
+        </w:rPr>
+        <w:t xml:space="preserve">Relevance score</w:t>
+      </w:r>
+      <w:r>
+        <w:t xml:space="preserve"> </w:t>
+      </w:r>
+      <w:r>
+        <w:t xml:space="preserve">— A number computed for each (query, document) pair that estimates how well the document satisfies the query. A</w:t>
+      </w:r>
+      <w:r>
+        <w:t xml:space="preserve"> </w:t>
+      </w:r>
+      <w:r>
+        <w:rPr>
+          <w:bCs/>
+          <w:b/>
+        </w:rPr>
+        <w:t xml:space="preserve">ranking function</w:t>
+      </w:r>
+      <w:r>
+        <w:t xml:space="preserve"> </w:t>
+      </w:r>
+      <w:r>
+        <w:t xml:space="preserve">computes it; the engine returns the</w:t>
+      </w:r>
+      <w:r>
+        <w:t xml:space="preserve"> </w:t>
+      </w:r>
+      <m:oMath>
+        <m:r>
+          <m:t>k</m:t>
+        </m:r>
+      </m:oMath>
+      <w:r>
+        <w:t xml:space="preserve"> </w:t>
+      </w:r>
+      <w:r>
+        <w:t xml:space="preserve">highest-scoring documents.</w:t>
+      </w:r>
+      <w:r>
+        <w:t xml:space="preserve"> </w:t>
+      </w:r>
+      <w:r>
+        <w:rPr>
+          <w:iCs/>
+          <w:i/>
+        </w:rPr>
+        <w:t xml:space="preserve">(§16.5.1)</w:t>
       </w:r>
     </w:p>
     <w:p>
@@ -7798,6 +12204,286 @@
           <w:bCs/>
           <w:b/>
         </w:rPr>
+        <w:t xml:space="preserve">Replication</w:t>
+      </w:r>
+      <w:r>
+        <w:t xml:space="preserve"> </w:t>
+      </w:r>
+      <w:r>
+        <w:t xml:space="preserve">— Keeping a copy of the same data on more than one node. Each copy is a</w:t>
+      </w:r>
+      <w:r>
+        <w:t xml:space="preserve"> </w:t>
+      </w:r>
+      <w:r>
+        <w:rPr>
+          <w:bCs/>
+          <w:b/>
+        </w:rPr>
+        <w:t xml:space="preserve">replica</w:t>
+      </w:r>
+      <w:r>
+        <w:t xml:space="preserve">. In</w:t>
+      </w:r>
+      <w:r>
+        <w:t xml:space="preserve"> </w:t>
+      </w:r>
+      <w:r>
+        <w:rPr>
+          <w:bCs/>
+          <w:b/>
+        </w:rPr>
+        <w:t xml:space="preserve">primary–replica replication</w:t>
+      </w:r>
+      <w:r>
+        <w:t xml:space="preserve">, exactly one node, the</w:t>
+      </w:r>
+      <w:r>
+        <w:t xml:space="preserve"> </w:t>
+      </w:r>
+      <w:r>
+        <w:rPr>
+          <w:bCs/>
+          <w:b/>
+        </w:rPr>
+        <w:t xml:space="preserve">primary</w:t>
+      </w:r>
+      <w:r>
+        <w:t xml:space="preserve"> </w:t>
+      </w:r>
+      <w:r>
+        <w:t xml:space="preserve">(called the</w:t>
+      </w:r>
+      <w:r>
+        <w:t xml:space="preserve"> </w:t>
+      </w:r>
+      <w:r>
+        <w:t xml:space="preserve">“</w:t>
+      </w:r>
+      <w:r>
+        <w:t xml:space="preserve">master</w:t>
+      </w:r>
+      <w:r>
+        <w:t xml:space="preserve">”</w:t>
+      </w:r>
+      <w:r>
+        <w:t xml:space="preserve"> </w:t>
+      </w:r>
+      <w:r>
+        <w:t xml:space="preserve">in older documentation), accepts writes and streams its changes to the</w:t>
+      </w:r>
+      <w:r>
+        <w:t xml:space="preserve"> </w:t>
+      </w:r>
+      <w:r>
+        <w:rPr>
+          <w:bCs/>
+          <w:b/>
+        </w:rPr>
+        <w:t xml:space="preserve">replicas</w:t>
+      </w:r>
+      <w:r>
+        <w:t xml:space="preserve">, which apply them in the same order and serve reads.</w:t>
+      </w:r>
+      <w:r>
+        <w:t xml:space="preserve"> </w:t>
+      </w:r>
+      <w:r>
+        <w:rPr>
+          <w:iCs/>
+          <w:i/>
+        </w:rPr>
+        <w:t xml:space="preserve">(§14.3.1)</w:t>
+      </w:r>
+    </w:p>
+    <w:p>
+      <w:pPr>
+        <w:pStyle w:val="BodyText"/>
+      </w:pPr>
+      <w:r>
+        <w:rPr>
+          <w:bCs/>
+          <w:b/>
+        </w:rPr>
+        <w:t xml:space="preserve">Replication lag</w:t>
+      </w:r>
+      <w:r>
+        <w:t xml:space="preserve"> </w:t>
+      </w:r>
+      <w:r>
+        <w:t xml:space="preserve">— The delay between a change committing on the primary and becoming visible on a replica, measured in seconds, bytes of log or transactions.</w:t>
+      </w:r>
+      <w:r>
+        <w:t xml:space="preserve"> </w:t>
+      </w:r>
+      <w:r>
+        <w:rPr>
+          <w:iCs/>
+          <w:i/>
+        </w:rPr>
+        <w:t xml:space="preserve">(§14.4.2)</w:t>
+      </w:r>
+    </w:p>
+    <w:p>
+      <w:pPr>
+        <w:pStyle w:val="BodyText"/>
+      </w:pPr>
+      <w:r>
+        <w:rPr>
+          <w:bCs/>
+          <w:b/>
+        </w:rPr>
+        <w:t xml:space="preserve">Replication log formats</w:t>
+      </w:r>
+      <w:r>
+        <w:t xml:space="preserve"> </w:t>
+      </w:r>
+      <w:r>
+        <w:t xml:space="preserve">— What the log describes: the SQL statements executed (</w:t>
+      </w:r>
+      <w:r>
+        <w:rPr>
+          <w:bCs/>
+          <w:b/>
+        </w:rPr>
+        <w:t xml:space="preserve">statement-based</w:t>
+      </w:r>
+      <w:r>
+        <w:t xml:space="preserve">), the changed rows (</w:t>
+      </w:r>
+      <w:r>
+        <w:rPr>
+          <w:bCs/>
+          <w:b/>
+        </w:rPr>
+        <w:t xml:space="preserve">row-based</w:t>
+      </w:r>
+      <w:r>
+        <w:t xml:space="preserve">), the storage engine’s page-level byte changes (</w:t>
+      </w:r>
+      <w:r>
+        <w:rPr>
+          <w:bCs/>
+          <w:b/>
+        </w:rPr>
+        <w:t xml:space="preserve">physical</w:t>
+      </w:r>
+      <w:r>
+        <w:t xml:space="preserve">, or WAL shipping), or decoded, engine-independent row changes per table (</w:t>
+      </w:r>
+      <w:r>
+        <w:rPr>
+          <w:bCs/>
+          <w:b/>
+        </w:rPr>
+        <w:t xml:space="preserve">logical</w:t>
+      </w:r>
+      <w:r>
+        <w:t xml:space="preserve">).</w:t>
+      </w:r>
+      <w:r>
+        <w:t xml:space="preserve"> </w:t>
+      </w:r>
+      <w:r>
+        <w:rPr>
+          <w:iCs/>
+          <w:i/>
+        </w:rPr>
+        <w:t xml:space="preserve">(§14.4.5)</w:t>
+      </w:r>
+    </w:p>
+    <w:p>
+      <w:pPr>
+        <w:pStyle w:val="BodyText"/>
+      </w:pPr>
+      <w:r>
+        <w:rPr>
+          <w:bCs/>
+          <w:b/>
+        </w:rPr>
+        <w:t xml:space="preserve">Replication modes</w:t>
+      </w:r>
+      <w:r>
+        <w:t xml:space="preserve"> </w:t>
+      </w:r>
+      <w:r>
+        <w:t xml:space="preserve">— In</w:t>
+      </w:r>
+      <w:r>
+        <w:t xml:space="preserve"> </w:t>
+      </w:r>
+      <w:r>
+        <w:rPr>
+          <w:bCs/>
+          <w:b/>
+        </w:rPr>
+        <w:t xml:space="preserve">synchronous replication</w:t>
+      </w:r>
+      <w:r>
+        <w:t xml:space="preserve">, the primary reports a commit only after at least one designated replica has durably received (or applied) it. In</w:t>
+      </w:r>
+      <w:r>
+        <w:t xml:space="preserve"> </w:t>
+      </w:r>
+      <w:r>
+        <w:rPr>
+          <w:bCs/>
+          <w:b/>
+        </w:rPr>
+        <w:t xml:space="preserve">asynchronous replication</w:t>
+      </w:r>
+      <w:r>
+        <w:t xml:space="preserve">, it reports success after its local commit and ships the change afterwards.</w:t>
+      </w:r>
+      <w:r>
+        <w:t xml:space="preserve"> </w:t>
+      </w:r>
+      <w:r>
+        <w:rPr>
+          <w:bCs/>
+          <w:b/>
+        </w:rPr>
+        <w:t xml:space="preserve">Semi-synchronous replication</w:t>
+      </w:r>
+      <w:r>
+        <w:t xml:space="preserve">, MySQL’s middle ground, waits until a replica has</w:t>
+      </w:r>
+      <w:r>
+        <w:t xml:space="preserve"> </w:t>
+      </w:r>
+      <w:r>
+        <w:rPr>
+          <w:iCs/>
+          <w:i/>
+        </w:rPr>
+        <w:t xml:space="preserve">received and logged</w:t>
+      </w:r>
+      <w:r>
+        <w:t xml:space="preserve"> </w:t>
+      </w:r>
+      <w:r>
+        <w:t xml:space="preserve">the change and falls back to asynchronous mode after a timeout.</w:t>
+      </w:r>
+      <w:r>
+        <w:t xml:space="preserve"> </w:t>
+      </w:r>
+      <w:r>
+        <w:rPr>
+          <w:iCs/>
+          <w:i/>
+        </w:rPr>
+        <w:t xml:space="preserve">(§14.4.1)</w:t>
+      </w:r>
+    </w:p>
+    <w:p>
+      <w:pPr>
+        <w:pStyle w:val="BodyText"/>
+      </w:pPr>
+      <w:r>
+        <w:rPr>
+          <w:bCs/>
+          <w:b/>
+        </w:rPr>
         <w:t xml:space="preserve">Request–response lifecycle</w:t>
       </w:r>
       <w:r>
@@ -7920,6 +12606,112 @@
           <w:bCs/>
           <w:b/>
         </w:rPr>
+        <w:t xml:space="preserve">Reservoir sampling</w:t>
+      </w:r>
+      <w:r>
+        <w:t xml:space="preserve"> </w:t>
+      </w:r>
+      <w:r>
+        <w:t xml:space="preserve">— An algorithm that maintains a uniform random sample of</w:t>
+      </w:r>
+      <w:r>
+        <w:t xml:space="preserve"> </w:t>
+      </w:r>
+      <m:oMath>
+        <m:r>
+          <m:t>k</m:t>
+        </m:r>
+      </m:oMath>
+      <w:r>
+        <w:t xml:space="preserve"> </w:t>
+      </w:r>
+      <w:r>
+        <w:t xml:space="preserve">items from a stream whose length</w:t>
+      </w:r>
+      <w:r>
+        <w:t xml:space="preserve"> </w:t>
+      </w:r>
+      <m:oMath>
+        <m:r>
+          <m:t>n</m:t>
+        </m:r>
+      </m:oMath>
+      <w:r>
+        <w:t xml:space="preserve"> </w:t>
+      </w:r>
+      <w:r>
+        <w:t xml:space="preserve">is not known in advance, using</w:t>
+      </w:r>
+      <w:r>
+        <w:t xml:space="preserve"> </w:t>
+      </w:r>
+      <m:oMath>
+        <m:r>
+          <m:t>O</m:t>
+        </m:r>
+        <m:d>
+          <m:dPr>
+            <m:begChr m:val="("/>
+            <m:endChr m:val=")"/>
+            <m:sepChr m:val=""/>
+            <m:grow/>
+          </m:dPr>
+          <m:e>
+            <m:r>
+              <m:t>k</m:t>
+            </m:r>
+          </m:e>
+        </m:d>
+      </m:oMath>
+      <w:r>
+        <w:t xml:space="preserve"> </w:t>
+      </w:r>
+      <w:r>
+        <w:t xml:space="preserve">memory and a single pass: after any number of items, every item seen so far is in the sample with probability</w:t>
+      </w:r>
+      <w:r>
+        <w:t xml:space="preserve"> </w:t>
+      </w:r>
+      <m:oMath>
+        <m:r>
+          <m:t>k</m:t>
+        </m:r>
+        <m:r>
+          <m:rPr>
+            <m:sty m:val="p"/>
+          </m:rPr>
+          <m:t>/</m:t>
+        </m:r>
+        <m:r>
+          <m:t>n</m:t>
+        </m:r>
+      </m:oMath>
+      <w:r>
+        <w:t xml:space="preserve"> </w:t>
+      </w:r>
+      <w:r>
+        <w:t xml:space="preserve">[Vitter 1985].</w:t>
+      </w:r>
+      <w:r>
+        <w:t xml:space="preserve"> </w:t>
+      </w:r>
+      <w:r>
+        <w:rPr>
+          <w:iCs/>
+          <w:i/>
+        </w:rPr>
+        <w:t xml:space="preserve">(§17.12.1)</w:t>
+      </w:r>
+    </w:p>
+    <w:p>
+      <w:pPr>
+        <w:pStyle w:val="BodyText"/>
+      </w:pPr>
+      <w:r>
+        <w:rPr>
+          <w:bCs/>
+          <w:b/>
+        </w:rPr>
         <w:t xml:space="preserve">REST (Representational State Transfer)</w:t>
       </w:r>
       <w:r>
@@ -8044,6 +12836,73 @@
           <w:i/>
         </w:rPr>
         <w:t xml:space="preserve">(§7.5.1)</w:t>
+      </w:r>
+    </w:p>
+    <w:p>
+      <w:pPr>
+        <w:pStyle w:val="BodyText"/>
+      </w:pPr>
+      <w:r>
+        <w:rPr>
+          <w:bCs/>
+          <w:b/>
+        </w:rPr>
+        <w:t xml:space="preserve">RUM conjecture</w:t>
+      </w:r>
+      <w:r>
+        <w:t xml:space="preserve"> </w:t>
+      </w:r>
+      <w:r>
+        <w:t xml:space="preserve">— For any access method, bounding two of</w:t>
+      </w:r>
+      <w:r>
+        <w:t xml:space="preserve"> </w:t>
+      </w:r>
+      <w:r>
+        <w:rPr>
+          <w:bCs/>
+          <w:b/>
+        </w:rPr>
+        <w:t xml:space="preserve">R</w:t>
+      </w:r>
+      <w:r>
+        <w:t xml:space="preserve">ead overhead,</w:t>
+      </w:r>
+      <w:r>
+        <w:t xml:space="preserve"> </w:t>
+      </w:r>
+      <w:r>
+        <w:rPr>
+          <w:bCs/>
+          <w:b/>
+        </w:rPr>
+        <w:t xml:space="preserve">U</w:t>
+      </w:r>
+      <w:r>
+        <w:t xml:space="preserve">pdate overhead and</w:t>
+      </w:r>
+      <w:r>
+        <w:t xml:space="preserve"> </w:t>
+      </w:r>
+      <w:r>
+        <w:rPr>
+          <w:bCs/>
+          <w:b/>
+        </w:rPr>
+        <w:t xml:space="preserve">M</w:t>
+      </w:r>
+      <w:r>
+        <w:t xml:space="preserve">emory (space) overhead forces the third to be worse: you can optimize for at most two [Athanassoulis et al. 2016].</w:t>
+      </w:r>
+      <w:r>
+        <w:t xml:space="preserve"> </w:t>
+      </w:r>
+      <w:r>
+        <w:rPr>
+          <w:iCs/>
+          <w:i/>
+        </w:rPr>
+        <w:t xml:space="preserve">(§13.11.1)</w:t>
       </w:r>
     </w:p>
     <w:bookmarkEnd w:id="37"/>
@@ -8093,6 +12952,50 @@
           <w:bCs/>
           <w:b/>
         </w:rPr>
+        <w:t xml:space="preserve">Search engine (as a data store)</w:t>
+      </w:r>
+      <w:r>
+        <w:t xml:space="preserve"> </w:t>
+      </w:r>
+      <w:r>
+        <w:t xml:space="preserve">— A system such as Elasticsearch, OpenSearch or Apache Solr that stores JSON documents and builds an</w:t>
+      </w:r>
+      <w:r>
+        <w:t xml:space="preserve"> </w:t>
+      </w:r>
+      <w:r>
+        <w:rPr>
+          <w:bCs/>
+          <w:b/>
+        </w:rPr>
+        <w:t xml:space="preserve">inverted index</w:t>
+      </w:r>
+      <w:r>
+        <w:t xml:space="preserve"> </w:t>
+      </w:r>
+      <w:r>
+        <w:t xml:space="preserve">— a map from each term to the list of documents containing it — so it can answer full-text, relevance-ranked, faceted and fuzzy queries.</w:t>
+      </w:r>
+      <w:r>
+        <w:t xml:space="preserve"> </w:t>
+      </w:r>
+      <w:r>
+        <w:rPr>
+          <w:iCs/>
+          <w:i/>
+        </w:rPr>
+        <w:t xml:space="preserve">(§12.9)</w:t>
+      </w:r>
+    </w:p>
+    <w:p>
+      <w:pPr>
+        <w:pStyle w:val="BodyText"/>
+      </w:pPr>
+      <w:r>
+        <w:rPr>
+          <w:bCs/>
+          <w:b/>
+        </w:rPr>
         <w:t xml:space="preserve">Secret</w:t>
       </w:r>
       <w:r>
@@ -8263,6 +13166,59 @@
           <w:i/>
         </w:rPr>
         <w:t xml:space="preserve">(§10.3.1)</w:t>
+      </w:r>
+    </w:p>
+    <w:p>
+      <w:pPr>
+        <w:pStyle w:val="BodyText"/>
+      </w:pPr>
+      <w:r>
+        <w:rPr>
+          <w:bCs/>
+          <w:b/>
+        </w:rPr>
+        <w:t xml:space="preserve">Segment</w:t>
+      </w:r>
+      <w:r>
+        <w:t xml:space="preserve"> </w:t>
+      </w:r>
+      <w:r>
+        <w:t xml:space="preserve">— A self-contained, immutable mini-index (its own dictionary, postings, stored fields, norms and doc values) covering a subset of documents. A Lucene index is a set of segments plus a</w:t>
+      </w:r>
+      <w:r>
+        <w:t xml:space="preserve"> </w:t>
+      </w:r>
+      <w:r>
+        <w:rPr>
+          <w:bCs/>
+          <w:b/>
+        </w:rPr>
+        <w:t xml:space="preserve">commit point</w:t>
+      </w:r>
+      <w:r>
+        <w:t xml:space="preserve"> </w:t>
+      </w:r>
+      <w:r>
+        <w:t xml:space="preserve">file (</w:t>
+      </w:r>
+      <w:r>
+        <w:rPr>
+          <w:rStyle w:val="VerbatimChar"/>
+        </w:rPr>
+        <w:t xml:space="preserve">segments_N</w:t>
+      </w:r>
+      <w:r>
+        <w:t xml:space="preserve">) listing which segments are live; a search runs over every live segment and combines the results.</w:t>
+      </w:r>
+      <w:r>
+        <w:t xml:space="preserve"> </w:t>
+      </w:r>
+      <w:r>
+        <w:rPr>
+          <w:iCs/>
+          <w:i/>
+        </w:rPr>
+        <w:t xml:space="preserve">(§16.6.1)</w:t>
       </w:r>
     </w:p>
     <w:p>
@@ -8835,6 +13791,212 @@
           <w:i/>
         </w:rPr>
         <w:t xml:space="preserve">(§8.4.2)</w:t>
+      </w:r>
+    </w:p>
+    <w:p>
+      <w:pPr>
+        <w:pStyle w:val="BodyText"/>
+      </w:pPr>
+      <w:r>
+        <w:rPr>
+          <w:bCs/>
+          <w:b/>
+        </w:rPr>
+        <w:t xml:space="preserve">Skip list</w:t>
+      </w:r>
+      <w:r>
+        <w:t xml:space="preserve"> </w:t>
+      </w:r>
+      <w:r>
+        <w:t xml:space="preserve">— An ordered linked list augmented with extra levels of</w:t>
+      </w:r>
+      <w:r>
+        <w:t xml:space="preserve"> </w:t>
+      </w:r>
+      <w:r>
+        <w:t xml:space="preserve">“</w:t>
+      </w:r>
+      <w:r>
+        <w:t xml:space="preserve">express</w:t>
+      </w:r>
+      <w:r>
+        <w:t xml:space="preserve">”</w:t>
+      </w:r>
+      <w:r>
+        <w:t xml:space="preserve"> </w:t>
+      </w:r>
+      <w:r>
+        <w:t xml:space="preserve">pointers. Each node is promoted to the next level with probability</w:t>
+      </w:r>
+      <w:r>
+        <w:t xml:space="preserve"> </w:t>
+      </w:r>
+      <m:oMath>
+        <m:r>
+          <m:t>p</m:t>
+        </m:r>
+      </m:oMath>
+      <w:r>
+        <w:t xml:space="preserve"> </w:t>
+      </w:r>
+      <w:r>
+        <w:t xml:space="preserve">(typically 1/2 or 1/4), so level</w:t>
+      </w:r>
+      <w:r>
+        <w:t xml:space="preserve"> </w:t>
+      </w:r>
+      <m:oMath>
+        <m:r>
+          <m:t>i</m:t>
+        </m:r>
+      </m:oMath>
+      <w:r>
+        <w:t xml:space="preserve"> </w:t>
+      </w:r>
+      <w:r>
+        <w:t xml:space="preserve">contains about a fraction</w:t>
+      </w:r>
+      <w:r>
+        <w:t xml:space="preserve"> </w:t>
+      </w:r>
+      <m:oMath>
+        <m:sSup>
+          <m:e>
+            <m:r>
+              <m:t>p</m:t>
+            </m:r>
+          </m:e>
+          <m:sup>
+            <m:r>
+              <m:t>i</m:t>
+            </m:r>
+          </m:sup>
+        </m:sSup>
+      </m:oMath>
+      <w:r>
+        <w:t xml:space="preserve"> </w:t>
+      </w:r>
+      <w:r>
+        <w:t xml:space="preserve">of the nodes. Search, insert and delete take expected</w:t>
+      </w:r>
+      <w:r>
+        <w:t xml:space="preserve"> </w:t>
+      </w:r>
+      <m:oMath>
+        <m:r>
+          <m:t>O</m:t>
+        </m:r>
+        <m:d>
+          <m:dPr>
+            <m:begChr m:val="("/>
+            <m:endChr m:val=")"/>
+            <m:sepChr m:val=""/>
+            <m:grow/>
+          </m:dPr>
+          <m:e>
+            <m:r>
+              <m:rPr>
+                <m:sty m:val="p"/>
+              </m:rPr>
+              <m:t>log</m:t>
+            </m:r>
+            <m:r>
+              <m:t>n</m:t>
+            </m:r>
+          </m:e>
+        </m:d>
+      </m:oMath>
+      <w:r>
+        <w:t xml:space="preserve"> </w:t>
+      </w:r>
+      <w:r>
+        <w:t xml:space="preserve">time [Pugh 1990].</w:t>
+      </w:r>
+      <w:r>
+        <w:t xml:space="preserve"> </w:t>
+      </w:r>
+      <w:r>
+        <w:rPr>
+          <w:iCs/>
+          <w:i/>
+        </w:rPr>
+        <w:t xml:space="preserve">(§17.7.1)</w:t>
+      </w:r>
+    </w:p>
+    <w:p>
+      <w:pPr>
+        <w:pStyle w:val="BodyText"/>
+      </w:pPr>
+      <w:r>
+        <w:rPr>
+          <w:bCs/>
+          <w:b/>
+        </w:rPr>
+        <w:t xml:space="preserve">Slotted page</w:t>
+      </w:r>
+      <w:r>
+        <w:t xml:space="preserve"> </w:t>
+      </w:r>
+      <w:r>
+        <w:t xml:space="preserve">— A page layout in which a</w:t>
+      </w:r>
+      <w:r>
+        <w:t xml:space="preserve"> </w:t>
+      </w:r>
+      <w:r>
+        <w:rPr>
+          <w:bCs/>
+          <w:b/>
+        </w:rPr>
+        <w:t xml:space="preserve">header</w:t>
+      </w:r>
+      <w:r>
+        <w:t xml:space="preserve"> </w:t>
+      </w:r>
+      <w:r>
+        <w:t xml:space="preserve">is followed by an array of</w:t>
+      </w:r>
+      <w:r>
+        <w:t xml:space="preserve"> </w:t>
+      </w:r>
+      <w:r>
+        <w:rPr>
+          <w:bCs/>
+          <w:b/>
+        </w:rPr>
+        <w:t xml:space="preserve">slots</w:t>
+      </w:r>
+      <w:r>
+        <w:t xml:space="preserve"> </w:t>
+      </w:r>
+      <w:r>
+        <w:t xml:space="preserve">(also called line pointers or item IDs) that grows from the front, while variable-length</w:t>
+      </w:r>
+      <w:r>
+        <w:t xml:space="preserve"> </w:t>
+      </w:r>
+      <w:r>
+        <w:rPr>
+          <w:bCs/>
+          <w:b/>
+        </w:rPr>
+        <w:t xml:space="preserve">records</w:t>
+      </w:r>
+      <w:r>
+        <w:t xml:space="preserve"> </w:t>
+      </w:r>
+      <w:r>
+        <w:t xml:space="preserve">(tuples) are packed from the back. Each slot stores the offset and length of one record; free space sits in the middle.</w:t>
+      </w:r>
+      <w:r>
+        <w:t xml:space="preserve"> </w:t>
+      </w:r>
+      <w:r>
+        <w:rPr>
+          <w:iCs/>
+          <w:i/>
+        </w:rPr>
+        <w:t xml:space="preserve">(§13.3.2)</w:t>
       </w:r>
     </w:p>
     <w:p>
@@ -9149,6 +14311,151 @@
           <w:bCs/>
           <w:b/>
         </w:rPr>
+        <w:t xml:space="preserve">SQL</w:t>
+      </w:r>
+      <w:r>
+        <w:t xml:space="preserve"> </w:t>
+      </w:r>
+      <w:r>
+        <w:t xml:space="preserve">— The Structured Query Language, standardized by ANSI/ISO, with sublanguages for defining schema (DDL:</w:t>
+      </w:r>
+      <w:r>
+        <w:t xml:space="preserve"> </w:t>
+      </w:r>
+      <w:r>
+        <w:rPr>
+          <w:rStyle w:val="VerbatimChar"/>
+        </w:rPr>
+        <w:t xml:space="preserve">CREATE</w:t>
+      </w:r>
+      <w:r>
+        <w:t xml:space="preserve">,</w:t>
+      </w:r>
+      <w:r>
+        <w:t xml:space="preserve"> </w:t>
+      </w:r>
+      <w:r>
+        <w:rPr>
+          <w:rStyle w:val="VerbatimChar"/>
+        </w:rPr>
+        <w:t xml:space="preserve">ALTER</w:t>
+      </w:r>
+      <w:r>
+        <w:t xml:space="preserve">,</w:t>
+      </w:r>
+      <w:r>
+        <w:t xml:space="preserve"> </w:t>
+      </w:r>
+      <w:r>
+        <w:rPr>
+          <w:rStyle w:val="VerbatimChar"/>
+        </w:rPr>
+        <w:t xml:space="preserve">DROP</w:t>
+      </w:r>
+      <w:r>
+        <w:t xml:space="preserve">), manipulating data (DML:</w:t>
+      </w:r>
+      <w:r>
+        <w:t xml:space="preserve"> </w:t>
+      </w:r>
+      <w:r>
+        <w:rPr>
+          <w:rStyle w:val="VerbatimChar"/>
+        </w:rPr>
+        <w:t xml:space="preserve">SELECT</w:t>
+      </w:r>
+      <w:r>
+        <w:t xml:space="preserve">,</w:t>
+      </w:r>
+      <w:r>
+        <w:t xml:space="preserve"> </w:t>
+      </w:r>
+      <w:r>
+        <w:rPr>
+          <w:rStyle w:val="VerbatimChar"/>
+        </w:rPr>
+        <w:t xml:space="preserve">INSERT</w:t>
+      </w:r>
+      <w:r>
+        <w:t xml:space="preserve">,</w:t>
+      </w:r>
+      <w:r>
+        <w:t xml:space="preserve"> </w:t>
+      </w:r>
+      <w:r>
+        <w:rPr>
+          <w:rStyle w:val="VerbatimChar"/>
+        </w:rPr>
+        <w:t xml:space="preserve">UPDATE</w:t>
+      </w:r>
+      <w:r>
+        <w:t xml:space="preserve">,</w:t>
+      </w:r>
+      <w:r>
+        <w:t xml:space="preserve"> </w:t>
+      </w:r>
+      <w:r>
+        <w:rPr>
+          <w:rStyle w:val="VerbatimChar"/>
+        </w:rPr>
+        <w:t xml:space="preserve">DELETE</w:t>
+      </w:r>
+      <w:r>
+        <w:t xml:space="preserve">) and controlling transactions (</w:t>
+      </w:r>
+      <w:r>
+        <w:rPr>
+          <w:rStyle w:val="VerbatimChar"/>
+        </w:rPr>
+        <w:t xml:space="preserve">BEGIN</w:t>
+      </w:r>
+      <w:r>
+        <w:t xml:space="preserve">,</w:t>
+      </w:r>
+      <w:r>
+        <w:t xml:space="preserve"> </w:t>
+      </w:r>
+      <w:r>
+        <w:rPr>
+          <w:rStyle w:val="VerbatimChar"/>
+        </w:rPr>
+        <w:t xml:space="preserve">COMMIT</w:t>
+      </w:r>
+      <w:r>
+        <w:t xml:space="preserve">,</w:t>
+      </w:r>
+      <w:r>
+        <w:t xml:space="preserve"> </w:t>
+      </w:r>
+      <w:r>
+        <w:rPr>
+          <w:rStyle w:val="VerbatimChar"/>
+        </w:rPr>
+        <w:t xml:space="preserve">ROLLBACK</w:t>
+      </w:r>
+      <w:r>
+        <w:t xml:space="preserve">). Every major database implements the core standard plus its own dialect.</w:t>
+      </w:r>
+      <w:r>
+        <w:t xml:space="preserve"> </w:t>
+      </w:r>
+      <w:r>
+        <w:rPr>
+          <w:iCs/>
+          <w:i/>
+        </w:rPr>
+        <w:t xml:space="preserve">(§11.6.1)</w:t>
+      </w:r>
+    </w:p>
+    <w:p>
+      <w:pPr>
+        <w:pStyle w:val="BodyText"/>
+      </w:pPr>
+      <w:r>
+        <w:rPr>
+          <w:bCs/>
+          <w:b/>
+        </w:rPr>
         <w:t xml:space="preserve">Stateless service</w:t>
       </w:r>
       <w:r>
@@ -9194,6 +14501,130 @@
           <w:i/>
         </w:rPr>
         <w:t xml:space="preserve">(§8.4.2)</w:t>
+      </w:r>
+    </w:p>
+    <w:p>
+      <w:pPr>
+        <w:pStyle w:val="BodyText"/>
+      </w:pPr>
+      <w:r>
+        <w:rPr>
+          <w:bCs/>
+          <w:b/>
+        </w:rPr>
+        <w:t xml:space="preserve">Storage tier and lifecycle policy</w:t>
+      </w:r>
+      <w:r>
+        <w:t xml:space="preserve"> </w:t>
+      </w:r>
+      <w:r>
+        <w:t xml:space="preserve">— A</w:t>
+      </w:r>
+      <w:r>
+        <w:t xml:space="preserve"> </w:t>
+      </w:r>
+      <w:r>
+        <w:rPr>
+          <w:bCs/>
+          <w:b/>
+        </w:rPr>
+        <w:t xml:space="preserve">storage tier</w:t>
+      </w:r>
+      <w:r>
+        <w:t xml:space="preserve"> </w:t>
+      </w:r>
+      <w:r>
+        <w:t xml:space="preserve">(storage class) is a price/performance point for the same data:</w:t>
+      </w:r>
+      <w:r>
+        <w:t xml:space="preserve"> </w:t>
+      </w:r>
+      <w:r>
+        <w:rPr>
+          <w:bCs/>
+          <w:b/>
+        </w:rPr>
+        <w:t xml:space="preserve">hot</w:t>
+      </w:r>
+      <w:r>
+        <w:t xml:space="preserve"> </w:t>
+      </w:r>
+      <w:r>
+        <w:t xml:space="preserve">(frequent access, highest storage price, no retrieval fee),</w:t>
+      </w:r>
+      <w:r>
+        <w:t xml:space="preserve"> </w:t>
+      </w:r>
+      <w:r>
+        <w:rPr>
+          <w:bCs/>
+          <w:b/>
+        </w:rPr>
+        <w:t xml:space="preserve">warm</w:t>
+      </w:r>
+      <w:r>
+        <w:t xml:space="preserve"> </w:t>
+      </w:r>
+      <w:r>
+        <w:t xml:space="preserve">or infrequent access (cheaper storage, per-GB retrieval fee, minimum storage duration),</w:t>
+      </w:r>
+      <w:r>
+        <w:t xml:space="preserve"> </w:t>
+      </w:r>
+      <w:r>
+        <w:rPr>
+          <w:bCs/>
+          <w:b/>
+        </w:rPr>
+        <w:t xml:space="preserve">cold</w:t>
+      </w:r>
+      <w:r>
+        <w:t xml:space="preserve"> </w:t>
+      </w:r>
+      <w:r>
+        <w:t xml:space="preserve">(cheaper again, slower or costlier retrieval) and</w:t>
+      </w:r>
+      <w:r>
+        <w:t xml:space="preserve"> </w:t>
+      </w:r>
+      <w:r>
+        <w:rPr>
+          <w:bCs/>
+          <w:b/>
+        </w:rPr>
+        <w:t xml:space="preserve">archive</w:t>
+      </w:r>
+      <w:r>
+        <w:t xml:space="preserve"> </w:t>
+      </w:r>
+      <w:r>
+        <w:t xml:space="preserve">(cheapest storage, retrieval in hours). A</w:t>
+      </w:r>
+      <w:r>
+        <w:t xml:space="preserve"> </w:t>
+      </w:r>
+      <w:r>
+        <w:rPr>
+          <w:bCs/>
+          <w:b/>
+        </w:rPr>
+        <w:t xml:space="preserve">lifecycle policy</w:t>
+      </w:r>
+      <w:r>
+        <w:t xml:space="preserve"> </w:t>
+      </w:r>
+      <w:r>
+        <w:t xml:space="preserve">is a set of rules, usually by prefix, tag or age, that automatically transitions objects between tiers and expires (deletes) them.</w:t>
+      </w:r>
+      <w:r>
+        <w:t xml:space="preserve"> </w:t>
+      </w:r>
+      <w:r>
+        <w:rPr>
+          <w:iCs/>
+          <w:i/>
+        </w:rPr>
+        <w:t xml:space="preserve">(§15.9)</w:t>
       </w:r>
     </w:p>
     <w:p>
@@ -9828,6 +15259,125 @@
           <w:bCs/>
           <w:b/>
         </w:rPr>
+        <w:t xml:space="preserve">Time-series database (TSDB)</w:t>
+      </w:r>
+      <w:r>
+        <w:t xml:space="preserve"> </w:t>
+      </w:r>
+      <w:r>
+        <w:t xml:space="preserve">— A database optimized for sequences of timestamped measurements. Data is organized into</w:t>
+      </w:r>
+      <w:r>
+        <w:t xml:space="preserve"> </w:t>
+      </w:r>
+      <w:r>
+        <w:rPr>
+          <w:bCs/>
+          <w:b/>
+        </w:rPr>
+        <w:t xml:space="preserve">series</w:t>
+      </w:r>
+      <w:r>
+        <w:t xml:space="preserve">, each identified by a metric name plus a set of</w:t>
+      </w:r>
+      <w:r>
+        <w:t xml:space="preserve"> </w:t>
+      </w:r>
+      <w:r>
+        <w:rPr>
+          <w:bCs/>
+          <w:b/>
+        </w:rPr>
+        <w:t xml:space="preserve">labels</w:t>
+      </w:r>
+      <w:r>
+        <w:t xml:space="preserve"> </w:t>
+      </w:r>
+      <w:r>
+        <w:t xml:space="preserve">(tags) such as</w:t>
+      </w:r>
+      <w:r>
+        <w:t xml:space="preserve"> </w:t>
+      </w:r>
+      <w:r>
+        <w:rPr>
+          <w:rStyle w:val="VerbatimChar"/>
+        </w:rPr>
+        <w:t xml:space="preserve">{host="web-3", region="eu"}</w:t>
+      </w:r>
+      <w:r>
+        <w:t xml:space="preserve">, and each series is an append-only list of</w:t>
+      </w:r>
+      <w:r>
+        <w:t xml:space="preserve"> </w:t>
+      </w:r>
+      <w:r>
+        <w:rPr>
+          <w:bCs/>
+          <w:b/>
+        </w:rPr>
+        <w:t xml:space="preserve">samples</w:t>
+      </w:r>
+      <w:r>
+        <w:t xml:space="preserve"> </w:t>
+      </w:r>
+      <w:r>
+        <w:rPr>
+          <w:rStyle w:val="VerbatimChar"/>
+        </w:rPr>
+        <w:t xml:space="preserve">(timestamp, value)</w:t>
+      </w:r>
+      <w:r>
+        <w:t xml:space="preserve">.</w:t>
+      </w:r>
+      <w:r>
+        <w:t xml:space="preserve"> </w:t>
+      </w:r>
+      <w:r>
+        <w:rPr>
+          <w:iCs/>
+          <w:i/>
+        </w:rPr>
+        <w:t xml:space="preserve">(§12.8.1)</w:t>
+      </w:r>
+    </w:p>
+    <w:p>
+      <w:pPr>
+        <w:pStyle w:val="BodyText"/>
+      </w:pPr>
+      <w:r>
+        <w:rPr>
+          <w:bCs/>
+          <w:b/>
+        </w:rPr>
+        <w:t xml:space="preserve">Torn write (torn page)</w:t>
+      </w:r>
+      <w:r>
+        <w:t xml:space="preserve"> </w:t>
+      </w:r>
+      <w:r>
+        <w:t xml:space="preserve">— A page write that is interrupted by a crash so that part of the page on disk is new and part is old. It arises because the database page (8 or 16 KiB) is larger than the unit the device or file system writes atomically (commonly 4 KiB or 512 bytes).</w:t>
+      </w:r>
+      <w:r>
+        <w:t xml:space="preserve"> </w:t>
+      </w:r>
+      <w:r>
+        <w:rPr>
+          <w:iCs/>
+          <w:i/>
+        </w:rPr>
+        <w:t xml:space="preserve">(§13.12.2)</w:t>
+      </w:r>
+    </w:p>
+    <w:p>
+      <w:pPr>
+        <w:pStyle w:val="BodyText"/>
+      </w:pPr>
+      <w:r>
+        <w:rPr>
+          <w:bCs/>
+          <w:b/>
+        </w:rPr>
         <w:t xml:space="preserve">Trade-off</w:t>
       </w:r>
       <w:r>
@@ -9856,6 +15406,70 @@
           <w:bCs/>
           <w:b/>
         </w:rPr>
+        <w:t xml:space="preserve">Transaction</w:t>
+      </w:r>
+      <w:r>
+        <w:t xml:space="preserve"> </w:t>
+      </w:r>
+      <w:r>
+        <w:t xml:space="preserve">— A sequence of reads and writes that the database treats as one logical unit: either all of its effects become permanent together (</w:t>
+      </w:r>
+      <w:r>
+        <w:rPr>
+          <w:bCs/>
+          <w:b/>
+        </w:rPr>
+        <w:t xml:space="preserve">commit</w:t>
+      </w:r>
+      <w:r>
+        <w:t xml:space="preserve">) or none of them do (</w:t>
+      </w:r>
+      <w:r>
+        <w:rPr>
+          <w:bCs/>
+          <w:b/>
+        </w:rPr>
+        <w:t xml:space="preserve">abort</w:t>
+      </w:r>
+      <w:r>
+        <w:t xml:space="preserve"> </w:t>
+      </w:r>
+      <w:r>
+        <w:t xml:space="preserve">or</w:t>
+      </w:r>
+      <w:r>
+        <w:t xml:space="preserve"> </w:t>
+      </w:r>
+      <w:r>
+        <w:rPr>
+          <w:bCs/>
+          <w:b/>
+        </w:rPr>
+        <w:t xml:space="preserve">rollback</w:t>
+      </w:r>
+      <w:r>
+        <w:t xml:space="preserve">), and concurrently running transactions are isolated from each other’s intermediate states.</w:t>
+      </w:r>
+      <w:r>
+        <w:t xml:space="preserve"> </w:t>
+      </w:r>
+      <w:r>
+        <w:rPr>
+          <w:iCs/>
+          <w:i/>
+        </w:rPr>
+        <w:t xml:space="preserve">(§11.11.1)</w:t>
+      </w:r>
+    </w:p>
+    <w:p>
+      <w:pPr>
+        <w:pStyle w:val="BodyText"/>
+      </w:pPr>
+      <w:r>
+        <w:rPr>
+          <w:bCs/>
+          <w:b/>
+        </w:rPr>
         <w:t xml:space="preserve">Transport Layer Security (TLS)</w:t>
       </w:r>
       <w:r>
@@ -9948,6 +15562,75 @@
           <w:bCs/>
           <w:b/>
         </w:rPr>
+        <w:t xml:space="preserve">Trie (prefix tree)</w:t>
+      </w:r>
+      <w:r>
+        <w:t xml:space="preserve"> </w:t>
+      </w:r>
+      <w:r>
+        <w:t xml:space="preserve">— A tree in which each edge is labeled with a character and each node represents the string spelled by the path from the root; nodes that end a stored key are marked. Looking up a key or a prefix of length</w:t>
+      </w:r>
+      <w:r>
+        <w:t xml:space="preserve"> </w:t>
+      </w:r>
+      <m:oMath>
+        <m:r>
+          <m:t>L</m:t>
+        </m:r>
+      </m:oMath>
+      <w:r>
+        <w:t xml:space="preserve"> </w:t>
+      </w:r>
+      <w:r>
+        <w:t xml:space="preserve">takes</w:t>
+      </w:r>
+      <w:r>
+        <w:t xml:space="preserve"> </w:t>
+      </w:r>
+      <m:oMath>
+        <m:r>
+          <m:t>O</m:t>
+        </m:r>
+        <m:d>
+          <m:dPr>
+            <m:begChr m:val="("/>
+            <m:endChr m:val=")"/>
+            <m:sepChr m:val=""/>
+            <m:grow/>
+          </m:dPr>
+          <m:e>
+            <m:r>
+              <m:t>L</m:t>
+            </m:r>
+          </m:e>
+        </m:d>
+      </m:oMath>
+      <w:r>
+        <w:t xml:space="preserve"> </w:t>
+      </w:r>
+      <w:r>
+        <w:t xml:space="preserve">steps, independent of how many keys are stored [Fredkin 1960].</w:t>
+      </w:r>
+      <w:r>
+        <w:t xml:space="preserve"> </w:t>
+      </w:r>
+      <w:r>
+        <w:rPr>
+          <w:iCs/>
+          <w:i/>
+        </w:rPr>
+        <w:t xml:space="preserve">(§17.11.1)</w:t>
+      </w:r>
+    </w:p>
+    <w:p>
+      <w:pPr>
+        <w:pStyle w:val="BodyText"/>
+      </w:pPr>
+      <w:r>
+        <w:rPr>
+          <w:bCs/>
+          <w:b/>
+        </w:rPr>
         <w:t xml:space="preserve">Trust boundary</w:t>
       </w:r>
       <w:r>
@@ -9965,6 +15648,114 @@
           <w:i/>
         </w:rPr>
         <w:t xml:space="preserve">(§10.3.2)</w:t>
+      </w:r>
+    </w:p>
+    <w:p>
+      <w:pPr>
+        <w:pStyle w:val="BodyText"/>
+      </w:pPr>
+      <w:r>
+        <w:rPr>
+          <w:bCs/>
+          <w:b/>
+        </w:rPr>
+        <w:t xml:space="preserve">Two-phase locking (2PL)</w:t>
+      </w:r>
+      <w:r>
+        <w:t xml:space="preserve"> </w:t>
+      </w:r>
+      <w:r>
+        <w:t xml:space="preserve">— A protocol in which each transaction acquires locks (shared</w:t>
+      </w:r>
+      <w:r>
+        <w:t xml:space="preserve"> </w:t>
+      </w:r>
+      <w:r>
+        <w:rPr>
+          <w:bCs/>
+          <w:b/>
+        </w:rPr>
+        <w:t xml:space="preserve">S</w:t>
+      </w:r>
+      <w:r>
+        <w:t xml:space="preserve"> </w:t>
+      </w:r>
+      <w:r>
+        <w:t xml:space="preserve">for reading, exclusive</w:t>
+      </w:r>
+      <w:r>
+        <w:t xml:space="preserve"> </w:t>
+      </w:r>
+      <w:r>
+        <w:rPr>
+          <w:bCs/>
+          <w:b/>
+        </w:rPr>
+        <w:t xml:space="preserve">X</w:t>
+      </w:r>
+      <w:r>
+        <w:t xml:space="preserve"> </w:t>
+      </w:r>
+      <w:r>
+        <w:t xml:space="preserve">for writing) before accessing data and, once it releases any lock, acquires no new ones: a</w:t>
+      </w:r>
+      <w:r>
+        <w:t xml:space="preserve"> </w:t>
+      </w:r>
+      <w:r>
+        <w:rPr>
+          <w:iCs/>
+          <w:i/>
+        </w:rPr>
+        <w:t xml:space="preserve">growing</w:t>
+      </w:r>
+      <w:r>
+        <w:t xml:space="preserve"> </w:t>
+      </w:r>
+      <w:r>
+        <w:t xml:space="preserve">phase followed by a</w:t>
+      </w:r>
+      <w:r>
+        <w:t xml:space="preserve"> </w:t>
+      </w:r>
+      <w:r>
+        <w:rPr>
+          <w:iCs/>
+          <w:i/>
+        </w:rPr>
+        <w:t xml:space="preserve">shrinking</w:t>
+      </w:r>
+      <w:r>
+        <w:t xml:space="preserve"> </w:t>
+      </w:r>
+      <w:r>
+        <w:t xml:space="preserve">phase.</w:t>
+      </w:r>
+      <w:r>
+        <w:t xml:space="preserve"> </w:t>
+      </w:r>
+      <w:r>
+        <w:rPr>
+          <w:bCs/>
+          <w:b/>
+        </w:rPr>
+        <w:t xml:space="preserve">Strict 2PL</w:t>
+      </w:r>
+      <w:r>
+        <w:t xml:space="preserve"> </w:t>
+      </w:r>
+      <w:r>
+        <w:t xml:space="preserve">holds all X locks until commit or abort. Any schedule produced by 2PL is serializable [Eswaran et al. 1976].</w:t>
+      </w:r>
+      <w:r>
+        <w:t xml:space="preserve"> </w:t>
+      </w:r>
+      <w:r>
+        <w:rPr>
+          <w:iCs/>
+          <w:i/>
+        </w:rPr>
+        <w:t xml:space="preserve">(§11.15.1)</w:t>
       </w:r>
     </w:p>
     <w:bookmarkEnd w:id="39"/>
@@ -10364,6 +16155,94 @@
           <w:bCs/>
           <w:b/>
         </w:rPr>
+        <w:t xml:space="preserve">Vector database</w:t>
+      </w:r>
+      <w:r>
+        <w:t xml:space="preserve"> </w:t>
+      </w:r>
+      <w:r>
+        <w:t xml:space="preserve">— A data store that indexes high-dimensional numeric vectors (</w:t>
+      </w:r>
+      <w:r>
+        <w:rPr>
+          <w:bCs/>
+          <w:b/>
+        </w:rPr>
+        <w:t xml:space="preserve">embeddings</w:t>
+      </w:r>
+      <w:r>
+        <w:t xml:space="preserve"> </w:t>
+      </w:r>
+      <w:r>
+        <w:t xml:space="preserve">produced by machine-learning models) and answers</w:t>
+      </w:r>
+      <w:r>
+        <w:t xml:space="preserve"> </w:t>
+      </w:r>
+      <w:r>
+        <w:rPr>
+          <w:bCs/>
+          <w:b/>
+        </w:rPr>
+        <w:t xml:space="preserve">approximate nearest neighbor (ANN) search</w:t>
+      </w:r>
+      <w:r>
+        <w:t xml:space="preserve"> </w:t>
+      </w:r>
+      <w:r>
+        <w:t xml:space="preserve">queries:</w:t>
+      </w:r>
+      <w:r>
+        <w:t xml:space="preserve"> </w:t>
+      </w:r>
+      <w:r>
+        <w:t xml:space="preserve">“</w:t>
+      </w:r>
+      <w:r>
+        <w:t xml:space="preserve">the</w:t>
+      </w:r>
+      <w:r>
+        <w:t xml:space="preserve"> </w:t>
+      </w:r>
+      <w:r>
+        <w:rPr>
+          <w:iCs/>
+          <w:i/>
+        </w:rPr>
+        <w:t xml:space="preserve">k</w:t>
+      </w:r>
+      <w:r>
+        <w:t xml:space="preserve"> </w:t>
+      </w:r>
+      <w:r>
+        <w:t xml:space="preserve">stored vectors most similar to this query vector</w:t>
+      </w:r>
+      <w:r>
+        <w:t xml:space="preserve">”</w:t>
+      </w:r>
+      <w:r>
+        <w:t xml:space="preserve">, by cosine similarity, dot product or Euclidean distance.</w:t>
+      </w:r>
+      <w:r>
+        <w:t xml:space="preserve"> </w:t>
+      </w:r>
+      <w:r>
+        <w:rPr>
+          <w:iCs/>
+          <w:i/>
+        </w:rPr>
+        <w:t xml:space="preserve">(§12.10)</w:t>
+      </w:r>
+    </w:p>
+    <w:p>
+      <w:pPr>
+        <w:pStyle w:val="BodyText"/>
+      </w:pPr>
+      <w:r>
+        <w:rPr>
+          <w:bCs/>
+          <w:b/>
+        </w:rPr>
         <w:t xml:space="preserve">Virtual memory</w:t>
       </w:r>
       <w:r>
@@ -10429,6 +16308,158 @@
           <w:i/>
         </w:rPr>
         <w:t xml:space="preserve">(§6.6.1)</w:t>
+      </w:r>
+    </w:p>
+    <w:p>
+      <w:pPr>
+        <w:pStyle w:val="BodyText"/>
+      </w:pPr>
+      <w:r>
+        <w:rPr>
+          <w:bCs/>
+          <w:b/>
+        </w:rPr>
+        <w:t xml:space="preserve">Virtual node (vnode)</w:t>
+      </w:r>
+      <w:r>
+        <w:t xml:space="preserve"> </w:t>
+      </w:r>
+      <w:r>
+        <w:t xml:space="preserve">— One of</w:t>
+      </w:r>
+      <w:r>
+        <w:t xml:space="preserve"> </w:t>
+      </w:r>
+      <m:oMath>
+        <m:r>
+          <m:t>V</m:t>
+        </m:r>
+      </m:oMath>
+      <w:r>
+        <w:t xml:space="preserve"> </w:t>
+      </w:r>
+      <w:r>
+        <w:t xml:space="preserve">ring positions belonging to the same physical node, typically obtained by hashing labels such as</w:t>
+      </w:r>
+      <w:r>
+        <w:t xml:space="preserve"> </w:t>
+      </w:r>
+      <w:r>
+        <w:rPr>
+          <w:rStyle w:val="VerbatimChar"/>
+        </w:rPr>
+        <w:t xml:space="preserve">db-3#vn17</w:t>
+      </w:r>
+      <w:r>
+        <w:t xml:space="preserve">; also called a</w:t>
+      </w:r>
+      <w:r>
+        <w:t xml:space="preserve"> </w:t>
+      </w:r>
+      <w:r>
+        <w:rPr>
+          <w:bCs/>
+          <w:b/>
+        </w:rPr>
+        <w:t xml:space="preserve">token</w:t>
+      </w:r>
+      <w:r>
+        <w:t xml:space="preserve">.</w:t>
+      </w:r>
+      <w:r>
+        <w:t xml:space="preserve"> </w:t>
+      </w:r>
+      <w:r>
+        <w:rPr>
+          <w:iCs/>
+          <w:i/>
+        </w:rPr>
+        <w:t xml:space="preserve">(§14.8.1)</w:t>
+      </w:r>
+    </w:p>
+    <w:p>
+      <w:pPr>
+        <w:pStyle w:val="BodyText"/>
+      </w:pPr>
+      <w:r>
+        <w:rPr>
+          <w:bCs/>
+          <w:b/>
+        </w:rPr>
+        <w:t xml:space="preserve">Volcano (iterator) model</w:t>
+      </w:r>
+      <w:r>
+        <w:t xml:space="preserve"> </w:t>
+      </w:r>
+      <w:r>
+        <w:t xml:space="preserve">— An execution model in which a query plan is a tree of operators, each implementing the same interface —</w:t>
+      </w:r>
+      <w:r>
+        <w:t xml:space="preserve"> </w:t>
+      </w:r>
+      <w:r>
+        <w:rPr>
+          <w:rStyle w:val="VerbatimChar"/>
+        </w:rPr>
+        <w:t xml:space="preserve">open()</w:t>
+      </w:r>
+      <w:r>
+        <w:t xml:space="preserve">,</w:t>
+      </w:r>
+      <w:r>
+        <w:t xml:space="preserve"> </w:t>
+      </w:r>
+      <w:r>
+        <w:rPr>
+          <w:rStyle w:val="VerbatimChar"/>
+        </w:rPr>
+        <w:t xml:space="preserve">next()</w:t>
+      </w:r>
+      <w:r>
+        <w:t xml:space="preserve"> </w:t>
+      </w:r>
+      <w:r>
+        <w:t xml:space="preserve">and</w:t>
+      </w:r>
+      <w:r>
+        <w:t xml:space="preserve"> </w:t>
+      </w:r>
+      <w:r>
+        <w:rPr>
+          <w:rStyle w:val="VerbatimChar"/>
+        </w:rPr>
+        <w:t xml:space="preserve">close()</w:t>
+      </w:r>
+      <w:r>
+        <w:t xml:space="preserve"> </w:t>
+      </w:r>
+      <w:r>
+        <w:t xml:space="preserve">— and each</w:t>
+      </w:r>
+      <w:r>
+        <w:t xml:space="preserve"> </w:t>
+      </w:r>
+      <w:r>
+        <w:rPr>
+          <w:rStyle w:val="VerbatimChar"/>
+        </w:rPr>
+        <w:t xml:space="preserve">next()</w:t>
+      </w:r>
+      <w:r>
+        <w:t xml:space="preserve"> </w:t>
+      </w:r>
+      <w:r>
+        <w:t xml:space="preserve">call pulls one row from the operator’s children on demand [Graefe 1994].</w:t>
+      </w:r>
+      <w:r>
+        <w:t xml:space="preserve"> </w:t>
+      </w:r>
+      <w:r>
+        <w:rPr>
+          <w:iCs/>
+          <w:i/>
+        </w:rPr>
+        <w:t xml:space="preserve">(§11.9.2)</w:t>
       </w:r>
     </w:p>
     <w:bookmarkEnd w:id="41"/>
@@ -10541,6 +16572,120 @@
           <w:i/>
         </w:rPr>
         <w:t xml:space="preserve">(§9.6.1)</w:t>
+      </w:r>
+    </w:p>
+    <w:p>
+      <w:pPr>
+        <w:pStyle w:val="BodyText"/>
+      </w:pPr>
+      <w:r>
+        <w:rPr>
+          <w:bCs/>
+          <w:b/>
+        </w:rPr>
+        <w:t xml:space="preserve">Wide-column store</w:t>
+      </w:r>
+      <w:r>
+        <w:t xml:space="preserve"> </w:t>
+      </w:r>
+      <w:r>
+        <w:t xml:space="preserve">— A database whose rows are identified by a key, sorted (globally or within a partition) by that key, and contain a sparse, variable set of columns grouped into</w:t>
+      </w:r>
+      <w:r>
+        <w:t xml:space="preserve"> </w:t>
+      </w:r>
+      <w:r>
+        <w:rPr>
+          <w:bCs/>
+          <w:b/>
+        </w:rPr>
+        <w:t xml:space="preserve">column families</w:t>
+      </w:r>
+      <w:r>
+        <w:t xml:space="preserve">; each row may have millions of columns and each cell may hold several timestamped versions. Bigtable, HBase, Cassandra and ScyllaDB belong to this family.</w:t>
+      </w:r>
+      <w:r>
+        <w:t xml:space="preserve"> </w:t>
+      </w:r>
+      <w:r>
+        <w:rPr>
+          <w:iCs/>
+          <w:i/>
+        </w:rPr>
+        <w:t xml:space="preserve">(§12.6.1)</w:t>
+      </w:r>
+    </w:p>
+    <w:p>
+      <w:pPr>
+        <w:pStyle w:val="BodyText"/>
+      </w:pPr>
+      <w:r>
+        <w:rPr>
+          <w:bCs/>
+          <w:b/>
+        </w:rPr>
+        <w:t xml:space="preserve">Write-ahead log (WAL)</w:t>
+      </w:r>
+      <w:r>
+        <w:t xml:space="preserve"> </w:t>
+      </w:r>
+      <w:r>
+        <w:t xml:space="preserve">— An append-only file of</w:t>
+      </w:r>
+      <w:r>
+        <w:t xml:space="preserve"> </w:t>
+      </w:r>
+      <w:r>
+        <w:rPr>
+          <w:bCs/>
+          <w:b/>
+        </w:rPr>
+        <w:t xml:space="preserve">log records</w:t>
+      </w:r>
+      <w:r>
+        <w:t xml:space="preserve"> </w:t>
+      </w:r>
+      <w:r>
+        <w:t xml:space="preserve">describing every change to the database, written</w:t>
+      </w:r>
+      <w:r>
+        <w:t xml:space="preserve"> </w:t>
+      </w:r>
+      <w:r>
+        <w:rPr>
+          <w:iCs/>
+          <w:i/>
+        </w:rPr>
+        <w:t xml:space="preserve">before</w:t>
+      </w:r>
+      <w:r>
+        <w:t xml:space="preserve"> </w:t>
+      </w:r>
+      <w:r>
+        <w:t xml:space="preserve">the changed pages themselves reach disk. Each record is identified by a monotonically increasing</w:t>
+      </w:r>
+      <w:r>
+        <w:t xml:space="preserve"> </w:t>
+      </w:r>
+      <w:r>
+        <w:rPr>
+          <w:bCs/>
+          <w:b/>
+        </w:rPr>
+        <w:t xml:space="preserve">log sequence number (LSN)</w:t>
+      </w:r>
+      <w:r>
+        <w:t xml:space="preserve">, usually its byte offset in the log. Also called the redo log (InnoDB) or journal.</w:t>
+      </w:r>
+      <w:r>
+        <w:t xml:space="preserve"> </w:t>
+      </w:r>
+      <w:r>
+        <w:rPr>
+          <w:iCs/>
+          <w:i/>
+        </w:rPr>
+        <w:t xml:space="preserve">(§13.5.1)</w:t>
       </w:r>
     </w:p>
     <w:bookmarkEnd w:id="42"/>

--- a/dist/D9-glossary.docx
+++ b/dist/D9-glossary.docx
@@ -345,6 +345,63 @@
           <w:bCs/>
           <w:b/>
         </w:rPr>
+        <w:t xml:space="preserve">Active–passive and active–active</w:t>
+      </w:r>
+      <w:r>
+        <w:t xml:space="preserve"> </w:t>
+      </w:r>
+      <w:r>
+        <w:t xml:space="preserve">— In an</w:t>
+      </w:r>
+      <w:r>
+        <w:t xml:space="preserve"> </w:t>
+      </w:r>
+      <w:r>
+        <w:rPr>
+          <w:bCs/>
+          <w:b/>
+        </w:rPr>
+        <w:t xml:space="preserve">active–passive</w:t>
+      </w:r>
+      <w:r>
+        <w:t xml:space="preserve"> </w:t>
+      </w:r>
+      <w:r>
+        <w:t xml:space="preserve">pair, one balancer carries all traffic while a standby monitors it and takes over the VIP on failure. In</w:t>
+      </w:r>
+      <w:r>
+        <w:t xml:space="preserve"> </w:t>
+      </w:r>
+      <w:r>
+        <w:rPr>
+          <w:bCs/>
+          <w:b/>
+        </w:rPr>
+        <w:t xml:space="preserve">active–active</w:t>
+      </w:r>
+      <w:r>
+        <w:t xml:space="preserve">, all balancers carry traffic at once (spread by DNS, ECMP or anycast), and survivors absorb a failed member’s share.</w:t>
+      </w:r>
+      <w:r>
+        <w:t xml:space="preserve"> </w:t>
+      </w:r>
+      <w:r>
+        <w:rPr>
+          <w:iCs/>
+          <w:i/>
+        </w:rPr>
+        <w:t xml:space="preserve">(§19.7)</w:t>
+      </w:r>
+    </w:p>
+    <w:p>
+      <w:pPr>
+        <w:pStyle w:val="BodyText"/>
+      </w:pPr>
+      <w:r>
+        <w:rPr>
+          <w:bCs/>
+          <w:b/>
+        </w:rPr>
         <w:t xml:space="preserve">Active recall</w:t>
       </w:r>
       <w:r>
@@ -1010,6 +1067,82 @@
           <w:i/>
         </w:rPr>
         <w:t xml:space="preserve">(§16.9.1)</w:t>
+      </w:r>
+    </w:p>
+    <w:p>
+      <w:pPr>
+        <w:pStyle w:val="BodyText"/>
+      </w:pPr>
+      <w:r>
+        <w:rPr>
+          <w:bCs/>
+          <w:b/>
+        </w:rPr>
+        <w:t xml:space="preserve">Autoscaling</w:t>
+      </w:r>
+      <w:r>
+        <w:t xml:space="preserve"> </w:t>
+      </w:r>
+      <w:r>
+        <w:t xml:space="preserve">— Automatically changing the number of instances of a service in response to a measured or forecast signal, within configured minimum and maximum bounds.</w:t>
+      </w:r>
+      <w:r>
+        <w:t xml:space="preserve"> </w:t>
+      </w:r>
+      <w:r>
+        <w:rPr>
+          <w:bCs/>
+          <w:b/>
+        </w:rPr>
+        <w:t xml:space="preserve">Reactive</w:t>
+      </w:r>
+      <w:r>
+        <w:t xml:space="preserve"> </w:t>
+      </w:r>
+      <w:r>
+        <w:t xml:space="preserve">autoscaling responds to current metrics;</w:t>
+      </w:r>
+      <w:r>
+        <w:t xml:space="preserve"> </w:t>
+      </w:r>
+      <w:r>
+        <w:rPr>
+          <w:bCs/>
+          <w:b/>
+        </w:rPr>
+        <w:t xml:space="preserve">scheduled</w:t>
+      </w:r>
+      <w:r>
+        <w:t xml:space="preserve"> </w:t>
+      </w:r>
+      <w:r>
+        <w:t xml:space="preserve">autoscaling follows a calendar;</w:t>
+      </w:r>
+      <w:r>
+        <w:t xml:space="preserve"> </w:t>
+      </w:r>
+      <w:r>
+        <w:rPr>
+          <w:bCs/>
+          <w:b/>
+        </w:rPr>
+        <w:t xml:space="preserve">predictive</w:t>
+      </w:r>
+      <w:r>
+        <w:t xml:space="preserve"> </w:t>
+      </w:r>
+      <w:r>
+        <w:t xml:space="preserve">autoscaling acts on a forecast.</w:t>
+      </w:r>
+      <w:r>
+        <w:t xml:space="preserve"> </w:t>
+      </w:r>
+      <w:r>
+        <w:rPr>
+          <w:iCs/>
+          <w:i/>
+        </w:rPr>
+        <w:t xml:space="preserve">(§18.8.2)</w:t>
       </w:r>
     </w:p>
     <w:p>
@@ -1214,6 +1347,34 @@
           <w:bCs/>
           <w:b/>
         </w:rPr>
+        <w:t xml:space="preserve">Backpressure</w:t>
+      </w:r>
+      <w:r>
+        <w:t xml:space="preserve"> </w:t>
+      </w:r>
+      <w:r>
+        <w:t xml:space="preserve">— A flow-control mechanism in which a slower downstream component signals upstream components to reduce their sending rate, by blocking, by advertising available capacity, or by rejecting, so that work in progress stays bounded instead of piling up in unbounded buffers.</w:t>
+      </w:r>
+      <w:r>
+        <w:t xml:space="preserve"> </w:t>
+      </w:r>
+      <w:r>
+        <w:rPr>
+          <w:iCs/>
+          <w:i/>
+        </w:rPr>
+        <w:t xml:space="preserve">(§22.10)</w:t>
+      </w:r>
+    </w:p>
+    <w:p>
+      <w:pPr>
+        <w:pStyle w:val="BodyText"/>
+      </w:pPr>
+      <w:r>
+        <w:rPr>
+          <w:bCs/>
+          <w:b/>
+        </w:rPr>
         <w:t xml:space="preserve">Backward and forward compatibility</w:t>
       </w:r>
       <w:r>
@@ -2202,6 +2363,34 @@
         <w:t xml:space="preserve">(§13.4.1)</w:t>
       </w:r>
     </w:p>
+    <w:p>
+      <w:pPr>
+        <w:pStyle w:val="BodyText"/>
+      </w:pPr>
+      <w:r>
+        <w:rPr>
+          <w:bCs/>
+          <w:b/>
+        </w:rPr>
+        <w:t xml:space="preserve">Bulkhead</w:t>
+      </w:r>
+      <w:r>
+        <w:t xml:space="preserve"> </w:t>
+      </w:r>
+      <w:r>
+        <w:t xml:space="preserve">— Partitioning a service’s limited resources (threads, connections, memory, instances) into isolated pools, one per dependency, tenant or workload class, so that exhaustion of one pool cannot starve the others.</w:t>
+      </w:r>
+      <w:r>
+        <w:t xml:space="preserve"> </w:t>
+      </w:r>
+      <w:r>
+        <w:rPr>
+          <w:iCs/>
+          <w:i/>
+        </w:rPr>
+        <w:t xml:space="preserve">(§22.14)</w:t>
+      </w:r>
+    </w:p>
     <w:bookmarkEnd w:id="21"/>
     <w:bookmarkStart w:id="22" w:name="c"/>
     <w:p>
@@ -2221,6 +2410,253 @@
           <w:bCs/>
           <w:b/>
         </w:rPr>
+        <w:t xml:space="preserve">Cache</w:t>
+      </w:r>
+      <w:r>
+        <w:t xml:space="preserve"> </w:t>
+      </w:r>
+      <w:r>
+        <w:t xml:space="preserve">— A store that holds copies of data whose authoritative version lives elsewhere (the</w:t>
+      </w:r>
+      <w:r>
+        <w:t xml:space="preserve"> </w:t>
+      </w:r>
+      <w:r>
+        <w:rPr>
+          <w:bCs/>
+          <w:b/>
+        </w:rPr>
+        <w:t xml:space="preserve">backing store</w:t>
+      </w:r>
+      <w:r>
+        <w:t xml:space="preserve"> </w:t>
+      </w:r>
+      <w:r>
+        <w:t xml:space="preserve">or</w:t>
+      </w:r>
+      <w:r>
+        <w:t xml:space="preserve"> </w:t>
+      </w:r>
+      <w:r>
+        <w:rPr>
+          <w:bCs/>
+          <w:b/>
+        </w:rPr>
+        <w:t xml:space="preserve">source of truth</w:t>
+      </w:r>
+      <w:r>
+        <w:t xml:space="preserve">), placed so that reading the copy is faster or cheaper than reading the original. A lookup that finds the data is a</w:t>
+      </w:r>
+      <w:r>
+        <w:t xml:space="preserve"> </w:t>
+      </w:r>
+      <w:r>
+        <w:rPr>
+          <w:bCs/>
+          <w:b/>
+        </w:rPr>
+        <w:t xml:space="preserve">hit</w:t>
+      </w:r>
+      <w:r>
+        <w:t xml:space="preserve">; one that does not is a</w:t>
+      </w:r>
+      <w:r>
+        <w:t xml:space="preserve"> </w:t>
+      </w:r>
+      <w:r>
+        <w:rPr>
+          <w:bCs/>
+          <w:b/>
+        </w:rPr>
+        <w:t xml:space="preserve">miss</w:t>
+      </w:r>
+      <w:r>
+        <w:t xml:space="preserve">. The</w:t>
+      </w:r>
+      <w:r>
+        <w:t xml:space="preserve"> </w:t>
+      </w:r>
+      <w:r>
+        <w:rPr>
+          <w:bCs/>
+          <w:b/>
+        </w:rPr>
+        <w:t xml:space="preserve">cache hit ratio</w:t>
+      </w:r>
+      <w:r>
+        <w:t xml:space="preserve"> </w:t>
+      </w:r>
+      <m:oMath>
+        <m:r>
+          <m:t>h</m:t>
+        </m:r>
+      </m:oMath>
+      <w:r>
+        <w:t xml:space="preserve"> </w:t>
+      </w:r>
+      <w:r>
+        <w:t xml:space="preserve">is hits divided by lookups; the</w:t>
+      </w:r>
+      <w:r>
+        <w:t xml:space="preserve"> </w:t>
+      </w:r>
+      <w:r>
+        <w:rPr>
+          <w:bCs/>
+          <w:b/>
+        </w:rPr>
+        <w:t xml:space="preserve">miss ratio</w:t>
+      </w:r>
+      <w:r>
+        <w:t xml:space="preserve"> </w:t>
+      </w:r>
+      <w:r>
+        <w:t xml:space="preserve">is</w:t>
+      </w:r>
+      <w:r>
+        <w:t xml:space="preserve"> </w:t>
+      </w:r>
+      <m:oMath>
+        <m:r>
+          <m:t>1</m:t>
+        </m:r>
+        <m:r>
+          <m:rPr>
+            <m:sty m:val="p"/>
+          </m:rPr>
+          <m:t>−</m:t>
+        </m:r>
+        <m:r>
+          <m:t>h</m:t>
+        </m:r>
+      </m:oMath>
+      <w:r>
+        <w:t xml:space="preserve">.</w:t>
+      </w:r>
+      <w:r>
+        <w:t xml:space="preserve"> </w:t>
+      </w:r>
+      <w:r>
+        <w:rPr>
+          <w:iCs/>
+          <w:i/>
+        </w:rPr>
+        <w:t xml:space="preserve">(§20.3.1)</w:t>
+      </w:r>
+    </w:p>
+    <w:p>
+      <w:pPr>
+        <w:pStyle w:val="BodyText"/>
+      </w:pPr>
+      <w:r>
+        <w:rPr>
+          <w:bCs/>
+          <w:b/>
+        </w:rPr>
+        <w:t xml:space="preserve">Cache-aside</w:t>
+      </w:r>
+      <w:r>
+        <w:t xml:space="preserve"> </w:t>
+      </w:r>
+      <w:r>
+        <w:t xml:space="preserve">— The application reads the cache first; on a miss it reads the database and populates the cache itself. On a write it updates the database and then</w:t>
+      </w:r>
+      <w:r>
+        <w:t xml:space="preserve"> </w:t>
+      </w:r>
+      <w:r>
+        <w:rPr>
+          <w:bCs/>
+          <w:b/>
+        </w:rPr>
+        <w:t xml:space="preserve">deletes</w:t>
+      </w:r>
+      <w:r>
+        <w:t xml:space="preserve"> </w:t>
+      </w:r>
+      <w:r>
+        <w:t xml:space="preserve">(invalidates) the cache entry. The cache never talks to the database. Also called</w:t>
+      </w:r>
+      <w:r>
+        <w:t xml:space="preserve"> </w:t>
+      </w:r>
+      <w:r>
+        <w:rPr>
+          <w:bCs/>
+          <w:b/>
+        </w:rPr>
+        <w:t xml:space="preserve">look-aside</w:t>
+      </w:r>
+      <w:r>
+        <w:t xml:space="preserve"> </w:t>
+      </w:r>
+      <w:r>
+        <w:t xml:space="preserve">or</w:t>
+      </w:r>
+      <w:r>
+        <w:t xml:space="preserve"> </w:t>
+      </w:r>
+      <w:r>
+        <w:rPr>
+          <w:bCs/>
+          <w:b/>
+        </w:rPr>
+        <w:t xml:space="preserve">demand-filled</w:t>
+      </w:r>
+      <w:r>
+        <w:t xml:space="preserve"> </w:t>
+      </w:r>
+      <w:r>
+        <w:t xml:space="preserve">caching.</w:t>
+      </w:r>
+      <w:r>
+        <w:t xml:space="preserve"> </w:t>
+      </w:r>
+      <w:r>
+        <w:rPr>
+          <w:iCs/>
+          <w:i/>
+        </w:rPr>
+        <w:t xml:space="preserve">(§20.7.1)</w:t>
+      </w:r>
+    </w:p>
+    <w:p>
+      <w:pPr>
+        <w:pStyle w:val="BodyText"/>
+      </w:pPr>
+      <w:r>
+        <w:rPr>
+          <w:bCs/>
+          <w:b/>
+        </w:rPr>
+        <w:t xml:space="preserve">Cache avalanche</w:t>
+      </w:r>
+      <w:r>
+        <w:t xml:space="preserve"> </w:t>
+      </w:r>
+      <w:r>
+        <w:t xml:space="preserve">— A large fraction of cache entries becomes unavailable at once, because many keys expire together or because cache nodes fail or restart, so the database suddenly receives the full read load.</w:t>
+      </w:r>
+      <w:r>
+        <w:t xml:space="preserve"> </w:t>
+      </w:r>
+      <w:r>
+        <w:rPr>
+          <w:iCs/>
+          <w:i/>
+        </w:rPr>
+        <w:t xml:space="preserve">(§20.13)</w:t>
+      </w:r>
+    </w:p>
+    <w:p>
+      <w:pPr>
+        <w:pStyle w:val="BodyText"/>
+      </w:pPr>
+      <w:r>
+        <w:rPr>
+          <w:bCs/>
+          <w:b/>
+        </w:rPr>
         <w:t xml:space="preserve">Cache coherence</w:t>
       </w:r>
       <w:r>
@@ -2249,6 +2685,49 @@
           <w:bCs/>
           <w:b/>
         </w:rPr>
+        <w:t xml:space="preserve">Cache key</w:t>
+      </w:r>
+      <w:r>
+        <w:t xml:space="preserve"> </w:t>
+      </w:r>
+      <w:r>
+        <w:t xml:space="preserve">— The value a cache uses to decide whether two requests may receive the same stored response. By default it is the method plus the full URL (scheme, host, path and query string), extended by any request headers listed in the response’s</w:t>
+      </w:r>
+      <w:r>
+        <w:t xml:space="preserve"> </w:t>
+      </w:r>
+      <w:r>
+        <w:rPr>
+          <w:rStyle w:val="VerbatimChar"/>
+        </w:rPr>
+        <w:t xml:space="preserve">Vary</w:t>
+      </w:r>
+      <w:r>
+        <w:t xml:space="preserve"> </w:t>
+      </w:r>
+      <w:r>
+        <w:t xml:space="preserve">header.</w:t>
+      </w:r>
+      <w:r>
+        <w:t xml:space="preserve"> </w:t>
+      </w:r>
+      <w:r>
+        <w:rPr>
+          <w:iCs/>
+          <w:i/>
+        </w:rPr>
+        <w:t xml:space="preserve">(§21.6.2)</w:t>
+      </w:r>
+    </w:p>
+    <w:p>
+      <w:pPr>
+        <w:pStyle w:val="BodyText"/>
+      </w:pPr>
+      <w:r>
+        <w:rPr>
+          <w:bCs/>
+          <w:b/>
+        </w:rPr>
         <w:t xml:space="preserve">Cache line</w:t>
       </w:r>
       <w:r>
@@ -2266,6 +2745,227 @@
           <w:i/>
         </w:rPr>
         <w:t xml:space="preserve">(§5.4.3)</w:t>
+      </w:r>
+    </w:p>
+    <w:p>
+      <w:pPr>
+        <w:pStyle w:val="BodyText"/>
+      </w:pPr>
+      <w:r>
+        <w:rPr>
+          <w:bCs/>
+          <w:b/>
+        </w:rPr>
+        <w:t xml:space="preserve">Cache penetration</w:t>
+      </w:r>
+      <w:r>
+        <w:t xml:space="preserve"> </w:t>
+      </w:r>
+      <w:r>
+        <w:t xml:space="preserve">— Requests for keys that do not exist in the database. Because there is nothing to cache, every such request misses and reaches the database. A bug or an attacker iterating random IDs can push the database’s full read load through the cache.</w:t>
+      </w:r>
+      <w:r>
+        <w:t xml:space="preserve"> </w:t>
+      </w:r>
+      <w:r>
+        <w:rPr>
+          <w:iCs/>
+          <w:i/>
+        </w:rPr>
+        <w:t xml:space="preserve">(§20.12)</w:t>
+      </w:r>
+    </w:p>
+    <w:p>
+      <w:pPr>
+        <w:pStyle w:val="BodyText"/>
+      </w:pPr>
+      <w:r>
+        <w:rPr>
+          <w:bCs/>
+          <w:b/>
+        </w:rPr>
+        <w:t xml:space="preserve">Cache stampede (thundering herd, dog-piling)</w:t>
+      </w:r>
+      <w:r>
+        <w:t xml:space="preserve"> </w:t>
+      </w:r>
+      <w:r>
+        <w:t xml:space="preserve">— When a popular entry expires or is evicted, many concurrent requests miss at once and all recompute or reload it, multiplying load on the backend exactly when it is busiest.</w:t>
+      </w:r>
+      <w:r>
+        <w:t xml:space="preserve"> </w:t>
+      </w:r>
+      <w:r>
+        <w:rPr>
+          <w:iCs/>
+          <w:i/>
+        </w:rPr>
+        <w:t xml:space="preserve">(§20.11)</w:t>
+      </w:r>
+    </w:p>
+    <w:p>
+      <w:pPr>
+        <w:pStyle w:val="BodyText"/>
+      </w:pPr>
+      <w:r>
+        <w:rPr>
+          <w:bCs/>
+          <w:b/>
+        </w:rPr>
+        <w:t xml:space="preserve">Cache tiers</w:t>
+      </w:r>
+      <w:r>
+        <w:t xml:space="preserve"> </w:t>
+      </w:r>
+      <w:r>
+        <w:t xml:space="preserve">— The</w:t>
+      </w:r>
+      <w:r>
+        <w:t xml:space="preserve"> </w:t>
+      </w:r>
+      <w:r>
+        <w:rPr>
+          <w:bCs/>
+          <w:b/>
+        </w:rPr>
+        <w:t xml:space="preserve">edge</w:t>
+      </w:r>
+      <w:r>
+        <w:t xml:space="preserve"> </w:t>
+      </w:r>
+      <w:r>
+        <w:t xml:space="preserve">tier is the set of PoPs that accept user connections. A</w:t>
+      </w:r>
+      <w:r>
+        <w:t xml:space="preserve"> </w:t>
+      </w:r>
+      <w:r>
+        <w:rPr>
+          <w:bCs/>
+          <w:b/>
+        </w:rPr>
+        <w:t xml:space="preserve">mid-tier</w:t>
+      </w:r>
+      <w:r>
+        <w:t xml:space="preserve"> </w:t>
+      </w:r>
+      <w:r>
+        <w:t xml:space="preserve">(also</w:t>
+      </w:r>
+      <w:r>
+        <w:t xml:space="preserve"> </w:t>
+      </w:r>
+      <w:r>
+        <w:rPr>
+          <w:iCs/>
+          <w:i/>
+        </w:rPr>
+        <w:t xml:space="preserve">parent</w:t>
+      </w:r>
+      <w:r>
+        <w:t xml:space="preserve">,</w:t>
+      </w:r>
+      <w:r>
+        <w:t xml:space="preserve"> </w:t>
+      </w:r>
+      <w:r>
+        <w:rPr>
+          <w:iCs/>
+          <w:i/>
+        </w:rPr>
+        <w:t xml:space="preserve">regional</w:t>
+      </w:r>
+      <w:r>
+        <w:t xml:space="preserve"> </w:t>
+      </w:r>
+      <w:r>
+        <w:t xml:space="preserve">or</w:t>
+      </w:r>
+      <w:r>
+        <w:t xml:space="preserve"> </w:t>
+      </w:r>
+      <w:r>
+        <w:rPr>
+          <w:iCs/>
+          <w:i/>
+        </w:rPr>
+        <w:t xml:space="preserve">upper-tier</w:t>
+      </w:r>
+      <w:r>
+        <w:t xml:space="preserve"> </w:t>
+      </w:r>
+      <w:r>
+        <w:t xml:space="preserve">cache) is a smaller set of larger caches that edges consult on a miss. An</w:t>
+      </w:r>
+      <w:r>
+        <w:t xml:space="preserve"> </w:t>
+      </w:r>
+      <w:r>
+        <w:rPr>
+          <w:bCs/>
+          <w:b/>
+        </w:rPr>
+        <w:t xml:space="preserve">origin shield</w:t>
+      </w:r>
+      <w:r>
+        <w:t xml:space="preserve"> </w:t>
+      </w:r>
+      <w:r>
+        <w:t xml:space="preserve">is a mid-tier designated as the single path to a given origin. The</w:t>
+      </w:r>
+      <w:r>
+        <w:t xml:space="preserve"> </w:t>
+      </w:r>
+      <w:r>
+        <w:rPr>
+          <w:bCs/>
+          <w:b/>
+        </w:rPr>
+        <w:t xml:space="preserve">origin</w:t>
+      </w:r>
+      <w:r>
+        <w:t xml:space="preserve"> </w:t>
+      </w:r>
+      <w:r>
+        <w:t xml:space="preserve">is the customer’s own infrastructure that holds the authoritative content.</w:t>
+      </w:r>
+      <w:r>
+        <w:t xml:space="preserve"> </w:t>
+      </w:r>
+      <w:r>
+        <w:rPr>
+          <w:iCs/>
+          <w:i/>
+        </w:rPr>
+        <w:t xml:space="preserve">(§21.4.1)</w:t>
+      </w:r>
+    </w:p>
+    <w:p>
+      <w:pPr>
+        <w:pStyle w:val="BodyText"/>
+      </w:pPr>
+      <w:r>
+        <w:rPr>
+          <w:bCs/>
+          <w:b/>
+        </w:rPr>
+        <w:t xml:space="preserve">Capacity planning</w:t>
+      </w:r>
+      <w:r>
+        <w:t xml:space="preserve"> </w:t>
+      </w:r>
+      <w:r>
+        <w:t xml:space="preserve">— The recurring process of forecasting demand, translating it into the resources needed to serve it within the service-level objective with stated headroom and redundancy, and acquiring those resources before they are needed, allowing for the lead time to obtain them.</w:t>
+      </w:r>
+      <w:r>
+        <w:t xml:space="preserve"> </w:t>
+      </w:r>
+      <w:r>
+        <w:rPr>
+          <w:iCs/>
+          <w:i/>
+        </w:rPr>
+        <w:t xml:space="preserve">(§18.11.1)</w:t>
       </w:r>
     </w:p>
     <w:p>
@@ -2584,6 +3284,73 @@
           <w:bCs/>
           <w:b/>
         </w:rPr>
+        <w:t xml:space="preserve">Circuit breaker</w:t>
+      </w:r>
+      <w:r>
+        <w:t xml:space="preserve"> </w:t>
+      </w:r>
+      <w:r>
+        <w:t xml:space="preserve">— A client-side proxy for calls to a dependency that tracks recent failures and, when they cross a threshold,</w:t>
+      </w:r>
+      <w:r>
+        <w:t xml:space="preserve"> </w:t>
+      </w:r>
+      <w:r>
+        <w:rPr>
+          <w:bCs/>
+          <w:b/>
+        </w:rPr>
+        <w:t xml:space="preserve">opens</w:t>
+      </w:r>
+      <w:r>
+        <w:t xml:space="preserve">: it fails calls immediately without contacting the dependency for a cool-down period, then lets a few trial calls through (</w:t>
+      </w:r>
+      <w:r>
+        <w:rPr>
+          <w:bCs/>
+          <w:b/>
+        </w:rPr>
+        <w:t xml:space="preserve">half-open</w:t>
+      </w:r>
+      <w:r>
+        <w:t xml:space="preserve">) and</w:t>
+      </w:r>
+      <w:r>
+        <w:t xml:space="preserve"> </w:t>
+      </w:r>
+      <w:r>
+        <w:rPr>
+          <w:bCs/>
+          <w:b/>
+        </w:rPr>
+        <w:t xml:space="preserve">closes</w:t>
+      </w:r>
+      <w:r>
+        <w:t xml:space="preserve"> </w:t>
+      </w:r>
+      <w:r>
+        <w:t xml:space="preserve">again only if they succeed.</w:t>
+      </w:r>
+      <w:r>
+        <w:t xml:space="preserve"> </w:t>
+      </w:r>
+      <w:r>
+        <w:rPr>
+          <w:iCs/>
+          <w:i/>
+        </w:rPr>
+        <w:t xml:space="preserve">(§22.13)</w:t>
+      </w:r>
+    </w:p>
+    <w:p>
+      <w:pPr>
+        <w:pStyle w:val="BodyText"/>
+      </w:pPr>
+      <w:r>
+        <w:rPr>
+          <w:bCs/>
+          <w:b/>
+        </w:rPr>
         <w:t xml:space="preserve">Client–server architecture</w:t>
       </w:r>
       <w:r>
@@ -2640,6 +3407,66 @@
           <w:i/>
         </w:rPr>
         <w:t xml:space="preserve">(§8.3.1)</w:t>
+      </w:r>
+    </w:p>
+    <w:p>
+      <w:pPr>
+        <w:pStyle w:val="BodyText"/>
+      </w:pPr>
+      <w:r>
+        <w:rPr>
+          <w:bCs/>
+          <w:b/>
+        </w:rPr>
+        <w:t xml:space="preserve">Client-side load balancing</w:t>
+      </w:r>
+      <w:r>
+        <w:t xml:space="preserve"> </w:t>
+      </w:r>
+      <w:r>
+        <w:t xml:space="preserve">— The calling process obtains the list of backend endpoints from service discovery (§34.7) and chooses a backend for each request itself, with no proxy in the path. A</w:t>
+      </w:r>
+      <w:r>
+        <w:t xml:space="preserve"> </w:t>
+      </w:r>
+      <w:r>
+        <w:rPr>
+          <w:bCs/>
+          <w:b/>
+        </w:rPr>
+        <w:t xml:space="preserve">lookaside</w:t>
+      </w:r>
+      <w:r>
+        <w:t xml:space="preserve"> </w:t>
+      </w:r>
+      <w:r>
+        <w:t xml:space="preserve">balancer is an external service that tells clients</w:t>
+      </w:r>
+      <w:r>
+        <w:t xml:space="preserve"> </w:t>
+      </w:r>
+      <w:r>
+        <w:rPr>
+          <w:iCs/>
+          <w:i/>
+        </w:rPr>
+        <w:t xml:space="preserve">which</w:t>
+      </w:r>
+      <w:r>
+        <w:t xml:space="preserve"> </w:t>
+      </w:r>
+      <w:r>
+        <w:t xml:space="preserve">backends to use (and with what weights) while the traffic still flows directly from client to backend.</w:t>
+      </w:r>
+      <w:r>
+        <w:t xml:space="preserve"> </w:t>
+      </w:r>
+      <w:r>
+        <w:rPr>
+          <w:iCs/>
+          <w:i/>
+        </w:rPr>
+        <w:t xml:space="preserve">(§19.10)</w:t>
       </w:r>
     </w:p>
     <w:p>
@@ -3464,6 +4291,138 @@
           <w:bCs/>
           <w:b/>
         </w:rPr>
+        <w:t xml:space="preserve">Consistent hashing with bounded loads</w:t>
+      </w:r>
+      <w:r>
+        <w:t xml:space="preserve"> </w:t>
+      </w:r>
+      <w:r>
+        <w:t xml:space="preserve">— A variant of consistent hashing in which every backend has a</w:t>
+      </w:r>
+      <w:r>
+        <w:t xml:space="preserve"> </w:t>
+      </w:r>
+      <w:r>
+        <w:rPr>
+          <w:bCs/>
+          <w:b/>
+        </w:rPr>
+        <w:t xml:space="preserve">capacity</w:t>
+      </w:r>
+      <w:r>
+        <w:t xml:space="preserve"> </w:t>
+      </w:r>
+      <w:r>
+        <w:t xml:space="preserve">of</w:t>
+      </w:r>
+      <w:r>
+        <w:t xml:space="preserve"> </w:t>
+      </w:r>
+      <m:oMath>
+        <m:r>
+          <m:rPr>
+            <m:sty m:val="p"/>
+          </m:rPr>
+          <m:t>⌈</m:t>
+        </m:r>
+        <m:d>
+          <m:dPr>
+            <m:begChr m:val="("/>
+            <m:endChr m:val=")"/>
+            <m:sepChr m:val=""/>
+            <m:grow/>
+          </m:dPr>
+          <m:e>
+            <m:r>
+              <m:t>1</m:t>
+            </m:r>
+            <m:r>
+              <m:rPr>
+                <m:sty m:val="p"/>
+              </m:rPr>
+              <m:t>+</m:t>
+            </m:r>
+            <m:r>
+              <m:t>ε</m:t>
+            </m:r>
+          </m:e>
+        </m:d>
+        <m:r>
+          <m:t> </m:t>
+        </m:r>
+        <m:r>
+          <m:t>m</m:t>
+        </m:r>
+        <m:r>
+          <m:rPr>
+            <m:sty m:val="p"/>
+          </m:rPr>
+          <m:t>/</m:t>
+        </m:r>
+        <m:r>
+          <m:t>n</m:t>
+        </m:r>
+        <m:r>
+          <m:rPr>
+            <m:sty m:val="p"/>
+          </m:rPr>
+          <m:t>⌉</m:t>
+        </m:r>
+      </m:oMath>
+      <w:r>
+        <w:t xml:space="preserve"> </w:t>
+      </w:r>
+      <w:r>
+        <w:t xml:space="preserve">for</w:t>
+      </w:r>
+      <w:r>
+        <w:t xml:space="preserve"> </w:t>
+      </w:r>
+      <m:oMath>
+        <m:r>
+          <m:t>m</m:t>
+        </m:r>
+      </m:oMath>
+      <w:r>
+        <w:t xml:space="preserve"> </w:t>
+      </w:r>
+      <w:r>
+        <w:t xml:space="preserve">current items (requests, sessions) and</w:t>
+      </w:r>
+      <w:r>
+        <w:t xml:space="preserve"> </w:t>
+      </w:r>
+      <m:oMath>
+        <m:r>
+          <m:t>n</m:t>
+        </m:r>
+      </m:oMath>
+      <w:r>
+        <w:t xml:space="preserve"> </w:t>
+      </w:r>
+      <w:r>
+        <w:t xml:space="preserve">backends. An item goes to the first backend clockwise from its hash that is below capacity, so overflow from a full backend walks on to the next [Mirrokni, Thorup &amp; Zadimoghaddam 2018].</w:t>
+      </w:r>
+      <w:r>
+        <w:t xml:space="preserve"> </w:t>
+      </w:r>
+      <w:r>
+        <w:rPr>
+          <w:iCs/>
+          <w:i/>
+        </w:rPr>
+        <w:t xml:space="preserve">(§19.4.7)</w:t>
+      </w:r>
+    </w:p>
+    <w:p>
+      <w:pPr>
+        <w:pStyle w:val="BodyText"/>
+      </w:pPr>
+      <w:r>
+        <w:rPr>
+          <w:bCs/>
+          <w:b/>
+        </w:rPr>
         <w:t xml:space="preserve">Content-defined chunking (CDC)</w:t>
       </w:r>
       <w:r>
@@ -3502,6 +4461,50 @@
           <w:bCs/>
           <w:b/>
         </w:rPr>
+        <w:t xml:space="preserve">Content delivery network (CDN)</w:t>
+      </w:r>
+      <w:r>
+        <w:t xml:space="preserve"> </w:t>
+      </w:r>
+      <w:r>
+        <w:t xml:space="preserve">— A distributed system of caching reverse proxies (§7.12) deployed in many network locations, which serves content on behalf of an</w:t>
+      </w:r>
+      <w:r>
+        <w:t xml:space="preserve"> </w:t>
+      </w:r>
+      <w:r>
+        <w:rPr>
+          <w:bCs/>
+          <w:b/>
+        </w:rPr>
+        <w:t xml:space="preserve">origin</w:t>
+      </w:r>
+      <w:r>
+        <w:t xml:space="preserve"> </w:t>
+      </w:r>
+      <w:r>
+        <w:t xml:space="preserve">(the authoritative server for the content) from the location nearest each user, fetching from the origin only on a cache miss.</w:t>
+      </w:r>
+      <w:r>
+        <w:t xml:space="preserve"> </w:t>
+      </w:r>
+      <w:r>
+        <w:rPr>
+          <w:iCs/>
+          <w:i/>
+        </w:rPr>
+        <w:t xml:space="preserve">(§21.3.1)</w:t>
+      </w:r>
+    </w:p>
+    <w:p>
+      <w:pPr>
+        <w:pStyle w:val="BodyText"/>
+      </w:pPr>
+      <w:r>
+        <w:rPr>
+          <w:bCs/>
+          <w:b/>
+        </w:rPr>
         <w:t xml:space="preserve">Context diagram</w:t>
       </w:r>
       <w:r>
@@ -3547,6 +4550,52 @@
           <w:i/>
         </w:rPr>
         <w:t xml:space="preserve">(§6.4)</w:t>
+      </w:r>
+    </w:p>
+    <w:p>
+      <w:pPr>
+        <w:pStyle w:val="BodyText"/>
+      </w:pPr>
+      <w:r>
+        <w:rPr>
+          <w:bCs/>
+          <w:b/>
+        </w:rPr>
+        <w:t xml:space="preserve">Coordinated omission</w:t>
+      </w:r>
+      <w:r>
+        <w:t xml:space="preserve"> </w:t>
+      </w:r>
+      <w:r>
+        <w:t xml:space="preserve">— A measurement error in which the load generator, by waiting for slow responses before sending more requests, fails to send (and therefore fails to measure) the requests that would have experienced the slowness. The tester and the system</w:t>
+      </w:r>
+      <w:r>
+        <w:t xml:space="preserve"> </w:t>
+      </w:r>
+      <w:r>
+        <w:t xml:space="preserve">“</w:t>
+      </w:r>
+      <w:r>
+        <w:t xml:space="preserve">coordinate</w:t>
+      </w:r>
+      <w:r>
+        <w:t xml:space="preserve">”</w:t>
+      </w:r>
+      <w:r>
+        <w:t xml:space="preserve"> </w:t>
+      </w:r>
+      <w:r>
+        <w:t xml:space="preserve">to omit the worst samples. The term and diagnosis are due to Gil Tene [Tene, How NOT to Measure Latency].</w:t>
+      </w:r>
+      <w:r>
+        <w:t xml:space="preserve"> </w:t>
+      </w:r>
+      <w:r>
+        <w:rPr>
+          <w:iCs/>
+          <w:i/>
+        </w:rPr>
+        <w:t xml:space="preserve">(§23.5.3)</w:t>
       </w:r>
     </w:p>
     <w:p>
@@ -4513,6 +5562,47 @@
           <w:i/>
         </w:rPr>
         <w:t xml:space="preserve">(§5.7.3)</w:t>
+      </w:r>
+    </w:p>
+    <w:p>
+      <w:pPr>
+        <w:pStyle w:val="BodyText"/>
+      </w:pPr>
+      <w:r>
+        <w:rPr>
+          <w:bCs/>
+          <w:b/>
+        </w:rPr>
+        <w:t xml:space="preserve">Direct server return (DSR)</w:t>
+      </w:r>
+      <w:r>
+        <w:t xml:space="preserve"> </w:t>
+      </w:r>
+      <w:r>
+        <w:t xml:space="preserve">— A forwarding mode in which the balancer delivers request packets to the backend but the backend sends responses</w:t>
+      </w:r>
+      <w:r>
+        <w:t xml:space="preserve"> </w:t>
+      </w:r>
+      <w:r>
+        <w:rPr>
+          <w:bCs/>
+          <w:b/>
+        </w:rPr>
+        <w:t xml:space="preserve">directly to the client</w:t>
+      </w:r>
+      <w:r>
+        <w:t xml:space="preserve">, using the VIP as its source address, bypassing the balancer on the return path.</w:t>
+      </w:r>
+      <w:r>
+        <w:t xml:space="preserve"> </w:t>
+      </w:r>
+      <w:r>
+        <w:rPr>
+          <w:iCs/>
+          <w:i/>
+        </w:rPr>
+        <w:t xml:space="preserve">(§19.3.1)</w:t>
       </w:r>
     </w:p>
     <w:p>
@@ -4889,6 +5979,34 @@
           <w:i/>
         </w:rPr>
         <w:t xml:space="preserve">(§4.16.1)</w:t>
+      </w:r>
+    </w:p>
+    <w:p>
+      <w:pPr>
+        <w:pStyle w:val="BodyText"/>
+      </w:pPr>
+      <w:r>
+        <w:rPr>
+          <w:bCs/>
+          <w:b/>
+        </w:rPr>
+        <w:t xml:space="preserve">Dynamic site acceleration (DSA)</w:t>
+      </w:r>
+      <w:r>
+        <w:t xml:space="preserve"> </w:t>
+      </w:r>
+      <w:r>
+        <w:t xml:space="preserve">— Routing uncacheable requests through the CDN anyway, so that TCP and TLS terminate near the user and the edge forwards each request to the origin over pre-established, tuned, long-lived connections, sometimes along an overlay path chosen from measurements.</w:t>
+      </w:r>
+      <w:r>
+        <w:t xml:space="preserve"> </w:t>
+      </w:r>
+      <w:r>
+        <w:rPr>
+          <w:iCs/>
+          <w:i/>
+        </w:rPr>
+        <w:t xml:space="preserve">(§21.7.2)</w:t>
       </w:r>
     </w:p>
     <w:bookmarkEnd w:id="23"/>
@@ -5825,6 +6943,59 @@
           <w:bCs/>
           <w:b/>
         </w:rPr>
+        <w:t xml:space="preserve">Fixed window counter</w:t>
+      </w:r>
+      <w:r>
+        <w:t xml:space="preserve"> </w:t>
+      </w:r>
+      <w:r>
+        <w:t xml:space="preserve">— A limiter that divides time into aligned windows of length</w:t>
+      </w:r>
+      <w:r>
+        <w:t xml:space="preserve"> </w:t>
+      </w:r>
+      <m:oMath>
+        <m:r>
+          <m:t>W</m:t>
+        </m:r>
+      </m:oMath>
+      <w:r>
+        <w:t xml:space="preserve"> </w:t>
+      </w:r>
+      <w:r>
+        <w:t xml:space="preserve">(for example each clock minute), keeps one counter per key per window, and admits a request if the current window’s counter is below the limit</w:t>
+      </w:r>
+      <w:r>
+        <w:t xml:space="preserve"> </w:t>
+      </w:r>
+      <m:oMath>
+        <m:r>
+          <m:t>L</m:t>
+        </m:r>
+      </m:oMath>
+      <w:r>
+        <w:t xml:space="preserve">. The counter resets at each window boundary.</w:t>
+      </w:r>
+      <w:r>
+        <w:t xml:space="preserve"> </w:t>
+      </w:r>
+      <w:r>
+        <w:rPr>
+          <w:iCs/>
+          <w:i/>
+        </w:rPr>
+        <w:t xml:space="preserve">(§22.6.1)</w:t>
+      </w:r>
+    </w:p>
+    <w:p>
+      <w:pPr>
+        <w:pStyle w:val="BodyText"/>
+      </w:pPr>
+      <w:r>
+        <w:rPr>
+          <w:bCs/>
+          <w:b/>
+        </w:rPr>
         <w:t xml:space="preserve">Forward secrecy</w:t>
       </w:r>
       <w:r>
@@ -5876,6 +7047,268 @@
           <w:i/>
         </w:rPr>
         <w:t xml:space="preserve">(§10.4.4)</w:t>
+      </w:r>
+    </w:p>
+    <w:p>
+      <w:pPr>
+        <w:pStyle w:val="BodyText"/>
+      </w:pPr>
+      <w:r>
+        <w:rPr>
+          <w:bCs/>
+          <w:b/>
+        </w:rPr>
+        <w:t xml:space="preserve">Four golden signals</w:t>
+      </w:r>
+      <w:r>
+        <w:t xml:space="preserve"> </w:t>
+      </w:r>
+      <w:r>
+        <w:t xml:space="preserve">— Google’s site reliability engineering guidance says that if you can measure only four metrics of a user-facing system, measure</w:t>
+      </w:r>
+      <w:r>
+        <w:t xml:space="preserve"> </w:t>
+      </w:r>
+      <w:r>
+        <w:rPr>
+          <w:bCs/>
+          <w:b/>
+        </w:rPr>
+        <w:t xml:space="preserve">latency</w:t>
+      </w:r>
+      <w:r>
+        <w:t xml:space="preserve"> </w:t>
+      </w:r>
+      <w:r>
+        <w:t xml:space="preserve">(time to serve a request, tracking successful and failed requests separately),</w:t>
+      </w:r>
+      <w:r>
+        <w:t xml:space="preserve"> </w:t>
+      </w:r>
+      <w:r>
+        <w:rPr>
+          <w:bCs/>
+          <w:b/>
+        </w:rPr>
+        <w:t xml:space="preserve">traffic</w:t>
+      </w:r>
+      <w:r>
+        <w:t xml:space="preserve"> </w:t>
+      </w:r>
+      <w:r>
+        <w:t xml:space="preserve">(demand, such as requests per second),</w:t>
+      </w:r>
+      <w:r>
+        <w:t xml:space="preserve"> </w:t>
+      </w:r>
+      <w:r>
+        <w:rPr>
+          <w:bCs/>
+          <w:b/>
+        </w:rPr>
+        <w:t xml:space="preserve">errors</w:t>
+      </w:r>
+      <w:r>
+        <w:t xml:space="preserve"> </w:t>
+      </w:r>
+      <w:r>
+        <w:t xml:space="preserve">(rate of failed requests, explicit or implicit) and</w:t>
+      </w:r>
+      <w:r>
+        <w:t xml:space="preserve"> </w:t>
+      </w:r>
+      <w:r>
+        <w:rPr>
+          <w:bCs/>
+          <w:b/>
+        </w:rPr>
+        <w:t xml:space="preserve">saturation</w:t>
+      </w:r>
+      <w:r>
+        <w:t xml:space="preserve"> </w:t>
+      </w:r>
+      <w:r>
+        <w:t xml:space="preserve">(how</w:t>
+      </w:r>
+      <w:r>
+        <w:t xml:space="preserve"> </w:t>
+      </w:r>
+      <w:r>
+        <w:t xml:space="preserve">“</w:t>
+      </w:r>
+      <w:r>
+        <w:t xml:space="preserve">full</w:t>
+      </w:r>
+      <w:r>
+        <w:t xml:space="preserve">”</w:t>
+      </w:r>
+      <w:r>
+        <w:t xml:space="preserve"> </w:t>
+      </w:r>
+      <w:r>
+        <w:t xml:space="preserve">the service is, emphasizing its most constrained resource) [Beyer et al. 2016, ch. 6].</w:t>
+      </w:r>
+      <w:r>
+        <w:t xml:space="preserve"> </w:t>
+      </w:r>
+      <w:r>
+        <w:rPr>
+          <w:iCs/>
+          <w:i/>
+        </w:rPr>
+        <w:t xml:space="preserve">(§23.3.3)</w:t>
+      </w:r>
+    </w:p>
+    <w:p>
+      <w:pPr>
+        <w:pStyle w:val="BodyText"/>
+      </w:pPr>
+      <w:r>
+        <w:rPr>
+          <w:bCs/>
+          <w:b/>
+        </w:rPr>
+        <w:t xml:space="preserve">Freshness and validation</w:t>
+      </w:r>
+      <w:r>
+        <w:t xml:space="preserve"> </w:t>
+      </w:r>
+      <w:r>
+        <w:t xml:space="preserve">— A stored response is</w:t>
+      </w:r>
+      <w:r>
+        <w:t xml:space="preserve"> </w:t>
+      </w:r>
+      <w:r>
+        <w:rPr>
+          <w:bCs/>
+          <w:b/>
+        </w:rPr>
+        <w:t xml:space="preserve">fresh</w:t>
+      </w:r>
+      <w:r>
+        <w:t xml:space="preserve"> </w:t>
+      </w:r>
+      <w:r>
+        <w:t xml:space="preserve">while its age is below its</w:t>
+      </w:r>
+      <w:r>
+        <w:t xml:space="preserve"> </w:t>
+      </w:r>
+      <w:r>
+        <w:rPr>
+          <w:bCs/>
+          <w:b/>
+        </w:rPr>
+        <w:t xml:space="preserve">freshness lifetime</w:t>
+      </w:r>
+      <w:r>
+        <w:t xml:space="preserve"> </w:t>
+      </w:r>
+      <w:r>
+        <w:t xml:space="preserve">and may then be served without contacting the origin; once</w:t>
+      </w:r>
+      <w:r>
+        <w:t xml:space="preserve"> </w:t>
+      </w:r>
+      <w:r>
+        <w:rPr>
+          <w:bCs/>
+          <w:b/>
+        </w:rPr>
+        <w:t xml:space="preserve">stale</w:t>
+      </w:r>
+      <w:r>
+        <w:t xml:space="preserve">, it must normally be</w:t>
+      </w:r>
+      <w:r>
+        <w:t xml:space="preserve"> </w:t>
+      </w:r>
+      <w:r>
+        <w:rPr>
+          <w:bCs/>
+          <w:b/>
+        </w:rPr>
+        <w:t xml:space="preserve">revalidated</w:t>
+      </w:r>
+      <w:r>
+        <w:t xml:space="preserve">, by sending a conditional request (</w:t>
+      </w:r>
+      <w:r>
+        <w:rPr>
+          <w:rStyle w:val="VerbatimChar"/>
+        </w:rPr>
+        <w:t xml:space="preserve">If-None-Match</w:t>
+      </w:r>
+      <w:r>
+        <w:t xml:space="preserve"> </w:t>
+      </w:r>
+      <w:r>
+        <w:t xml:space="preserve">with the stored</w:t>
+      </w:r>
+      <w:r>
+        <w:t xml:space="preserve"> </w:t>
+      </w:r>
+      <w:r>
+        <w:rPr>
+          <w:rStyle w:val="VerbatimChar"/>
+        </w:rPr>
+        <w:t xml:space="preserve">ETag</w:t>
+      </w:r>
+      <w:r>
+        <w:t xml:space="preserve">, or</w:t>
+      </w:r>
+      <w:r>
+        <w:t xml:space="preserve"> </w:t>
+      </w:r>
+      <w:r>
+        <w:rPr>
+          <w:rStyle w:val="VerbatimChar"/>
+        </w:rPr>
+        <w:t xml:space="preserve">If-Modified-Since</w:t>
+      </w:r>
+      <w:r>
+        <w:t xml:space="preserve">), to which the origin answers</w:t>
+      </w:r>
+      <w:r>
+        <w:t xml:space="preserve"> </w:t>
+      </w:r>
+      <w:r>
+        <w:rPr>
+          <w:rStyle w:val="VerbatimChar"/>
+        </w:rPr>
+        <w:t xml:space="preserve">304 Not Modified</w:t>
+      </w:r>
+      <w:r>
+        <w:t xml:space="preserve"> </w:t>
+      </w:r>
+      <w:r>
+        <w:t xml:space="preserve">(keep using the copy) or</w:t>
+      </w:r>
+      <w:r>
+        <w:t xml:space="preserve"> </w:t>
+      </w:r>
+      <w:r>
+        <w:rPr>
+          <w:rStyle w:val="VerbatimChar"/>
+        </w:rPr>
+        <w:t xml:space="preserve">200 OK</w:t>
+      </w:r>
+      <w:r>
+        <w:t xml:space="preserve"> </w:t>
+      </w:r>
+      <w:r>
+        <w:t xml:space="preserve">with a new body [RFC 9111; RFC 9110].</w:t>
+      </w:r>
+      <w:r>
+        <w:t xml:space="preserve"> </w:t>
+      </w:r>
+      <w:r>
+        <w:rPr>
+          <w:iCs/>
+          <w:i/>
+        </w:rPr>
+        <w:t xml:space="preserve">(§21.6.1)</w:t>
       </w:r>
     </w:p>
     <w:p>
@@ -6085,6 +7518,95 @@
           <w:bCs/>
           <w:b/>
         </w:rPr>
+        <w:t xml:space="preserve">Garbage collection (GC)</w:t>
+      </w:r>
+      <w:r>
+        <w:t xml:space="preserve"> </w:t>
+      </w:r>
+      <w:r>
+        <w:t xml:space="preserve">— Automatic reclamation of heap memory that the program can no longer reach. A</w:t>
+      </w:r>
+      <w:r>
+        <w:t xml:space="preserve"> </w:t>
+      </w:r>
+      <w:r>
+        <w:rPr>
+          <w:bCs/>
+          <w:b/>
+        </w:rPr>
+        <w:t xml:space="preserve">tracing</w:t>
+      </w:r>
+      <w:r>
+        <w:t xml:space="preserve"> </w:t>
+      </w:r>
+      <w:r>
+        <w:t xml:space="preserve">collector finds live objects by following references from</w:t>
+      </w:r>
+      <w:r>
+        <w:t xml:space="preserve"> </w:t>
+      </w:r>
+      <w:r>
+        <w:rPr>
+          <w:bCs/>
+          <w:b/>
+        </w:rPr>
+        <w:t xml:space="preserve">roots</w:t>
+      </w:r>
+      <w:r>
+        <w:t xml:space="preserve"> </w:t>
+      </w:r>
+      <w:r>
+        <w:t xml:space="preserve">(stacks, globals, registers) and reclaims everything else. A</w:t>
+      </w:r>
+      <w:r>
+        <w:t xml:space="preserve"> </w:t>
+      </w:r>
+      <w:r>
+        <w:rPr>
+          <w:bCs/>
+          <w:b/>
+        </w:rPr>
+        <w:t xml:space="preserve">stop-the-world (STW) pause</w:t>
+      </w:r>
+      <w:r>
+        <w:t xml:space="preserve"> </w:t>
+      </w:r>
+      <w:r>
+        <w:t xml:space="preserve">is an interval in which all application threads (the</w:t>
+      </w:r>
+      <w:r>
+        <w:t xml:space="preserve"> </w:t>
+      </w:r>
+      <w:r>
+        <w:rPr>
+          <w:bCs/>
+          <w:b/>
+        </w:rPr>
+        <w:t xml:space="preserve">mutator</w:t>
+      </w:r>
+      <w:r>
+        <w:t xml:space="preserve">) are halted so the collector can work on a consistent heap [Jones et al. 2023].</w:t>
+      </w:r>
+      <w:r>
+        <w:t xml:space="preserve"> </w:t>
+      </w:r>
+      <w:r>
+        <w:rPr>
+          <w:iCs/>
+          <w:i/>
+        </w:rPr>
+        <w:t xml:space="preserve">(§23.9.1)</w:t>
+      </w:r>
+    </w:p>
+    <w:p>
+      <w:pPr>
+        <w:pStyle w:val="BodyText"/>
+      </w:pPr>
+      <w:r>
+        <w:rPr>
+          <w:bCs/>
+          <w:b/>
+        </w:rPr>
         <w:t xml:space="preserve">Geohash</w:t>
       </w:r>
       <w:r>
@@ -6473,6 +7995,221 @@
           <w:bCs/>
           <w:b/>
         </w:rPr>
+        <w:t xml:space="preserve">Hash slot (Redis Cluster)</w:t>
+      </w:r>
+      <w:r>
+        <w:t xml:space="preserve"> </w:t>
+      </w:r>
+      <w:r>
+        <w:t xml:space="preserve">— One of 16,384 buckets into which Redis Cluster divides the keyspace:</w:t>
+      </w:r>
+      <w:r>
+        <w:t xml:space="preserve"> </w:t>
+      </w:r>
+      <w:r>
+        <w:rPr>
+          <w:rStyle w:val="VerbatimChar"/>
+        </w:rPr>
+        <w:t xml:space="preserve">slot = CRC16(key) mod 16384</w:t>
+      </w:r>
+      <w:r>
+        <w:t xml:space="preserve">. Each primary owns a set of slots. If a key contains</w:t>
+      </w:r>
+      <w:r>
+        <w:t xml:space="preserve"> </w:t>
+      </w:r>
+      <w:r>
+        <w:rPr>
+          <w:rStyle w:val="VerbatimChar"/>
+        </w:rPr>
+        <w:t xml:space="preserve">{...}</w:t>
+      </w:r>
+      <w:r>
+        <w:t xml:space="preserve">, only the substring inside the braces (a</w:t>
+      </w:r>
+      <w:r>
+        <w:t xml:space="preserve"> </w:t>
+      </w:r>
+      <w:r>
+        <w:rPr>
+          <w:bCs/>
+          <w:b/>
+        </w:rPr>
+        <w:t xml:space="preserve">hash tag</w:t>
+      </w:r>
+      <w:r>
+        <w:t xml:space="preserve">) is hashed, so related keys can be forced into one slot [Redis Docs: Cluster specification].</w:t>
+      </w:r>
+      <w:r>
+        <w:t xml:space="preserve"> </w:t>
+      </w:r>
+      <w:r>
+        <w:rPr>
+          <w:iCs/>
+          <w:i/>
+        </w:rPr>
+        <w:t xml:space="preserve">(§20.6.4)</w:t>
+      </w:r>
+    </w:p>
+    <w:p>
+      <w:pPr>
+        <w:pStyle w:val="BodyText"/>
+      </w:pPr>
+      <w:r>
+        <w:rPr>
+          <w:bCs/>
+          <w:b/>
+        </w:rPr>
+        <w:t xml:space="preserve">Health check</w:t>
+      </w:r>
+      <w:r>
+        <w:t xml:space="preserve"> </w:t>
+      </w:r>
+      <w:r>
+        <w:t xml:space="preserve">— A mechanism by which a balancer decides whether a backend should receive traffic. An</w:t>
+      </w:r>
+      <w:r>
+        <w:t xml:space="preserve"> </w:t>
+      </w:r>
+      <w:r>
+        <w:rPr>
+          <w:bCs/>
+          <w:b/>
+        </w:rPr>
+        <w:t xml:space="preserve">active</w:t>
+      </w:r>
+      <w:r>
+        <w:t xml:space="preserve"> </w:t>
+      </w:r>
+      <w:r>
+        <w:t xml:space="preserve">check sends synthetic probes (a TCP connect, an HTTP</w:t>
+      </w:r>
+      <w:r>
+        <w:t xml:space="preserve"> </w:t>
+      </w:r>
+      <w:r>
+        <w:rPr>
+          <w:rStyle w:val="VerbatimChar"/>
+        </w:rPr>
+        <w:t xml:space="preserve">GET /healthz</w:t>
+      </w:r>
+      <w:r>
+        <w:t xml:space="preserve">, a gRPC health RPC) on a timer. A</w:t>
+      </w:r>
+      <w:r>
+        <w:t xml:space="preserve"> </w:t>
+      </w:r>
+      <w:r>
+        <w:rPr>
+          <w:bCs/>
+          <w:b/>
+        </w:rPr>
+        <w:t xml:space="preserve">passive</w:t>
+      </w:r>
+      <w:r>
+        <w:t xml:space="preserve"> </w:t>
+      </w:r>
+      <w:r>
+        <w:t xml:space="preserve">check, also called</w:t>
+      </w:r>
+      <w:r>
+        <w:t xml:space="preserve"> </w:t>
+      </w:r>
+      <w:r>
+        <w:rPr>
+          <w:bCs/>
+          <w:b/>
+        </w:rPr>
+        <w:t xml:space="preserve">outlier detection</w:t>
+      </w:r>
+      <w:r>
+        <w:t xml:space="preserve">, watches real traffic for errors, timeouts or latency and</w:t>
+      </w:r>
+      <w:r>
+        <w:t xml:space="preserve"> </w:t>
+      </w:r>
+      <w:r>
+        <w:rPr>
+          <w:bCs/>
+          <w:b/>
+        </w:rPr>
+        <w:t xml:space="preserve">ejects</w:t>
+      </w:r>
+      <w:r>
+        <w:t xml:space="preserve"> </w:t>
+      </w:r>
+      <w:r>
+        <w:t xml:space="preserve">misbehaving backends for a period.</w:t>
+      </w:r>
+      <w:r>
+        <w:t xml:space="preserve"> </w:t>
+      </w:r>
+      <w:r>
+        <w:rPr>
+          <w:iCs/>
+          <w:i/>
+        </w:rPr>
+        <w:t xml:space="preserve">(§19.5.1)</w:t>
+      </w:r>
+    </w:p>
+    <w:p>
+      <w:pPr>
+        <w:pStyle w:val="BodyText"/>
+      </w:pPr>
+      <w:r>
+        <w:rPr>
+          <w:bCs/>
+          <w:b/>
+        </w:rPr>
+        <w:t xml:space="preserve">Hedged request</w:t>
+      </w:r>
+      <w:r>
+        <w:t xml:space="preserve"> </w:t>
+      </w:r>
+      <w:r>
+        <w:t xml:space="preserve">— A request sent to one replica and, if no response arrives within a</w:t>
+      </w:r>
+      <w:r>
+        <w:t xml:space="preserve"> </w:t>
+      </w:r>
+      <w:r>
+        <w:rPr>
+          <w:bCs/>
+          <w:b/>
+        </w:rPr>
+        <w:t xml:space="preserve">hedge delay</w:t>
+      </w:r>
+      <w:r>
+        <w:t xml:space="preserve"> </w:t>
+      </w:r>
+      <m:oMath>
+        <m:r>
+          <m:t>d</m:t>
+        </m:r>
+      </m:oMath>
+      <w:r>
+        <w:t xml:space="preserve">, sent again to a second replica; the client uses whichever response arrives first and cancels or ignores the other [Dean and Barroso 2013].</w:t>
+      </w:r>
+      <w:r>
+        <w:t xml:space="preserve"> </w:t>
+      </w:r>
+      <w:r>
+        <w:rPr>
+          <w:iCs/>
+          <w:i/>
+        </w:rPr>
+        <w:t xml:space="preserve">(§23.7.1)</w:t>
+      </w:r>
+    </w:p>
+    <w:p>
+      <w:pPr>
+        <w:pStyle w:val="BodyText"/>
+      </w:pPr>
+      <w:r>
+        <w:rPr>
+          <w:bCs/>
+          <w:b/>
+        </w:rPr>
         <w:t xml:space="preserve">High-level design (HLD)</w:t>
       </w:r>
       <w:r>
@@ -6501,6 +8238,75 @@
           <w:bCs/>
           <w:b/>
         </w:rPr>
+        <w:t xml:space="preserve">Horizontal scaling (scaling out)</w:t>
+      </w:r>
+      <w:r>
+        <w:t xml:space="preserve"> </w:t>
+      </w:r>
+      <w:r>
+        <w:t xml:space="preserve">— Increasing capacity by adding more nodes that share the workload, for example by running 20 identical application servers behind a load balancer instead of one. Removing nodes when load falls is</w:t>
+      </w:r>
+      <w:r>
+        <w:t xml:space="preserve"> </w:t>
+      </w:r>
+      <w:r>
+        <w:rPr>
+          <w:bCs/>
+          <w:b/>
+        </w:rPr>
+        <w:t xml:space="preserve">scaling in</w:t>
+      </w:r>
+      <w:r>
+        <w:t xml:space="preserve">.</w:t>
+      </w:r>
+      <w:r>
+        <w:t xml:space="preserve"> </w:t>
+      </w:r>
+      <w:r>
+        <w:rPr>
+          <w:iCs/>
+          <w:i/>
+        </w:rPr>
+        <w:t xml:space="preserve">(§18.4.1)</w:t>
+      </w:r>
+    </w:p>
+    <w:p>
+      <w:pPr>
+        <w:pStyle w:val="BodyText"/>
+      </w:pPr>
+      <w:r>
+        <w:rPr>
+          <w:bCs/>
+          <w:b/>
+        </w:rPr>
+        <w:t xml:space="preserve">Hot key</w:t>
+      </w:r>
+      <w:r>
+        <w:t xml:space="preserve"> </w:t>
+      </w:r>
+      <w:r>
+        <w:t xml:space="preserve">— A single key whose request rate exceeds what the node holding it can serve, so partitioning cannot help: all requests for one key go to one node.</w:t>
+      </w:r>
+      <w:r>
+        <w:t xml:space="preserve"> </w:t>
+      </w:r>
+      <w:r>
+        <w:rPr>
+          <w:iCs/>
+          <w:i/>
+        </w:rPr>
+        <w:t xml:space="preserve">(§20.15)</w:t>
+      </w:r>
+    </w:p>
+    <w:p>
+      <w:pPr>
+        <w:pStyle w:val="BodyText"/>
+      </w:pPr>
+      <w:r>
+        <w:rPr>
+          <w:bCs/>
+          <w:b/>
+        </w:rPr>
         <w:t xml:space="preserve">Hot partition and hot key</w:t>
       </w:r>
       <w:r>
@@ -6566,6 +8372,79 @@
           <w:i/>
         </w:rPr>
         <w:t xml:space="preserve">(§14.10.1)</w:t>
+      </w:r>
+    </w:p>
+    <w:p>
+      <w:pPr>
+        <w:pStyle w:val="BodyText"/>
+      </w:pPr>
+      <w:r>
+        <w:rPr>
+          <w:bCs/>
+          <w:b/>
+        </w:rPr>
+        <w:t xml:space="preserve">HTTP adaptive streaming</w:t>
+      </w:r>
+      <w:r>
+        <w:t xml:space="preserve"> </w:t>
+      </w:r>
+      <w:r>
+        <w:t xml:space="preserve">— Video is encoded at several quality levels (a</w:t>
+      </w:r>
+      <w:r>
+        <w:t xml:space="preserve"> </w:t>
+      </w:r>
+      <w:r>
+        <w:rPr>
+          <w:bCs/>
+          <w:b/>
+        </w:rPr>
+        <w:t xml:space="preserve">bitrate ladder</w:t>
+      </w:r>
+      <w:r>
+        <w:t xml:space="preserve">), each cut into</w:t>
+      </w:r>
+      <w:r>
+        <w:t xml:space="preserve"> </w:t>
+      </w:r>
+      <w:r>
+        <w:rPr>
+          <w:bCs/>
+          <w:b/>
+        </w:rPr>
+        <w:t xml:space="preserve">segments</w:t>
+      </w:r>
+      <w:r>
+        <w:t xml:space="preserve"> </w:t>
+      </w:r>
+      <w:r>
+        <w:t xml:space="preserve">of a few seconds stored as ordinary files. A</w:t>
+      </w:r>
+      <w:r>
+        <w:t xml:space="preserve"> </w:t>
+      </w:r>
+      <w:r>
+        <w:rPr>
+          <w:bCs/>
+          <w:b/>
+        </w:rPr>
+        <w:t xml:space="preserve">manifest</w:t>
+      </w:r>
+      <w:r>
+        <w:t xml:space="preserve"> </w:t>
+      </w:r>
+      <w:r>
+        <w:t xml:space="preserve">lists the levels and segment URLs. The player downloads the manifest, then fetches segments one by one over HTTP, choosing a level for each segment.</w:t>
+      </w:r>
+      <w:r>
+        <w:t xml:space="preserve"> </w:t>
+      </w:r>
+      <w:r>
+        <w:rPr>
+          <w:iCs/>
+          <w:i/>
+        </w:rPr>
+        <w:t xml:space="preserve">(§21.8.1)</w:t>
       </w:r>
     </w:p>
     <w:p>
@@ -6728,6 +8607,65 @@
           <w:bCs/>
           <w:b/>
         </w:rPr>
+        <w:t xml:space="preserve">Idempotency key</w:t>
+      </w:r>
+      <w:r>
+        <w:t xml:space="preserve"> </w:t>
+      </w:r>
+      <w:r>
+        <w:t xml:space="preserve">— A unique value, generated by the client once per</w:t>
+      </w:r>
+      <w:r>
+        <w:t xml:space="preserve"> </w:t>
+      </w:r>
+      <w:r>
+        <w:rPr>
+          <w:iCs/>
+          <w:i/>
+        </w:rPr>
+        <w:t xml:space="preserve">logical</w:t>
+      </w:r>
+      <w:r>
+        <w:t xml:space="preserve"> </w:t>
+      </w:r>
+      <w:r>
+        <w:t xml:space="preserve">operation and sent with every attempt of that operation (for example in an</w:t>
+      </w:r>
+      <w:r>
+        <w:t xml:space="preserve"> </w:t>
+      </w:r>
+      <w:r>
+        <w:rPr>
+          <w:rStyle w:val="VerbatimChar"/>
+        </w:rPr>
+        <w:t xml:space="preserve">Idempotency-Key</w:t>
+      </w:r>
+      <w:r>
+        <w:t xml:space="preserve"> </w:t>
+      </w:r>
+      <w:r>
+        <w:t xml:space="preserve">header), that the server uses to recognize retries: the first attempt executes and its result is stored under the key; later attempts with the same key return the stored result instead of executing again.</w:t>
+      </w:r>
+      <w:r>
+        <w:t xml:space="preserve"> </w:t>
+      </w:r>
+      <w:r>
+        <w:rPr>
+          <w:iCs/>
+          <w:i/>
+        </w:rPr>
+        <w:t xml:space="preserve">(§22.15.1)</w:t>
+      </w:r>
+    </w:p>
+    <w:p>
+      <w:pPr>
+        <w:pStyle w:val="BodyText"/>
+      </w:pPr>
+      <w:r>
+        <w:rPr>
+          <w:bCs/>
+          <w:b/>
+        </w:rPr>
         <w:t xml:space="preserve">Idempotent method</w:t>
       </w:r>
       <w:r>
@@ -7779,6 +9717,92 @@
           <w:bCs/>
           <w:b/>
         </w:rPr>
+        <w:t xml:space="preserve">Layer 4 (L4) and layer 7 (L7) load balancing</w:t>
+      </w:r>
+      <w:r>
+        <w:t xml:space="preserve"> </w:t>
+      </w:r>
+      <w:r>
+        <w:t xml:space="preserve">— An</w:t>
+      </w:r>
+      <w:r>
+        <w:t xml:space="preserve"> </w:t>
+      </w:r>
+      <w:r>
+        <w:rPr>
+          <w:bCs/>
+          <w:b/>
+        </w:rPr>
+        <w:t xml:space="preserve">L4 load balancer</w:t>
+      </w:r>
+      <w:r>
+        <w:t xml:space="preserve"> </w:t>
+      </w:r>
+      <w:r>
+        <w:t xml:space="preserve">makes its decision from transport-layer information (IP addresses, ports, protocol) and balances</w:t>
+      </w:r>
+      <w:r>
+        <w:t xml:space="preserve"> </w:t>
+      </w:r>
+      <w:r>
+        <w:rPr>
+          <w:bCs/>
+          <w:b/>
+        </w:rPr>
+        <w:t xml:space="preserve">connections or flows</w:t>
+      </w:r>
+      <w:r>
+        <w:t xml:space="preserve">: every packet of one TCP connection goes to the same backend. An</w:t>
+      </w:r>
+      <w:r>
+        <w:t xml:space="preserve"> </w:t>
+      </w:r>
+      <w:r>
+        <w:rPr>
+          <w:bCs/>
+          <w:b/>
+        </w:rPr>
+        <w:t xml:space="preserve">L7 load balancer</w:t>
+      </w:r>
+      <w:r>
+        <w:t xml:space="preserve"> </w:t>
+      </w:r>
+      <w:r>
+        <w:t xml:space="preserve">terminates the client connection, parses the application protocol (usually HTTP), and balances</w:t>
+      </w:r>
+      <w:r>
+        <w:t xml:space="preserve"> </w:t>
+      </w:r>
+      <w:r>
+        <w:rPr>
+          <w:bCs/>
+          <w:b/>
+        </w:rPr>
+        <w:t xml:space="preserve">requests</w:t>
+      </w:r>
+      <w:r>
+        <w:t xml:space="preserve">: two requests on one connection may go to different backends.</w:t>
+      </w:r>
+      <w:r>
+        <w:t xml:space="preserve"> </w:t>
+      </w:r>
+      <w:r>
+        <w:rPr>
+          <w:iCs/>
+          <w:i/>
+        </w:rPr>
+        <w:t xml:space="preserve">(§19.3.1)</w:t>
+      </w:r>
+    </w:p>
+    <w:p>
+      <w:pPr>
+        <w:pStyle w:val="BodyText"/>
+      </w:pPr>
+      <w:r>
+        <w:rPr>
+          <w:bCs/>
+          <w:b/>
+        </w:rPr>
         <w:t xml:space="preserve">Leaf–spine (folded Clos) network</w:t>
       </w:r>
       <w:r>
@@ -7841,6 +9865,247 @@
           <w:i/>
         </w:rPr>
         <w:t xml:space="preserve">(§7.17.1)</w:t>
+      </w:r>
+    </w:p>
+    <w:p>
+      <w:pPr>
+        <w:pStyle w:val="BodyText"/>
+      </w:pPr>
+      <w:r>
+        <w:rPr>
+          <w:bCs/>
+          <w:b/>
+        </w:rPr>
+        <w:t xml:space="preserve">Leaky bucket</w:t>
+      </w:r>
+      <w:r>
+        <w:t xml:space="preserve"> </w:t>
+      </w:r>
+      <w:r>
+        <w:t xml:space="preserve">— (a)</w:t>
+      </w:r>
+      <w:r>
+        <w:t xml:space="preserve"> </w:t>
+      </w:r>
+      <w:r>
+        <w:rPr>
+          <w:bCs/>
+          <w:b/>
+        </w:rPr>
+        <w:t xml:space="preserve">As a queue:</w:t>
+      </w:r>
+      <w:r>
+        <w:t xml:space="preserve"> </w:t>
+      </w:r>
+      <w:r>
+        <w:t xml:space="preserve">requests enter a FIFO buffer of capacity</w:t>
+      </w:r>
+      <w:r>
+        <w:t xml:space="preserve"> </w:t>
+      </w:r>
+      <m:oMath>
+        <m:r>
+          <m:t>Q</m:t>
+        </m:r>
+      </m:oMath>
+      <w:r>
+        <w:t xml:space="preserve"> </w:t>
+      </w:r>
+      <w:r>
+        <w:t xml:space="preserve">that is drained at a constant rate</w:t>
+      </w:r>
+      <w:r>
+        <w:t xml:space="preserve"> </w:t>
+      </w:r>
+      <m:oMath>
+        <m:r>
+          <m:t>r</m:t>
+        </m:r>
+      </m:oMath>
+      <w:r>
+        <w:t xml:space="preserve">; arrivals that find the buffer full are dropped. Output is perfectly smooth. (b)</w:t>
+      </w:r>
+      <w:r>
+        <w:t xml:space="preserve"> </w:t>
+      </w:r>
+      <w:r>
+        <w:rPr>
+          <w:bCs/>
+          <w:b/>
+        </w:rPr>
+        <w:t xml:space="preserve">As a meter:</w:t>
+      </w:r>
+      <w:r>
+        <w:t xml:space="preserve"> </w:t>
+      </w:r>
+      <w:r>
+        <w:t xml:space="preserve">a counter (the</w:t>
+      </w:r>
+      <w:r>
+        <w:t xml:space="preserve"> </w:t>
+      </w:r>
+      <w:r>
+        <w:t xml:space="preserve">“</w:t>
+      </w:r>
+      <w:r>
+        <w:t xml:space="preserve">water level</w:t>
+      </w:r>
+      <w:r>
+        <w:t xml:space="preserve">”</w:t>
+      </w:r>
+      <w:r>
+        <w:t xml:space="preserve">) increases by one per admitted request and leaks at rate</w:t>
+      </w:r>
+      <w:r>
+        <w:t xml:space="preserve"> </w:t>
+      </w:r>
+      <m:oMath>
+        <m:r>
+          <m:t>r</m:t>
+        </m:r>
+      </m:oMath>
+      <w:r>
+        <w:t xml:space="preserve">; a request that would overflow capacity is rejected immediately. The meter form makes the same admit/reject decisions as a token bucket with the same rate and capacity.</w:t>
+      </w:r>
+      <w:r>
+        <w:t xml:space="preserve"> </w:t>
+      </w:r>
+      <w:r>
+        <w:rPr>
+          <w:iCs/>
+          <w:i/>
+        </w:rPr>
+        <w:t xml:space="preserve">(§22.5.1)</w:t>
+      </w:r>
+    </w:p>
+    <w:p>
+      <w:pPr>
+        <w:pStyle w:val="BodyText"/>
+      </w:pPr>
+      <w:r>
+        <w:rPr>
+          <w:bCs/>
+          <w:b/>
+        </w:rPr>
+        <w:t xml:space="preserve">Least connections</w:t>
+      </w:r>
+      <w:r>
+        <w:t xml:space="preserve"> </w:t>
+      </w:r>
+      <w:r>
+        <w:t xml:space="preserve">— Send each new connection or request to the backend with the fewest</w:t>
+      </w:r>
+      <w:r>
+        <w:t xml:space="preserve"> </w:t>
+      </w:r>
+      <w:r>
+        <w:rPr>
+          <w:bCs/>
+          <w:b/>
+        </w:rPr>
+        <w:t xml:space="preserve">active</w:t>
+      </w:r>
+      <w:r>
+        <w:t xml:space="preserve"> </w:t>
+      </w:r>
+      <w:r>
+        <w:t xml:space="preserve">(in-flight) connections or requests, as counted by the balancer.</w:t>
+      </w:r>
+      <w:r>
+        <w:t xml:space="preserve"> </w:t>
+      </w:r>
+      <w:r>
+        <w:rPr>
+          <w:iCs/>
+          <w:i/>
+        </w:rPr>
+        <w:t xml:space="preserve">Weighted least connections</w:t>
+      </w:r>
+      <w:r>
+        <w:t xml:space="preserve"> </w:t>
+      </w:r>
+      <w:r>
+        <w:t xml:space="preserve">divides each count by the backend’s weight. Envoy calls the request-counting variant</w:t>
+      </w:r>
+      <w:r>
+        <w:t xml:space="preserve"> </w:t>
+      </w:r>
+      <w:r>
+        <w:rPr>
+          <w:bCs/>
+          <w:b/>
+        </w:rPr>
+        <w:t xml:space="preserve">least request</w:t>
+      </w:r>
+      <w:r>
+        <w:t xml:space="preserve">; AWS ALB calls it</w:t>
+      </w:r>
+      <w:r>
+        <w:t xml:space="preserve"> </w:t>
+      </w:r>
+      <w:r>
+        <w:rPr>
+          <w:bCs/>
+          <w:b/>
+        </w:rPr>
+        <w:t xml:space="preserve">least outstanding requests</w:t>
+      </w:r>
+      <w:r>
+        <w:t xml:space="preserve">.</w:t>
+      </w:r>
+      <w:r>
+        <w:t xml:space="preserve"> </w:t>
+      </w:r>
+      <w:r>
+        <w:rPr>
+          <w:iCs/>
+          <w:i/>
+        </w:rPr>
+        <w:t xml:space="preserve">(§19.4.2)</w:t>
+      </w:r>
+    </w:p>
+    <w:p>
+      <w:pPr>
+        <w:pStyle w:val="BodyText"/>
+      </w:pPr>
+      <w:r>
+        <w:rPr>
+          <w:bCs/>
+          <w:b/>
+        </w:rPr>
+        <w:t xml:space="preserve">Least response time</w:t>
+      </w:r>
+      <w:r>
+        <w:t xml:space="preserve"> </w:t>
+      </w:r>
+      <w:r>
+        <w:t xml:space="preserve">— Choose the backend with the lowest recent latency, usually an</w:t>
+      </w:r>
+      <w:r>
+        <w:t xml:space="preserve"> </w:t>
+      </w:r>
+      <w:r>
+        <w:rPr>
+          <w:bCs/>
+          <w:b/>
+        </w:rPr>
+        <w:t xml:space="preserve">exponentially weighted moving average (EWMA)</w:t>
+      </w:r>
+      <w:r>
+        <w:t xml:space="preserve"> </w:t>
+      </w:r>
+      <w:r>
+        <w:t xml:space="preserve">of observed response times, often multiplied by the in-flight count so that both queue length and speed count.</w:t>
+      </w:r>
+      <w:r>
+        <w:t xml:space="preserve"> </w:t>
+      </w:r>
+      <w:r>
+        <w:rPr>
+          <w:iCs/>
+          <w:i/>
+        </w:rPr>
+        <w:t xml:space="preserve">(§19.4.3)</w:t>
       </w:r>
     </w:p>
     <w:p>
@@ -7895,6 +10160,226 @@
           <w:i/>
         </w:rPr>
         <w:t xml:space="preserve">(§4.11.1)</w:t>
+      </w:r>
+    </w:p>
+    <w:p>
+      <w:pPr>
+        <w:pStyle w:val="BodyText"/>
+      </w:pPr>
+      <w:r>
+        <w:rPr>
+          <w:bCs/>
+          <w:b/>
+        </w:rPr>
+        <w:t xml:space="preserve">Load balancer</w:t>
+      </w:r>
+      <w:r>
+        <w:t xml:space="preserve"> </w:t>
+      </w:r>
+      <w:r>
+        <w:t xml:space="preserve">— A component that receives traffic addressed to a single service endpoint, the</w:t>
+      </w:r>
+      <w:r>
+        <w:t xml:space="preserve"> </w:t>
+      </w:r>
+      <w:r>
+        <w:rPr>
+          <w:bCs/>
+          <w:b/>
+        </w:rPr>
+        <w:t xml:space="preserve">virtual IP address (VIP)</w:t>
+      </w:r>
+      <w:r>
+        <w:t xml:space="preserve"> </w:t>
+      </w:r>
+      <w:r>
+        <w:t xml:space="preserve">or service name, and distributes it across a</w:t>
+      </w:r>
+      <w:r>
+        <w:t xml:space="preserve"> </w:t>
+      </w:r>
+      <w:r>
+        <w:rPr>
+          <w:bCs/>
+          <w:b/>
+        </w:rPr>
+        <w:t xml:space="preserve">pool</w:t>
+      </w:r>
+      <w:r>
+        <w:t xml:space="preserve"> </w:t>
+      </w:r>
+      <w:r>
+        <w:t xml:space="preserve">of</w:t>
+      </w:r>
+      <w:r>
+        <w:t xml:space="preserve"> </w:t>
+      </w:r>
+      <w:r>
+        <w:rPr>
+          <w:bCs/>
+          <w:b/>
+        </w:rPr>
+        <w:t xml:space="preserve">backends</w:t>
+      </w:r>
+      <w:r>
+        <w:t xml:space="preserve"> </w:t>
+      </w:r>
+      <w:r>
+        <w:t xml:space="preserve">(also called</w:t>
+      </w:r>
+      <w:r>
+        <w:t xml:space="preserve"> </w:t>
+      </w:r>
+      <w:r>
+        <w:rPr>
+          <w:iCs/>
+          <w:i/>
+        </w:rPr>
+        <w:t xml:space="preserve">upstreams</w:t>
+      </w:r>
+      <w:r>
+        <w:t xml:space="preserve">,</w:t>
+      </w:r>
+      <w:r>
+        <w:t xml:space="preserve"> </w:t>
+      </w:r>
+      <w:r>
+        <w:rPr>
+          <w:iCs/>
+          <w:i/>
+        </w:rPr>
+        <w:t xml:space="preserve">targets</w:t>
+      </w:r>
+      <w:r>
+        <w:t xml:space="preserve"> </w:t>
+      </w:r>
+      <w:r>
+        <w:t xml:space="preserve">or</w:t>
+      </w:r>
+      <w:r>
+        <w:t xml:space="preserve"> </w:t>
+      </w:r>
+      <w:r>
+        <w:rPr>
+          <w:iCs/>
+          <w:i/>
+        </w:rPr>
+        <w:t xml:space="preserve">real servers</w:t>
+      </w:r>
+      <w:r>
+        <w:t xml:space="preserve">) according to a</w:t>
+      </w:r>
+      <w:r>
+        <w:t xml:space="preserve"> </w:t>
+      </w:r>
+      <w:r>
+        <w:rPr>
+          <w:bCs/>
+          <w:b/>
+        </w:rPr>
+        <w:t xml:space="preserve">balancing algorithm</w:t>
+      </w:r>
+      <w:r>
+        <w:t xml:space="preserve">, while excluding backends that are unhealthy.</w:t>
+      </w:r>
+      <w:r>
+        <w:t xml:space="preserve"> </w:t>
+      </w:r>
+      <w:r>
+        <w:rPr>
+          <w:iCs/>
+          <w:i/>
+        </w:rPr>
+        <w:t xml:space="preserve">(§19.3.1)</w:t>
+      </w:r>
+    </w:p>
+    <w:p>
+      <w:pPr>
+        <w:pStyle w:val="BodyText"/>
+      </w:pPr>
+      <w:r>
+        <w:rPr>
+          <w:bCs/>
+          <w:b/>
+        </w:rPr>
+        <w:t xml:space="preserve">Load shedding and throttling</w:t>
+      </w:r>
+      <w:r>
+        <w:t xml:space="preserve"> </w:t>
+      </w:r>
+      <w:r>
+        <w:t xml:space="preserve">—</w:t>
+      </w:r>
+      <w:r>
+        <w:t xml:space="preserve"> </w:t>
+      </w:r>
+      <w:r>
+        <w:rPr>
+          <w:bCs/>
+          <w:b/>
+        </w:rPr>
+        <w:t xml:space="preserve">Load shedding</w:t>
+      </w:r>
+      <w:r>
+        <w:t xml:space="preserve"> </w:t>
+      </w:r>
+      <w:r>
+        <w:t xml:space="preserve">is a server rejecting some requests early and cheaply (usually with 503) because accepting them would push it past capacity, regardless of whether each client is within its quota.</w:t>
+      </w:r>
+      <w:r>
+        <w:t xml:space="preserve"> </w:t>
+      </w:r>
+      <w:r>
+        <w:rPr>
+          <w:bCs/>
+          <w:b/>
+        </w:rPr>
+        <w:t xml:space="preserve">Throttling</w:t>
+      </w:r>
+      <w:r>
+        <w:t xml:space="preserve"> </w:t>
+      </w:r>
+      <w:r>
+        <w:t xml:space="preserve">is slowing a client down, by delaying or rejecting its requests; rate limiting is the quota-based form.</w:t>
+      </w:r>
+      <w:r>
+        <w:t xml:space="preserve"> </w:t>
+      </w:r>
+      <w:r>
+        <w:rPr>
+          <w:bCs/>
+          <w:b/>
+        </w:rPr>
+        <w:t xml:space="preserve">Goodput</w:t>
+      </w:r>
+      <w:r>
+        <w:t xml:space="preserve"> </w:t>
+      </w:r>
+      <w:r>
+        <w:t xml:space="preserve">is the rate of requests completed</w:t>
+      </w:r>
+      <w:r>
+        <w:t xml:space="preserve"> </w:t>
+      </w:r>
+      <w:r>
+        <w:rPr>
+          <w:iCs/>
+          <w:i/>
+        </w:rPr>
+        <w:t xml:space="preserve">usefully</w:t>
+      </w:r>
+      <w:r>
+        <w:t xml:space="preserve">: correctly and before the client gave up.</w:t>
+      </w:r>
+      <w:r>
+        <w:t xml:space="preserve"> </w:t>
+      </w:r>
+      <w:r>
+        <w:rPr>
+          <w:iCs/>
+          <w:i/>
+        </w:rPr>
+        <w:t xml:space="preserve">(§22.9.1)</w:t>
       </w:r>
     </w:p>
     <w:p>
@@ -8350,6 +10835,92 @@
     <w:p>
       <w:pPr>
         <w:pStyle w:val="FirstParagraph"/>
+      </w:pPr>
+      <w:r>
+        <w:rPr>
+          <w:bCs/>
+          <w:b/>
+        </w:rPr>
+        <w:t xml:space="preserve">Maglev hashing</w:t>
+      </w:r>
+      <w:r>
+        <w:t xml:space="preserve"> </w:t>
+      </w:r>
+      <w:r>
+        <w:t xml:space="preserve">— A consistent-hashing scheme that builds a</w:t>
+      </w:r>
+      <w:r>
+        <w:t xml:space="preserve"> </w:t>
+      </w:r>
+      <w:r>
+        <w:rPr>
+          <w:bCs/>
+          <w:b/>
+        </w:rPr>
+        <w:t xml:space="preserve">lookup table</w:t>
+      </w:r>
+      <w:r>
+        <w:t xml:space="preserve"> </w:t>
+      </w:r>
+      <w:r>
+        <w:t xml:space="preserve">of prime size</w:t>
+      </w:r>
+      <w:r>
+        <w:t xml:space="preserve"> </w:t>
+      </w:r>
+      <m:oMath>
+        <m:r>
+          <m:t>M</m:t>
+        </m:r>
+      </m:oMath>
+      <w:r>
+        <w:t xml:space="preserve"> </w:t>
+      </w:r>
+      <w:r>
+        <w:t xml:space="preserve">in which every entry names a backend. Each backend has its own pseudo-random</w:t>
+      </w:r>
+      <w:r>
+        <w:t xml:space="preserve"> </w:t>
+      </w:r>
+      <w:r>
+        <w:rPr>
+          <w:bCs/>
+          <w:b/>
+        </w:rPr>
+        <w:t xml:space="preserve">preference permutation</w:t>
+      </w:r>
+      <w:r>
+        <w:t xml:space="preserve"> </w:t>
+      </w:r>
+      <w:r>
+        <w:t xml:space="preserve">of table positions; backends take turns claiming their next preferred empty position until the table is full. A packet’s backend is</w:t>
+      </w:r>
+      <w:r>
+        <w:t xml:space="preserve"> </w:t>
+      </w:r>
+      <w:r>
+        <w:rPr>
+          <w:rStyle w:val="VerbatimChar"/>
+        </w:rPr>
+        <w:t xml:space="preserve">table[hash(5-tuple) mod M]</w:t>
+      </w:r>
+      <w:r>
+        <w:t xml:space="preserve">: one array read [Eisenbud et al. 2016].</w:t>
+      </w:r>
+      <w:r>
+        <w:t xml:space="preserve"> </w:t>
+      </w:r>
+      <w:r>
+        <w:rPr>
+          <w:iCs/>
+          <w:i/>
+        </w:rPr>
+        <w:t xml:space="preserve">(§19.4.8)</w:t>
+      </w:r>
+    </w:p>
+    <w:p>
+      <w:pPr>
+        <w:pStyle w:val="BodyText"/>
       </w:pPr>
       <w:r>
         <w:rPr>
@@ -10017,6 +12588,177 @@
           <w:bCs/>
           <w:b/>
         </w:rPr>
+        <w:t xml:space="preserve">Offload ratio</w:t>
+      </w:r>
+      <w:r>
+        <w:t xml:space="preserve"> </w:t>
+      </w:r>
+      <w:r>
+        <w:t xml:space="preserve">— The fraction of traffic a CDN serves without contacting the origin.</w:t>
+      </w:r>
+      <w:r>
+        <w:t xml:space="preserve"> </w:t>
+      </w:r>
+      <w:r>
+        <w:rPr>
+          <w:bCs/>
+          <w:b/>
+        </w:rPr>
+        <w:t xml:space="preserve">Request offload</w:t>
+      </w:r>
+      <w:r>
+        <w:t xml:space="preserve"> </w:t>
+      </w:r>
+      <w:r>
+        <w:t xml:space="preserve">counts requests;</w:t>
+      </w:r>
+      <w:r>
+        <w:t xml:space="preserve"> </w:t>
+      </w:r>
+      <w:r>
+        <w:rPr>
+          <w:bCs/>
+          <w:b/>
+        </w:rPr>
+        <w:t xml:space="preserve">byte offload</w:t>
+      </w:r>
+      <w:r>
+        <w:t xml:space="preserve"> </w:t>
+      </w:r>
+      <w:r>
+        <w:t xml:space="preserve">counts bytes. Both are a cache hit ratio (§20.3) measured at the boundary between the CDN and the origin.</w:t>
+      </w:r>
+      <w:r>
+        <w:t xml:space="preserve"> </w:t>
+      </w:r>
+      <w:r>
+        <w:rPr>
+          <w:iCs/>
+          <w:i/>
+        </w:rPr>
+        <w:t xml:space="preserve">(§21.5.1)</w:t>
+      </w:r>
+    </w:p>
+    <w:p>
+      <w:pPr>
+        <w:pStyle w:val="BodyText"/>
+      </w:pPr>
+      <w:r>
+        <w:rPr>
+          <w:bCs/>
+          <w:b/>
+        </w:rPr>
+        <w:t xml:space="preserve">Open and closed workload models</w:t>
+      </w:r>
+      <w:r>
+        <w:t xml:space="preserve"> </w:t>
+      </w:r>
+      <w:r>
+        <w:t xml:space="preserve">— In an</w:t>
+      </w:r>
+      <w:r>
+        <w:t xml:space="preserve"> </w:t>
+      </w:r>
+      <w:r>
+        <w:rPr>
+          <w:bCs/>
+          <w:b/>
+        </w:rPr>
+        <w:t xml:space="preserve">open</w:t>
+      </w:r>
+      <w:r>
+        <w:t xml:space="preserve"> </w:t>
+      </w:r>
+      <w:r>
+        <w:t xml:space="preserve">model, new requests arrive at a rate that is independent of how fast the system answers: users on the internet do not wait for each other. In a</w:t>
+      </w:r>
+      <w:r>
+        <w:t xml:space="preserve"> </w:t>
+      </w:r>
+      <w:r>
+        <w:rPr>
+          <w:bCs/>
+          <w:b/>
+        </w:rPr>
+        <w:t xml:space="preserve">closed</w:t>
+      </w:r>
+      <w:r>
+        <w:t xml:space="preserve"> </w:t>
+      </w:r>
+      <w:r>
+        <w:t xml:space="preserve">model, a fixed population of</w:t>
+      </w:r>
+      <w:r>
+        <w:t xml:space="preserve"> </w:t>
+      </w:r>
+      <m:oMath>
+        <m:r>
+          <m:t>N</m:t>
+        </m:r>
+      </m:oMath>
+      <w:r>
+        <w:t xml:space="preserve"> </w:t>
+      </w:r>
+      <w:r>
+        <w:t xml:space="preserve">users (or load-generator threads) each sends a request, waits for the response, optionally pauses for a</w:t>
+      </w:r>
+      <w:r>
+        <w:t xml:space="preserve"> </w:t>
+      </w:r>
+      <w:r>
+        <w:rPr>
+          <w:bCs/>
+          <w:b/>
+        </w:rPr>
+        <w:t xml:space="preserve">think time</w:t>
+      </w:r>
+      <w:r>
+        <w:t xml:space="preserve"> </w:t>
+      </w:r>
+      <m:oMath>
+        <m:r>
+          <m:t>Z</m:t>
+        </m:r>
+      </m:oMath>
+      <w:r>
+        <w:t xml:space="preserve">, and only then sends the next. A</w:t>
+      </w:r>
+      <w:r>
+        <w:t xml:space="preserve"> </w:t>
+      </w:r>
+      <w:r>
+        <w:rPr>
+          <w:bCs/>
+          <w:b/>
+        </w:rPr>
+        <w:t xml:space="preserve">partly open</w:t>
+      </w:r>
+      <w:r>
+        <w:t xml:space="preserve"> </w:t>
+      </w:r>
+      <w:r>
+        <w:t xml:space="preserve">model has sessions that arrive openly but issue several requests each, closed-loop, within the session [Schroeder et al. 2006].</w:t>
+      </w:r>
+      <w:r>
+        <w:t xml:space="preserve"> </w:t>
+      </w:r>
+      <w:r>
+        <w:rPr>
+          <w:iCs/>
+          <w:i/>
+        </w:rPr>
+        <w:t xml:space="preserve">(§23.5.2)</w:t>
+      </w:r>
+    </w:p>
+    <w:p>
+      <w:pPr>
+        <w:pStyle w:val="BodyText"/>
+      </w:pPr>
+      <w:r>
+        <w:rPr>
+          <w:bCs/>
+          <w:b/>
+        </w:rPr>
         <w:t xml:space="preserve">OpenAPI Specification (OAS)</w:t>
       </w:r>
       <w:r>
@@ -10166,6 +12908,47 @@
           <w:bCs/>
           <w:b/>
         </w:rPr>
+        <w:t xml:space="preserve">Origin shielding</w:t>
+      </w:r>
+      <w:r>
+        <w:t xml:space="preserve"> </w:t>
+      </w:r>
+      <w:r>
+        <w:t xml:space="preserve">— Routing every cache miss for an origin through one designated cache tier (the</w:t>
+      </w:r>
+      <w:r>
+        <w:t xml:space="preserve"> </w:t>
+      </w:r>
+      <w:r>
+        <w:rPr>
+          <w:bCs/>
+          <w:b/>
+        </w:rPr>
+        <w:t xml:space="preserve">shield</w:t>
+      </w:r>
+      <w:r>
+        <w:t xml:space="preserve">), so that the origin sees at most one request per object per freshness period, regardless of how many edge PoPs missed.</w:t>
+      </w:r>
+      <w:r>
+        <w:t xml:space="preserve"> </w:t>
+      </w:r>
+      <w:r>
+        <w:rPr>
+          <w:iCs/>
+          <w:i/>
+        </w:rPr>
+        <w:t xml:space="preserve">(§21.5.3)</w:t>
+      </w:r>
+    </w:p>
+    <w:p>
+      <w:pPr>
+        <w:pStyle w:val="BodyText"/>
+      </w:pPr>
+      <w:r>
+        <w:rPr>
+          <w:bCs/>
+          <w:b/>
+        </w:rPr>
         <w:t xml:space="preserve">Out-of-order (OoO) execution</w:t>
       </w:r>
       <w:r>
@@ -10756,6 +13539,79 @@
           <w:bCs/>
           <w:b/>
         </w:rPr>
+        <w:t xml:space="preserve">Performance engineering</w:t>
+      </w:r>
+      <w:r>
+        <w:t xml:space="preserve"> </w:t>
+      </w:r>
+      <w:r>
+        <w:t xml:space="preserve">— The practice of measuring, explaining and improving the</w:t>
+      </w:r>
+      <w:r>
+        <w:t xml:space="preserve"> </w:t>
+      </w:r>
+      <w:r>
+        <w:rPr>
+          <w:bCs/>
+          <w:b/>
+        </w:rPr>
+        <w:t xml:space="preserve">latency</w:t>
+      </w:r>
+      <w:r>
+        <w:t xml:space="preserve">,</w:t>
+      </w:r>
+      <w:r>
+        <w:t xml:space="preserve"> </w:t>
+      </w:r>
+      <w:r>
+        <w:rPr>
+          <w:bCs/>
+          <w:b/>
+        </w:rPr>
+        <w:t xml:space="preserve">throughput</w:t>
+      </w:r>
+      <w:r>
+        <w:t xml:space="preserve"> </w:t>
+      </w:r>
+      <w:r>
+        <w:t xml:space="preserve">and</w:t>
+      </w:r>
+      <w:r>
+        <w:t xml:space="preserve"> </w:t>
+      </w:r>
+      <w:r>
+        <w:rPr>
+          <w:bCs/>
+          <w:b/>
+        </w:rPr>
+        <w:t xml:space="preserve">resource efficiency</w:t>
+      </w:r>
+      <w:r>
+        <w:t xml:space="preserve"> </w:t>
+      </w:r>
+      <w:r>
+        <w:t xml:space="preserve">of a system against explicit targets, using repeatable methods rather than intuition. Its outputs are diagnoses (why is it slow?), changes (make it faster or cheaper) and predictions (how much capacity will we need?).</w:t>
+      </w:r>
+      <w:r>
+        <w:t xml:space="preserve"> </w:t>
+      </w:r>
+      <w:r>
+        <w:rPr>
+          <w:iCs/>
+          <w:i/>
+        </w:rPr>
+        <w:t xml:space="preserve">(§23.3.1)</w:t>
+      </w:r>
+    </w:p>
+    <w:p>
+      <w:pPr>
+        <w:pStyle w:val="BodyText"/>
+      </w:pPr>
+      <w:r>
+        <w:rPr>
+          <w:bCs/>
+          <w:b/>
+        </w:rPr>
         <w:t xml:space="preserve">PKCE (Proof Key for Code Exchange,</w:t>
       </w:r>
       <w:r>
@@ -10845,6 +13701,34 @@
           <w:bCs/>
           <w:b/>
         </w:rPr>
+        <w:t xml:space="preserve">Point of presence (PoP)</w:t>
+      </w:r>
+      <w:r>
+        <w:t xml:space="preserve"> </w:t>
+      </w:r>
+      <w:r>
+        <w:t xml:space="preserve">— A CDN site in one metropolitan area or interconnection facility, containing load balancers, caching proxy servers with RAM and SSD storage, and connections to local networks. Large CDNs operate hundreds of PoPs; some also place servers inside Internet service provider (ISP) networks.</w:t>
+      </w:r>
+      <w:r>
+        <w:t xml:space="preserve"> </w:t>
+      </w:r>
+      <w:r>
+        <w:rPr>
+          <w:iCs/>
+          <w:i/>
+        </w:rPr>
+        <w:t xml:space="preserve">(§21.3.2)</w:t>
+      </w:r>
+    </w:p>
+    <w:p>
+      <w:pPr>
+        <w:pStyle w:val="BodyText"/>
+      </w:pPr>
+      <w:r>
+        <w:rPr>
+          <w:bCs/>
+          <w:b/>
+        </w:rPr>
         <w:t xml:space="preserve">Polyglot persistence</w:t>
       </w:r>
       <w:r>
@@ -10862,6 +13746,50 @@
           <w:i/>
         </w:rPr>
         <w:t xml:space="preserve">(§12.13.1)</w:t>
+      </w:r>
+    </w:p>
+    <w:p>
+      <w:pPr>
+        <w:pStyle w:val="BodyText"/>
+      </w:pPr>
+      <w:r>
+        <w:rPr>
+          <w:bCs/>
+          <w:b/>
+        </w:rPr>
+        <w:t xml:space="preserve">Power of two choices (P2C)</w:t>
+      </w:r>
+      <w:r>
+        <w:t xml:space="preserve"> </w:t>
+      </w:r>
+      <w:r>
+        <w:t xml:space="preserve">— For each request, pick</w:t>
+      </w:r>
+      <w:r>
+        <w:t xml:space="preserve"> </w:t>
+      </w:r>
+      <w:r>
+        <w:rPr>
+          <w:bCs/>
+          <w:b/>
+        </w:rPr>
+        <w:t xml:space="preserve">two</w:t>
+      </w:r>
+      <w:r>
+        <w:t xml:space="preserve"> </w:t>
+      </w:r>
+      <w:r>
+        <w:t xml:space="preserve">backends uniformly at random and send the request to the less loaded of the two (by in-flight count, EWMA latency or another load signal).</w:t>
+      </w:r>
+      <w:r>
+        <w:t xml:space="preserve"> </w:t>
+      </w:r>
+      <w:r>
+        <w:rPr>
+          <w:iCs/>
+          <w:i/>
+        </w:rPr>
+        <w:t xml:space="preserve">(§19.4.4)</w:t>
       </w:r>
     </w:p>
     <w:p>
@@ -11194,6 +14122,66 @@
           <w:i/>
         </w:rPr>
         <w:t xml:space="preserve">(§6.3.4)</w:t>
+      </w:r>
+    </w:p>
+    <w:p>
+      <w:pPr>
+        <w:pStyle w:val="BodyText"/>
+      </w:pPr>
+      <w:r>
+        <w:rPr>
+          <w:bCs/>
+          <w:b/>
+        </w:rPr>
+        <w:t xml:space="preserve">Profiler</w:t>
+      </w:r>
+      <w:r>
+        <w:t xml:space="preserve"> </w:t>
+      </w:r>
+      <w:r>
+        <w:t xml:space="preserve">— A tool that attributes a resource (CPU time, wall-clock time, allocated bytes, lock wait time) to the code locations that consumed it. A</w:t>
+      </w:r>
+      <w:r>
+        <w:t xml:space="preserve"> </w:t>
+      </w:r>
+      <w:r>
+        <w:rPr>
+          <w:bCs/>
+          <w:b/>
+        </w:rPr>
+        <w:t xml:space="preserve">sampling profiler</w:t>
+      </w:r>
+      <w:r>
+        <w:t xml:space="preserve"> </w:t>
+      </w:r>
+      <w:r>
+        <w:t xml:space="preserve">interrupts the program at a fixed frequency and records the current call stack; a function’s share of samples estimates its share of time. An</w:t>
+      </w:r>
+      <w:r>
+        <w:t xml:space="preserve"> </w:t>
+      </w:r>
+      <w:r>
+        <w:rPr>
+          <w:bCs/>
+          <w:b/>
+        </w:rPr>
+        <w:t xml:space="preserve">instrumenting</w:t>
+      </w:r>
+      <w:r>
+        <w:t xml:space="preserve"> </w:t>
+      </w:r>
+      <w:r>
+        <w:t xml:space="preserve">(deterministic, tracing) profiler inserts hooks at every function entry and exit and records exact call counts and durations.</w:t>
+      </w:r>
+      <w:r>
+        <w:t xml:space="preserve"> </w:t>
+      </w:r>
+      <w:r>
+        <w:rPr>
+          <w:iCs/>
+          <w:i/>
+        </w:rPr>
+        <w:t xml:space="preserve">(§23.4.1)</w:t>
       </w:r>
     </w:p>
     <w:p>
@@ -11716,6 +14704,126 @@
           <w:bCs/>
           <w:b/>
         </w:rPr>
+        <w:t xml:space="preserve">Rate limiting</w:t>
+      </w:r>
+      <w:r>
+        <w:t xml:space="preserve"> </w:t>
+      </w:r>
+      <w:r>
+        <w:t xml:space="preserve">— Enforcing an upper bound on how many requests (or how much work) a given</w:t>
+      </w:r>
+      <w:r>
+        <w:t xml:space="preserve"> </w:t>
+      </w:r>
+      <w:r>
+        <w:rPr>
+          <w:bCs/>
+          <w:b/>
+        </w:rPr>
+        <w:t xml:space="preserve">client identity</w:t>
+      </w:r>
+      <w:r>
+        <w:t xml:space="preserve"> </w:t>
+      </w:r>
+      <w:r>
+        <w:t xml:space="preserve">may submit to a resource over time. Requests beyond the bound are rejected (or, less often, delayed). The bound is usually stated as a</w:t>
+      </w:r>
+      <w:r>
+        <w:t xml:space="preserve"> </w:t>
+      </w:r>
+      <w:r>
+        <w:rPr>
+          <w:bCs/>
+          <w:b/>
+        </w:rPr>
+        <w:t xml:space="preserve">rate</w:t>
+      </w:r>
+      <w:r>
+        <w:t xml:space="preserve"> </w:t>
+      </w:r>
+      <w:r>
+        <w:t xml:space="preserve">(for example 100 requests per minute) plus a</w:t>
+      </w:r>
+      <w:r>
+        <w:t xml:space="preserve"> </w:t>
+      </w:r>
+      <w:r>
+        <w:rPr>
+          <w:bCs/>
+          <w:b/>
+        </w:rPr>
+        <w:t xml:space="preserve">burst</w:t>
+      </w:r>
+      <w:r>
+        <w:t xml:space="preserve"> </w:t>
+      </w:r>
+      <w:r>
+        <w:t xml:space="preserve">allowance.</w:t>
+      </w:r>
+      <w:r>
+        <w:t xml:space="preserve"> </w:t>
+      </w:r>
+      <w:r>
+        <w:rPr>
+          <w:iCs/>
+          <w:i/>
+        </w:rPr>
+        <w:t xml:space="preserve">(§22.3.1)</w:t>
+      </w:r>
+    </w:p>
+    <w:p>
+      <w:pPr>
+        <w:pStyle w:val="BodyText"/>
+      </w:pPr>
+      <w:r>
+        <w:rPr>
+          <w:bCs/>
+          <w:b/>
+        </w:rPr>
+        <w:t xml:space="preserve">Read-through</w:t>
+      </w:r>
+      <w:r>
+        <w:t xml:space="preserve"> </w:t>
+      </w:r>
+      <w:r>
+        <w:t xml:space="preserve">— The application asks only the cache; on a miss the</w:t>
+      </w:r>
+      <w:r>
+        <w:t xml:space="preserve"> </w:t>
+      </w:r>
+      <w:r>
+        <w:rPr>
+          <w:iCs/>
+          <w:i/>
+        </w:rPr>
+        <w:t xml:space="preserve">cache</w:t>
+      </w:r>
+      <w:r>
+        <w:t xml:space="preserve"> </w:t>
+      </w:r>
+      <w:r>
+        <w:t xml:space="preserve">loads the value from the database through a configured loader, stores it and returns it.</w:t>
+      </w:r>
+      <w:r>
+        <w:t xml:space="preserve"> </w:t>
+      </w:r>
+      <w:r>
+        <w:rPr>
+          <w:iCs/>
+          <w:i/>
+        </w:rPr>
+        <w:t xml:space="preserve">(§20.7.3)</w:t>
+      </w:r>
+    </w:p>
+    <w:p>
+      <w:pPr>
+        <w:pStyle w:val="BodyText"/>
+      </w:pPr>
+      <w:r>
+        <w:rPr>
+          <w:bCs/>
+          <w:b/>
+        </w:rPr>
         <w:t xml:space="preserve">Read-your-writes consistency</w:t>
       </w:r>
       <w:r>
@@ -11761,6 +14869,86 @@
           <w:i/>
         </w:rPr>
         <w:t xml:space="preserve">(§14.9.1)</w:t>
+      </w:r>
+    </w:p>
+    <w:p>
+      <w:pPr>
+        <w:pStyle w:val="BodyText"/>
+      </w:pPr>
+      <w:r>
+        <w:rPr>
+          <w:bCs/>
+          <w:b/>
+        </w:rPr>
+        <w:t xml:space="preserve">RED method</w:t>
+      </w:r>
+      <w:r>
+        <w:t xml:space="preserve"> </w:t>
+      </w:r>
+      <w:r>
+        <w:t xml:space="preserve">— For every</w:t>
+      </w:r>
+      <w:r>
+        <w:t xml:space="preserve"> </w:t>
+      </w:r>
+      <w:r>
+        <w:rPr>
+          <w:bCs/>
+          <w:b/>
+        </w:rPr>
+        <w:t xml:space="preserve">service</w:t>
+      </w:r>
+      <w:r>
+        <w:t xml:space="preserve">, monitor</w:t>
+      </w:r>
+      <w:r>
+        <w:t xml:space="preserve"> </w:t>
+      </w:r>
+      <w:r>
+        <w:rPr>
+          <w:bCs/>
+          <w:b/>
+        </w:rPr>
+        <w:t xml:space="preserve">R</w:t>
+      </w:r>
+      <w:r>
+        <w:t xml:space="preserve">ate (requests per second),</w:t>
+      </w:r>
+      <w:r>
+        <w:t xml:space="preserve"> </w:t>
+      </w:r>
+      <w:r>
+        <w:rPr>
+          <w:bCs/>
+          <w:b/>
+        </w:rPr>
+        <w:t xml:space="preserve">E</w:t>
+      </w:r>
+      <w:r>
+        <w:t xml:space="preserve">rrors (failed requests per second) and</w:t>
+      </w:r>
+      <w:r>
+        <w:t xml:space="preserve"> </w:t>
+      </w:r>
+      <w:r>
+        <w:rPr>
+          <w:bCs/>
+          <w:b/>
+        </w:rPr>
+        <w:t xml:space="preserve">D</w:t>
+      </w:r>
+      <w:r>
+        <w:t xml:space="preserve">uration (the distribution of request latency, as a histogram from which percentiles are read). Tom Wilkie proposed it while at Weaveworks as a service-level complement to USE [Wilkie 2018].</w:t>
+      </w:r>
+      <w:r>
+        <w:t xml:space="preserve"> </w:t>
+      </w:r>
+      <w:r>
+        <w:rPr>
+          <w:iCs/>
+          <w:i/>
+        </w:rPr>
+        <w:t xml:space="preserve">(§23.3.3)</w:t>
       </w:r>
     </w:p>
     <w:p>
@@ -12774,6 +15962,185 @@
           <w:bCs/>
           <w:b/>
         </w:rPr>
+        <w:t xml:space="preserve">Round robin (RR)</w:t>
+      </w:r>
+      <w:r>
+        <w:t xml:space="preserve"> </w:t>
+      </w:r>
+      <w:r>
+        <w:t xml:space="preserve">— Send the</w:t>
+      </w:r>
+      <w:r>
+        <w:t xml:space="preserve"> </w:t>
+      </w:r>
+      <m:oMath>
+        <m:r>
+          <m:t>k</m:t>
+        </m:r>
+      </m:oMath>
+      <w:r>
+        <w:t xml:space="preserve">-th request to backend</w:t>
+      </w:r>
+      <w:r>
+        <w:t xml:space="preserve"> </w:t>
+      </w:r>
+      <m:oMath>
+        <m:r>
+          <m:t>k</m:t>
+        </m:r>
+        <m:r>
+          <m:t> </m:t>
+        </m:r>
+        <m:r>
+          <m:rPr>
+            <m:sty m:val="p"/>
+          </m:rPr>
+          <m:t>mod</m:t>
+        </m:r>
+        <m:r>
+          <m:t> </m:t>
+        </m:r>
+        <m:r>
+          <m:t>N</m:t>
+        </m:r>
+      </m:oMath>
+      <w:r>
+        <w:t xml:space="preserve">.</w:t>
+      </w:r>
+      <w:r>
+        <w:t xml:space="preserve"> </w:t>
+      </w:r>
+      <w:r>
+        <w:rPr>
+          <w:bCs/>
+          <w:b/>
+        </w:rPr>
+        <w:t xml:space="preserve">Weighted round robin (WRR)</w:t>
+      </w:r>
+      <w:r>
+        <w:t xml:space="preserve"> </w:t>
+      </w:r>
+      <w:r>
+        <w:t xml:space="preserve">gives backend</w:t>
+      </w:r>
+      <w:r>
+        <w:t xml:space="preserve"> </w:t>
+      </w:r>
+      <m:oMath>
+        <m:r>
+          <m:t>i</m:t>
+        </m:r>
+      </m:oMath>
+      <w:r>
+        <w:t xml:space="preserve"> </w:t>
+      </w:r>
+      <w:r>
+        <w:t xml:space="preserve">an integer weight</w:t>
+      </w:r>
+      <w:r>
+        <w:t xml:space="preserve"> </w:t>
+      </w:r>
+      <m:oMath>
+        <m:sSub>
+          <m:e>
+            <m:r>
+              <m:t>w</m:t>
+            </m:r>
+          </m:e>
+          <m:sub>
+            <m:r>
+              <m:t>i</m:t>
+            </m:r>
+          </m:sub>
+        </m:sSub>
+      </m:oMath>
+      <w:r>
+        <w:t xml:space="preserve"> </w:t>
+      </w:r>
+      <w:r>
+        <w:t xml:space="preserve">and sends it a share</w:t>
+      </w:r>
+      <w:r>
+        <w:t xml:space="preserve"> </w:t>
+      </w:r>
+      <m:oMath>
+        <m:sSub>
+          <m:e>
+            <m:r>
+              <m:t>w</m:t>
+            </m:r>
+          </m:e>
+          <m:sub>
+            <m:r>
+              <m:t>i</m:t>
+            </m:r>
+          </m:sub>
+        </m:sSub>
+        <m:r>
+          <m:rPr>
+            <m:sty m:val="p"/>
+          </m:rPr>
+          <m:t>/</m:t>
+        </m:r>
+        <m:nary>
+          <m:naryPr>
+            <m:chr m:val="∑"/>
+            <m:limLoc m:val="undOvr"/>
+            <m:subHide m:val="off"/>
+            <m:supHide m:val="on"/>
+          </m:naryPr>
+          <m:sub>
+            <m:r>
+              <m:t>j</m:t>
+            </m:r>
+          </m:sub>
+          <m:sup>
+            <m:r>
+              <m:t>​</m:t>
+            </m:r>
+          </m:sup>
+          <m:e>
+            <m:sSub>
+              <m:e>
+                <m:r>
+                  <m:t>w</m:t>
+                </m:r>
+              </m:e>
+              <m:sub>
+                <m:r>
+                  <m:t>j</m:t>
+                </m:r>
+              </m:sub>
+            </m:sSub>
+          </m:e>
+        </m:nary>
+      </m:oMath>
+      <w:r>
+        <w:t xml:space="preserve"> </w:t>
+      </w:r>
+      <w:r>
+        <w:t xml:space="preserve">of requests in each cycle.</w:t>
+      </w:r>
+      <w:r>
+        <w:t xml:space="preserve"> </w:t>
+      </w:r>
+      <w:r>
+        <w:rPr>
+          <w:iCs/>
+          <w:i/>
+        </w:rPr>
+        <w:t xml:space="preserve">(§19.4.1)</w:t>
+      </w:r>
+    </w:p>
+    <w:p>
+      <w:pPr>
+        <w:pStyle w:val="BodyText"/>
+      </w:pPr>
+      <w:r>
+        <w:rPr>
+          <w:bCs/>
+          <w:b/>
+        </w:rPr>
         <w:t xml:space="preserve">Routing and forwarding</w:t>
       </w:r>
       <w:r>
@@ -12952,6 +16319,161 @@
           <w:bCs/>
           <w:b/>
         </w:rPr>
+        <w:t xml:space="preserve">Scalability</w:t>
+      </w:r>
+      <w:r>
+        <w:t xml:space="preserve"> </w:t>
+      </w:r>
+      <w:r>
+        <w:t xml:space="preserve">— The ability of a system to handle a growing workload by adding resources, with throughput rising roughly in proportion to the resources added and latency staying within its objective. A system is</w:t>
+      </w:r>
+      <w:r>
+        <w:t xml:space="preserve"> </w:t>
+      </w:r>
+      <w:r>
+        <w:rPr>
+          <w:iCs/>
+          <w:i/>
+        </w:rPr>
+        <w:t xml:space="preserve">not</w:t>
+      </w:r>
+      <w:r>
+        <w:t xml:space="preserve"> </w:t>
+      </w:r>
+      <w:r>
+        <w:t xml:space="preserve">scalable for a workload if adding resources yields little or no extra throughput, or if the cost per unit of work rises sharply.</w:t>
+      </w:r>
+      <w:r>
+        <w:t xml:space="preserve"> </w:t>
+      </w:r>
+      <w:r>
+        <w:rPr>
+          <w:iCs/>
+          <w:i/>
+        </w:rPr>
+        <w:t xml:space="preserve">(§18.3.1)</w:t>
+      </w:r>
+    </w:p>
+    <w:p>
+      <w:pPr>
+        <w:pStyle w:val="BodyText"/>
+      </w:pPr>
+      <w:r>
+        <w:rPr>
+          <w:bCs/>
+          <w:b/>
+        </w:rPr>
+        <w:t xml:space="preserve">Scale cube</w:t>
+      </w:r>
+      <w:r>
+        <w:t xml:space="preserve"> </w:t>
+      </w:r>
+      <w:r>
+        <w:t xml:space="preserve">— A model by Martin Abbott and Michael Fisher that classifies every scaling technique along three independent axes [Abbott and Fisher 2015]: the</w:t>
+      </w:r>
+      <w:r>
+        <w:t xml:space="preserve"> </w:t>
+      </w:r>
+      <w:r>
+        <w:rPr>
+          <w:bCs/>
+          <w:b/>
+        </w:rPr>
+        <w:t xml:space="preserve">X axis</w:t>
+      </w:r>
+      <w:r>
+        <w:t xml:space="preserve">, cloning identical copies of a service or its data behind a load balancer; the</w:t>
+      </w:r>
+      <w:r>
+        <w:t xml:space="preserve"> </w:t>
+      </w:r>
+      <w:r>
+        <w:rPr>
+          <w:bCs/>
+          <w:b/>
+        </w:rPr>
+        <w:t xml:space="preserve">Y axis</w:t>
+      </w:r>
+      <w:r>
+        <w:t xml:space="preserve">, splitting by function, service or resource so that each part handles different work; and the</w:t>
+      </w:r>
+      <w:r>
+        <w:t xml:space="preserve"> </w:t>
+      </w:r>
+      <w:r>
+        <w:rPr>
+          <w:bCs/>
+          <w:b/>
+        </w:rPr>
+        <w:t xml:space="preserve">Z axis</w:t>
+      </w:r>
+      <w:r>
+        <w:t xml:space="preserve">, splitting by customer, requester or other key so that each part handles the same work for a subset of the data or users.</w:t>
+      </w:r>
+      <w:r>
+        <w:t xml:space="preserve"> </w:t>
+      </w:r>
+      <w:r>
+        <w:rPr>
+          <w:iCs/>
+          <w:i/>
+        </w:rPr>
+        <w:t xml:space="preserve">(§18.10.1)</w:t>
+      </w:r>
+    </w:p>
+    <w:p>
+      <w:pPr>
+        <w:pStyle w:val="BodyText"/>
+      </w:pPr>
+      <w:r>
+        <w:rPr>
+          <w:bCs/>
+          <w:b/>
+        </w:rPr>
+        <w:t xml:space="preserve">Scaling bottleneck</w:t>
+      </w:r>
+      <w:r>
+        <w:t xml:space="preserve"> </w:t>
+      </w:r>
+      <w:r>
+        <w:t xml:space="preserve">— The resource that limits throughput as load or node count grows: the resource with the largest service demand per unit of capacity (§2.6). For a horizontally scaled system, it is usually a resource that</w:t>
+      </w:r>
+      <w:r>
+        <w:t xml:space="preserve"> </w:t>
+      </w:r>
+      <w:r>
+        <w:rPr>
+          <w:iCs/>
+          <w:i/>
+        </w:rPr>
+        <w:t xml:space="preserve">all</w:t>
+      </w:r>
+      <w:r>
+        <w:t xml:space="preserve"> </w:t>
+      </w:r>
+      <w:r>
+        <w:t xml:space="preserve">nodes share and that cannot itself be scaled out by adding application nodes.</w:t>
+      </w:r>
+      <w:r>
+        <w:t xml:space="preserve"> </w:t>
+      </w:r>
+      <w:r>
+        <w:rPr>
+          <w:iCs/>
+          <w:i/>
+        </w:rPr>
+        <w:t xml:space="preserve">(§18.7.1)</w:t>
+      </w:r>
+    </w:p>
+    <w:p>
+      <w:pPr>
+        <w:pStyle w:val="BodyText"/>
+      </w:pPr>
+      <w:r>
+        <w:rPr>
+          <w:bCs/>
+          <w:b/>
+        </w:rPr>
         <w:t xml:space="preserve">Search engine (as a data store)</w:t>
       </w:r>
       <w:r>
@@ -13473,6 +16995,34 @@
           <w:i/>
         </w:rPr>
         <w:t xml:space="preserve">(§8.10.2)</w:t>
+      </w:r>
+    </w:p>
+    <w:p>
+      <w:pPr>
+        <w:pStyle w:val="BodyText"/>
+      </w:pPr>
+      <w:r>
+        <w:rPr>
+          <w:bCs/>
+          <w:b/>
+        </w:rPr>
+        <w:t xml:space="preserve">Session affinity (sticky sessions)</w:t>
+      </w:r>
+      <w:r>
+        <w:t xml:space="preserve"> </w:t>
+      </w:r>
+      <w:r>
+        <w:t xml:space="preserve">— A balancer policy that sends all requests of one client session to the same backend, identified by a cookie, the client’s IP address or a request key.</w:t>
+      </w:r>
+      <w:r>
+        <w:t xml:space="preserve"> </w:t>
+      </w:r>
+      <w:r>
+        <w:rPr>
+          <w:iCs/>
+          <w:i/>
+        </w:rPr>
+        <w:t xml:space="preserve">(§19.6)</w:t>
       </w:r>
     </w:p>
     <w:p>
@@ -13921,6 +17471,131 @@
           <w:i/>
         </w:rPr>
         <w:t xml:space="preserve">(§17.7.1)</w:t>
+      </w:r>
+    </w:p>
+    <w:p>
+      <w:pPr>
+        <w:pStyle w:val="BodyText"/>
+      </w:pPr>
+      <w:r>
+        <w:rPr>
+          <w:bCs/>
+          <w:b/>
+        </w:rPr>
+        <w:t xml:space="preserve">Sliding window counter</w:t>
+      </w:r>
+      <w:r>
+        <w:t xml:space="preserve"> </w:t>
+      </w:r>
+      <w:r>
+        <w:t xml:space="preserve">— A limiter that keeps fixed-window counters for the current and previous windows and estimates the count over the last</w:t>
+      </w:r>
+      <w:r>
+        <w:t xml:space="preserve"> </w:t>
+      </w:r>
+      <m:oMath>
+        <m:r>
+          <m:t>W</m:t>
+        </m:r>
+      </m:oMath>
+      <w:r>
+        <w:t xml:space="preserve"> </w:t>
+      </w:r>
+      <w:r>
+        <w:t xml:space="preserve">seconds by weighting the previous window’s count by the fraction of it that still overlaps the sliding interval.</w:t>
+      </w:r>
+      <w:r>
+        <w:t xml:space="preserve"> </w:t>
+      </w:r>
+      <w:r>
+        <w:rPr>
+          <w:iCs/>
+          <w:i/>
+        </w:rPr>
+        <w:t xml:space="preserve">(§22.7.2)</w:t>
+      </w:r>
+    </w:p>
+    <w:p>
+      <w:pPr>
+        <w:pStyle w:val="BodyText"/>
+      </w:pPr>
+      <w:r>
+        <w:rPr>
+          <w:bCs/>
+          <w:b/>
+        </w:rPr>
+        <w:t xml:space="preserve">Sliding window log</w:t>
+      </w:r>
+      <w:r>
+        <w:t xml:space="preserve"> </w:t>
+      </w:r>
+      <w:r>
+        <w:t xml:space="preserve">— A limiter that stores the timestamp of every admitted request per key and admits a new request only if fewer than</w:t>
+      </w:r>
+      <w:r>
+        <w:t xml:space="preserve"> </w:t>
+      </w:r>
+      <m:oMath>
+        <m:r>
+          <m:t>L</m:t>
+        </m:r>
+      </m:oMath>
+      <w:r>
+        <w:t xml:space="preserve"> </w:t>
+      </w:r>
+      <w:r>
+        <w:t xml:space="preserve">timestamps fall in the interval</w:t>
+      </w:r>
+      <w:r>
+        <w:t xml:space="preserve"> </w:t>
+      </w:r>
+      <m:oMath>
+        <m:r>
+          <m:rPr>
+            <m:sty m:val="p"/>
+          </m:rPr>
+          <m:t>(</m:t>
+        </m:r>
+        <m:r>
+          <m:t>t</m:t>
+        </m:r>
+        <m:r>
+          <m:rPr>
+            <m:sty m:val="p"/>
+          </m:rPr>
+          <m:t>−</m:t>
+        </m:r>
+        <m:r>
+          <m:t>W</m:t>
+        </m:r>
+        <m:r>
+          <m:rPr>
+            <m:sty m:val="p"/>
+          </m:rPr>
+          <m:t>,</m:t>
+        </m:r>
+        <m:r>
+          <m:t>t</m:t>
+        </m:r>
+        <m:r>
+          <m:rPr>
+            <m:sty m:val="p"/>
+          </m:rPr>
+          <m:t>]</m:t>
+        </m:r>
+      </m:oMath>
+      <w:r>
+        <w:t xml:space="preserve">.</w:t>
+      </w:r>
+      <w:r>
+        <w:t xml:space="preserve"> </w:t>
+      </w:r>
+      <w:r>
+        <w:rPr>
+          <w:iCs/>
+          <w:i/>
+        </w:rPr>
+        <w:t xml:space="preserve">(§22.7.1)</w:t>
       </w:r>
     </w:p>
     <w:p>
@@ -14456,6 +18131,34 @@
           <w:bCs/>
           <w:b/>
         </w:rPr>
+        <w:t xml:space="preserve">Stateful service</w:t>
+      </w:r>
+      <w:r>
+        <w:t xml:space="preserve"> </w:t>
+      </w:r>
+      <w:r>
+        <w:t xml:space="preserve">— A service whose instances hold data that must survive between requests and that clients or other instances depend on: a database, a cache node, a WebSocket server holding live connections, or an application server keeping sessions in memory.</w:t>
+      </w:r>
+      <w:r>
+        <w:t xml:space="preserve"> </w:t>
+      </w:r>
+      <w:r>
+        <w:rPr>
+          <w:iCs/>
+          <w:i/>
+        </w:rPr>
+        <w:t xml:space="preserve">(§18.5.1)</w:t>
+      </w:r>
+    </w:p>
+    <w:p>
+      <w:pPr>
+        <w:pStyle w:val="BodyText"/>
+      </w:pPr>
+      <w:r>
+        <w:rPr>
+          <w:bCs/>
+          <w:b/>
+        </w:rPr>
         <w:t xml:space="preserve">Stateless service</w:t>
       </w:r>
       <w:r>
@@ -15259,6 +18962,82 @@
           <w:bCs/>
           <w:b/>
         </w:rPr>
+        <w:t xml:space="preserve">Timeout and deadline</w:t>
+      </w:r>
+      <w:r>
+        <w:t xml:space="preserve"> </w:t>
+      </w:r>
+      <w:r>
+        <w:t xml:space="preserve">— A</w:t>
+      </w:r>
+      <w:r>
+        <w:t xml:space="preserve"> </w:t>
+      </w:r>
+      <w:r>
+        <w:rPr>
+          <w:bCs/>
+          <w:b/>
+        </w:rPr>
+        <w:t xml:space="preserve">timeout</w:t>
+      </w:r>
+      <w:r>
+        <w:t xml:space="preserve"> </w:t>
+      </w:r>
+      <w:r>
+        <w:t xml:space="preserve">is a relative duration after which a caller stops waiting for one operation (for example 300 ms). A</w:t>
+      </w:r>
+      <w:r>
+        <w:t xml:space="preserve"> </w:t>
+      </w:r>
+      <w:r>
+        <w:rPr>
+          <w:bCs/>
+          <w:b/>
+        </w:rPr>
+        <w:t xml:space="preserve">deadline</w:t>
+      </w:r>
+      <w:r>
+        <w:t xml:space="preserve"> </w:t>
+      </w:r>
+      <w:r>
+        <w:t xml:space="preserve">is an absolute point in time by which the</w:t>
+      </w:r>
+      <w:r>
+        <w:t xml:space="preserve"> </w:t>
+      </w:r>
+      <w:r>
+        <w:rPr>
+          <w:iCs/>
+          <w:i/>
+        </w:rPr>
+        <w:t xml:space="preserve">whole</w:t>
+      </w:r>
+      <w:r>
+        <w:t xml:space="preserve"> </w:t>
+      </w:r>
+      <w:r>
+        <w:t xml:space="preserve">request must complete; it is passed along the call chain so that every downstream call knows how much time remains.</w:t>
+      </w:r>
+      <w:r>
+        <w:t xml:space="preserve"> </w:t>
+      </w:r>
+      <w:r>
+        <w:rPr>
+          <w:iCs/>
+          <w:i/>
+        </w:rPr>
+        <w:t xml:space="preserve">(§22.11)</w:t>
+      </w:r>
+    </w:p>
+    <w:p>
+      <w:pPr>
+        <w:pStyle w:val="BodyText"/>
+      </w:pPr>
+      <w:r>
+        <w:rPr>
+          <w:bCs/>
+          <w:b/>
+        </w:rPr>
         <w:t xml:space="preserve">Time-series database (TSDB)</w:t>
       </w:r>
       <w:r>
@@ -15339,6 +19118,219 @@
           <w:i/>
         </w:rPr>
         <w:t xml:space="preserve">(§12.8.1)</w:t>
+      </w:r>
+    </w:p>
+    <w:p>
+      <w:pPr>
+        <w:pStyle w:val="BodyText"/>
+      </w:pPr>
+      <w:r>
+        <w:rPr>
+          <w:bCs/>
+          <w:b/>
+        </w:rPr>
+        <w:t xml:space="preserve">Time to live (TTL)</w:t>
+      </w:r>
+      <w:r>
+        <w:t xml:space="preserve"> </w:t>
+      </w:r>
+      <w:r>
+        <w:t xml:space="preserve">— The maximum time an entry may be served after it was stored. After the TTL the entry is treated as absent (or, with stale-while-revalidate, as stale). Redis removes expired keys lazily when they are accessed and actively by periodically sampling keys that have a TTL [Redis Docs: EXPIRE].</w:t>
+      </w:r>
+      <w:r>
+        <w:t xml:space="preserve"> </w:t>
+      </w:r>
+      <w:r>
+        <w:rPr>
+          <w:iCs/>
+          <w:i/>
+        </w:rPr>
+        <w:t xml:space="preserve">(§20.8)</w:t>
+      </w:r>
+    </w:p>
+    <w:p>
+      <w:pPr>
+        <w:pStyle w:val="BodyText"/>
+      </w:pPr>
+      <w:r>
+        <w:rPr>
+          <w:bCs/>
+          <w:b/>
+        </w:rPr>
+        <w:t xml:space="preserve">TinyLFU</w:t>
+      </w:r>
+      <w:r>
+        <w:t xml:space="preserve"> </w:t>
+      </w:r>
+      <w:r>
+        <w:t xml:space="preserve">— An</w:t>
+      </w:r>
+      <w:r>
+        <w:t xml:space="preserve"> </w:t>
+      </w:r>
+      <w:r>
+        <w:rPr>
+          <w:bCs/>
+          <w:b/>
+        </w:rPr>
+        <w:t xml:space="preserve">admission policy</w:t>
+      </w:r>
+      <w:r>
+        <w:t xml:space="preserve">: when the cache is full and a new candidate arrives, admit it only if its estimated access frequency exceeds that of the victim the eviction policy would remove. Frequencies are estimated by a small approximate sketch (a Count-Min sketch with 4-bit counters, §17.6) over a sample of recent requests, and</w:t>
+      </w:r>
+      <w:r>
+        <w:t xml:space="preserve"> </w:t>
+      </w:r>
+      <w:r>
+        <w:rPr>
+          <w:bCs/>
+          <w:b/>
+        </w:rPr>
+        <w:t xml:space="preserve">aged</w:t>
+      </w:r>
+      <w:r>
+        <w:t xml:space="preserve"> </w:t>
+      </w:r>
+      <w:r>
+        <w:t xml:space="preserve">by halving every counter after a fixed number of requests [Einziger, Friedman &amp; Manes 2017].</w:t>
+      </w:r>
+      <w:r>
+        <w:t xml:space="preserve"> </w:t>
+      </w:r>
+      <w:r>
+        <w:rPr>
+          <w:iCs/>
+          <w:i/>
+        </w:rPr>
+        <w:t xml:space="preserve">(§20.9.3)</w:t>
+      </w:r>
+    </w:p>
+    <w:p>
+      <w:pPr>
+        <w:pStyle w:val="BodyText"/>
+      </w:pPr>
+      <w:r>
+        <w:rPr>
+          <w:bCs/>
+          <w:b/>
+        </w:rPr>
+        <w:t xml:space="preserve">Token bucket</w:t>
+      </w:r>
+      <w:r>
+        <w:t xml:space="preserve"> </w:t>
+      </w:r>
+      <w:r>
+        <w:t xml:space="preserve">— A rate limiter that keeps a counter of</w:t>
+      </w:r>
+      <w:r>
+        <w:t xml:space="preserve"> </w:t>
+      </w:r>
+      <w:r>
+        <w:rPr>
+          <w:bCs/>
+          <w:b/>
+        </w:rPr>
+        <w:t xml:space="preserve">tokens</w:t>
+      </w:r>
+      <w:r>
+        <w:t xml:space="preserve">, refilled continuously at</w:t>
+      </w:r>
+      <w:r>
+        <w:t xml:space="preserve"> </w:t>
+      </w:r>
+      <w:r>
+        <w:rPr>
+          <w:bCs/>
+          <w:b/>
+        </w:rPr>
+        <w:t xml:space="preserve">rate</w:t>
+      </w:r>
+      <w:r>
+        <w:t xml:space="preserve"> </w:t>
+      </w:r>
+      <m:oMath>
+        <m:r>
+          <m:t>r</m:t>
+        </m:r>
+      </m:oMath>
+      <w:r>
+        <w:t xml:space="preserve"> </w:t>
+      </w:r>
+      <w:r>
+        <w:t xml:space="preserve">up to a maximum</w:t>
+      </w:r>
+      <w:r>
+        <w:t xml:space="preserve"> </w:t>
+      </w:r>
+      <w:r>
+        <w:rPr>
+          <w:bCs/>
+          <w:b/>
+        </w:rPr>
+        <w:t xml:space="preserve">capacity</w:t>
+      </w:r>
+      <w:r>
+        <w:t xml:space="preserve"> </w:t>
+      </w:r>
+      <w:r>
+        <w:t xml:space="preserve">(burst size)</w:t>
+      </w:r>
+      <w:r>
+        <w:t xml:space="preserve"> </w:t>
+      </w:r>
+      <m:oMath>
+        <m:r>
+          <m:t>b</m:t>
+        </m:r>
+      </m:oMath>
+      <w:r>
+        <w:t xml:space="preserve">. Each request consumes one token (or a cost</w:t>
+      </w:r>
+      <w:r>
+        <w:t xml:space="preserve"> </w:t>
+      </w:r>
+      <m:oMath>
+        <m:r>
+          <m:t>c</m:t>
+        </m:r>
+      </m:oMath>
+      <w:r>
+        <w:t xml:space="preserve">); a request that finds too few tokens is rejected. The long-run admitted rate is at most</w:t>
+      </w:r>
+      <w:r>
+        <w:t xml:space="preserve"> </w:t>
+      </w:r>
+      <m:oMath>
+        <m:r>
+          <m:t>r</m:t>
+        </m:r>
+      </m:oMath>
+      <w:r>
+        <w:t xml:space="preserve">, and up to</w:t>
+      </w:r>
+      <w:r>
+        <w:t xml:space="preserve"> </w:t>
+      </w:r>
+      <m:oMath>
+        <m:r>
+          <m:t>b</m:t>
+        </m:r>
+      </m:oMath>
+      <w:r>
+        <w:t xml:space="preserve"> </w:t>
+      </w:r>
+      <w:r>
+        <w:t xml:space="preserve">requests may be admitted at once.</w:t>
+      </w:r>
+      <w:r>
+        <w:t xml:space="preserve"> </w:t>
+      </w:r>
+      <w:r>
+        <w:rPr>
+          <w:iCs/>
+          <w:i/>
+        </w:rPr>
+        <w:t xml:space="preserve">(§22.4.1)</w:t>
       </w:r>
     </w:p>
     <w:p>
@@ -15810,6 +19802,86 @@
           <w:i/>
         </w:rPr>
         <w:t xml:space="preserve">(§7.8)</w:t>
+      </w:r>
+    </w:p>
+    <w:p>
+      <w:pPr>
+        <w:pStyle w:val="BodyText"/>
+      </w:pPr>
+      <w:r>
+        <w:rPr>
+          <w:bCs/>
+          <w:b/>
+        </w:rPr>
+        <w:t xml:space="preserve">USE method</w:t>
+      </w:r>
+      <w:r>
+        <w:t xml:space="preserve"> </w:t>
+      </w:r>
+      <w:r>
+        <w:t xml:space="preserve">— For every</w:t>
+      </w:r>
+      <w:r>
+        <w:t xml:space="preserve"> </w:t>
+      </w:r>
+      <w:r>
+        <w:rPr>
+          <w:bCs/>
+          <w:b/>
+        </w:rPr>
+        <w:t xml:space="preserve">resource</w:t>
+      </w:r>
+      <w:r>
+        <w:t xml:space="preserve">, check</w:t>
+      </w:r>
+      <w:r>
+        <w:t xml:space="preserve"> </w:t>
+      </w:r>
+      <w:r>
+        <w:rPr>
+          <w:bCs/>
+          <w:b/>
+        </w:rPr>
+        <w:t xml:space="preserve">U</w:t>
+      </w:r>
+      <w:r>
+        <w:t xml:space="preserve">tilization (the fraction of time the resource was busy, or the fraction of its capacity in use),</w:t>
+      </w:r>
+      <w:r>
+        <w:t xml:space="preserve"> </w:t>
+      </w:r>
+      <w:r>
+        <w:rPr>
+          <w:bCs/>
+          <w:b/>
+        </w:rPr>
+        <w:t xml:space="preserve">S</w:t>
+      </w:r>
+      <w:r>
+        <w:t xml:space="preserve">aturation (the amount of extra work queued because the resource could not service it) and</w:t>
+      </w:r>
+      <w:r>
+        <w:t xml:space="preserve"> </w:t>
+      </w:r>
+      <w:r>
+        <w:rPr>
+          <w:bCs/>
+          <w:b/>
+        </w:rPr>
+        <w:t xml:space="preserve">E</w:t>
+      </w:r>
+      <w:r>
+        <w:t xml:space="preserve">rrors (the count of error events) [Gregg USE]. A resource is any physical or software component with finite capacity: CPUs, memory, disks, network interfaces, controllers and interconnects, but also locks, thread pools, connection pools and file descriptors.</w:t>
+      </w:r>
+      <w:r>
+        <w:t xml:space="preserve"> </w:t>
+      </w:r>
+      <w:r>
+        <w:rPr>
+          <w:iCs/>
+          <w:i/>
+        </w:rPr>
+        <w:t xml:space="preserve">(§23.3.2)</w:t>
       </w:r>
     </w:p>
     <w:bookmarkEnd w:id="40"/>
@@ -16243,6 +20315,34 @@
           <w:bCs/>
           <w:b/>
         </w:rPr>
+        <w:t xml:space="preserve">Vertical scaling (scaling up)</w:t>
+      </w:r>
+      <w:r>
+        <w:t xml:space="preserve"> </w:t>
+      </w:r>
+      <w:r>
+        <w:t xml:space="preserve">— Increasing the capacity of a single node by giving it more or faster CPU cores, memory, storage or network bandwidth, for example by moving a database from an 8-core to a 64-core machine.</w:t>
+      </w:r>
+      <w:r>
+        <w:t xml:space="preserve"> </w:t>
+      </w:r>
+      <w:r>
+        <w:rPr>
+          <w:iCs/>
+          <w:i/>
+        </w:rPr>
+        <w:t xml:space="preserve">(§18.3.1)</w:t>
+      </w:r>
+    </w:p>
+    <w:p>
+      <w:pPr>
+        <w:pStyle w:val="BodyText"/>
+      </w:pPr>
+      <w:r>
+        <w:rPr>
+          <w:bCs/>
+          <w:b/>
+        </w:rPr>
         <w:t xml:space="preserve">Virtual memory</w:t>
       </w:r>
       <w:r>
@@ -16688,6 +20788,106 @@
         <w:t xml:space="preserve">(§13.5.1)</w:t>
       </w:r>
     </w:p>
+    <w:p>
+      <w:pPr>
+        <w:pStyle w:val="BodyText"/>
+      </w:pPr>
+      <w:r>
+        <w:rPr>
+          <w:bCs/>
+          <w:b/>
+        </w:rPr>
+        <w:t xml:space="preserve">Write-around</w:t>
+      </w:r>
+      <w:r>
+        <w:t xml:space="preserve"> </w:t>
+      </w:r>
+      <w:r>
+        <w:t xml:space="preserve">— Writes go directly to the database and bypass the cache; the cache is populated only by reads (usually cache-aside), and the written key is invalidated or left to expire.</w:t>
+      </w:r>
+      <w:r>
+        <w:t xml:space="preserve"> </w:t>
+      </w:r>
+      <w:r>
+        <w:rPr>
+          <w:iCs/>
+          <w:i/>
+        </w:rPr>
+        <w:t xml:space="preserve">(§20.7.6)</w:t>
+      </w:r>
+    </w:p>
+    <w:p>
+      <w:pPr>
+        <w:pStyle w:val="BodyText"/>
+      </w:pPr>
+      <w:r>
+        <w:rPr>
+          <w:bCs/>
+          <w:b/>
+        </w:rPr>
+        <w:t xml:space="preserve">Write-back</w:t>
+      </w:r>
+      <w:r>
+        <w:t xml:space="preserve"> </w:t>
+      </w:r>
+      <w:r>
+        <w:t xml:space="preserve">— Writes update only the cache and are acknowledged immediately; the cache marks entries</w:t>
+      </w:r>
+      <w:r>
+        <w:t xml:space="preserve"> </w:t>
+      </w:r>
+      <w:r>
+        <w:rPr>
+          <w:bCs/>
+          <w:b/>
+        </w:rPr>
+        <w:t xml:space="preserve">dirty</w:t>
+      </w:r>
+      <w:r>
+        <w:t xml:space="preserve"> </w:t>
+      </w:r>
+      <w:r>
+        <w:t xml:space="preserve">and flushes them to the database asynchronously, in batches or after a delay.</w:t>
+      </w:r>
+      <w:r>
+        <w:t xml:space="preserve"> </w:t>
+      </w:r>
+      <w:r>
+        <w:rPr>
+          <w:iCs/>
+          <w:i/>
+        </w:rPr>
+        <w:t xml:space="preserve">(§20.7.5)</w:t>
+      </w:r>
+    </w:p>
+    <w:p>
+      <w:pPr>
+        <w:pStyle w:val="BodyText"/>
+      </w:pPr>
+      <w:r>
+        <w:rPr>
+          <w:bCs/>
+          <w:b/>
+        </w:rPr>
+        <w:t xml:space="preserve">Write-through</w:t>
+      </w:r>
+      <w:r>
+        <w:t xml:space="preserve"> </w:t>
+      </w:r>
+      <w:r>
+        <w:t xml:space="preserve">— Every write goes to the cache, which synchronously writes it to the database before acknowledging; the cache is updated and the database is updated as one client-visible operation.</w:t>
+      </w:r>
+      <w:r>
+        <w:t xml:space="preserve"> </w:t>
+      </w:r>
+      <w:r>
+        <w:rPr>
+          <w:iCs/>
+          <w:i/>
+        </w:rPr>
+        <w:t xml:space="preserve">(§20.7.4)</w:t>
+      </w:r>
+    </w:p>
     <w:bookmarkEnd w:id="42"/>
     <w:bookmarkStart w:id="43" w:name="z"/>
     <w:p>
@@ -16742,6 +20942,113 @@
           <w:i/>
         </w:rPr>
         <w:t xml:space="preserve">(§10.10.1)</w:t>
+      </w:r>
+    </w:p>
+    <w:p>
+      <w:pPr>
+        <w:pStyle w:val="BodyText"/>
+      </w:pPr>
+      <w:r>
+        <w:rPr>
+          <w:bCs/>
+          <w:b/>
+        </w:rPr>
+        <w:t xml:space="preserve">Zipf (Zipf-like) distribution</w:t>
+      </w:r>
+      <w:r>
+        <w:t xml:space="preserve"> </w:t>
+      </w:r>
+      <w:r>
+        <w:t xml:space="preserve">— A popularity law in which the item of popularity rank</w:t>
+      </w:r>
+      <w:r>
+        <w:t xml:space="preserve"> </w:t>
+      </w:r>
+      <m:oMath>
+        <m:r>
+          <m:t>i</m:t>
+        </m:r>
+      </m:oMath>
+      <w:r>
+        <w:t xml:space="preserve"> </w:t>
+      </w:r>
+      <w:r>
+        <w:t xml:space="preserve">is requested with probability proportional to</w:t>
+      </w:r>
+      <w:r>
+        <w:t xml:space="preserve"> </w:t>
+      </w:r>
+      <m:oMath>
+        <m:r>
+          <m:t>1</m:t>
+        </m:r>
+        <m:r>
+          <m:rPr>
+            <m:sty m:val="p"/>
+          </m:rPr>
+          <m:t>/</m:t>
+        </m:r>
+        <m:sSup>
+          <m:e>
+            <m:r>
+              <m:t>i</m:t>
+            </m:r>
+          </m:e>
+          <m:sup>
+            <m:r>
+              <m:t>s</m:t>
+            </m:r>
+          </m:sup>
+        </m:sSup>
+      </m:oMath>
+      <w:r>
+        <w:t xml:space="preserve">, where</w:t>
+      </w:r>
+      <w:r>
+        <w:t xml:space="preserve"> </w:t>
+      </w:r>
+      <m:oMath>
+        <m:r>
+          <m:t>s</m:t>
+        </m:r>
+        <m:r>
+          <m:rPr>
+            <m:sty m:val="p"/>
+          </m:rPr>
+          <m:t>&gt;</m:t>
+        </m:r>
+        <m:r>
+          <m:t>0</m:t>
+        </m:r>
+      </m:oMath>
+      <w:r>
+        <w:t xml:space="preserve"> </w:t>
+      </w:r>
+      <w:r>
+        <w:t xml:space="preserve">is the</w:t>
+      </w:r>
+      <w:r>
+        <w:t xml:space="preserve"> </w:t>
+      </w:r>
+      <w:r>
+        <w:rPr>
+          <w:bCs/>
+          <w:b/>
+        </w:rPr>
+        <w:t xml:space="preserve">skew exponent</w:t>
+      </w:r>
+      <w:r>
+        <w:t xml:space="preserve">. Breslau et al. found that requests to web proxies follow a Zipf-like law with an exponent below 1 and that, as a consequence, hit ratio grows roughly logarithmically with cache size [Breslau et al. 1999].</w:t>
+      </w:r>
+      <w:r>
+        <w:t xml:space="preserve"> </w:t>
+      </w:r>
+      <w:r>
+        <w:rPr>
+          <w:iCs/>
+          <w:i/>
+        </w:rPr>
+        <w:t xml:space="preserve">(§20.3.3)</w:t>
       </w:r>
     </w:p>
     <w:bookmarkEnd w:id="43"/>

--- a/dist/D9-glossary.docx
+++ b/dist/D9-glossary.docx
@@ -36,7 +36,7 @@
         </w:p>
       </w:sdtContent>
     </w:sdt>
-    <w:bookmarkStart w:id="44" w:name="appendix-a-glossary"/>
+    <w:bookmarkStart w:id="45" w:name="appendix-a-glossary"/>
     <w:p>
       <w:pPr>
         <w:pStyle w:val="Heading1"/>
@@ -625,6 +625,34 @@
           <w:bCs/>
           <w:b/>
         </w:rPr>
+        <w:t xml:space="preserve">Apache Flink</w:t>
+      </w:r>
+      <w:r>
+        <w:t xml:space="preserve"> </w:t>
+      </w:r>
+      <w:r>
+        <w:t xml:space="preserve">— An open-source distributed engine that executes dataflow programs as a graph of long-running, pipelined operators, treating batch as a bounded special case of streaming. It provides event-time processing with watermarks, large keyed state, and exactly-once state consistency through asynchronous distributed snapshots [Carbone et al. 2015a].</w:t>
+      </w:r>
+      <w:r>
+        <w:t xml:space="preserve"> </w:t>
+      </w:r>
+      <w:r>
+        <w:rPr>
+          <w:iCs/>
+          <w:i/>
+        </w:rPr>
+        <w:t xml:space="preserve">(§29.9.1)</w:t>
+      </w:r>
+    </w:p>
+    <w:p>
+      <w:pPr>
+        <w:pStyle w:val="BodyText"/>
+      </w:pPr>
+      <w:r>
+        <w:rPr>
+          <w:bCs/>
+          <w:b/>
+        </w:rPr>
         <w:t xml:space="preserve">Architectural decision</w:t>
       </w:r>
       <w:r>
@@ -819,6 +847,50 @@
           <w:i/>
         </w:rPr>
         <w:t xml:space="preserve">(§10.4.3)</w:t>
+      </w:r>
+    </w:p>
+    <w:p>
+      <w:pPr>
+        <w:pStyle w:val="BodyText"/>
+      </w:pPr>
+      <w:r>
+        <w:rPr>
+          <w:bCs/>
+          <w:b/>
+        </w:rPr>
+        <w:t xml:space="preserve">Atomic commitment</w:t>
+      </w:r>
+      <w:r>
+        <w:t xml:space="preserve"> </w:t>
+      </w:r>
+      <w:r>
+        <w:t xml:space="preserve">— A protocol by which a set of</w:t>
+      </w:r>
+      <w:r>
+        <w:t xml:space="preserve"> </w:t>
+      </w:r>
+      <w:r>
+        <w:rPr>
+          <w:bCs/>
+          <w:b/>
+        </w:rPr>
+        <w:t xml:space="preserve">participants</w:t>
+      </w:r>
+      <w:r>
+        <w:t xml:space="preserve"> </w:t>
+      </w:r>
+      <w:r>
+        <w:t xml:space="preserve">(nodes that each executed part of a transaction) reach a single outcome, commit or abort, such that: (1) all participants that decide reach the same decision; (2) a participant cannot reverse a decision once made; (3) commit is decided only if every participant voted yes; (4) if there are no failures and every participant voted yes, the decision is commit; and (5) once failures are repaired and no new ones occur for long enough, every participant eventually decides [Bernstein et al. 1987].</w:t>
+      </w:r>
+      <w:r>
+        <w:t xml:space="preserve"> </w:t>
+      </w:r>
+      <w:r>
+        <w:rPr>
+          <w:iCs/>
+          <w:i/>
+        </w:rPr>
+        <w:t xml:space="preserve">(§28.3.1)</w:t>
       </w:r>
     </w:p>
     <w:p>
@@ -1429,6 +1501,81 @@
           <w:bCs/>
           <w:b/>
         </w:rPr>
+        <w:t xml:space="preserve">Batch processing</w:t>
+      </w:r>
+      <w:r>
+        <w:t xml:space="preserve"> </w:t>
+      </w:r>
+      <w:r>
+        <w:t xml:space="preserve">— Running a computation over a</w:t>
+      </w:r>
+      <w:r>
+        <w:t xml:space="preserve"> </w:t>
+      </w:r>
+      <w:r>
+        <w:rPr>
+          <w:bCs/>
+          <w:b/>
+        </w:rPr>
+        <w:t xml:space="preserve">bounded</w:t>
+      </w:r>
+      <w:r>
+        <w:t xml:space="preserve"> </w:t>
+      </w:r>
+      <w:r>
+        <w:t xml:space="preserve">dataset (one whose size is known when the job starts, such as</w:t>
+      </w:r>
+      <w:r>
+        <w:t xml:space="preserve"> </w:t>
+      </w:r>
+      <w:r>
+        <w:t xml:space="preserve">“</w:t>
+      </w:r>
+      <w:r>
+        <w:t xml:space="preserve">yesterday’s logs</w:t>
+      </w:r>
+      <w:r>
+        <w:t xml:space="preserve">”</w:t>
+      </w:r>
+      <w:r>
+        <w:t xml:space="preserve">) that reads immutable input files, writes new output files, and is judged mainly by</w:t>
+      </w:r>
+      <w:r>
+        <w:t xml:space="preserve"> </w:t>
+      </w:r>
+      <w:r>
+        <w:rPr>
+          <w:bCs/>
+          <w:b/>
+        </w:rPr>
+        <w:t xml:space="preserve">throughput</w:t>
+      </w:r>
+      <w:r>
+        <w:t xml:space="preserve"> </w:t>
+      </w:r>
+      <w:r>
+        <w:t xml:space="preserve">(bytes or records processed per second) and total completion time rather than by the latency of individual records.</w:t>
+      </w:r>
+      <w:r>
+        <w:t xml:space="preserve"> </w:t>
+      </w:r>
+      <w:r>
+        <w:rPr>
+          <w:iCs/>
+          <w:i/>
+        </w:rPr>
+        <w:t xml:space="preserve">(§29.3.1)</w:t>
+      </w:r>
+    </w:p>
+    <w:p>
+      <w:pPr>
+        <w:pStyle w:val="BodyText"/>
+      </w:pPr>
+      <w:r>
+        <w:rPr>
+          <w:bCs/>
+          <w:b/>
+        </w:rPr>
         <w:t xml:space="preserve">BGP</w:t>
       </w:r>
       <w:r>
@@ -2977,6 +3124,155 @@
           <w:bCs/>
           <w:b/>
         </w:rPr>
+        <w:t xml:space="preserve">CAP theorem (Gilbert and Lynch)</w:t>
+      </w:r>
+      <w:r>
+        <w:t xml:space="preserve"> </w:t>
+      </w:r>
+      <w:r>
+        <w:t xml:space="preserve">— In an asynchronous network model, where messages may be delayed arbitrarily and there are no clocks, it is impossible to implement a read/write data object that guarantees both of the following in all fair executions, including those in which messages are lost:</w:t>
+      </w:r>
+      <w:r>
+        <w:t xml:space="preserve"> </w:t>
+      </w:r>
+      <w:r>
+        <w:rPr>
+          <w:bCs/>
+          <w:b/>
+        </w:rPr>
+        <w:t xml:space="preserve">Consistency (C):</w:t>
+      </w:r>
+      <w:r>
+        <w:t xml:space="preserve"> </w:t>
+      </w:r>
+      <w:r>
+        <w:t xml:space="preserve">the object is</w:t>
+      </w:r>
+      <w:r>
+        <w:t xml:space="preserve"> </w:t>
+      </w:r>
+      <w:r>
+        <w:rPr>
+          <w:bCs/>
+          <w:b/>
+        </w:rPr>
+        <w:t xml:space="preserve">atomic</w:t>
+      </w:r>
+      <w:r>
+        <w:t xml:space="preserve">, that is, linearizable (§25.3).</w:t>
+      </w:r>
+      <w:r>
+        <w:t xml:space="preserve"> </w:t>
+      </w:r>
+      <w:r>
+        <w:rPr>
+          <w:bCs/>
+          <w:b/>
+        </w:rPr>
+        <w:t xml:space="preserve">Availability (A):</w:t>
+      </w:r>
+      <w:r>
+        <w:t xml:space="preserve"> </w:t>
+      </w:r>
+      <w:r>
+        <w:t xml:space="preserve">every request received by a non-failing node must eventually result in a response.</w:t>
+      </w:r>
+      <w:r>
+        <w:t xml:space="preserve"> </w:t>
+      </w:r>
+      <w:r>
+        <w:rPr>
+          <w:bCs/>
+          <w:b/>
+        </w:rPr>
+        <w:t xml:space="preserve">Partition tolerance (P)</w:t>
+      </w:r>
+      <w:r>
+        <w:t xml:space="preserve"> </w:t>
+      </w:r>
+      <w:r>
+        <w:t xml:space="preserve">is not a property the system chooses; it is the assumption that the network may lose arbitrarily many messages between nodes.</w:t>
+      </w:r>
+      <w:r>
+        <w:t xml:space="preserve"> </w:t>
+      </w:r>
+      <w:r>
+        <w:rPr>
+          <w:iCs/>
+          <w:i/>
+        </w:rPr>
+        <w:t xml:space="preserve">(§25.8.1)</w:t>
+      </w:r>
+    </w:p>
+    <w:p>
+      <w:pPr>
+        <w:pStyle w:val="BodyText"/>
+      </w:pPr>
+      <w:r>
+        <w:rPr>
+          <w:bCs/>
+          <w:b/>
+        </w:rPr>
+        <w:t xml:space="preserve">Causal consistency</w:t>
+      </w:r>
+      <w:r>
+        <w:t xml:space="preserve"> </w:t>
+      </w:r>
+      <w:r>
+        <w:t xml:space="preserve">— Writes that are</w:t>
+      </w:r>
+      <w:r>
+        <w:t xml:space="preserve"> </w:t>
+      </w:r>
+      <w:r>
+        <w:rPr>
+          <w:bCs/>
+          <w:b/>
+        </w:rPr>
+        <w:t xml:space="preserve">causally related</w:t>
+      </w:r>
+      <w:r>
+        <w:t xml:space="preserve"> </w:t>
+      </w:r>
+      <w:r>
+        <w:t xml:space="preserve">must be seen by every client in their causal order; writes that are</w:t>
+      </w:r>
+      <w:r>
+        <w:t xml:space="preserve"> </w:t>
+      </w:r>
+      <w:r>
+        <w:rPr>
+          <w:bCs/>
+          <w:b/>
+        </w:rPr>
+        <w:t xml:space="preserve">concurrent</w:t>
+      </w:r>
+      <w:r>
+        <w:t xml:space="preserve"> </w:t>
+      </w:r>
+      <w:r>
+        <w:t xml:space="preserve">(neither happens before the other) may be seen in different orders by different clients. Formally, each client’s view must be a legal sequential history that respects the causal order induced by program order and reads-from [Ahamad et al. 1995].</w:t>
+      </w:r>
+      <w:r>
+        <w:t xml:space="preserve"> </w:t>
+      </w:r>
+      <w:r>
+        <w:rPr>
+          <w:iCs/>
+          <w:i/>
+        </w:rPr>
+        <w:t xml:space="preserve">(§25.5.1)</w:t>
+      </w:r>
+    </w:p>
+    <w:p>
+      <w:pPr>
+        <w:pStyle w:val="BodyText"/>
+      </w:pPr>
+      <w:r>
+        <w:rPr>
+          <w:bCs/>
+          <w:b/>
+        </w:rPr>
         <w:t xml:space="preserve">Central processing unit (CPU)</w:t>
       </w:r>
       <w:r>
@@ -3093,6 +3389,136 @@
           <w:i/>
         </w:rPr>
         <w:t xml:space="preserve">(§10.5)</w:t>
+      </w:r>
+    </w:p>
+    <w:p>
+      <w:pPr>
+        <w:pStyle w:val="BodyText"/>
+      </w:pPr>
+      <w:r>
+        <w:rPr>
+          <w:bCs/>
+          <w:b/>
+        </w:rPr>
+        <w:t xml:space="preserve">Chain replication</w:t>
+      </w:r>
+      <w:r>
+        <w:t xml:space="preserve"> </w:t>
+      </w:r>
+      <w:r>
+        <w:t xml:space="preserve">— Replicas are arranged in a linear</w:t>
+      </w:r>
+      <w:r>
+        <w:t xml:space="preserve"> </w:t>
+      </w:r>
+      <w:r>
+        <w:rPr>
+          <w:bCs/>
+          <w:b/>
+        </w:rPr>
+        <w:t xml:space="preserve">chain</w:t>
+      </w:r>
+      <w:r>
+        <w:t xml:space="preserve">. Every update enters at the</w:t>
+      </w:r>
+      <w:r>
+        <w:t xml:space="preserve"> </w:t>
+      </w:r>
+      <w:r>
+        <w:rPr>
+          <w:bCs/>
+          <w:b/>
+        </w:rPr>
+        <w:t xml:space="preserve">head</w:t>
+      </w:r>
+      <w:r>
+        <w:t xml:space="preserve"> </w:t>
+      </w:r>
+      <w:r>
+        <w:t xml:space="preserve">and is forwarded node by node to the</w:t>
+      </w:r>
+      <w:r>
+        <w:t xml:space="preserve"> </w:t>
+      </w:r>
+      <w:r>
+        <w:rPr>
+          <w:bCs/>
+          <w:b/>
+        </w:rPr>
+        <w:t xml:space="preserve">tail</w:t>
+      </w:r>
+      <w:r>
+        <w:t xml:space="preserve">; the tail replies to the client. Every query is answered by the tail. A separate, fault-tolerant</w:t>
+      </w:r>
+      <w:r>
+        <w:t xml:space="preserve"> </w:t>
+      </w:r>
+      <w:r>
+        <w:rPr>
+          <w:bCs/>
+          <w:b/>
+        </w:rPr>
+        <w:t xml:space="preserve">master</w:t>
+      </w:r>
+      <w:r>
+        <w:t xml:space="preserve"> </w:t>
+      </w:r>
+      <w:r>
+        <w:t xml:space="preserve">service detects failures and reconfigures the chain [van Renesse and Schneider 2004].</w:t>
+      </w:r>
+      <w:r>
+        <w:t xml:space="preserve"> </w:t>
+      </w:r>
+      <w:r>
+        <w:rPr>
+          <w:iCs/>
+          <w:i/>
+        </w:rPr>
+        <w:t xml:space="preserve">(§27.5.1)</w:t>
+      </w:r>
+    </w:p>
+    <w:p>
+      <w:pPr>
+        <w:pStyle w:val="BodyText"/>
+      </w:pPr>
+      <w:r>
+        <w:rPr>
+          <w:bCs/>
+          <w:b/>
+        </w:rPr>
+        <w:t xml:space="preserve">Chubby</w:t>
+      </w:r>
+      <w:r>
+        <w:t xml:space="preserve"> </w:t>
+      </w:r>
+      <w:r>
+        <w:t xml:space="preserve">— Google’s lock service, providing coarse-grained advisory locks and small files in a file-system-like namespace, replicated across a five-node</w:t>
+      </w:r>
+      <w:r>
+        <w:t xml:space="preserve"> </w:t>
+      </w:r>
+      <w:r>
+        <w:rPr>
+          <w:bCs/>
+          <w:b/>
+        </w:rPr>
+        <w:t xml:space="preserve">cell</w:t>
+      </w:r>
+      <w:r>
+        <w:t xml:space="preserve"> </w:t>
+      </w:r>
+      <w:r>
+        <w:t xml:space="preserve">with Paxos, and used chiefly for leader election, naming and storing small amounts of configuration [Burrows 2006].</w:t>
+      </w:r>
+      <w:r>
+        <w:t xml:space="preserve"> </w:t>
+      </w:r>
+      <w:r>
+        <w:rPr>
+          <w:iCs/>
+          <w:i/>
+        </w:rPr>
+        <w:t xml:space="preserve">(§26.14.1)</w:t>
       </w:r>
     </w:p>
     <w:p>
@@ -4057,6 +4483,50 @@
           <w:i/>
         </w:rPr>
         <w:t xml:space="preserve">(§6.10.3)</w:t>
+      </w:r>
+    </w:p>
+    <w:p>
+      <w:pPr>
+        <w:pStyle w:val="BodyText"/>
+      </w:pPr>
+      <w:r>
+        <w:rPr>
+          <w:bCs/>
+          <w:b/>
+        </w:rPr>
+        <w:t xml:space="preserve">Conflict-free replicated data type (CRDT)</w:t>
+      </w:r>
+      <w:r>
+        <w:t xml:space="preserve"> </w:t>
+      </w:r>
+      <w:r>
+        <w:t xml:space="preserve">— A data type whose replicas can be updated independently and concurrently without coordination and are guaranteed to converge to the same state once they have received the same updates, a property called</w:t>
+      </w:r>
+      <w:r>
+        <w:t xml:space="preserve"> </w:t>
+      </w:r>
+      <w:r>
+        <w:rPr>
+          <w:bCs/>
+          <w:b/>
+        </w:rPr>
+        <w:t xml:space="preserve">strong eventual consistency</w:t>
+      </w:r>
+      <w:r>
+        <w:t xml:space="preserve"> </w:t>
+      </w:r>
+      <w:r>
+        <w:t xml:space="preserve">[Shapiro et al. 2011a].</w:t>
+      </w:r>
+      <w:r>
+        <w:t xml:space="preserve"> </w:t>
+      </w:r>
+      <w:r>
+        <w:rPr>
+          <w:iCs/>
+          <w:i/>
+        </w:rPr>
+        <w:t xml:space="preserve">(§27.14.3)</w:t>
       </w:r>
     </w:p>
     <w:p>
@@ -4199,6 +4669,114 @@
           <w:bCs/>
           <w:b/>
         </w:rPr>
+        <w:t xml:space="preserve">Consensus</w:t>
+      </w:r>
+      <w:r>
+        <w:t xml:space="preserve"> </w:t>
+      </w:r>
+      <w:r>
+        <w:t xml:space="preserve">— A set of processes, each of which may</w:t>
+      </w:r>
+      <w:r>
+        <w:t xml:space="preserve"> </w:t>
+      </w:r>
+      <w:r>
+        <w:rPr>
+          <w:bCs/>
+          <w:b/>
+        </w:rPr>
+        <w:t xml:space="preserve">propose</w:t>
+      </w:r>
+      <w:r>
+        <w:t xml:space="preserve"> </w:t>
+      </w:r>
+      <w:r>
+        <w:t xml:space="preserve">a value, must</w:t>
+      </w:r>
+      <w:r>
+        <w:t xml:space="preserve"> </w:t>
+      </w:r>
+      <w:r>
+        <w:rPr>
+          <w:bCs/>
+          <w:b/>
+        </w:rPr>
+        <w:t xml:space="preserve">decide</w:t>
+      </w:r>
+      <w:r>
+        <w:t xml:space="preserve"> </w:t>
+      </w:r>
+      <w:r>
+        <w:t xml:space="preserve">on a single value such that:</w:t>
+      </w:r>
+      <w:r>
+        <w:t xml:space="preserve"> </w:t>
+      </w:r>
+      <w:r>
+        <w:rPr>
+          <w:bCs/>
+          <w:b/>
+        </w:rPr>
+        <w:t xml:space="preserve">agreement</w:t>
+      </w:r>
+      <w:r>
+        <w:t xml:space="preserve"> </w:t>
+      </w:r>
+      <w:r>
+        <w:t xml:space="preserve">— no two correct processes decide differently;</w:t>
+      </w:r>
+      <w:r>
+        <w:t xml:space="preserve"> </w:t>
+      </w:r>
+      <w:r>
+        <w:rPr>
+          <w:bCs/>
+          <w:b/>
+        </w:rPr>
+        <w:t xml:space="preserve">validity</w:t>
+      </w:r>
+      <w:r>
+        <w:t xml:space="preserve"> </w:t>
+      </w:r>
+      <w:r>
+        <w:t xml:space="preserve">(integrity) — the decided value was proposed by some process;</w:t>
+      </w:r>
+      <w:r>
+        <w:t xml:space="preserve"> </w:t>
+      </w:r>
+      <w:r>
+        <w:rPr>
+          <w:bCs/>
+          <w:b/>
+        </w:rPr>
+        <w:t xml:space="preserve">termination</w:t>
+      </w:r>
+      <w:r>
+        <w:t xml:space="preserve"> </w:t>
+      </w:r>
+      <w:r>
+        <w:t xml:space="preserve">— every correct process eventually decides. Once decided, a value never changes.</w:t>
+      </w:r>
+      <w:r>
+        <w:t xml:space="preserve"> </w:t>
+      </w:r>
+      <w:r>
+        <w:rPr>
+          <w:iCs/>
+          <w:i/>
+        </w:rPr>
+        <w:t xml:space="preserve">(§26.3.1)</w:t>
+      </w:r>
+    </w:p>
+    <w:p>
+      <w:pPr>
+        <w:pStyle w:val="BodyText"/>
+      </w:pPr>
+      <w:r>
+        <w:rPr>
+          <w:bCs/>
+          <w:b/>
+        </w:rPr>
         <w:t xml:space="preserve">Consistent hashing</w:t>
       </w:r>
       <w:r>
@@ -5139,6 +5717,171 @@
           <w:bCs/>
           <w:b/>
         </w:rPr>
+        <w:t xml:space="preserve">DataFrame, Dataset and Catalyst</w:t>
+      </w:r>
+      <w:r>
+        <w:t xml:space="preserve"> </w:t>
+      </w:r>
+      <w:r>
+        <w:t xml:space="preserve">— A</w:t>
+      </w:r>
+      <w:r>
+        <w:t xml:space="preserve"> </w:t>
+      </w:r>
+      <w:r>
+        <w:rPr>
+          <w:bCs/>
+          <w:b/>
+        </w:rPr>
+        <w:t xml:space="preserve">DataFrame</w:t>
+      </w:r>
+      <w:r>
+        <w:t xml:space="preserve"> </w:t>
+      </w:r>
+      <w:r>
+        <w:t xml:space="preserve">is a distributed table with a known schema (named, typed columns), manipulated with relational operators or SQL. A</w:t>
+      </w:r>
+      <w:r>
+        <w:t xml:space="preserve"> </w:t>
+      </w:r>
+      <w:r>
+        <w:rPr>
+          <w:bCs/>
+          <w:b/>
+        </w:rPr>
+        <w:t xml:space="preserve">Dataset</w:t>
+      </w:r>
+      <w:r>
+        <w:t xml:space="preserve"> </w:t>
+      </w:r>
+      <w:r>
+        <w:t xml:space="preserve">(Scala and Java) adds compile-time types to the same abstraction; in Python and R, every DataFrame is untyped at compile time.</w:t>
+      </w:r>
+      <w:r>
+        <w:t xml:space="preserve"> </w:t>
+      </w:r>
+      <w:r>
+        <w:rPr>
+          <w:bCs/>
+          <w:b/>
+        </w:rPr>
+        <w:t xml:space="preserve">Catalyst</w:t>
+      </w:r>
+      <w:r>
+        <w:t xml:space="preserve"> </w:t>
+      </w:r>
+      <w:r>
+        <w:t xml:space="preserve">is Spark SQL’s extensible query optimizer, which turns DataFrame or SQL queries into an optimized physical plan using rule-based and cost-based transformations of trees [Armbrust et al. 2015].</w:t>
+      </w:r>
+      <w:r>
+        <w:t xml:space="preserve"> </w:t>
+      </w:r>
+      <w:r>
+        <w:rPr>
+          <w:iCs/>
+          <w:i/>
+        </w:rPr>
+        <w:t xml:space="preserve">(§29.5.4)</w:t>
+      </w:r>
+    </w:p>
+    <w:p>
+      <w:pPr>
+        <w:pStyle w:val="BodyText"/>
+      </w:pPr>
+      <w:r>
+        <w:rPr>
+          <w:bCs/>
+          <w:b/>
+        </w:rPr>
+        <w:t xml:space="preserve">Data locality</w:t>
+      </w:r>
+      <w:r>
+        <w:t xml:space="preserve"> </w:t>
+      </w:r>
+      <w:r>
+        <w:t xml:space="preserve">— Scheduling a task on or near the node that stores its input, so that the input is read from local disk or memory instead of over the network. Schedulers rank placements as</w:t>
+      </w:r>
+      <w:r>
+        <w:t xml:space="preserve"> </w:t>
+      </w:r>
+      <w:r>
+        <w:rPr>
+          <w:bCs/>
+          <w:b/>
+        </w:rPr>
+        <w:t xml:space="preserve">process-local</w:t>
+      </w:r>
+      <w:r>
+        <w:t xml:space="preserve"> </w:t>
+      </w:r>
+      <w:r>
+        <w:t xml:space="preserve">(data cached in the same executor),</w:t>
+      </w:r>
+      <w:r>
+        <w:t xml:space="preserve"> </w:t>
+      </w:r>
+      <w:r>
+        <w:rPr>
+          <w:bCs/>
+          <w:b/>
+        </w:rPr>
+        <w:t xml:space="preserve">node-local</w:t>
+      </w:r>
+      <w:r>
+        <w:t xml:space="preserve">,</w:t>
+      </w:r>
+      <w:r>
+        <w:t xml:space="preserve"> </w:t>
+      </w:r>
+      <w:r>
+        <w:rPr>
+          <w:bCs/>
+          <w:b/>
+        </w:rPr>
+        <w:t xml:space="preserve">rack-local</w:t>
+      </w:r>
+      <w:r>
+        <w:t xml:space="preserve"> </w:t>
+      </w:r>
+      <w:r>
+        <w:t xml:space="preserve">and</w:t>
+      </w:r>
+      <w:r>
+        <w:t xml:space="preserve"> </w:t>
+      </w:r>
+      <w:r>
+        <w:rPr>
+          <w:bCs/>
+          <w:b/>
+        </w:rPr>
+        <w:t xml:space="preserve">off-rack</w:t>
+      </w:r>
+      <w:r>
+        <w:t xml:space="preserve"> </w:t>
+      </w:r>
+      <w:r>
+        <w:t xml:space="preserve">(any).</w:t>
+      </w:r>
+      <w:r>
+        <w:t xml:space="preserve"> </w:t>
+      </w:r>
+      <w:r>
+        <w:rPr>
+          <w:iCs/>
+          <w:i/>
+        </w:rPr>
+        <w:t xml:space="preserve">(§29.7)</w:t>
+      </w:r>
+    </w:p>
+    <w:p>
+      <w:pPr>
+        <w:pStyle w:val="BodyText"/>
+      </w:pPr>
+      <w:r>
+        <w:rPr>
+          <w:bCs/>
+          <w:b/>
+        </w:rPr>
         <w:t xml:space="preserve">Deadline</w:t>
       </w:r>
       <w:r>
@@ -5469,6 +6212,47 @@
           <w:bCs/>
           <w:b/>
         </w:rPr>
+        <w:t xml:space="preserve">Deterministic database</w:t>
+      </w:r>
+      <w:r>
+        <w:t xml:space="preserve"> </w:t>
+      </w:r>
+      <w:r>
+        <w:t xml:space="preserve">— A database in which replicas and partitions first agree on a global order of transaction</w:t>
+      </w:r>
+      <w:r>
+        <w:t xml:space="preserve"> </w:t>
+      </w:r>
+      <w:r>
+        <w:rPr>
+          <w:iCs/>
+          <w:i/>
+        </w:rPr>
+        <w:t xml:space="preserve">inputs</w:t>
+      </w:r>
+      <w:r>
+        <w:t xml:space="preserve">, then execute transactions so that the outcome depends only on that order and the initial state. Every node that executes the same log reaches the same state, so no node needs to ask another whether to commit [Thomson et al. 2012].</w:t>
+      </w:r>
+      <w:r>
+        <w:t xml:space="preserve"> </w:t>
+      </w:r>
+      <w:r>
+        <w:rPr>
+          <w:iCs/>
+          <w:i/>
+        </w:rPr>
+        <w:t xml:space="preserve">(§28.9.1)</w:t>
+      </w:r>
+    </w:p>
+    <w:p>
+      <w:pPr>
+        <w:pStyle w:val="BodyText"/>
+      </w:pPr>
+      <w:r>
+        <w:rPr>
+          <w:bCs/>
+          <w:b/>
+        </w:rPr>
         <w:t xml:space="preserve">Digital signature</w:t>
       </w:r>
       <w:r>
@@ -5675,6 +6459,62 @@
           <w:i/>
         </w:rPr>
         <w:t xml:space="preserve">(§15.5.1)</w:t>
+      </w:r>
+    </w:p>
+    <w:p>
+      <w:pPr>
+        <w:pStyle w:val="BodyText"/>
+      </w:pPr>
+      <w:r>
+        <w:rPr>
+          <w:bCs/>
+          <w:b/>
+        </w:rPr>
+        <w:t xml:space="preserve">Distributed system</w:t>
+      </w:r>
+      <w:r>
+        <w:t xml:space="preserve"> </w:t>
+      </w:r>
+      <w:r>
+        <w:t xml:space="preserve">— A set of independent computers (</w:t>
+      </w:r>
+      <w:r>
+        <w:rPr>
+          <w:bCs/>
+          <w:b/>
+        </w:rPr>
+        <w:t xml:space="preserve">nodes</w:t>
+      </w:r>
+      <w:r>
+        <w:t xml:space="preserve">) that have no shared memory and no shared clock, communicate only by exchanging messages over a network, and cooperate to provide a service. Van Steen and Tanenbaum describe it from the user’s side as</w:t>
+      </w:r>
+      <w:r>
+        <w:t xml:space="preserve"> </w:t>
+      </w:r>
+      <w:r>
+        <w:t xml:space="preserve">“</w:t>
+      </w:r>
+      <w:r>
+        <w:t xml:space="preserve">a collection of autonomous computing elements that appears to its users as a single coherent system</w:t>
+      </w:r>
+      <w:r>
+        <w:t xml:space="preserve">”</w:t>
+      </w:r>
+      <w:r>
+        <w:t xml:space="preserve"> </w:t>
+      </w:r>
+      <w:r>
+        <w:t xml:space="preserve">[van Steen and Tanenbaum 2017].</w:t>
+      </w:r>
+      <w:r>
+        <w:t xml:space="preserve"> </w:t>
+      </w:r>
+      <w:r>
+        <w:rPr>
+          <w:iCs/>
+          <w:i/>
+        </w:rPr>
+        <w:t xml:space="preserve">(§24.3.1)</w:t>
       </w:r>
     </w:p>
     <w:p>
@@ -6450,6 +7290,66 @@
           <w:i/>
         </w:rPr>
         <w:t xml:space="preserve">(§6.13.4)</w:t>
+      </w:r>
+    </w:p>
+    <w:p>
+      <w:pPr>
+        <w:pStyle w:val="BodyText"/>
+      </w:pPr>
+      <w:r>
+        <w:rPr>
+          <w:bCs/>
+          <w:b/>
+        </w:rPr>
+        <w:t xml:space="preserve">Eventual consistency</w:t>
+      </w:r>
+      <w:r>
+        <w:t xml:space="preserve"> </w:t>
+      </w:r>
+      <w:r>
+        <w:t xml:space="preserve">— If no new updates are made to an object, eventually all reads return the last updated value [Vogels 2009]. Equivalently, replicas that have received the same set of updates</w:t>
+      </w:r>
+      <w:r>
+        <w:t xml:space="preserve"> </w:t>
+      </w:r>
+      <w:r>
+        <w:rPr>
+          <w:bCs/>
+          <w:b/>
+        </w:rPr>
+        <w:t xml:space="preserve">converge</w:t>
+      </w:r>
+      <w:r>
+        <w:t xml:space="preserve"> </w:t>
+      </w:r>
+      <w:r>
+        <w:t xml:space="preserve">to the same state.</w:t>
+      </w:r>
+      <w:r>
+        <w:t xml:space="preserve"> </w:t>
+      </w:r>
+      <w:r>
+        <w:rPr>
+          <w:bCs/>
+          <w:b/>
+        </w:rPr>
+        <w:t xml:space="preserve">Strong eventual consistency</w:t>
+      </w:r>
+      <w:r>
+        <w:t xml:space="preserve"> </w:t>
+      </w:r>
+      <w:r>
+        <w:t xml:space="preserve">strengthens this: replicas that have received the same updates are in the same state immediately, with no further coordination, which is what conflict-free replicated data types (CRDTs) guarantee (§27.14).</w:t>
+      </w:r>
+      <w:r>
+        <w:t xml:space="preserve"> </w:t>
+      </w:r>
+      <w:r>
+        <w:rPr>
+          <w:iCs/>
+          <w:i/>
+        </w:rPr>
+        <w:t xml:space="preserve">(§25.7.1)</w:t>
       </w:r>
     </w:p>
     <w:p>
@@ -6791,6 +7691,133 @@
         <w:t xml:space="preserve">(§4.3.1)</w:t>
       </w:r>
     </w:p>
+    <w:p>
+      <w:pPr>
+        <w:pStyle w:val="BodyText"/>
+      </w:pPr>
+      <w:r>
+        <w:rPr>
+          <w:bCs/>
+          <w:b/>
+        </w:rPr>
+        <w:t xml:space="preserve">External consistency</w:t>
+      </w:r>
+      <w:r>
+        <w:t xml:space="preserve"> </w:t>
+      </w:r>
+      <w:r>
+        <w:t xml:space="preserve">— If transaction</w:t>
+      </w:r>
+      <w:r>
+        <w:t xml:space="preserve"> </w:t>
+      </w:r>
+      <m:oMath>
+        <m:sSub>
+          <m:e>
+            <m:r>
+              <m:t>T</m:t>
+            </m:r>
+          </m:e>
+          <m:sub>
+            <m:r>
+              <m:t>1</m:t>
+            </m:r>
+          </m:sub>
+        </m:sSub>
+      </m:oMath>
+      <w:r>
+        <w:t xml:space="preserve"> </w:t>
+      </w:r>
+      <w:r>
+        <w:t xml:space="preserve">commits before</w:t>
+      </w:r>
+      <w:r>
+        <w:t xml:space="preserve"> </w:t>
+      </w:r>
+      <m:oMath>
+        <m:sSub>
+          <m:e>
+            <m:r>
+              <m:t>T</m:t>
+            </m:r>
+          </m:e>
+          <m:sub>
+            <m:r>
+              <m:t>2</m:t>
+            </m:r>
+          </m:sub>
+        </m:sSub>
+      </m:oMath>
+      <w:r>
+        <w:t xml:space="preserve"> </w:t>
+      </w:r>
+      <w:r>
+        <w:t xml:space="preserve">starts, in absolute (wall-clock) time, then</w:t>
+      </w:r>
+      <w:r>
+        <w:t xml:space="preserve"> </w:t>
+      </w:r>
+      <m:oMath>
+        <m:sSub>
+          <m:e>
+            <m:r>
+              <m:t>T</m:t>
+            </m:r>
+          </m:e>
+          <m:sub>
+            <m:r>
+              <m:t>1</m:t>
+            </m:r>
+          </m:sub>
+        </m:sSub>
+      </m:oMath>
+      <w:r>
+        <w:t xml:space="preserve">’s commit timestamp is smaller than</w:t>
+      </w:r>
+      <w:r>
+        <w:t xml:space="preserve"> </w:t>
+      </w:r>
+      <m:oMath>
+        <m:sSub>
+          <m:e>
+            <m:r>
+              <m:t>T</m:t>
+            </m:r>
+          </m:e>
+          <m:sub>
+            <m:r>
+              <m:t>2</m:t>
+            </m:r>
+          </m:sub>
+        </m:sSub>
+      </m:oMath>
+      <w:r>
+        <w:t xml:space="preserve">’s. Combined with serializability, this is</w:t>
+      </w:r>
+      <w:r>
+        <w:t xml:space="preserve"> </w:t>
+      </w:r>
+      <w:r>
+        <w:rPr>
+          <w:bCs/>
+          <w:b/>
+        </w:rPr>
+        <w:t xml:space="preserve">strict serializability</w:t>
+      </w:r>
+      <w:r>
+        <w:t xml:space="preserve">: the serial order respects real-time order, as linearizability does for single objects (§25.3).</w:t>
+      </w:r>
+      <w:r>
+        <w:t xml:space="preserve"> </w:t>
+      </w:r>
+      <w:r>
+        <w:rPr>
+          <w:iCs/>
+          <w:i/>
+        </w:rPr>
+        <w:t xml:space="preserve">(§28.8.3)</w:t>
+      </w:r>
+    </w:p>
     <w:bookmarkEnd w:id="24"/>
     <w:bookmarkStart w:id="25" w:name="f"/>
     <w:p>
@@ -6810,6 +7837,168 @@
           <w:bCs/>
           <w:b/>
         </w:rPr>
+        <w:t xml:space="preserve">Failover</w:t>
+      </w:r>
+      <w:r>
+        <w:t xml:space="preserve"> </w:t>
+      </w:r>
+      <w:r>
+        <w:t xml:space="preserve">— The sequence that replaces a failed node in a role:</w:t>
+      </w:r>
+      <w:r>
+        <w:t xml:space="preserve"> </w:t>
+      </w:r>
+      <w:r>
+        <w:rPr>
+          <w:bCs/>
+          <w:b/>
+        </w:rPr>
+        <w:t xml:space="preserve">detection</w:t>
+      </w:r>
+      <w:r>
+        <w:t xml:space="preserve">,</w:t>
+      </w:r>
+      <w:r>
+        <w:t xml:space="preserve"> </w:t>
+      </w:r>
+      <w:r>
+        <w:rPr>
+          <w:bCs/>
+          <w:b/>
+        </w:rPr>
+        <w:t xml:space="preserve">election</w:t>
+      </w:r>
+      <w:r>
+        <w:t xml:space="preserve"> </w:t>
+      </w:r>
+      <w:r>
+        <w:t xml:space="preserve">of a replacement,</w:t>
+      </w:r>
+      <w:r>
+        <w:t xml:space="preserve"> </w:t>
+      </w:r>
+      <w:r>
+        <w:rPr>
+          <w:bCs/>
+          <w:b/>
+        </w:rPr>
+        <w:t xml:space="preserve">reconfiguration</w:t>
+      </w:r>
+      <w:r>
+        <w:t xml:space="preserve"> </w:t>
+      </w:r>
+      <w:r>
+        <w:t xml:space="preserve">(making the replacement consistent and fencing the old node) and</w:t>
+      </w:r>
+      <w:r>
+        <w:t xml:space="preserve"> </w:t>
+      </w:r>
+      <w:r>
+        <w:rPr>
+          <w:bCs/>
+          <w:b/>
+        </w:rPr>
+        <w:t xml:space="preserve">client redirection</w:t>
+      </w:r>
+      <w:r>
+        <w:t xml:space="preserve">.</w:t>
+      </w:r>
+      <w:r>
+        <w:t xml:space="preserve"> </w:t>
+      </w:r>
+      <w:r>
+        <w:rPr>
+          <w:iCs/>
+          <w:i/>
+        </w:rPr>
+        <w:t xml:space="preserve">(§27.11.1)</w:t>
+      </w:r>
+    </w:p>
+    <w:p>
+      <w:pPr>
+        <w:pStyle w:val="BodyText"/>
+      </w:pPr>
+      <w:r>
+        <w:rPr>
+          <w:bCs/>
+          <w:b/>
+        </w:rPr>
+        <w:t xml:space="preserve">Failure detector</w:t>
+      </w:r>
+      <w:r>
+        <w:t xml:space="preserve"> </w:t>
+      </w:r>
+      <w:r>
+        <w:t xml:space="preserve">— A component that outputs, for each monitored process, whether it currently</w:t>
+      </w:r>
+      <w:r>
+        <w:t xml:space="preserve"> </w:t>
+      </w:r>
+      <w:r>
+        <w:rPr>
+          <w:bCs/>
+          <w:b/>
+        </w:rPr>
+        <w:t xml:space="preserve">suspects</w:t>
+      </w:r>
+      <w:r>
+        <w:t xml:space="preserve"> </w:t>
+      </w:r>
+      <w:r>
+        <w:t xml:space="preserve">that process has crashed. It is</w:t>
+      </w:r>
+      <w:r>
+        <w:t xml:space="preserve"> </w:t>
+      </w:r>
+      <w:r>
+        <w:rPr>
+          <w:bCs/>
+          <w:b/>
+        </w:rPr>
+        <w:t xml:space="preserve">complete</w:t>
+      </w:r>
+      <w:r>
+        <w:t xml:space="preserve"> </w:t>
+      </w:r>
+      <w:r>
+        <w:t xml:space="preserve">if every crashed process is eventually suspected and</w:t>
+      </w:r>
+      <w:r>
+        <w:t xml:space="preserve"> </w:t>
+      </w:r>
+      <w:r>
+        <w:rPr>
+          <w:bCs/>
+          <w:b/>
+        </w:rPr>
+        <w:t xml:space="preserve">accurate</w:t>
+      </w:r>
+      <w:r>
+        <w:t xml:space="preserve"> </w:t>
+      </w:r>
+      <w:r>
+        <w:t xml:space="preserve">if live processes are not suspected. In an asynchronous network no detector can be both perfectly complete and perfectly accurate, because a slow process is indistinguishable from a dead one [Chandra and Toueg 1996].</w:t>
+      </w:r>
+      <w:r>
+        <w:t xml:space="preserve"> </w:t>
+      </w:r>
+      <w:r>
+        <w:rPr>
+          <w:iCs/>
+          <w:i/>
+        </w:rPr>
+        <w:t xml:space="preserve">(§27.10.1)</w:t>
+      </w:r>
+    </w:p>
+    <w:p>
+      <w:pPr>
+        <w:pStyle w:val="BodyText"/>
+      </w:pPr>
+      <w:r>
+        <w:rPr>
+          <w:bCs/>
+          <w:b/>
+        </w:rPr>
         <w:t xml:space="preserve">False sharing</w:t>
       </w:r>
       <w:r>
@@ -6870,6 +8059,34 @@
           <w:bCs/>
           <w:b/>
         </w:rPr>
+        <w:t xml:space="preserve">Fencing token</w:t>
+      </w:r>
+      <w:r>
+        <w:t xml:space="preserve"> </w:t>
+      </w:r>
+      <w:r>
+        <w:t xml:space="preserve">— A number, increasing with every grant of a lock or lease, that the holder attaches to every request to the protected resource. The resource remembers the highest token it has accepted and rejects any request carrying a lower one.</w:t>
+      </w:r>
+      <w:r>
+        <w:t xml:space="preserve"> </w:t>
+      </w:r>
+      <w:r>
+        <w:rPr>
+          <w:iCs/>
+          <w:i/>
+        </w:rPr>
+        <w:t xml:space="preserve">(§26.13)</w:t>
+      </w:r>
+    </w:p>
+    <w:p>
+      <w:pPr>
+        <w:pStyle w:val="BodyText"/>
+      </w:pPr>
+      <w:r>
+        <w:rPr>
+          <w:bCs/>
+          <w:b/>
+        </w:rPr>
         <w:t xml:space="preserve">Firewall</w:t>
       </w:r>
       <w:r>
@@ -6985,6 +8202,66 @@
           <w:i/>
         </w:rPr>
         <w:t xml:space="preserve">(§22.6.1)</w:t>
+      </w:r>
+    </w:p>
+    <w:p>
+      <w:pPr>
+        <w:pStyle w:val="BodyText"/>
+      </w:pPr>
+      <w:r>
+        <w:rPr>
+          <w:bCs/>
+          <w:b/>
+        </w:rPr>
+        <w:t xml:space="preserve">FLP impossibility</w:t>
+      </w:r>
+      <w:r>
+        <w:t xml:space="preserve"> </w:t>
+      </w:r>
+      <w:r>
+        <w:t xml:space="preserve">— In a fully asynchronous message-passing system with reliable links, no</w:t>
+      </w:r>
+      <w:r>
+        <w:t xml:space="preserve"> </w:t>
+      </w:r>
+      <w:r>
+        <w:rPr>
+          <w:iCs/>
+          <w:i/>
+        </w:rPr>
+        <w:t xml:space="preserve">deterministic</w:t>
+      </w:r>
+      <w:r>
+        <w:t xml:space="preserve"> </w:t>
+      </w:r>
+      <w:r>
+        <w:t xml:space="preserve">protocol can solve</w:t>
+      </w:r>
+      <w:r>
+        <w:t xml:space="preserve"> </w:t>
+      </w:r>
+      <w:r>
+        <w:rPr>
+          <w:bCs/>
+          <w:b/>
+        </w:rPr>
+        <w:t xml:space="preserve">consensus</w:t>
+      </w:r>
+      <w:r>
+        <w:t xml:space="preserve"> </w:t>
+      </w:r>
+      <w:r>
+        <w:t xml:space="preserve">(all correct processes decide the same value, the value was proposed by some process, and every correct process eventually decides) if even one process may crash-stop [Fischer et al. 1985].</w:t>
+      </w:r>
+      <w:r>
+        <w:t xml:space="preserve"> </w:t>
+      </w:r>
+      <w:r>
+        <w:rPr>
+          <w:iCs/>
+          <w:i/>
+        </w:rPr>
+        <w:t xml:space="preserve">(§24.13.1)</w:t>
       </w:r>
     </w:p>
     <w:p>
@@ -7635,6 +8912,141 @@
           <w:bCs/>
           <w:b/>
         </w:rPr>
+        <w:t xml:space="preserve">Gossip protocol</w:t>
+      </w:r>
+      <w:r>
+        <w:t xml:space="preserve"> </w:t>
+      </w:r>
+      <w:r>
+        <w:t xml:space="preserve">— A protocol in which, every round, each node exchanges state with</w:t>
+      </w:r>
+      <w:r>
+        <w:t xml:space="preserve"> </w:t>
+      </w:r>
+      <m:oMath>
+        <m:r>
+          <m:t>f</m:t>
+        </m:r>
+      </m:oMath>
+      <w:r>
+        <w:t xml:space="preserve"> </w:t>
+      </w:r>
+      <w:r>
+        <w:t xml:space="preserve">randomly chosen peers (the</w:t>
+      </w:r>
+      <w:r>
+        <w:t xml:space="preserve"> </w:t>
+      </w:r>
+      <w:r>
+        <w:rPr>
+          <w:bCs/>
+          <w:b/>
+        </w:rPr>
+        <w:t xml:space="preserve">fanout</w:t>
+      </w:r>
+      <w:r>
+        <w:t xml:space="preserve">). In</w:t>
+      </w:r>
+      <w:r>
+        <w:t xml:space="preserve"> </w:t>
+      </w:r>
+      <w:r>
+        <w:rPr>
+          <w:bCs/>
+          <w:b/>
+        </w:rPr>
+        <w:t xml:space="preserve">push</w:t>
+      </w:r>
+      <w:r>
+        <w:t xml:space="preserve"> </w:t>
+      </w:r>
+      <w:r>
+        <w:t xml:space="preserve">gossip informed nodes send updates; in</w:t>
+      </w:r>
+      <w:r>
+        <w:t xml:space="preserve"> </w:t>
+      </w:r>
+      <w:r>
+        <w:rPr>
+          <w:bCs/>
+          <w:b/>
+        </w:rPr>
+        <w:t xml:space="preserve">pull</w:t>
+      </w:r>
+      <w:r>
+        <w:t xml:space="preserve"> </w:t>
+      </w:r>
+      <w:r>
+        <w:t xml:space="preserve">gossip nodes ask peers for news;</w:t>
+      </w:r>
+      <w:r>
+        <w:t xml:space="preserve"> </w:t>
+      </w:r>
+      <w:r>
+        <w:rPr>
+          <w:bCs/>
+          <w:b/>
+        </w:rPr>
+        <w:t xml:space="preserve">push–pull</w:t>
+      </w:r>
+      <w:r>
+        <w:t xml:space="preserve"> </w:t>
+      </w:r>
+      <w:r>
+        <w:t xml:space="preserve">does both.</w:t>
+      </w:r>
+      <w:r>
+        <w:t xml:space="preserve"> </w:t>
+      </w:r>
+      <w:r>
+        <w:rPr>
+          <w:bCs/>
+          <w:b/>
+        </w:rPr>
+        <w:t xml:space="preserve">Anti-entropy</w:t>
+      </w:r>
+      <w:r>
+        <w:t xml:space="preserve"> </w:t>
+      </w:r>
+      <w:r>
+        <w:t xml:space="preserve">gossip exchanges full state;</w:t>
+      </w:r>
+      <w:r>
+        <w:t xml:space="preserve"> </w:t>
+      </w:r>
+      <w:r>
+        <w:rPr>
+          <w:bCs/>
+          <w:b/>
+        </w:rPr>
+        <w:t xml:space="preserve">rumor mongering</w:t>
+      </w:r>
+      <w:r>
+        <w:t xml:space="preserve"> </w:t>
+      </w:r>
+      <w:r>
+        <w:t xml:space="preserve">spreads only recent updates and stops after a while [Demers et al. 1987].</w:t>
+      </w:r>
+      <w:r>
+        <w:t xml:space="preserve"> </w:t>
+      </w:r>
+      <w:r>
+        <w:rPr>
+          <w:iCs/>
+          <w:i/>
+        </w:rPr>
+        <w:t xml:space="preserve">(§27.10.3)</w:t>
+      </w:r>
+    </w:p>
+    <w:p>
+      <w:pPr>
+        <w:pStyle w:val="BodyText"/>
+      </w:pPr>
+      <w:r>
+        <w:rPr>
+          <w:bCs/>
+          <w:b/>
+        </w:rPr>
         <w:t xml:space="preserve">Graph database</w:t>
       </w:r>
       <w:r>
@@ -7770,6 +9182,47 @@
           <w:i/>
         </w:rPr>
         <w:t xml:space="preserve">(§8.7.1)</w:t>
+      </w:r>
+    </w:p>
+    <w:p>
+      <w:pPr>
+        <w:pStyle w:val="BodyText"/>
+      </w:pPr>
+      <w:r>
+        <w:rPr>
+          <w:bCs/>
+          <w:b/>
+        </w:rPr>
+        <w:t xml:space="preserve">Gray failure</w:t>
+      </w:r>
+      <w:r>
+        <w:t xml:space="preserve"> </w:t>
+      </w:r>
+      <w:r>
+        <w:t xml:space="preserve">— A component failure that is</w:t>
+      </w:r>
+      <w:r>
+        <w:t xml:space="preserve"> </w:t>
+      </w:r>
+      <w:r>
+        <w:rPr>
+          <w:iCs/>
+          <w:i/>
+        </w:rPr>
+        <w:t xml:space="preserve">differentially observable</w:t>
+      </w:r>
+      <w:r>
+        <w:t xml:space="preserve">: some observers (often the system’s own failure detector) consider the component healthy, while others (often the applications using it) experience it as failed or badly degraded.</w:t>
+      </w:r>
+      <w:r>
+        <w:t xml:space="preserve"> </w:t>
+      </w:r>
+      <w:r>
+        <w:rPr>
+          <w:iCs/>
+          <w:i/>
+        </w:rPr>
+        <w:t xml:space="preserve">(§24.8.2)</w:t>
       </w:r>
     </w:p>
     <w:p>
@@ -7819,6 +9272,283 @@
           <w:bCs/>
           <w:b/>
         </w:rPr>
+        <w:t xml:space="preserve">Happened-before (→)</w:t>
+      </w:r>
+      <w:r>
+        <w:t xml:space="preserve"> </w:t>
+      </w:r>
+      <w:r>
+        <w:t xml:space="preserve">— The smallest relation on events such that: (1) if</w:t>
+      </w:r>
+      <w:r>
+        <w:t xml:space="preserve"> </w:t>
+      </w:r>
+      <m:oMath>
+        <m:r>
+          <m:t>a</m:t>
+        </m:r>
+      </m:oMath>
+      <w:r>
+        <w:t xml:space="preserve"> </w:t>
+      </w:r>
+      <w:r>
+        <w:t xml:space="preserve">and</w:t>
+      </w:r>
+      <w:r>
+        <w:t xml:space="preserve"> </w:t>
+      </w:r>
+      <m:oMath>
+        <m:r>
+          <m:t>b</m:t>
+        </m:r>
+      </m:oMath>
+      <w:r>
+        <w:t xml:space="preserve"> </w:t>
+      </w:r>
+      <w:r>
+        <w:t xml:space="preserve">occur in the same process and</w:t>
+      </w:r>
+      <w:r>
+        <w:t xml:space="preserve"> </w:t>
+      </w:r>
+      <m:oMath>
+        <m:r>
+          <m:t>a</m:t>
+        </m:r>
+      </m:oMath>
+      <w:r>
+        <w:t xml:space="preserve"> </w:t>
+      </w:r>
+      <w:r>
+        <w:t xml:space="preserve">comes first,</w:t>
+      </w:r>
+      <w:r>
+        <w:t xml:space="preserve"> </w:t>
+      </w:r>
+      <m:oMath>
+        <m:r>
+          <m:t>a</m:t>
+        </m:r>
+        <m:r>
+          <m:rPr>
+            <m:sty m:val="p"/>
+          </m:rPr>
+          <m:t>→</m:t>
+        </m:r>
+        <m:r>
+          <m:t>b</m:t>
+        </m:r>
+      </m:oMath>
+      <w:r>
+        <w:t xml:space="preserve">; (2) if</w:t>
+      </w:r>
+      <w:r>
+        <w:t xml:space="preserve"> </w:t>
+      </w:r>
+      <m:oMath>
+        <m:r>
+          <m:t>a</m:t>
+        </m:r>
+      </m:oMath>
+      <w:r>
+        <w:t xml:space="preserve"> </w:t>
+      </w:r>
+      <w:r>
+        <w:t xml:space="preserve">is the sending of a message and</w:t>
+      </w:r>
+      <w:r>
+        <w:t xml:space="preserve"> </w:t>
+      </w:r>
+      <m:oMath>
+        <m:r>
+          <m:t>b</m:t>
+        </m:r>
+      </m:oMath>
+      <w:r>
+        <w:t xml:space="preserve"> </w:t>
+      </w:r>
+      <w:r>
+        <w:t xml:space="preserve">its receipt,</w:t>
+      </w:r>
+      <w:r>
+        <w:t xml:space="preserve"> </w:t>
+      </w:r>
+      <m:oMath>
+        <m:r>
+          <m:t>a</m:t>
+        </m:r>
+        <m:r>
+          <m:rPr>
+            <m:sty m:val="p"/>
+          </m:rPr>
+          <m:t>→</m:t>
+        </m:r>
+        <m:r>
+          <m:t>b</m:t>
+        </m:r>
+      </m:oMath>
+      <w:r>
+        <w:t xml:space="preserve">; (3) if</w:t>
+      </w:r>
+      <w:r>
+        <w:t xml:space="preserve"> </w:t>
+      </w:r>
+      <m:oMath>
+        <m:r>
+          <m:t>a</m:t>
+        </m:r>
+        <m:r>
+          <m:rPr>
+            <m:sty m:val="p"/>
+          </m:rPr>
+          <m:t>→</m:t>
+        </m:r>
+        <m:r>
+          <m:t>b</m:t>
+        </m:r>
+      </m:oMath>
+      <w:r>
+        <w:t xml:space="preserve"> </w:t>
+      </w:r>
+      <w:r>
+        <w:t xml:space="preserve">and</w:t>
+      </w:r>
+      <w:r>
+        <w:t xml:space="preserve"> </w:t>
+      </w:r>
+      <m:oMath>
+        <m:r>
+          <m:t>b</m:t>
+        </m:r>
+        <m:r>
+          <m:rPr>
+            <m:sty m:val="p"/>
+          </m:rPr>
+          <m:t>→</m:t>
+        </m:r>
+        <m:r>
+          <m:t>c</m:t>
+        </m:r>
+      </m:oMath>
+      <w:r>
+        <w:t xml:space="preserve">, then</w:t>
+      </w:r>
+      <w:r>
+        <w:t xml:space="preserve"> </w:t>
+      </w:r>
+      <m:oMath>
+        <m:r>
+          <m:t>a</m:t>
+        </m:r>
+        <m:r>
+          <m:rPr>
+            <m:sty m:val="p"/>
+          </m:rPr>
+          <m:t>→</m:t>
+        </m:r>
+        <m:r>
+          <m:t>c</m:t>
+        </m:r>
+      </m:oMath>
+      <w:r>
+        <w:t xml:space="preserve">. Two distinct events are</w:t>
+      </w:r>
+      <w:r>
+        <w:t xml:space="preserve"> </w:t>
+      </w:r>
+      <w:r>
+        <w:rPr>
+          <w:bCs/>
+          <w:b/>
+        </w:rPr>
+        <w:t xml:space="preserve">concurrent</w:t>
+      </w:r>
+      <w:r>
+        <w:t xml:space="preserve"> </w:t>
+      </w:r>
+      <w:r>
+        <w:t xml:space="preserve">(</w:t>
+      </w:r>
+      <m:oMath>
+        <m:r>
+          <m:t>a</m:t>
+        </m:r>
+        <m:r>
+          <m:rPr>
+            <m:sty m:val="p"/>
+          </m:rPr>
+          <m:t>∥</m:t>
+        </m:r>
+        <m:r>
+          <m:t>b</m:t>
+        </m:r>
+      </m:oMath>
+      <w:r>
+        <w:t xml:space="preserve">) if neither</w:t>
+      </w:r>
+      <w:r>
+        <w:t xml:space="preserve"> </w:t>
+      </w:r>
+      <m:oMath>
+        <m:r>
+          <m:t>a</m:t>
+        </m:r>
+        <m:r>
+          <m:rPr>
+            <m:sty m:val="p"/>
+          </m:rPr>
+          <m:t>→</m:t>
+        </m:r>
+        <m:r>
+          <m:t>b</m:t>
+        </m:r>
+      </m:oMath>
+      <w:r>
+        <w:t xml:space="preserve"> </w:t>
+      </w:r>
+      <w:r>
+        <w:t xml:space="preserve">nor</w:t>
+      </w:r>
+      <w:r>
+        <w:t xml:space="preserve"> </w:t>
+      </w:r>
+      <m:oMath>
+        <m:r>
+          <m:t>b</m:t>
+        </m:r>
+        <m:r>
+          <m:rPr>
+            <m:sty m:val="p"/>
+          </m:rPr>
+          <m:t>→</m:t>
+        </m:r>
+        <m:r>
+          <m:t>a</m:t>
+        </m:r>
+      </m:oMath>
+      <w:r>
+        <w:t xml:space="preserve">.</w:t>
+      </w:r>
+      <w:r>
+        <w:t xml:space="preserve"> </w:t>
+      </w:r>
+      <w:r>
+        <w:rPr>
+          <w:iCs/>
+          <w:i/>
+        </w:rPr>
+        <w:t xml:space="preserve">(§24.10.1)</w:t>
+      </w:r>
+    </w:p>
+    <w:p>
+      <w:pPr>
+        <w:pStyle w:val="BodyText"/>
+      </w:pPr>
+      <w:r>
+        <w:rPr>
+          <w:bCs/>
+          <w:b/>
+        </w:rPr>
         <w:t xml:space="preserve">Hard disk drive (HDD)</w:t>
       </w:r>
       <w:r>
@@ -8503,6 +10233,128 @@
           <w:i/>
         </w:rPr>
         <w:t xml:space="preserve">(§8.10.1)</w:t>
+      </w:r>
+    </w:p>
+    <w:p>
+      <w:pPr>
+        <w:pStyle w:val="BodyText"/>
+      </w:pPr>
+      <w:r>
+        <w:rPr>
+          <w:bCs/>
+          <w:b/>
+        </w:rPr>
+        <w:t xml:space="preserve">Hybrid logical clock</w:t>
+      </w:r>
+      <w:r>
+        <w:t xml:space="preserve"> </w:t>
+      </w:r>
+      <w:r>
+        <w:t xml:space="preserve">— A timestamp</w:t>
+      </w:r>
+      <w:r>
+        <w:t xml:space="preserve"> </w:t>
+      </w:r>
+      <m:oMath>
+        <m:d>
+          <m:dPr>
+            <m:begChr m:val="("/>
+            <m:endChr m:val=")"/>
+            <m:sepChr m:val=""/>
+            <m:grow/>
+          </m:dPr>
+          <m:e>
+            <m:r>
+              <m:t>l</m:t>
+            </m:r>
+            <m:r>
+              <m:rPr>
+                <m:sty m:val="p"/>
+              </m:rPr>
+              <m:t>,</m:t>
+            </m:r>
+            <m:r>
+              <m:t>c</m:t>
+            </m:r>
+          </m:e>
+        </m:d>
+      </m:oMath>
+      <w:r>
+        <w:t xml:space="preserve"> </w:t>
+      </w:r>
+      <w:r>
+        <w:t xml:space="preserve">where</w:t>
+      </w:r>
+      <w:r>
+        <w:t xml:space="preserve"> </w:t>
+      </w:r>
+      <m:oMath>
+        <m:r>
+          <m:t>l</m:t>
+        </m:r>
+      </m:oMath>
+      <w:r>
+        <w:t xml:space="preserve"> </w:t>
+      </w:r>
+      <w:r>
+        <w:t xml:space="preserve">is the largest physical clock value the node has seen (from its own clock or from any message) and</w:t>
+      </w:r>
+      <w:r>
+        <w:t xml:space="preserve"> </w:t>
+      </w:r>
+      <m:oMath>
+        <m:r>
+          <m:t>c</m:t>
+        </m:r>
+      </m:oMath>
+      <w:r>
+        <w:t xml:space="preserve"> </w:t>
+      </w:r>
+      <w:r>
+        <w:t xml:space="preserve">is a logical counter that orders events sharing the same</w:t>
+      </w:r>
+      <w:r>
+        <w:t xml:space="preserve"> </w:t>
+      </w:r>
+      <m:oMath>
+        <m:r>
+          <m:t>l</m:t>
+        </m:r>
+      </m:oMath>
+      <w:r>
+        <w:t xml:space="preserve">. Timestamps compare lexicographically: first by</w:t>
+      </w:r>
+      <w:r>
+        <w:t xml:space="preserve"> </w:t>
+      </w:r>
+      <m:oMath>
+        <m:r>
+          <m:t>l</m:t>
+        </m:r>
+      </m:oMath>
+      <w:r>
+        <w:t xml:space="preserve">, then by</w:t>
+      </w:r>
+      <w:r>
+        <w:t xml:space="preserve"> </w:t>
+      </w:r>
+      <m:oMath>
+        <m:r>
+          <m:t>c</m:t>
+        </m:r>
+      </m:oMath>
+      <w:r>
+        <w:t xml:space="preserve">.</w:t>
+      </w:r>
+      <w:r>
+        <w:t xml:space="preserve"> </w:t>
+      </w:r>
+      <w:r>
+        <w:rPr>
+          <w:iCs/>
+          <w:i/>
+        </w:rPr>
+        <w:t xml:space="preserve">(§24.12.1)</w:t>
       </w:r>
     </w:p>
     <w:p>
@@ -8808,6 +10660,34 @@
           <w:bCs/>
           <w:b/>
         </w:rPr>
+        <w:t xml:space="preserve">In-doubt (blocked) transaction</w:t>
+      </w:r>
+      <w:r>
+        <w:t xml:space="preserve"> </w:t>
+      </w:r>
+      <w:r>
+        <w:t xml:space="preserve">— A transaction at a participant that has voted yes but has not learned the outcome. It must hold its locks and cannot decide until the coordinator, or another participant that knows the outcome, answers.</w:t>
+      </w:r>
+      <w:r>
+        <w:t xml:space="preserve"> </w:t>
+      </w:r>
+      <w:r>
+        <w:rPr>
+          <w:iCs/>
+          <w:i/>
+        </w:rPr>
+        <w:t xml:space="preserve">(§28.4.3)</w:t>
+      </w:r>
+    </w:p>
+    <w:p>
+      <w:pPr>
+        <w:pStyle w:val="BodyText"/>
+      </w:pPr>
+      <w:r>
+        <w:rPr>
+          <w:bCs/>
+          <w:b/>
+        </w:rPr>
         <w:t xml:space="preserve">Instruction pipeline</w:t>
       </w:r>
       <w:r>
@@ -9644,6 +11524,427 @@
           <w:bCs/>
           <w:b/>
         </w:rPr>
+        <w:t xml:space="preserve">Lambda and Kappa architectures</w:t>
+      </w:r>
+      <w:r>
+        <w:t xml:space="preserve"> </w:t>
+      </w:r>
+      <w:r>
+        <w:t xml:space="preserve">— The</w:t>
+      </w:r>
+      <w:r>
+        <w:t xml:space="preserve"> </w:t>
+      </w:r>
+      <w:r>
+        <w:rPr>
+          <w:bCs/>
+          <w:b/>
+        </w:rPr>
+        <w:t xml:space="preserve">Lambda architecture</w:t>
+      </w:r>
+      <w:r>
+        <w:t xml:space="preserve"> </w:t>
+      </w:r>
+      <w:r>
+        <w:t xml:space="preserve">runs two parallel paths over the same immutable master dataset: a</w:t>
+      </w:r>
+      <w:r>
+        <w:t xml:space="preserve"> </w:t>
+      </w:r>
+      <w:r>
+        <w:rPr>
+          <w:bCs/>
+          <w:b/>
+        </w:rPr>
+        <w:t xml:space="preserve">batch layer</w:t>
+      </w:r>
+      <w:r>
+        <w:t xml:space="preserve"> </w:t>
+      </w:r>
+      <w:r>
+        <w:t xml:space="preserve">that periodically recomputes complete, accurate views from all history, and a</w:t>
+      </w:r>
+      <w:r>
+        <w:t xml:space="preserve"> </w:t>
+      </w:r>
+      <w:r>
+        <w:rPr>
+          <w:bCs/>
+          <w:b/>
+        </w:rPr>
+        <w:t xml:space="preserve">speed layer</w:t>
+      </w:r>
+      <w:r>
+        <w:t xml:space="preserve"> </w:t>
+      </w:r>
+      <w:r>
+        <w:t xml:space="preserve">that processes recent data incrementally with low latency; a</w:t>
+      </w:r>
+      <w:r>
+        <w:t xml:space="preserve"> </w:t>
+      </w:r>
+      <w:r>
+        <w:rPr>
+          <w:bCs/>
+          <w:b/>
+        </w:rPr>
+        <w:t xml:space="preserve">serving layer</w:t>
+      </w:r>
+      <w:r>
+        <w:t xml:space="preserve"> </w:t>
+      </w:r>
+      <w:r>
+        <w:t xml:space="preserve">merges the two at query time [Marz and Warren 2015]. The</w:t>
+      </w:r>
+      <w:r>
+        <w:t xml:space="preserve"> </w:t>
+      </w:r>
+      <w:r>
+        <w:rPr>
+          <w:bCs/>
+          <w:b/>
+        </w:rPr>
+        <w:t xml:space="preserve">Kappa architecture</w:t>
+      </w:r>
+      <w:r>
+        <w:t xml:space="preserve"> </w:t>
+      </w:r>
+      <w:r>
+        <w:t xml:space="preserve">uses a single stream-processing path over a replayable log; to change logic or fix a bug, it reprocesses history by replaying the log through a new version of the job [Kreps 2014].</w:t>
+      </w:r>
+      <w:r>
+        <w:t xml:space="preserve"> </w:t>
+      </w:r>
+      <w:r>
+        <w:rPr>
+          <w:iCs/>
+          <w:i/>
+        </w:rPr>
+        <w:t xml:space="preserve">(§29.10)</w:t>
+      </w:r>
+    </w:p>
+    <w:p>
+      <w:pPr>
+        <w:pStyle w:val="BodyText"/>
+      </w:pPr>
+      <w:r>
+        <w:rPr>
+          <w:bCs/>
+          <w:b/>
+        </w:rPr>
+        <w:t xml:space="preserve">Lamport clock</w:t>
+      </w:r>
+      <w:r>
+        <w:t xml:space="preserve"> </w:t>
+      </w:r>
+      <w:r>
+        <w:t xml:space="preserve">— Each process</w:t>
+      </w:r>
+      <w:r>
+        <w:t xml:space="preserve"> </w:t>
+      </w:r>
+      <m:oMath>
+        <m:sSub>
+          <m:e>
+            <m:r>
+              <m:t>P</m:t>
+            </m:r>
+          </m:e>
+          <m:sub>
+            <m:r>
+              <m:t>i</m:t>
+            </m:r>
+          </m:sub>
+        </m:sSub>
+      </m:oMath>
+      <w:r>
+        <w:t xml:space="preserve"> </w:t>
+      </w:r>
+      <w:r>
+        <w:t xml:space="preserve">keeps an integer counter</w:t>
+      </w:r>
+      <w:r>
+        <w:t xml:space="preserve"> </w:t>
+      </w:r>
+      <m:oMath>
+        <m:sSub>
+          <m:e>
+            <m:r>
+              <m:t>C</m:t>
+            </m:r>
+          </m:e>
+          <m:sub>
+            <m:r>
+              <m:t>i</m:t>
+            </m:r>
+          </m:sub>
+        </m:sSub>
+      </m:oMath>
+      <w:r>
+        <w:t xml:space="preserve">, initially 0.</w:t>
+      </w:r>
+      <w:r>
+        <w:t xml:space="preserve"> </w:t>
+      </w:r>
+      <w:r>
+        <w:rPr>
+          <w:bCs/>
+          <w:b/>
+        </w:rPr>
+        <w:t xml:space="preserve">Rule 1:</w:t>
+      </w:r>
+      <w:r>
+        <w:t xml:space="preserve"> </w:t>
+      </w:r>
+      <w:r>
+        <w:t xml:space="preserve">before each event (local, send or receive),</w:t>
+      </w:r>
+      <w:r>
+        <w:t xml:space="preserve"> </w:t>
+      </w:r>
+      <m:oMath>
+        <m:sSub>
+          <m:e>
+            <m:r>
+              <m:t>C</m:t>
+            </m:r>
+          </m:e>
+          <m:sub>
+            <m:r>
+              <m:t>i</m:t>
+            </m:r>
+          </m:sub>
+        </m:sSub>
+        <m:r>
+          <m:rPr>
+            <m:sty m:val="p"/>
+          </m:rPr>
+          <m:t>←</m:t>
+        </m:r>
+        <m:sSub>
+          <m:e>
+            <m:r>
+              <m:t>C</m:t>
+            </m:r>
+          </m:e>
+          <m:sub>
+            <m:r>
+              <m:t>i</m:t>
+            </m:r>
+          </m:sub>
+        </m:sSub>
+        <m:r>
+          <m:rPr>
+            <m:sty m:val="p"/>
+          </m:rPr>
+          <m:t>+</m:t>
+        </m:r>
+        <m:r>
+          <m:t>1</m:t>
+        </m:r>
+      </m:oMath>
+      <w:r>
+        <w:t xml:space="preserve">; a send attaches the new</w:t>
+      </w:r>
+      <w:r>
+        <w:t xml:space="preserve"> </w:t>
+      </w:r>
+      <m:oMath>
+        <m:sSub>
+          <m:e>
+            <m:r>
+              <m:t>C</m:t>
+            </m:r>
+          </m:e>
+          <m:sub>
+            <m:r>
+              <m:t>i</m:t>
+            </m:r>
+          </m:sub>
+        </m:sSub>
+      </m:oMath>
+      <w:r>
+        <w:t xml:space="preserve"> </w:t>
+      </w:r>
+      <w:r>
+        <w:t xml:space="preserve">to the message.</w:t>
+      </w:r>
+      <w:r>
+        <w:t xml:space="preserve"> </w:t>
+      </w:r>
+      <w:r>
+        <w:rPr>
+          <w:bCs/>
+          <w:b/>
+        </w:rPr>
+        <w:t xml:space="preserve">Rule 2:</w:t>
+      </w:r>
+      <w:r>
+        <w:t xml:space="preserve"> </w:t>
+      </w:r>
+      <w:r>
+        <w:t xml:space="preserve">on receiving a message with timestamp</w:t>
+      </w:r>
+      <w:r>
+        <w:t xml:space="preserve"> </w:t>
+      </w:r>
+      <m:oMath>
+        <m:sSub>
+          <m:e>
+            <m:r>
+              <m:t>t</m:t>
+            </m:r>
+          </m:e>
+          <m:sub>
+            <m:r>
+              <m:t>m</m:t>
+            </m:r>
+          </m:sub>
+        </m:sSub>
+      </m:oMath>
+      <w:r>
+        <w:t xml:space="preserve">, set</w:t>
+      </w:r>
+      <w:r>
+        <w:t xml:space="preserve"> </w:t>
+      </w:r>
+      <m:oMath>
+        <m:sSub>
+          <m:e>
+            <m:r>
+              <m:t>C</m:t>
+            </m:r>
+          </m:e>
+          <m:sub>
+            <m:r>
+              <m:t>i</m:t>
+            </m:r>
+          </m:sub>
+        </m:sSub>
+        <m:r>
+          <m:rPr>
+            <m:sty m:val="p"/>
+          </m:rPr>
+          <m:t>←</m:t>
+        </m:r>
+        <m:r>
+          <m:rPr>
+            <m:sty m:val="p"/>
+          </m:rPr>
+          <m:t>max</m:t>
+        </m:r>
+        <m:d>
+          <m:dPr>
+            <m:begChr m:val="("/>
+            <m:endChr m:val=")"/>
+            <m:sepChr m:val=""/>
+            <m:grow/>
+          </m:dPr>
+          <m:e>
+            <m:sSub>
+              <m:e>
+                <m:r>
+                  <m:t>C</m:t>
+                </m:r>
+              </m:e>
+              <m:sub>
+                <m:r>
+                  <m:t>i</m:t>
+                </m:r>
+              </m:sub>
+            </m:sSub>
+            <m:r>
+              <m:rPr>
+                <m:sty m:val="p"/>
+              </m:rPr>
+              <m:t>,</m:t>
+            </m:r>
+            <m:sSub>
+              <m:e>
+                <m:r>
+                  <m:t>t</m:t>
+                </m:r>
+              </m:e>
+              <m:sub>
+                <m:r>
+                  <m:t>m</m:t>
+                </m:r>
+              </m:sub>
+            </m:sSub>
+          </m:e>
+        </m:d>
+      </m:oMath>
+      <w:r>
+        <w:t xml:space="preserve">, then apply rule 1. The event’s timestamp is the resulting</w:t>
+      </w:r>
+      <w:r>
+        <w:t xml:space="preserve"> </w:t>
+      </w:r>
+      <m:oMath>
+        <m:sSub>
+          <m:e>
+            <m:r>
+              <m:t>C</m:t>
+            </m:r>
+          </m:e>
+          <m:sub>
+            <m:r>
+              <m:t>i</m:t>
+            </m:r>
+          </m:sub>
+        </m:sSub>
+      </m:oMath>
+      <w:r>
+        <w:t xml:space="preserve">.</w:t>
+      </w:r>
+      <w:r>
+        <w:t xml:space="preserve"> </w:t>
+      </w:r>
+      <w:r>
+        <w:rPr>
+          <w:iCs/>
+          <w:i/>
+        </w:rPr>
+        <w:t xml:space="preserve">(§24.10.2)</w:t>
+      </w:r>
+    </w:p>
+    <w:p>
+      <w:pPr>
+        <w:pStyle w:val="BodyText"/>
+      </w:pPr>
+      <w:r>
+        <w:rPr>
+          <w:bCs/>
+          <w:b/>
+        </w:rPr>
+        <w:t xml:space="preserve">Last-writer-wins (LWW)</w:t>
+      </w:r>
+      <w:r>
+        <w:t xml:space="preserve"> </w:t>
+      </w:r>
+      <w:r>
+        <w:t xml:space="preserve">— Each write carries a timestamp, and when replicas hold different values for an item, the one with the greatest timestamp is kept and the others are discarded.</w:t>
+      </w:r>
+      <w:r>
+        <w:t xml:space="preserve"> </w:t>
+      </w:r>
+      <w:r>
+        <w:rPr>
+          <w:iCs/>
+          <w:i/>
+        </w:rPr>
+        <w:t xml:space="preserve">(§27.14.1)</w:t>
+      </w:r>
+    </w:p>
+    <w:p>
+      <w:pPr>
+        <w:pStyle w:val="BodyText"/>
+      </w:pPr>
+      <w:r>
+        <w:rPr>
+          <w:bCs/>
+          <w:b/>
+        </w:rPr>
         <w:t xml:space="preserve">Latency and bandwidth (hardware)</w:t>
       </w:r>
       <w:r>
@@ -9803,6 +12104,123 @@
           <w:bCs/>
           <w:b/>
         </w:rPr>
+        <w:t xml:space="preserve">Leader election</w:t>
+      </w:r>
+      <w:r>
+        <w:t xml:space="preserve"> </w:t>
+      </w:r>
+      <w:r>
+        <w:t xml:space="preserve">— A protocol by which the nodes of a group choose one node, the</w:t>
+      </w:r>
+      <w:r>
+        <w:t xml:space="preserve"> </w:t>
+      </w:r>
+      <w:r>
+        <w:rPr>
+          <w:bCs/>
+          <w:b/>
+        </w:rPr>
+        <w:t xml:space="preserve">leader</w:t>
+      </w:r>
+      <w:r>
+        <w:t xml:space="preserve">, to coordinate some activity (ordering writes, running a scheduler, owning a partition), and choose a replacement when it fails. The goal is</w:t>
+      </w:r>
+      <w:r>
+        <w:t xml:space="preserve"> </w:t>
+      </w:r>
+      <w:r>
+        <w:rPr>
+          <w:iCs/>
+          <w:i/>
+        </w:rPr>
+        <w:t xml:space="preserve">at most one</w:t>
+      </w:r>
+      <w:r>
+        <w:t xml:space="preserve"> </w:t>
+      </w:r>
+      <w:r>
+        <w:t xml:space="preserve">leader at a time (safety) and</w:t>
+      </w:r>
+      <w:r>
+        <w:t xml:space="preserve"> </w:t>
+      </w:r>
+      <w:r>
+        <w:rPr>
+          <w:iCs/>
+          <w:i/>
+        </w:rPr>
+        <w:t xml:space="preserve">eventually some</w:t>
+      </w:r>
+      <w:r>
+        <w:t xml:space="preserve"> </w:t>
+      </w:r>
+      <w:r>
+        <w:t xml:space="preserve">leader (liveness).</w:t>
+      </w:r>
+      <w:r>
+        <w:t xml:space="preserve"> </w:t>
+      </w:r>
+      <w:r>
+        <w:rPr>
+          <w:iCs/>
+          <w:i/>
+        </w:rPr>
+        <w:t xml:space="preserve">(§26.5.1)</w:t>
+      </w:r>
+    </w:p>
+    <w:p>
+      <w:pPr>
+        <w:pStyle w:val="BodyText"/>
+      </w:pPr>
+      <w:r>
+        <w:rPr>
+          <w:bCs/>
+          <w:b/>
+        </w:rPr>
+        <w:t xml:space="preserve">Leaderless replication</w:t>
+      </w:r>
+      <w:r>
+        <w:t xml:space="preserve"> </w:t>
+      </w:r>
+      <w:r>
+        <w:t xml:space="preserve">— Any replica of a key may accept reads and writes; the client, or a</w:t>
+      </w:r>
+      <w:r>
+        <w:t xml:space="preserve"> </w:t>
+      </w:r>
+      <w:r>
+        <w:rPr>
+          <w:bCs/>
+          <w:b/>
+        </w:rPr>
+        <w:t xml:space="preserve">coordinator</w:t>
+      </w:r>
+      <w:r>
+        <w:t xml:space="preserve"> </w:t>
+      </w:r>
+      <w:r>
+        <w:t xml:space="preserve">node acting for it, sends each request to several replicas in parallel and treats it as successful once enough of them respond. There is no failover because there is no leader [DeCandia et al. 2007].</w:t>
+      </w:r>
+      <w:r>
+        <w:t xml:space="preserve"> </w:t>
+      </w:r>
+      <w:r>
+        <w:rPr>
+          <w:iCs/>
+          <w:i/>
+        </w:rPr>
+        <w:t xml:space="preserve">(§27.7.1)</w:t>
+      </w:r>
+    </w:p>
+    <w:p>
+      <w:pPr>
+        <w:pStyle w:val="BodyText"/>
+      </w:pPr>
+      <w:r>
+        <w:rPr>
+          <w:bCs/>
+          <w:b/>
+        </w:rPr>
         <w:t xml:space="preserve">Leaf–spine (folded Clos) network</w:t>
       </w:r>
       <w:r>
@@ -9987,6 +12405,34 @@
           <w:bCs/>
           <w:b/>
         </w:rPr>
+        <w:t xml:space="preserve">Lease</w:t>
+      </w:r>
+      <w:r>
+        <w:t xml:space="preserve"> </w:t>
+      </w:r>
+      <w:r>
+        <w:t xml:space="preserve">— A time-bounded grant of a right (to cache data, to act as leader, to hold a lock) from a grantor to a holder. Within the term the holder may act without consulting the grantor; after the term, the right lapses automatically, even if the holder has crashed or is unreachable [Gray and Cheriton 1989].</w:t>
+      </w:r>
+      <w:r>
+        <w:t xml:space="preserve"> </w:t>
+      </w:r>
+      <w:r>
+        <w:rPr>
+          <w:iCs/>
+          <w:i/>
+        </w:rPr>
+        <w:t xml:space="preserve">(§26.11.1)</w:t>
+      </w:r>
+    </w:p>
+    <w:p>
+      <w:pPr>
+        <w:pStyle w:val="BodyText"/>
+      </w:pPr>
+      <w:r>
+        <w:rPr>
+          <w:bCs/>
+          <w:b/>
+        </w:rPr>
         <w:t xml:space="preserve">Least connections</w:t>
       </w:r>
       <w:r>
@@ -10106,6 +12552,135 @@
           <w:i/>
         </w:rPr>
         <w:t xml:space="preserve">(§19.4.3)</w:t>
+      </w:r>
+    </w:p>
+    <w:p>
+      <w:pPr>
+        <w:pStyle w:val="BodyText"/>
+      </w:pPr>
+      <w:r>
+        <w:rPr>
+          <w:bCs/>
+          <w:b/>
+        </w:rPr>
+        <w:t xml:space="preserve">Linearizability</w:t>
+      </w:r>
+      <w:r>
+        <w:t xml:space="preserve"> </w:t>
+      </w:r>
+      <w:r>
+        <w:t xml:space="preserve">— A history is</w:t>
+      </w:r>
+      <w:r>
+        <w:t xml:space="preserve"> </w:t>
+      </w:r>
+      <w:r>
+        <w:rPr>
+          <w:bCs/>
+          <w:b/>
+        </w:rPr>
+        <w:t xml:space="preserve">linearizable</w:t>
+      </w:r>
+      <w:r>
+        <w:t xml:space="preserve"> </w:t>
+      </w:r>
+      <w:r>
+        <w:t xml:space="preserve">if each operation can be assigned a single instant, its</w:t>
+      </w:r>
+      <w:r>
+        <w:t xml:space="preserve"> </w:t>
+      </w:r>
+      <w:r>
+        <w:rPr>
+          <w:bCs/>
+          <w:b/>
+        </w:rPr>
+        <w:t xml:space="preserve">linearization point</w:t>
+      </w:r>
+      <w:r>
+        <w:t xml:space="preserve">, somewhere between its invocation and its response, such that (1) the operations, ordered by these points, form a</w:t>
+      </w:r>
+      <w:r>
+        <w:t xml:space="preserve"> </w:t>
+      </w:r>
+      <w:r>
+        <w:rPr>
+          <w:bCs/>
+          <w:b/>
+        </w:rPr>
+        <w:t xml:space="preserve">legal sequential history</w:t>
+      </w:r>
+      <w:r>
+        <w:t xml:space="preserve"> </w:t>
+      </w:r>
+      <w:r>
+        <w:t xml:space="preserve">of the object (every read returns the value of the most recent preceding write), and (2) therefore whenever</w:t>
+      </w:r>
+      <w:r>
+        <w:t xml:space="preserve"> </w:t>
+      </w:r>
+      <m:oMath>
+        <m:r>
+          <m:t>a</m:t>
+        </m:r>
+      </m:oMath>
+      <w:r>
+        <w:t xml:space="preserve"> </w:t>
+      </w:r>
+      <w:r>
+        <w:t xml:space="preserve">precedes</w:t>
+      </w:r>
+      <w:r>
+        <w:t xml:space="preserve"> </w:t>
+      </w:r>
+      <m:oMath>
+        <m:r>
+          <m:t>b</m:t>
+        </m:r>
+      </m:oMath>
+      <w:r>
+        <w:t xml:space="preserve"> </w:t>
+      </w:r>
+      <w:r>
+        <w:t xml:space="preserve">in real time,</w:t>
+      </w:r>
+      <w:r>
+        <w:t xml:space="preserve"> </w:t>
+      </w:r>
+      <m:oMath>
+        <m:r>
+          <m:t>a</m:t>
+        </m:r>
+      </m:oMath>
+      <w:r>
+        <w:t xml:space="preserve"> </w:t>
+      </w:r>
+      <w:r>
+        <w:t xml:space="preserve">comes before</w:t>
+      </w:r>
+      <w:r>
+        <w:t xml:space="preserve"> </w:t>
+      </w:r>
+      <m:oMath>
+        <m:r>
+          <m:t>b</m:t>
+        </m:r>
+      </m:oMath>
+      <w:r>
+        <w:t xml:space="preserve"> </w:t>
+      </w:r>
+      <w:r>
+        <w:t xml:space="preserve">in that order. Pending operations may be either included (with a linearization point after their invocation) or dropped. An object is linearizable if all its histories are [Herlihy &amp; Wing 1990].</w:t>
+      </w:r>
+      <w:r>
+        <w:t xml:space="preserve"> </w:t>
+      </w:r>
+      <w:r>
+        <w:rPr>
+          <w:iCs/>
+          <w:i/>
+        </w:rPr>
+        <w:t xml:space="preserve">(§25.3.2)</w:t>
       </w:r>
     </w:p>
     <w:p>
@@ -10635,6 +13210,34 @@
           <w:bCs/>
           <w:b/>
         </w:rPr>
+        <w:t xml:space="preserve">Log matching property</w:t>
+      </w:r>
+      <w:r>
+        <w:t xml:space="preserve"> </w:t>
+      </w:r>
+      <w:r>
+        <w:t xml:space="preserve">— If two logs contain an entry with the same index and term, then (1) the entries store the same command, and (2) the logs are identical in all preceding entries.</w:t>
+      </w:r>
+      <w:r>
+        <w:t xml:space="preserve"> </w:t>
+      </w:r>
+      <w:r>
+        <w:rPr>
+          <w:iCs/>
+          <w:i/>
+        </w:rPr>
+        <w:t xml:space="preserve">(§26.7.4)</w:t>
+      </w:r>
+    </w:p>
+    <w:p>
+      <w:pPr>
+        <w:pStyle w:val="BodyText"/>
+      </w:pPr>
+      <w:r>
+        <w:rPr>
+          <w:bCs/>
+          <w:b/>
+        </w:rPr>
         <w:t xml:space="preserve">Log-structured merge tree (LSM tree)</w:t>
       </w:r>
       <w:r>
@@ -10916,6 +13519,76 @@
           <w:i/>
         </w:rPr>
         <w:t xml:space="preserve">(§19.4.8)</w:t>
+      </w:r>
+    </w:p>
+    <w:p>
+      <w:pPr>
+        <w:pStyle w:val="BodyText"/>
+      </w:pPr>
+      <w:r>
+        <w:rPr>
+          <w:bCs/>
+          <w:b/>
+        </w:rPr>
+        <w:t xml:space="preserve">MapReduce</w:t>
+      </w:r>
+      <w:r>
+        <w:t xml:space="preserve"> </w:t>
+      </w:r>
+      <w:r>
+        <w:t xml:space="preserve">— A programming model and execution system in which the user writes two functions:</w:t>
+      </w:r>
+      <w:r>
+        <w:t xml:space="preserve"> </w:t>
+      </w:r>
+      <w:r>
+        <w:rPr>
+          <w:bCs/>
+          <w:b/>
+        </w:rPr>
+        <w:t xml:space="preserve">map</w:t>
+      </w:r>
+      <w:r>
+        <w:t xml:space="preserve">, which turns one input record into zero or more intermediate key–value pairs, and</w:t>
+      </w:r>
+      <w:r>
+        <w:t xml:space="preserve"> </w:t>
+      </w:r>
+      <w:r>
+        <w:rPr>
+          <w:bCs/>
+          <w:b/>
+        </w:rPr>
+        <w:t xml:space="preserve">reduce</w:t>
+      </w:r>
+      <w:r>
+        <w:t xml:space="preserve">, which receives one intermediate key with</w:t>
+      </w:r>
+      <w:r>
+        <w:t xml:space="preserve"> </w:t>
+      </w:r>
+      <w:r>
+        <w:rPr>
+          <w:iCs/>
+          <w:i/>
+        </w:rPr>
+        <w:t xml:space="preserve">all</w:t>
+      </w:r>
+      <w:r>
+        <w:t xml:space="preserve"> </w:t>
+      </w:r>
+      <w:r>
+        <w:t xml:space="preserve">values emitted for it and produces output. The system handles splitting, scheduling, regrouping by key, and failures [Dean and Ghemawat 2004].</w:t>
+      </w:r>
+      <w:r>
+        <w:t xml:space="preserve"> </w:t>
+      </w:r>
+      <w:r>
+        <w:rPr>
+          <w:iCs/>
+          <w:i/>
+        </w:rPr>
+        <w:t xml:space="preserve">(§29.4.1)</w:t>
       </w:r>
     </w:p>
     <w:p>
@@ -11911,6 +14584,120 @@
           <w:bCs/>
           <w:b/>
         </w:rPr>
+        <w:t xml:space="preserve">Narrow and wide dependencies</w:t>
+      </w:r>
+      <w:r>
+        <w:t xml:space="preserve"> </w:t>
+      </w:r>
+      <w:r>
+        <w:t xml:space="preserve">— A</w:t>
+      </w:r>
+      <w:r>
+        <w:t xml:space="preserve"> </w:t>
+      </w:r>
+      <w:r>
+        <w:rPr>
+          <w:bCs/>
+          <w:b/>
+        </w:rPr>
+        <w:t xml:space="preserve">narrow dependency</w:t>
+      </w:r>
+      <w:r>
+        <w:t xml:space="preserve"> </w:t>
+      </w:r>
+      <w:r>
+        <w:t xml:space="preserve">exists when each partition of the parent RDD is used by at most one partition of the child (</w:t>
+      </w:r>
+      <w:r>
+        <w:rPr>
+          <w:rStyle w:val="VerbatimChar"/>
+        </w:rPr>
+        <w:t xml:space="preserve">map</w:t>
+      </w:r>
+      <w:r>
+        <w:t xml:space="preserve">,</w:t>
+      </w:r>
+      <w:r>
+        <w:t xml:space="preserve"> </w:t>
+      </w:r>
+      <w:r>
+        <w:rPr>
+          <w:rStyle w:val="VerbatimChar"/>
+        </w:rPr>
+        <w:t xml:space="preserve">filter</w:t>
+      </w:r>
+      <w:r>
+        <w:t xml:space="preserve">,</w:t>
+      </w:r>
+      <w:r>
+        <w:t xml:space="preserve"> </w:t>
+      </w:r>
+      <w:r>
+        <w:rPr>
+          <w:rStyle w:val="VerbatimChar"/>
+        </w:rPr>
+        <w:t xml:space="preserve">union</w:t>
+      </w:r>
+      <w:r>
+        <w:t xml:space="preserve">, a join of co-partitioned inputs). A</w:t>
+      </w:r>
+      <w:r>
+        <w:t xml:space="preserve"> </w:t>
+      </w:r>
+      <w:r>
+        <w:rPr>
+          <w:bCs/>
+          <w:b/>
+        </w:rPr>
+        <w:t xml:space="preserve">wide (shuffle) dependency</w:t>
+      </w:r>
+      <w:r>
+        <w:t xml:space="preserve"> </w:t>
+      </w:r>
+      <w:r>
+        <w:t xml:space="preserve">exists when a child partition may depend on many or all parent partitions (</w:t>
+      </w:r>
+      <w:r>
+        <w:rPr>
+          <w:rStyle w:val="VerbatimChar"/>
+        </w:rPr>
+        <w:t xml:space="preserve">groupByKey</w:t>
+      </w:r>
+      <w:r>
+        <w:t xml:space="preserve">,</w:t>
+      </w:r>
+      <w:r>
+        <w:t xml:space="preserve"> </w:t>
+      </w:r>
+      <w:r>
+        <w:rPr>
+          <w:rStyle w:val="VerbatimChar"/>
+        </w:rPr>
+        <w:t xml:space="preserve">reduceByKey</w:t>
+      </w:r>
+      <w:r>
+        <w:t xml:space="preserve">, a join of unpartitioned inputs), which requires a shuffle.</w:t>
+      </w:r>
+      <w:r>
+        <w:t xml:space="preserve"> </w:t>
+      </w:r>
+      <w:r>
+        <w:rPr>
+          <w:iCs/>
+          <w:i/>
+        </w:rPr>
+        <w:t xml:space="preserve">(§29.5.2)</w:t>
+      </w:r>
+    </w:p>
+    <w:p>
+      <w:pPr>
+        <w:pStyle w:val="BodyText"/>
+      </w:pPr>
+      <w:r>
+        <w:rPr>
+          <w:bCs/>
+          <w:b/>
+        </w:rPr>
         <w:t xml:space="preserve">Natural and surrogate keys</w:t>
       </w:r>
       <w:r>
@@ -12063,6 +14850,65 @@
           <w:i/>
         </w:rPr>
         <w:t xml:space="preserve">(§7.13)</w:t>
+      </w:r>
+    </w:p>
+    <w:p>
+      <w:pPr>
+        <w:pStyle w:val="BodyText"/>
+      </w:pPr>
+      <w:r>
+        <w:rPr>
+          <w:bCs/>
+          <w:b/>
+        </w:rPr>
+        <w:t xml:space="preserve">Network partition</w:t>
+      </w:r>
+      <w:r>
+        <w:t xml:space="preserve"> </w:t>
+      </w:r>
+      <w:r>
+        <w:t xml:space="preserve">— A network fault after which some nodes that are running correctly cannot exchange messages with some other running nodes for a period of time. (This book reserves</w:t>
+      </w:r>
+      <w:r>
+        <w:t xml:space="preserve"> </w:t>
+      </w:r>
+      <w:r>
+        <w:t xml:space="preserve">“</w:t>
+      </w:r>
+      <w:r>
+        <w:t xml:space="preserve">partition</w:t>
+      </w:r>
+      <w:r>
+        <w:t xml:space="preserve">”</w:t>
+      </w:r>
+      <w:r>
+        <w:t xml:space="preserve"> </w:t>
+      </w:r>
+      <w:r>
+        <w:t xml:space="preserve">alone for a subset of data, §14.6; a network fault is always a</w:t>
+      </w:r>
+      <w:r>
+        <w:t xml:space="preserve"> </w:t>
+      </w:r>
+      <w:r>
+        <w:rPr>
+          <w:bCs/>
+          <w:b/>
+        </w:rPr>
+        <w:t xml:space="preserve">network partition</w:t>
+      </w:r>
+      <w:r>
+        <w:t xml:space="preserve">.)</w:t>
+      </w:r>
+      <w:r>
+        <w:t xml:space="preserve"> </w:t>
+      </w:r>
+      <w:r>
+        <w:rPr>
+          <w:iCs/>
+          <w:i/>
+        </w:rPr>
+        <w:t xml:space="preserve">(§24.7.1)</w:t>
       </w:r>
     </w:p>
     <w:p>
@@ -12817,6 +15663,186 @@
           <w:i/>
         </w:rPr>
         <w:t xml:space="preserve">(§6.3.1)</w:t>
+      </w:r>
+    </w:p>
+    <w:p>
+      <w:pPr>
+        <w:pStyle w:val="BodyText"/>
+      </w:pPr>
+      <w:r>
+        <w:rPr>
+          <w:bCs/>
+          <w:b/>
+        </w:rPr>
+        <w:t xml:space="preserve">Operation, history</w:t>
+      </w:r>
+      <w:r>
+        <w:t xml:space="preserve"> </w:t>
+      </w:r>
+      <w:r>
+        <w:t xml:space="preserve">— An</w:t>
+      </w:r>
+      <w:r>
+        <w:t xml:space="preserve"> </w:t>
+      </w:r>
+      <w:r>
+        <w:rPr>
+          <w:bCs/>
+          <w:b/>
+        </w:rPr>
+        <w:t xml:space="preserve">operation</w:t>
+      </w:r>
+      <w:r>
+        <w:t xml:space="preserve"> </w:t>
+      </w:r>
+      <w:r>
+        <w:t xml:space="preserve">is one call by a client on a shared object, such as</w:t>
+      </w:r>
+      <w:r>
+        <w:t xml:space="preserve"> </w:t>
+      </w:r>
+      <w:r>
+        <w:rPr>
+          <w:rStyle w:val="VerbatimChar"/>
+        </w:rPr>
+        <w:t xml:space="preserve">write(x, 1)</w:t>
+      </w:r>
+      <w:r>
+        <w:t xml:space="preserve"> </w:t>
+      </w:r>
+      <w:r>
+        <w:t xml:space="preserve">or</w:t>
+      </w:r>
+      <w:r>
+        <w:t xml:space="preserve"> </w:t>
+      </w:r>
+      <w:r>
+        <w:rPr>
+          <w:rStyle w:val="VerbatimChar"/>
+        </w:rPr>
+        <w:t xml:space="preserve">read(x)</w:t>
+      </w:r>
+      <w:r>
+        <w:t xml:space="preserve">. It has an</w:t>
+      </w:r>
+      <w:r>
+        <w:t xml:space="preserve"> </w:t>
+      </w:r>
+      <w:r>
+        <w:rPr>
+          <w:bCs/>
+          <w:b/>
+        </w:rPr>
+        <w:t xml:space="preserve">invocation</w:t>
+      </w:r>
+      <w:r>
+        <w:t xml:space="preserve"> </w:t>
+      </w:r>
+      <w:r>
+        <w:t xml:space="preserve">event (the client sends the request, at real time</w:t>
+      </w:r>
+      <w:r>
+        <w:t xml:space="preserve"> </w:t>
+      </w:r>
+      <m:oMath>
+        <m:sSub>
+          <m:e>
+            <m:r>
+              <m:t>t</m:t>
+            </m:r>
+          </m:e>
+          <m:sub>
+            <m:r>
+              <m:rPr>
+                <m:nor/>
+                <m:sty m:val="p"/>
+              </m:rPr>
+              <m:t>inv</m:t>
+            </m:r>
+          </m:sub>
+        </m:sSub>
+      </m:oMath>
+      <w:r>
+        <w:t xml:space="preserve">) and, if the client hears back, a</w:t>
+      </w:r>
+      <w:r>
+        <w:t xml:space="preserve"> </w:t>
+      </w:r>
+      <w:r>
+        <w:rPr>
+          <w:bCs/>
+          <w:b/>
+        </w:rPr>
+        <w:t xml:space="preserve">response</w:t>
+      </w:r>
+      <w:r>
+        <w:t xml:space="preserve"> </w:t>
+      </w:r>
+      <w:r>
+        <w:t xml:space="preserve">event (at</w:t>
+      </w:r>
+      <w:r>
+        <w:t xml:space="preserve"> </w:t>
+      </w:r>
+      <m:oMath>
+        <m:sSub>
+          <m:e>
+            <m:r>
+              <m:t>t</m:t>
+            </m:r>
+          </m:e>
+          <m:sub>
+            <m:r>
+              <m:rPr>
+                <m:nor/>
+                <m:sty m:val="p"/>
+              </m:rPr>
+              <m:t>resp</m:t>
+            </m:r>
+          </m:sub>
+        </m:sSub>
+      </m:oMath>
+      <w:r>
+        <w:t xml:space="preserve">, carrying the return value). A</w:t>
+      </w:r>
+      <w:r>
+        <w:t xml:space="preserve"> </w:t>
+      </w:r>
+      <w:r>
+        <w:rPr>
+          <w:bCs/>
+          <w:b/>
+        </w:rPr>
+        <w:t xml:space="preserve">history</w:t>
+      </w:r>
+      <w:r>
+        <w:t xml:space="preserve"> </w:t>
+      </w:r>
+      <w:r>
+        <w:t xml:space="preserve">is the sequence of invocation and response events observed in one execution. An operation without a response is</w:t>
+      </w:r>
+      <w:r>
+        <w:t xml:space="preserve"> </w:t>
+      </w:r>
+      <w:r>
+        <w:rPr>
+          <w:bCs/>
+          <w:b/>
+        </w:rPr>
+        <w:t xml:space="preserve">pending</w:t>
+      </w:r>
+      <w:r>
+        <w:t xml:space="preserve">: it may or may not have taken effect.</w:t>
+      </w:r>
+      <w:r>
+        <w:t xml:space="preserve"> </w:t>
+      </w:r>
+      <w:r>
+        <w:rPr>
+          <w:iCs/>
+          <w:i/>
+        </w:rPr>
+        <w:t xml:space="preserve">(§25.3.1)</w:t>
       </w:r>
     </w:p>
     <w:p>
@@ -13063,6 +16089,112 @@
           <w:bCs/>
           <w:b/>
         </w:rPr>
+        <w:t xml:space="preserve">PACELC</w:t>
+      </w:r>
+      <w:r>
+        <w:t xml:space="preserve"> </w:t>
+      </w:r>
+      <w:r>
+        <w:t xml:space="preserve">— If there is a</w:t>
+      </w:r>
+      <w:r>
+        <w:t xml:space="preserve"> </w:t>
+      </w:r>
+      <w:r>
+        <w:rPr>
+          <w:bCs/>
+          <w:b/>
+        </w:rPr>
+        <w:t xml:space="preserve">P</w:t>
+      </w:r>
+      <w:r>
+        <w:t xml:space="preserve">artition, how does the system trade off</w:t>
+      </w:r>
+      <w:r>
+        <w:t xml:space="preserve"> </w:t>
+      </w:r>
+      <w:r>
+        <w:rPr>
+          <w:bCs/>
+          <w:b/>
+        </w:rPr>
+        <w:t xml:space="preserve">A</w:t>
+      </w:r>
+      <w:r>
+        <w:t xml:space="preserve">vailability and</w:t>
+      </w:r>
+      <w:r>
+        <w:t xml:space="preserve"> </w:t>
+      </w:r>
+      <w:r>
+        <w:rPr>
+          <w:bCs/>
+          <w:b/>
+        </w:rPr>
+        <w:t xml:space="preserve">C</w:t>
+      </w:r>
+      <w:r>
+        <w:t xml:space="preserve">onsistency;</w:t>
+      </w:r>
+      <w:r>
+        <w:t xml:space="preserve"> </w:t>
+      </w:r>
+      <w:r>
+        <w:rPr>
+          <w:bCs/>
+          <w:b/>
+        </w:rPr>
+        <w:t xml:space="preserve">E</w:t>
+      </w:r>
+      <w:r>
+        <w:t xml:space="preserve">lse, when the system is running normally, how does it trade off</w:t>
+      </w:r>
+      <w:r>
+        <w:t xml:space="preserve"> </w:t>
+      </w:r>
+      <w:r>
+        <w:rPr>
+          <w:bCs/>
+          <w:b/>
+        </w:rPr>
+        <w:t xml:space="preserve">L</w:t>
+      </w:r>
+      <w:r>
+        <w:t xml:space="preserve">atency and</w:t>
+      </w:r>
+      <w:r>
+        <w:t xml:space="preserve"> </w:t>
+      </w:r>
+      <w:r>
+        <w:rPr>
+          <w:bCs/>
+          <w:b/>
+        </w:rPr>
+        <w:t xml:space="preserve">C</w:t>
+      </w:r>
+      <w:r>
+        <w:t xml:space="preserve">onsistency? A system is labeled by its two choices, for example PA/EL or PC/EC.</w:t>
+      </w:r>
+      <w:r>
+        <w:t xml:space="preserve"> </w:t>
+      </w:r>
+      <w:r>
+        <w:rPr>
+          <w:iCs/>
+          <w:i/>
+        </w:rPr>
+        <w:t xml:space="preserve">(§25.9.1)</w:t>
+      </w:r>
+    </w:p>
+    <w:p>
+      <w:pPr>
+        <w:pStyle w:val="BodyText"/>
+      </w:pPr>
+      <w:r>
+        <w:rPr>
+          <w:bCs/>
+          <w:b/>
+        </w:rPr>
         <w:t xml:space="preserve">Page</w:t>
       </w:r>
       <w:r>
@@ -13161,6 +16293,34 @@
           <w:bCs/>
           <w:b/>
         </w:rPr>
+        <w:t xml:space="preserve">Partial failure</w:t>
+      </w:r>
+      <w:r>
+        <w:t xml:space="preserve"> </w:t>
+      </w:r>
+      <w:r>
+        <w:t xml:space="preserve">— A state in which some components of a system have failed while others continue to work, so that an operation may be applied in some places and not others, and the working components cannot reliably tell which components failed.</w:t>
+      </w:r>
+      <w:r>
+        <w:t xml:space="preserve"> </w:t>
+      </w:r>
+      <w:r>
+        <w:rPr>
+          <w:iCs/>
+          <w:i/>
+        </w:rPr>
+        <w:t xml:space="preserve">(§24.8.1)</w:t>
+      </w:r>
+    </w:p>
+    <w:p>
+      <w:pPr>
+        <w:pStyle w:val="BodyText"/>
+      </w:pPr>
+      <w:r>
+        <w:rPr>
+          <w:bCs/>
+          <w:b/>
+        </w:rPr>
         <w:t xml:space="preserve">Partition key, sort key and item collection</w:t>
       </w:r>
       <w:r>
@@ -13400,6 +16560,66 @@
           <w:bCs/>
           <w:b/>
         </w:rPr>
+        <w:t xml:space="preserve">Partition skew and salting</w:t>
+      </w:r>
+      <w:r>
+        <w:t xml:space="preserve"> </w:t>
+      </w:r>
+      <w:r>
+        <w:t xml:space="preserve">—</w:t>
+      </w:r>
+      <w:r>
+        <w:t xml:space="preserve"> </w:t>
+      </w:r>
+      <w:r>
+        <w:rPr>
+          <w:bCs/>
+          <w:b/>
+        </w:rPr>
+        <w:t xml:space="preserve">Skew</w:t>
+      </w:r>
+      <w:r>
+        <w:t xml:space="preserve"> </w:t>
+      </w:r>
+      <w:r>
+        <w:t xml:space="preserve">is an uneven distribution of records across partitions, usually caused by a few very frequent keys (a celebrity user, a null or default value, a bot).</w:t>
+      </w:r>
+      <w:r>
+        <w:t xml:space="preserve"> </w:t>
+      </w:r>
+      <w:r>
+        <w:rPr>
+          <w:bCs/>
+          <w:b/>
+        </w:rPr>
+        <w:t xml:space="preserve">Salting</w:t>
+      </w:r>
+      <w:r>
+        <w:t xml:space="preserve"> </w:t>
+      </w:r>
+      <w:r>
+        <w:t xml:space="preserve">appends a random suffix from a small range to hot keys so their records spread over several partitions, then removes the suffix in a second, much smaller aggregation (or, for joins, replicates the matching rows of the other side once per salt value).</w:t>
+      </w:r>
+      <w:r>
+        <w:t xml:space="preserve"> </w:t>
+      </w:r>
+      <w:r>
+        <w:rPr>
+          <w:iCs/>
+          <w:i/>
+        </w:rPr>
+        <w:t xml:space="preserve">(§29.6.3)</w:t>
+      </w:r>
+    </w:p>
+    <w:p>
+      <w:pPr>
+        <w:pStyle w:val="BodyText"/>
+      </w:pPr>
+      <w:r>
+        <w:rPr>
+          <w:bCs/>
+          <w:b/>
+        </w:rPr>
         <w:t xml:space="preserve">Percentile</w:t>
       </w:r>
       <w:r>
@@ -13539,6 +16759,60 @@
           <w:bCs/>
           <w:b/>
         </w:rPr>
+        <w:t xml:space="preserve">Percolator transaction</w:t>
+      </w:r>
+      <w:r>
+        <w:t xml:space="preserve"> </w:t>
+      </w:r>
+      <w:r>
+        <w:t xml:space="preserve">— A snapshot-isolated, multi-row, multi-table transaction built entirely by a client library on top of a store that offers only single-row atomic updates and multiple timestamped versions per cell. Ordering comes from a central</w:t>
+      </w:r>
+      <w:r>
+        <w:t xml:space="preserve"> </w:t>
+      </w:r>
+      <w:r>
+        <w:rPr>
+          <w:bCs/>
+          <w:b/>
+        </w:rPr>
+        <w:t xml:space="preserve">timestamp oracle</w:t>
+      </w:r>
+      <w:r>
+        <w:t xml:space="preserve">; atomicity comes from making one row’s lock, the</w:t>
+      </w:r>
+      <w:r>
+        <w:t xml:space="preserve"> </w:t>
+      </w:r>
+      <w:r>
+        <w:rPr>
+          <w:bCs/>
+          <w:b/>
+        </w:rPr>
+        <w:t xml:space="preserve">primary lock</w:t>
+      </w:r>
+      <w:r>
+        <w:t xml:space="preserve">, the commit point for the whole transaction [Peng and Dabek 2010].</w:t>
+      </w:r>
+      <w:r>
+        <w:t xml:space="preserve"> </w:t>
+      </w:r>
+      <w:r>
+        <w:rPr>
+          <w:iCs/>
+          <w:i/>
+        </w:rPr>
+        <w:t xml:space="preserve">(§28.7.1)</w:t>
+      </w:r>
+    </w:p>
+    <w:p>
+      <w:pPr>
+        <w:pStyle w:val="BodyText"/>
+      </w:pPr>
+      <w:r>
+        <w:rPr>
+          <w:bCs/>
+          <w:b/>
+        </w:rPr>
         <w:t xml:space="preserve">Performance engineering</w:t>
       </w:r>
       <w:r>
@@ -13790,6 +17064,135 @@
           <w:i/>
         </w:rPr>
         <w:t xml:space="preserve">(§19.4.4)</w:t>
+      </w:r>
+    </w:p>
+    <w:p>
+      <w:pPr>
+        <w:pStyle w:val="BodyText"/>
+      </w:pPr>
+      <w:r>
+        <w:rPr>
+          <w:bCs/>
+          <w:b/>
+        </w:rPr>
+        <w:t xml:space="preserve">Presumed abort (PA)</w:t>
+      </w:r>
+      <w:r>
+        <w:t xml:space="preserve"> </w:t>
+      </w:r>
+      <w:r>
+        <w:t xml:space="preserve">— A 2PC variant in which a coordinator that has no information about a transaction answers inquiries with</w:t>
+      </w:r>
+      <w:r>
+        <w:t xml:space="preserve"> </w:t>
+      </w:r>
+      <w:r>
+        <w:t xml:space="preserve">“</w:t>
+      </w:r>
+      <w:r>
+        <w:t xml:space="preserve">abort</w:t>
+      </w:r>
+      <w:r>
+        <w:t xml:space="preserve">”</w:t>
+      </w:r>
+      <w:r>
+        <w:t xml:space="preserve">. Aborts therefore need no forced coordinator record, no forced participant record and no acknowledgments.</w:t>
+      </w:r>
+      <w:r>
+        <w:t xml:space="preserve"> </w:t>
+      </w:r>
+      <w:r>
+        <w:rPr>
+          <w:iCs/>
+          <w:i/>
+        </w:rPr>
+        <w:t xml:space="preserve">(§28.4.5)</w:t>
+      </w:r>
+    </w:p>
+    <w:p>
+      <w:pPr>
+        <w:pStyle w:val="BodyText"/>
+      </w:pPr>
+      <w:r>
+        <w:rPr>
+          <w:bCs/>
+          <w:b/>
+        </w:rPr>
+        <w:t xml:space="preserve">Primary–backup replication</w:t>
+      </w:r>
+      <w:r>
+        <w:t xml:space="preserve"> </w:t>
+      </w:r>
+      <w:r>
+        <w:t xml:space="preserve">— One replica, the</w:t>
+      </w:r>
+      <w:r>
+        <w:t xml:space="preserve"> </w:t>
+      </w:r>
+      <w:r>
+        <w:rPr>
+          <w:bCs/>
+          <w:b/>
+        </w:rPr>
+        <w:t xml:space="preserve">primary</w:t>
+      </w:r>
+      <w:r>
+        <w:t xml:space="preserve">, receives all requests, executes them and propagates the result to one or more</w:t>
+      </w:r>
+      <w:r>
+        <w:t xml:space="preserve"> </w:t>
+      </w:r>
+      <w:r>
+        <w:rPr>
+          <w:bCs/>
+          <w:b/>
+        </w:rPr>
+        <w:t xml:space="preserve">backups</w:t>
+      </w:r>
+      <w:r>
+        <w:t xml:space="preserve">. If the primary fails, a backup is</w:t>
+      </w:r>
+      <w:r>
+        <w:t xml:space="preserve"> </w:t>
+      </w:r>
+      <w:r>
+        <w:rPr>
+          <w:bCs/>
+          <w:b/>
+        </w:rPr>
+        <w:t xml:space="preserve">promoted</w:t>
+      </w:r>
+      <w:r>
+        <w:t xml:space="preserve"> </w:t>
+      </w:r>
+      <w:r>
+        <w:t xml:space="preserve">to primary. It is also called</w:t>
+      </w:r>
+      <w:r>
+        <w:t xml:space="preserve"> </w:t>
+      </w:r>
+      <w:r>
+        <w:rPr>
+          <w:bCs/>
+          <w:b/>
+        </w:rPr>
+        <w:t xml:space="preserve">passive replication</w:t>
+      </w:r>
+      <w:r>
+        <w:t xml:space="preserve"> </w:t>
+      </w:r>
+      <w:r>
+        <w:t xml:space="preserve">[Alsberg and Day 1976; Budhiraja et al. 1993].</w:t>
+      </w:r>
+      <w:r>
+        <w:t xml:space="preserve"> </w:t>
+      </w:r>
+      <w:r>
+        <w:rPr>
+          <w:iCs/>
+          <w:i/>
+        </w:rPr>
+        <w:t xml:space="preserve">(§27.4.1)</w:t>
       </w:r>
     </w:p>
     <w:p>
@@ -14641,6 +18044,100 @@
         <w:t xml:space="preserve">(§4.10.1)</w:t>
       </w:r>
     </w:p>
+    <w:p>
+      <w:pPr>
+        <w:pStyle w:val="BodyText"/>
+      </w:pPr>
+      <w:r>
+        <w:rPr>
+          <w:bCs/>
+          <w:b/>
+        </w:rPr>
+        <w:t xml:space="preserve">Quorum</w:t>
+      </w:r>
+      <w:r>
+        <w:t xml:space="preserve"> </w:t>
+      </w:r>
+      <w:r>
+        <w:t xml:space="preserve">— A set of nodes whose agreement is sufficient for an operation to take effect. A</w:t>
+      </w:r>
+      <w:r>
+        <w:t xml:space="preserve"> </w:t>
+      </w:r>
+      <w:r>
+        <w:rPr>
+          <w:bCs/>
+          <w:b/>
+        </w:rPr>
+        <w:t xml:space="preserve">majority quorum</w:t>
+      </w:r>
+      <w:r>
+        <w:t xml:space="preserve"> </w:t>
+      </w:r>
+      <w:r>
+        <w:t xml:space="preserve">in a cluster of</w:t>
+      </w:r>
+      <w:r>
+        <w:t xml:space="preserve"> </w:t>
+      </w:r>
+      <m:oMath>
+        <m:r>
+          <m:t>N</m:t>
+        </m:r>
+      </m:oMath>
+      <w:r>
+        <w:t xml:space="preserve"> </w:t>
+      </w:r>
+      <w:r>
+        <w:t xml:space="preserve">voting nodes is any set of more than</w:t>
+      </w:r>
+      <w:r>
+        <w:t xml:space="preserve"> </w:t>
+      </w:r>
+      <m:oMath>
+        <m:r>
+          <m:t>N</m:t>
+        </m:r>
+        <m:r>
+          <m:rPr>
+            <m:sty m:val="p"/>
+          </m:rPr>
+          <m:t>/</m:t>
+        </m:r>
+        <m:r>
+          <m:t>2</m:t>
+        </m:r>
+      </m:oMath>
+      <w:r>
+        <w:t xml:space="preserve"> </w:t>
+      </w:r>
+      <w:r>
+        <w:t xml:space="preserve">nodes. The essential</w:t>
+      </w:r>
+      <w:r>
+        <w:t xml:space="preserve"> </w:t>
+      </w:r>
+      <w:r>
+        <w:rPr>
+          <w:bCs/>
+          <w:b/>
+        </w:rPr>
+        <w:t xml:space="preserve">intersection property</w:t>
+      </w:r>
+      <w:r>
+        <w:t xml:space="preserve">: any two majority quorums share at least one node.</w:t>
+      </w:r>
+      <w:r>
+        <w:t xml:space="preserve"> </w:t>
+      </w:r>
+      <w:r>
+        <w:rPr>
+          <w:iCs/>
+          <w:i/>
+        </w:rPr>
+        <w:t xml:space="preserve">(§26.4.1)</w:t>
+      </w:r>
+    </w:p>
     <w:bookmarkEnd w:id="36"/>
     <w:bookmarkStart w:id="37" w:name="r"/>
     <w:p>
@@ -14704,6 +18201,50 @@
           <w:bCs/>
           <w:b/>
         </w:rPr>
+        <w:t xml:space="preserve">Raft term</w:t>
+      </w:r>
+      <w:r>
+        <w:t xml:space="preserve"> </w:t>
+      </w:r>
+      <w:r>
+        <w:t xml:space="preserve">— A logical clock that divides time into consecutive, numbered periods. Each term begins with an election; if a candidate wins, it is the</w:t>
+      </w:r>
+      <w:r>
+        <w:t xml:space="preserve"> </w:t>
+      </w:r>
+      <w:r>
+        <w:rPr>
+          <w:bCs/>
+          <w:b/>
+        </w:rPr>
+        <w:t xml:space="preserve">leader</w:t>
+      </w:r>
+      <w:r>
+        <w:t xml:space="preserve"> </w:t>
+      </w:r>
+      <w:r>
+        <w:t xml:space="preserve">for the rest of the term, and there is at most one leader per term. Every RPC carries the sender’s term; a node that sees a higher term immediately adopts it and becomes a follower; a request with a lower term is rejected.</w:t>
+      </w:r>
+      <w:r>
+        <w:t xml:space="preserve"> </w:t>
+      </w:r>
+      <w:r>
+        <w:rPr>
+          <w:iCs/>
+          <w:i/>
+        </w:rPr>
+        <w:t xml:space="preserve">(§26.7.1)</w:t>
+      </w:r>
+    </w:p>
+    <w:p>
+      <w:pPr>
+        <w:pStyle w:val="BodyText"/>
+      </w:pPr>
+      <w:r>
+        <w:rPr>
+          <w:bCs/>
+          <w:b/>
+        </w:rPr>
         <w:t xml:space="preserve">Rate limiting</w:t>
       </w:r>
       <w:r>
@@ -14780,6 +18321,66 @@
           <w:bCs/>
           <w:b/>
         </w:rPr>
+        <w:t xml:space="preserve">Read repair and anti-entropy</w:t>
+      </w:r>
+      <w:r>
+        <w:t xml:space="preserve"> </w:t>
+      </w:r>
+      <w:r>
+        <w:t xml:space="preserve">—</w:t>
+      </w:r>
+      <w:r>
+        <w:t xml:space="preserve"> </w:t>
+      </w:r>
+      <w:r>
+        <w:rPr>
+          <w:bCs/>
+          <w:b/>
+        </w:rPr>
+        <w:t xml:space="preserve">Read repair</w:t>
+      </w:r>
+      <w:r>
+        <w:t xml:space="preserve"> </w:t>
+      </w:r>
+      <w:r>
+        <w:t xml:space="preserve">fixes stale replicas discovered while serving a read: the coordinator writes the newest version back to replicas that returned older ones.</w:t>
+      </w:r>
+      <w:r>
+        <w:t xml:space="preserve"> </w:t>
+      </w:r>
+      <w:r>
+        <w:rPr>
+          <w:bCs/>
+          <w:b/>
+        </w:rPr>
+        <w:t xml:space="preserve">Anti-entropy</w:t>
+      </w:r>
+      <w:r>
+        <w:t xml:space="preserve"> </w:t>
+      </w:r>
+      <w:r>
+        <w:t xml:space="preserve">is a background process that compares whole replicas, typically with Merkle trees, and copies the differences [DeCandia et al. 2007; Demers et al. 1987].</w:t>
+      </w:r>
+      <w:r>
+        <w:t xml:space="preserve"> </w:t>
+      </w:r>
+      <w:r>
+        <w:rPr>
+          <w:iCs/>
+          <w:i/>
+        </w:rPr>
+        <w:t xml:space="preserve">(§27.13.1)</w:t>
+      </w:r>
+    </w:p>
+    <w:p>
+      <w:pPr>
+        <w:pStyle w:val="BodyText"/>
+      </w:pPr>
+      <w:r>
+        <w:rPr>
+          <w:bCs/>
+          <w:b/>
+        </w:rPr>
         <w:t xml:space="preserve">Read-through</w:t>
       </w:r>
       <w:r>
@@ -14949,6 +18550,72 @@
           <w:i/>
         </w:rPr>
         <w:t xml:space="preserve">(§23.3.3)</w:t>
+      </w:r>
+    </w:p>
+    <w:p>
+      <w:pPr>
+        <w:pStyle w:val="BodyText"/>
+      </w:pPr>
+      <w:r>
+        <w:rPr>
+          <w:bCs/>
+          <w:b/>
+        </w:rPr>
+        <w:t xml:space="preserve">Reduce-side (sort-merge) join and broadcast (map-side) join</w:t>
+      </w:r>
+      <w:r>
+        <w:t xml:space="preserve"> </w:t>
+      </w:r>
+      <w:r>
+        <w:t xml:space="preserve">— In a</w:t>
+      </w:r>
+      <w:r>
+        <w:t xml:space="preserve"> </w:t>
+      </w:r>
+      <w:r>
+        <w:rPr>
+          <w:bCs/>
+          <w:b/>
+        </w:rPr>
+        <w:t xml:space="preserve">reduce-side join</w:t>
+      </w:r>
+      <w:r>
+        <w:t xml:space="preserve">, both inputs are mapped to</w:t>
+      </w:r>
+      <w:r>
+        <w:t xml:space="preserve"> </w:t>
+      </w:r>
+      <w:r>
+        <w:rPr>
+          <w:rStyle w:val="VerbatimChar"/>
+        </w:rPr>
+        <w:t xml:space="preserve">(join key, tagged record)</w:t>
+      </w:r>
+      <w:r>
+        <w:t xml:space="preserve">, shuffled so that all records with the same key meet at one reducer, sorted, and combined there. In a</w:t>
+      </w:r>
+      <w:r>
+        <w:t xml:space="preserve"> </w:t>
+      </w:r>
+      <w:r>
+        <w:rPr>
+          <w:bCs/>
+          <w:b/>
+        </w:rPr>
+        <w:t xml:space="preserve">broadcast join</w:t>
+      </w:r>
+      <w:r>
+        <w:t xml:space="preserve">, the smaller input is copied in full to every map task, loaded into an in-memory hash table, and each record of the larger input is joined locally by lookup, with no shuffle of the larger input.</w:t>
+      </w:r>
+      <w:r>
+        <w:t xml:space="preserve"> </w:t>
+      </w:r>
+      <w:r>
+        <w:rPr>
+          <w:iCs/>
+          <w:i/>
+        </w:rPr>
+        <w:t xml:space="preserve">(§29.4.4)</w:t>
       </w:r>
     </w:p>
     <w:p>
@@ -15392,6 +19059,123 @@
           <w:bCs/>
           <w:b/>
         </w:rPr>
+        <w:t xml:space="preserve">Replica recovery</w:t>
+      </w:r>
+      <w:r>
+        <w:t xml:space="preserve"> </w:t>
+      </w:r>
+      <w:r>
+        <w:t xml:space="preserve">— Returning a replica to full membership after a crash or replacement, by</w:t>
+      </w:r>
+      <w:r>
+        <w:t xml:space="preserve"> </w:t>
+      </w:r>
+      <w:r>
+        <w:rPr>
+          <w:bCs/>
+          <w:b/>
+        </w:rPr>
+        <w:t xml:space="preserve">log catch-up</w:t>
+      </w:r>
+      <w:r>
+        <w:t xml:space="preserve"> </w:t>
+      </w:r>
+      <w:r>
+        <w:t xml:space="preserve">(replaying missed log entries),</w:t>
+      </w:r>
+      <w:r>
+        <w:t xml:space="preserve"> </w:t>
+      </w:r>
+      <w:r>
+        <w:rPr>
+          <w:bCs/>
+          <w:b/>
+        </w:rPr>
+        <w:t xml:space="preserve">snapshot plus log</w:t>
+      </w:r>
+      <w:r>
+        <w:t xml:space="preserve"> </w:t>
+      </w:r>
+      <w:r>
+        <w:t xml:space="preserve">(installing a copy of the state, then replaying from the snapshot’s position) or</w:t>
+      </w:r>
+      <w:r>
+        <w:t xml:space="preserve"> </w:t>
+      </w:r>
+      <w:r>
+        <w:rPr>
+          <w:bCs/>
+          <w:b/>
+        </w:rPr>
+        <w:t xml:space="preserve">rebuild</w:t>
+      </w:r>
+      <w:r>
+        <w:t xml:space="preserve"> </w:t>
+      </w:r>
+      <w:r>
+        <w:t xml:space="preserve">(copying all data from peers).</w:t>
+      </w:r>
+      <w:r>
+        <w:t xml:space="preserve"> </w:t>
+      </w:r>
+      <w:r>
+        <w:rPr>
+          <w:iCs/>
+          <w:i/>
+        </w:rPr>
+        <w:t xml:space="preserve">(§27.12.1)</w:t>
+      </w:r>
+    </w:p>
+    <w:p>
+      <w:pPr>
+        <w:pStyle w:val="BodyText"/>
+      </w:pPr>
+      <w:r>
+        <w:rPr>
+          <w:bCs/>
+          <w:b/>
+        </w:rPr>
+        <w:t xml:space="preserve">Replicated state machine (RSM)</w:t>
+      </w:r>
+      <w:r>
+        <w:t xml:space="preserve"> </w:t>
+      </w:r>
+      <w:r>
+        <w:t xml:space="preserve">— A service implemented as a deterministic state machine that is copied onto several nodes. Each node applies the same sequence of commands, taken from a replicated</w:t>
+      </w:r>
+      <w:r>
+        <w:t xml:space="preserve"> </w:t>
+      </w:r>
+      <w:r>
+        <w:rPr>
+          <w:bCs/>
+          <w:b/>
+        </w:rPr>
+        <w:t xml:space="preserve">log</w:t>
+      </w:r>
+      <w:r>
+        <w:t xml:space="preserve">, in the same order, so every node passes through the same sequence of states and produces the same outputs [Schneider 1990].</w:t>
+      </w:r>
+      <w:r>
+        <w:t xml:space="preserve"> </w:t>
+      </w:r>
+      <w:r>
+        <w:rPr>
+          <w:iCs/>
+          <w:i/>
+        </w:rPr>
+        <w:t xml:space="preserve">(§26.3.2)</w:t>
+      </w:r>
+    </w:p>
+    <w:p>
+      <w:pPr>
+        <w:pStyle w:val="BodyText"/>
+      </w:pPr>
+      <w:r>
+        <w:rPr>
+          <w:bCs/>
+          <w:b/>
+        </w:rPr>
         <w:t xml:space="preserve">Replication</w:t>
       </w:r>
       <w:r>
@@ -15661,6 +19445,226 @@
           <w:i/>
         </w:rPr>
         <w:t xml:space="preserve">(§14.4.1)</w:t>
+      </w:r>
+    </w:p>
+    <w:p>
+      <w:pPr>
+        <w:pStyle w:val="BodyText"/>
+      </w:pPr>
+      <w:r>
+        <w:rPr>
+          <w:bCs/>
+          <w:b/>
+        </w:rPr>
+        <w:t xml:space="preserve">Replication strategy</w:t>
+      </w:r>
+      <w:r>
+        <w:t xml:space="preserve"> </w:t>
+      </w:r>
+      <w:r>
+        <w:t xml:space="preserve">— The rule that decides</w:t>
+      </w:r>
+      <w:r>
+        <w:t xml:space="preserve"> </w:t>
+      </w:r>
+      <w:r>
+        <w:rPr>
+          <w:iCs/>
+          <w:i/>
+        </w:rPr>
+        <w:t xml:space="preserve">which</w:t>
+      </w:r>
+      <w:r>
+        <w:t xml:space="preserve"> </w:t>
+      </w:r>
+      <w:r>
+        <w:t xml:space="preserve">replicas may accept a write,</w:t>
+      </w:r>
+      <w:r>
+        <w:t xml:space="preserve"> </w:t>
+      </w:r>
+      <w:r>
+        <w:rPr>
+          <w:iCs/>
+          <w:i/>
+        </w:rPr>
+        <w:t xml:space="preserve">in what order</w:t>
+      </w:r>
+      <w:r>
+        <w:t xml:space="preserve"> </w:t>
+      </w:r>
+      <w:r>
+        <w:t xml:space="preserve">the replicas apply writes, and</w:t>
+      </w:r>
+      <w:r>
+        <w:t xml:space="preserve"> </w:t>
+      </w:r>
+      <w:r>
+        <w:rPr>
+          <w:iCs/>
+          <w:i/>
+        </w:rPr>
+        <w:t xml:space="preserve">when</w:t>
+      </w:r>
+      <w:r>
+        <w:t xml:space="preserve"> </w:t>
+      </w:r>
+      <w:r>
+        <w:t xml:space="preserve">a write counts as done. The five families are</w:t>
+      </w:r>
+      <w:r>
+        <w:t xml:space="preserve"> </w:t>
+      </w:r>
+      <w:r>
+        <w:rPr>
+          <w:bCs/>
+          <w:b/>
+        </w:rPr>
+        <w:t xml:space="preserve">primary–backup</w:t>
+      </w:r>
+      <w:r>
+        <w:t xml:space="preserve">,</w:t>
+      </w:r>
+      <w:r>
+        <w:t xml:space="preserve"> </w:t>
+      </w:r>
+      <w:r>
+        <w:rPr>
+          <w:bCs/>
+          <w:b/>
+        </w:rPr>
+        <w:t xml:space="preserve">chain replication</w:t>
+      </w:r>
+      <w:r>
+        <w:t xml:space="preserve">,</w:t>
+      </w:r>
+      <w:r>
+        <w:t xml:space="preserve"> </w:t>
+      </w:r>
+      <w:r>
+        <w:rPr>
+          <w:bCs/>
+          <w:b/>
+        </w:rPr>
+        <w:t xml:space="preserve">multi-leader</w:t>
+      </w:r>
+      <w:r>
+        <w:t xml:space="preserve">,</w:t>
+      </w:r>
+      <w:r>
+        <w:t xml:space="preserve"> </w:t>
+      </w:r>
+      <w:r>
+        <w:rPr>
+          <w:bCs/>
+          <w:b/>
+        </w:rPr>
+        <w:t xml:space="preserve">leaderless</w:t>
+      </w:r>
+      <w:r>
+        <w:t xml:space="preserve"> </w:t>
+      </w:r>
+      <w:r>
+        <w:t xml:space="preserve">and</w:t>
+      </w:r>
+      <w:r>
+        <w:t xml:space="preserve"> </w:t>
+      </w:r>
+      <w:r>
+        <w:rPr>
+          <w:bCs/>
+          <w:b/>
+        </w:rPr>
+        <w:t xml:space="preserve">consensus-based</w:t>
+      </w:r>
+      <w:r>
+        <w:t xml:space="preserve"> </w:t>
+      </w:r>
+      <w:r>
+        <w:t xml:space="preserve">replication.</w:t>
+      </w:r>
+      <w:r>
+        <w:t xml:space="preserve"> </w:t>
+      </w:r>
+      <w:r>
+        <w:rPr>
+          <w:iCs/>
+          <w:i/>
+        </w:rPr>
+        <w:t xml:space="preserve">(§27.3.1)</w:t>
+      </w:r>
+    </w:p>
+    <w:p>
+      <w:pPr>
+        <w:pStyle w:val="BodyText"/>
+      </w:pPr>
+      <w:r>
+        <w:rPr>
+          <w:bCs/>
+          <w:b/>
+        </w:rPr>
+        <w:t xml:space="preserve">Replication topology</w:t>
+      </w:r>
+      <w:r>
+        <w:t xml:space="preserve"> </w:t>
+      </w:r>
+      <w:r>
+        <w:t xml:space="preserve">— The graph along which leaders forward writes to each other: a</w:t>
+      </w:r>
+      <w:r>
+        <w:t xml:space="preserve"> </w:t>
+      </w:r>
+      <w:r>
+        <w:rPr>
+          <w:bCs/>
+          <w:b/>
+        </w:rPr>
+        <w:t xml:space="preserve">circular</w:t>
+      </w:r>
+      <w:r>
+        <w:t xml:space="preserve"> </w:t>
+      </w:r>
+      <w:r>
+        <w:t xml:space="preserve">ring, a</w:t>
+      </w:r>
+      <w:r>
+        <w:t xml:space="preserve"> </w:t>
+      </w:r>
+      <w:r>
+        <w:rPr>
+          <w:bCs/>
+          <w:b/>
+        </w:rPr>
+        <w:t xml:space="preserve">star</w:t>
+      </w:r>
+      <w:r>
+        <w:t xml:space="preserve"> </w:t>
+      </w:r>
+      <w:r>
+        <w:t xml:space="preserve">with a hub, or</w:t>
+      </w:r>
+      <w:r>
+        <w:t xml:space="preserve"> </w:t>
+      </w:r>
+      <w:r>
+        <w:rPr>
+          <w:bCs/>
+          <w:b/>
+        </w:rPr>
+        <w:t xml:space="preserve">all-to-all</w:t>
+      </w:r>
+      <w:r>
+        <w:t xml:space="preserve">.</w:t>
+      </w:r>
+      <w:r>
+        <w:t xml:space="preserve"> </w:t>
+      </w:r>
+      <w:r>
+        <w:rPr>
+          <w:iCs/>
+          <w:i/>
+        </w:rPr>
+        <w:t xml:space="preserve">(§27.6.1)</w:t>
       </w:r>
     </w:p>
     <w:p>
@@ -15889,6 +19893,96 @@
           <w:i/>
         </w:rPr>
         <w:t xml:space="preserve">(§17.12.1)</w:t>
+      </w:r>
+    </w:p>
+    <w:p>
+      <w:pPr>
+        <w:pStyle w:val="BodyText"/>
+      </w:pPr>
+      <w:r>
+        <w:rPr>
+          <w:bCs/>
+          <w:b/>
+        </w:rPr>
+        <w:t xml:space="preserve">Resilient Distributed Dataset (RDD)</w:t>
+      </w:r>
+      <w:r>
+        <w:t xml:space="preserve"> </w:t>
+      </w:r>
+      <w:r>
+        <w:t xml:space="preserve">— A read-only, partitioned collection of records that can be created only by deterministic operations (</w:t>
+      </w:r>
+      <w:r>
+        <w:rPr>
+          <w:bCs/>
+          <w:b/>
+        </w:rPr>
+        <w:t xml:space="preserve">transformations</w:t>
+      </w:r>
+      <w:r>
+        <w:t xml:space="preserve"> </w:t>
+      </w:r>
+      <w:r>
+        <w:t xml:space="preserve">such as</w:t>
+      </w:r>
+      <w:r>
+        <w:t xml:space="preserve"> </w:t>
+      </w:r>
+      <w:r>
+        <w:rPr>
+          <w:rStyle w:val="VerbatimChar"/>
+        </w:rPr>
+        <w:t xml:space="preserve">map</w:t>
+      </w:r>
+      <w:r>
+        <w:t xml:space="preserve">,</w:t>
+      </w:r>
+      <w:r>
+        <w:t xml:space="preserve"> </w:t>
+      </w:r>
+      <w:r>
+        <w:rPr>
+          <w:rStyle w:val="VerbatimChar"/>
+        </w:rPr>
+        <w:t xml:space="preserve">filter</w:t>
+      </w:r>
+      <w:r>
+        <w:t xml:space="preserve">,</w:t>
+      </w:r>
+      <w:r>
+        <w:t xml:space="preserve"> </w:t>
+      </w:r>
+      <w:r>
+        <w:rPr>
+          <w:rStyle w:val="VerbatimChar"/>
+        </w:rPr>
+        <w:t xml:space="preserve">join</w:t>
+      </w:r>
+      <w:r>
+        <w:t xml:space="preserve">) on stable storage or on other RDDs. Each RDD records its</w:t>
+      </w:r>
+      <w:r>
+        <w:t xml:space="preserve"> </w:t>
+      </w:r>
+      <w:r>
+        <w:rPr>
+          <w:bCs/>
+          <w:b/>
+        </w:rPr>
+        <w:t xml:space="preserve">lineage</w:t>
+      </w:r>
+      <w:r>
+        <w:t xml:space="preserve">, the graph of transformations that produced it, so a lost partition can be recomputed from its parents instead of being restored from a replica [Zaharia et al. 2012].</w:t>
+      </w:r>
+      <w:r>
+        <w:t xml:space="preserve"> </w:t>
+      </w:r>
+      <w:r>
+        <w:rPr>
+          <w:iCs/>
+          <w:i/>
+        </w:rPr>
+        <w:t xml:space="preserve">(§29.5.1)</w:t>
       </w:r>
     </w:p>
     <w:p>
@@ -16319,6 +20413,276 @@
           <w:bCs/>
           <w:b/>
         </w:rPr>
+        <w:t xml:space="preserve">Saga</w:t>
+      </w:r>
+      <w:r>
+        <w:t xml:space="preserve"> </w:t>
+      </w:r>
+      <w:r>
+        <w:t xml:space="preserve">— A long-lived transaction written as a sequence of local transactions</w:t>
+      </w:r>
+      <w:r>
+        <w:t xml:space="preserve"> </w:t>
+      </w:r>
+      <m:oMath>
+        <m:sSub>
+          <m:e>
+            <m:r>
+              <m:t>T</m:t>
+            </m:r>
+          </m:e>
+          <m:sub>
+            <m:r>
+              <m:t>1</m:t>
+            </m:r>
+          </m:sub>
+        </m:sSub>
+        <m:r>
+          <m:rPr>
+            <m:sty m:val="p"/>
+          </m:rPr>
+          <m:t>,</m:t>
+        </m:r>
+        <m:sSub>
+          <m:e>
+            <m:r>
+              <m:t>T</m:t>
+            </m:r>
+          </m:e>
+          <m:sub>
+            <m:r>
+              <m:t>2</m:t>
+            </m:r>
+          </m:sub>
+        </m:sSub>
+        <m:r>
+          <m:rPr>
+            <m:sty m:val="p"/>
+          </m:rPr>
+          <m:t>,</m:t>
+        </m:r>
+        <m:r>
+          <m:rPr>
+            <m:sty m:val="p"/>
+          </m:rPr>
+          <m:t>…</m:t>
+        </m:r>
+        <m:r>
+          <m:rPr>
+            <m:sty m:val="p"/>
+          </m:rPr>
+          <m:t>,</m:t>
+        </m:r>
+        <m:sSub>
+          <m:e>
+            <m:r>
+              <m:t>T</m:t>
+            </m:r>
+          </m:e>
+          <m:sub>
+            <m:r>
+              <m:t>n</m:t>
+            </m:r>
+          </m:sub>
+        </m:sSub>
+      </m:oMath>
+      <w:r>
+        <w:t xml:space="preserve">, each committed independently, where each</w:t>
+      </w:r>
+      <w:r>
+        <w:t xml:space="preserve"> </w:t>
+      </w:r>
+      <m:oMath>
+        <m:sSub>
+          <m:e>
+            <m:r>
+              <m:t>T</m:t>
+            </m:r>
+          </m:e>
+          <m:sub>
+            <m:r>
+              <m:t>i</m:t>
+            </m:r>
+          </m:sub>
+        </m:sSub>
+      </m:oMath>
+      <w:r>
+        <w:t xml:space="preserve"> </w:t>
+      </w:r>
+      <w:r>
+        <w:t xml:space="preserve">has a</w:t>
+      </w:r>
+      <w:r>
+        <w:t xml:space="preserve"> </w:t>
+      </w:r>
+      <w:r>
+        <w:rPr>
+          <w:bCs/>
+          <w:b/>
+        </w:rPr>
+        <w:t xml:space="preserve">compensating transaction</w:t>
+      </w:r>
+      <w:r>
+        <w:t xml:space="preserve"> </w:t>
+      </w:r>
+      <m:oMath>
+        <m:sSub>
+          <m:e>
+            <m:r>
+              <m:t>C</m:t>
+            </m:r>
+          </m:e>
+          <m:sub>
+            <m:r>
+              <m:t>i</m:t>
+            </m:r>
+          </m:sub>
+        </m:sSub>
+      </m:oMath>
+      <w:r>
+        <w:t xml:space="preserve"> </w:t>
+      </w:r>
+      <w:r>
+        <w:t xml:space="preserve">that semantically undoes it. Either</w:t>
+      </w:r>
+      <w:r>
+        <w:t xml:space="preserve"> </w:t>
+      </w:r>
+      <m:oMath>
+        <m:sSub>
+          <m:e>
+            <m:r>
+              <m:t>T</m:t>
+            </m:r>
+          </m:e>
+          <m:sub>
+            <m:r>
+              <m:t>1</m:t>
+            </m:r>
+          </m:sub>
+        </m:sSub>
+        <m:r>
+          <m:rPr>
+            <m:sty m:val="p"/>
+          </m:rPr>
+          <m:t>…</m:t>
+        </m:r>
+        <m:sSub>
+          <m:e>
+            <m:r>
+              <m:t>T</m:t>
+            </m:r>
+          </m:e>
+          <m:sub>
+            <m:r>
+              <m:t>n</m:t>
+            </m:r>
+          </m:sub>
+        </m:sSub>
+      </m:oMath>
+      <w:r>
+        <w:t xml:space="preserve"> </w:t>
+      </w:r>
+      <w:r>
+        <w:t xml:space="preserve">all complete, or</w:t>
+      </w:r>
+      <w:r>
+        <w:t xml:space="preserve"> </w:t>
+      </w:r>
+      <m:oMath>
+        <m:sSub>
+          <m:e>
+            <m:r>
+              <m:t>T</m:t>
+            </m:r>
+          </m:e>
+          <m:sub>
+            <m:r>
+              <m:t>1</m:t>
+            </m:r>
+          </m:sub>
+        </m:sSub>
+        <m:r>
+          <m:rPr>
+            <m:sty m:val="p"/>
+          </m:rPr>
+          <m:t>…</m:t>
+        </m:r>
+        <m:sSub>
+          <m:e>
+            <m:r>
+              <m:t>T</m:t>
+            </m:r>
+          </m:e>
+          <m:sub>
+            <m:r>
+              <m:t>j</m:t>
+            </m:r>
+          </m:sub>
+        </m:sSub>
+        <m:r>
+          <m:rPr>
+            <m:sty m:val="p"/>
+          </m:rPr>
+          <m:t>,</m:t>
+        </m:r>
+        <m:sSub>
+          <m:e>
+            <m:r>
+              <m:t>C</m:t>
+            </m:r>
+          </m:e>
+          <m:sub>
+            <m:r>
+              <m:t>j</m:t>
+            </m:r>
+          </m:sub>
+        </m:sSub>
+        <m:r>
+          <m:rPr>
+            <m:sty m:val="p"/>
+          </m:rPr>
+          <m:t>…</m:t>
+        </m:r>
+        <m:sSub>
+          <m:e>
+            <m:r>
+              <m:t>C</m:t>
+            </m:r>
+          </m:e>
+          <m:sub>
+            <m:r>
+              <m:t>1</m:t>
+            </m:r>
+          </m:sub>
+        </m:sSub>
+      </m:oMath>
+      <w:r>
+        <w:t xml:space="preserve"> </w:t>
+      </w:r>
+      <w:r>
+        <w:t xml:space="preserve">run [Garcia-Molina and Salem 1987].</w:t>
+      </w:r>
+      <w:r>
+        <w:t xml:space="preserve"> </w:t>
+      </w:r>
+      <w:r>
+        <w:rPr>
+          <w:iCs/>
+          <w:i/>
+        </w:rPr>
+        <w:t xml:space="preserve">(§28.6)</w:t>
+      </w:r>
+    </w:p>
+    <w:p>
+      <w:pPr>
+        <w:pStyle w:val="BodyText"/>
+      </w:pPr>
+      <w:r>
+        <w:rPr>
+          <w:bCs/>
+          <w:b/>
+        </w:rPr>
         <w:t xml:space="preserve">Scalability</w:t>
       </w:r>
       <w:r>
@@ -16838,6 +21202,84 @@
           <w:bCs/>
           <w:b/>
         </w:rPr>
+        <w:t xml:space="preserve">Sequential consistency</w:t>
+      </w:r>
+      <w:r>
+        <w:t xml:space="preserve"> </w:t>
+      </w:r>
+      <w:r>
+        <w:t xml:space="preserve">— A history is</w:t>
+      </w:r>
+      <w:r>
+        <w:t xml:space="preserve"> </w:t>
+      </w:r>
+      <w:r>
+        <w:rPr>
+          <w:bCs/>
+          <w:b/>
+        </w:rPr>
+        <w:t xml:space="preserve">sequentially consistent</w:t>
+      </w:r>
+      <w:r>
+        <w:t xml:space="preserve"> </w:t>
+      </w:r>
+      <w:r>
+        <w:t xml:space="preserve">if there is a single total order of all operations that is a legal sequential history of the objects and that respects each client’s</w:t>
+      </w:r>
+      <w:r>
+        <w:t xml:space="preserve"> </w:t>
+      </w:r>
+      <w:r>
+        <w:rPr>
+          <w:bCs/>
+          <w:b/>
+        </w:rPr>
+        <w:t xml:space="preserve">program order</w:t>
+      </w:r>
+      <w:r>
+        <w:t xml:space="preserve"> </w:t>
+      </w:r>
+      <w:r>
+        <w:t xml:space="preserve">(the order in which that client issued its own operations). In Lamport’s words,</w:t>
+      </w:r>
+      <w:r>
+        <w:t xml:space="preserve"> </w:t>
+      </w:r>
+      <w:r>
+        <w:t xml:space="preserve">“</w:t>
+      </w:r>
+      <w:r>
+        <w:t xml:space="preserve">the result of any execution is the same as if the operations of all the processors were executed in some sequential order, and the operations of each individual processor appear in this sequence in the order specified by its program</w:t>
+      </w:r>
+      <w:r>
+        <w:t xml:space="preserve">”</w:t>
+      </w:r>
+      <w:r>
+        <w:t xml:space="preserve"> </w:t>
+      </w:r>
+      <w:r>
+        <w:t xml:space="preserve">[Lamport 1979].</w:t>
+      </w:r>
+      <w:r>
+        <w:t xml:space="preserve"> </w:t>
+      </w:r>
+      <w:r>
+        <w:rPr>
+          <w:iCs/>
+          <w:i/>
+        </w:rPr>
+        <w:t xml:space="preserve">(§25.4.1)</w:t>
+      </w:r>
+    </w:p>
+    <w:p>
+      <w:pPr>
+        <w:pStyle w:val="BodyText"/>
+      </w:pPr>
+      <w:r>
+        <w:rPr>
+          <w:bCs/>
+          <w:b/>
+        </w:rPr>
         <w:t xml:space="preserve">Serialization (encoding)</w:t>
       </w:r>
       <w:r>
@@ -17023,6 +21465,215 @@
           <w:i/>
         </w:rPr>
         <w:t xml:space="preserve">(§19.6)</w:t>
+      </w:r>
+    </w:p>
+    <w:p>
+      <w:pPr>
+        <w:pStyle w:val="BodyText"/>
+      </w:pPr>
+      <w:r>
+        <w:rPr>
+          <w:bCs/>
+          <w:b/>
+        </w:rPr>
+        <w:t xml:space="preserve">Session guarantees</w:t>
+      </w:r>
+      <w:r>
+        <w:t xml:space="preserve"> </w:t>
+      </w:r>
+      <w:r>
+        <w:t xml:space="preserve">—</w:t>
+      </w:r>
+      <w:r>
+        <w:t xml:space="preserve"> </w:t>
+      </w:r>
+      <w:r>
+        <w:rPr>
+          <w:bCs/>
+          <w:b/>
+        </w:rPr>
+        <w:t xml:space="preserve">Read-your-writes (RYW):</w:t>
+      </w:r>
+      <w:r>
+        <w:t xml:space="preserve"> </w:t>
+      </w:r>
+      <w:r>
+        <w:t xml:space="preserve">if a session writes</w:t>
+      </w:r>
+      <w:r>
+        <w:t xml:space="preserve"> </w:t>
+      </w:r>
+      <m:oMath>
+        <m:r>
+          <m:t>w</m:t>
+        </m:r>
+      </m:oMath>
+      <w:r>
+        <w:t xml:space="preserve"> </w:t>
+      </w:r>
+      <w:r>
+        <w:t xml:space="preserve">and later reads, the read reflects</w:t>
+      </w:r>
+      <w:r>
+        <w:t xml:space="preserve"> </w:t>
+      </w:r>
+      <m:oMath>
+        <m:r>
+          <m:t>w</m:t>
+        </m:r>
+      </m:oMath>
+      <w:r>
+        <w:t xml:space="preserve"> </w:t>
+      </w:r>
+      <w:r>
+        <w:t xml:space="preserve">(or a later write).</w:t>
+      </w:r>
+      <w:r>
+        <w:t xml:space="preserve"> </w:t>
+      </w:r>
+      <w:r>
+        <w:rPr>
+          <w:bCs/>
+          <w:b/>
+        </w:rPr>
+        <w:t xml:space="preserve">Monotonic reads (MR):</w:t>
+      </w:r>
+      <w:r>
+        <w:t xml:space="preserve"> </w:t>
+      </w:r>
+      <w:r>
+        <w:t xml:space="preserve">if a session reads a value reflecting a set of writes, later reads reflect at least that set; the session never sees time go backwards.</w:t>
+      </w:r>
+      <w:r>
+        <w:t xml:space="preserve"> </w:t>
+      </w:r>
+      <w:r>
+        <w:rPr>
+          <w:bCs/>
+          <w:b/>
+        </w:rPr>
+        <w:t xml:space="preserve">Monotonic writes (MW):</w:t>
+      </w:r>
+      <w:r>
+        <w:t xml:space="preserve"> </w:t>
+      </w:r>
+      <w:r>
+        <w:t xml:space="preserve">a session’s writes are applied at every replica in the order the session issued them.</w:t>
+      </w:r>
+      <w:r>
+        <w:t xml:space="preserve"> </w:t>
+      </w:r>
+      <w:r>
+        <w:rPr>
+          <w:bCs/>
+          <w:b/>
+        </w:rPr>
+        <w:t xml:space="preserve">Writes-follow-reads (WFR):</w:t>
+      </w:r>
+      <w:r>
+        <w:t xml:space="preserve"> </w:t>
+      </w:r>
+      <w:r>
+        <w:t xml:space="preserve">if a session reads a value produced by write</w:t>
+      </w:r>
+      <w:r>
+        <w:t xml:space="preserve"> </w:t>
+      </w:r>
+      <m:oMath>
+        <m:sSub>
+          <m:e>
+            <m:r>
+              <m:t>w</m:t>
+            </m:r>
+          </m:e>
+          <m:sub>
+            <m:r>
+              <m:t>1</m:t>
+            </m:r>
+          </m:sub>
+        </m:sSub>
+      </m:oMath>
+      <w:r>
+        <w:t xml:space="preserve"> </w:t>
+      </w:r>
+      <w:r>
+        <w:t xml:space="preserve">and then writes</w:t>
+      </w:r>
+      <w:r>
+        <w:t xml:space="preserve"> </w:t>
+      </w:r>
+      <m:oMath>
+        <m:sSub>
+          <m:e>
+            <m:r>
+              <m:t>w</m:t>
+            </m:r>
+          </m:e>
+          <m:sub>
+            <m:r>
+              <m:t>2</m:t>
+            </m:r>
+          </m:sub>
+        </m:sSub>
+      </m:oMath>
+      <w:r>
+        <w:t xml:space="preserve">, every replica applies</w:t>
+      </w:r>
+      <w:r>
+        <w:t xml:space="preserve"> </w:t>
+      </w:r>
+      <m:oMath>
+        <m:sSub>
+          <m:e>
+            <m:r>
+              <m:t>w</m:t>
+            </m:r>
+          </m:e>
+          <m:sub>
+            <m:r>
+              <m:t>1</m:t>
+            </m:r>
+          </m:sub>
+        </m:sSub>
+      </m:oMath>
+      <w:r>
+        <w:t xml:space="preserve"> </w:t>
+      </w:r>
+      <w:r>
+        <w:t xml:space="preserve">before</w:t>
+      </w:r>
+      <w:r>
+        <w:t xml:space="preserve"> </w:t>
+      </w:r>
+      <m:oMath>
+        <m:sSub>
+          <m:e>
+            <m:r>
+              <m:t>w</m:t>
+            </m:r>
+          </m:e>
+          <m:sub>
+            <m:r>
+              <m:t>2</m:t>
+            </m:r>
+          </m:sub>
+        </m:sSub>
+      </m:oMath>
+      <w:r>
+        <w:t xml:space="preserve"> </w:t>
+      </w:r>
+      <w:r>
+        <w:t xml:space="preserve">(the new write is ordered after what the session saw).</w:t>
+      </w:r>
+      <w:r>
+        <w:t xml:space="preserve"> </w:t>
+      </w:r>
+      <w:r>
+        <w:rPr>
+          <w:iCs/>
+          <w:i/>
+        </w:rPr>
+        <w:t xml:space="preserve">(§25.6.1)</w:t>
       </w:r>
     </w:p>
     <w:p>
@@ -17210,6 +21861,34 @@
           <w:bCs/>
           <w:b/>
         </w:rPr>
+        <w:t xml:space="preserve">Shuffle</w:t>
+      </w:r>
+      <w:r>
+        <w:t xml:space="preserve"> </w:t>
+      </w:r>
+      <w:r>
+        <w:t xml:space="preserve">— The all-to-all redistribution of intermediate data between two stages, in which every task of the producing stage writes its output partitioned by key and every task of the consuming stage reads its partition from every producer. It costs serialization, local disk writes and reads, and network transfer, and it is a barrier between stages.</w:t>
+      </w:r>
+      <w:r>
+        <w:t xml:space="preserve"> </w:t>
+      </w:r>
+      <w:r>
+        <w:rPr>
+          <w:iCs/>
+          <w:i/>
+        </w:rPr>
+        <w:t xml:space="preserve">(§29.6.2)</w:t>
+      </w:r>
+    </w:p>
+    <w:p>
+      <w:pPr>
+        <w:pStyle w:val="BodyText"/>
+      </w:pPr>
+      <w:r>
+        <w:rPr>
+          <w:bCs/>
+          <w:b/>
+        </w:rPr>
         <w:t xml:space="preserve">SIMD (single instruction, multiple data)</w:t>
       </w:r>
       <w:r>
@@ -17313,6 +21992,98 @@
           <w:i/>
         </w:rPr>
         <w:t xml:space="preserve">(§5.3.6)</w:t>
+      </w:r>
+    </w:p>
+    <w:p>
+      <w:pPr>
+        <w:pStyle w:val="BodyText"/>
+      </w:pPr>
+      <w:r>
+        <w:rPr>
+          <w:bCs/>
+          <w:b/>
+        </w:rPr>
+        <w:t xml:space="preserve">Single-decree (basic) Paxos</w:t>
+      </w:r>
+      <w:r>
+        <w:t xml:space="preserve"> </w:t>
+      </w:r>
+      <w:r>
+        <w:t xml:space="preserve">— A consensus algorithm in which</w:t>
+      </w:r>
+      <w:r>
+        <w:t xml:space="preserve"> </w:t>
+      </w:r>
+      <w:r>
+        <w:rPr>
+          <w:bCs/>
+          <w:b/>
+        </w:rPr>
+        <w:t xml:space="preserve">proposers</w:t>
+      </w:r>
+      <w:r>
+        <w:t xml:space="preserve"> </w:t>
+      </w:r>
+      <w:r>
+        <w:t xml:space="preserve">suggest values,</w:t>
+      </w:r>
+      <w:r>
+        <w:t xml:space="preserve"> </w:t>
+      </w:r>
+      <w:r>
+        <w:rPr>
+          <w:bCs/>
+          <w:b/>
+        </w:rPr>
+        <w:t xml:space="preserve">acceptors</w:t>
+      </w:r>
+      <w:r>
+        <w:t xml:space="preserve"> </w:t>
+      </w:r>
+      <w:r>
+        <w:t xml:space="preserve">vote on them and</w:t>
+      </w:r>
+      <w:r>
+        <w:t xml:space="preserve"> </w:t>
+      </w:r>
+      <w:r>
+        <w:rPr>
+          <w:bCs/>
+          <w:b/>
+        </w:rPr>
+        <w:t xml:space="preserve">learners</w:t>
+      </w:r>
+      <w:r>
+        <w:t xml:space="preserve"> </w:t>
+      </w:r>
+      <w:r>
+        <w:t xml:space="preserve">find out the decided value. A value is</w:t>
+      </w:r>
+      <w:r>
+        <w:t xml:space="preserve"> </w:t>
+      </w:r>
+      <w:r>
+        <w:rPr>
+          <w:bCs/>
+          <w:b/>
+        </w:rPr>
+        <w:t xml:space="preserve">chosen</w:t>
+      </w:r>
+      <w:r>
+        <w:t xml:space="preserve"> </w:t>
+      </w:r>
+      <w:r>
+        <w:t xml:space="preserve">when a majority of acceptors has accepted it with the same proposal number. Paxos guarantees safety under any message delays, loss or reordering, and makes progress whenever one proposer can run both phases without interference from another.</w:t>
+      </w:r>
+      <w:r>
+        <w:t xml:space="preserve"> </w:t>
+      </w:r>
+      <w:r>
+        <w:rPr>
+          <w:iCs/>
+          <w:i/>
+        </w:rPr>
+        <w:t xml:space="preserve">(§26.6.1)</w:t>
       </w:r>
     </w:p>
     <w:p>
@@ -17607,6 +22378,118 @@
           <w:bCs/>
           <w:b/>
         </w:rPr>
+        <w:t xml:space="preserve">Sloppy quorum and hinted handoff</w:t>
+      </w:r>
+      <w:r>
+        <w:t xml:space="preserve"> </w:t>
+      </w:r>
+      <w:r>
+        <w:t xml:space="preserve">— In a</w:t>
+      </w:r>
+      <w:r>
+        <w:t xml:space="preserve"> </w:t>
+      </w:r>
+      <w:r>
+        <w:rPr>
+          <w:bCs/>
+          <w:b/>
+        </w:rPr>
+        <w:t xml:space="preserve">sloppy quorum</w:t>
+      </w:r>
+      <w:r>
+        <w:t xml:space="preserve">, a write that cannot reach</w:t>
+      </w:r>
+      <w:r>
+        <w:t xml:space="preserve"> </w:t>
+      </w:r>
+      <m:oMath>
+        <m:r>
+          <m:t>W</m:t>
+        </m:r>
+      </m:oMath>
+      <w:r>
+        <w:t xml:space="preserve"> </w:t>
+      </w:r>
+      <w:r>
+        <w:t xml:space="preserve">of a key’s</w:t>
+      </w:r>
+      <w:r>
+        <w:t xml:space="preserve"> </w:t>
+      </w:r>
+      <m:oMath>
+        <m:r>
+          <m:t>N</m:t>
+        </m:r>
+      </m:oMath>
+      <w:r>
+        <w:t xml:space="preserve"> </w:t>
+      </w:r>
+      <w:r>
+        <w:t xml:space="preserve">home replicas is accepted by the next healthy nodes on the ring instead, and still counts toward</w:t>
+      </w:r>
+      <w:r>
+        <w:t xml:space="preserve"> </w:t>
+      </w:r>
+      <m:oMath>
+        <m:r>
+          <m:t>W</m:t>
+        </m:r>
+      </m:oMath>
+      <w:r>
+        <w:t xml:space="preserve">. Each stand-in stores the write with a</w:t>
+      </w:r>
+      <w:r>
+        <w:t xml:space="preserve"> </w:t>
+      </w:r>
+      <w:r>
+        <w:rPr>
+          <w:bCs/>
+          <w:b/>
+        </w:rPr>
+        <w:t xml:space="preserve">hint</w:t>
+      </w:r>
+      <w:r>
+        <w:t xml:space="preserve"> </w:t>
+      </w:r>
+      <w:r>
+        <w:t xml:space="preserve">naming the intended home replica and</w:t>
+      </w:r>
+      <w:r>
+        <w:t xml:space="preserve"> </w:t>
+      </w:r>
+      <w:r>
+        <w:rPr>
+          <w:bCs/>
+          <w:b/>
+        </w:rPr>
+        <w:t xml:space="preserve">hands it off</w:t>
+      </w:r>
+      <w:r>
+        <w:t xml:space="preserve"> </w:t>
+      </w:r>
+      <w:r>
+        <w:t xml:space="preserve">when that replica recovers [DeCandia et al. 2007].</w:t>
+      </w:r>
+      <w:r>
+        <w:t xml:space="preserve"> </w:t>
+      </w:r>
+      <w:r>
+        <w:rPr>
+          <w:iCs/>
+          <w:i/>
+        </w:rPr>
+        <w:t xml:space="preserve">(§27.9.1)</w:t>
+      </w:r>
+    </w:p>
+    <w:p>
+      <w:pPr>
+        <w:pStyle w:val="BodyText"/>
+      </w:pPr>
+      <w:r>
+        <w:rPr>
+          <w:bCs/>
+          <w:b/>
+        </w:rPr>
         <w:t xml:space="preserve">Slotted page</w:t>
       </w:r>
       <w:r>
@@ -17986,6 +22869,34 @@
           <w:bCs/>
           <w:b/>
         </w:rPr>
+        <w:t xml:space="preserve">Split brain</w:t>
+      </w:r>
+      <w:r>
+        <w:t xml:space="preserve"> </w:t>
+      </w:r>
+      <w:r>
+        <w:t xml:space="preserve">— A failure in which two or more parts of a cluster each believe they are the authoritative primary (or leader) and accept conflicting writes, so the system’s state diverges.</w:t>
+      </w:r>
+      <w:r>
+        <w:t xml:space="preserve"> </w:t>
+      </w:r>
+      <w:r>
+        <w:rPr>
+          <w:iCs/>
+          <w:i/>
+        </w:rPr>
+        <w:t xml:space="preserve">(§26.12.1)</w:t>
+      </w:r>
+    </w:p>
+    <w:p>
+      <w:pPr>
+        <w:pStyle w:val="BodyText"/>
+      </w:pPr>
+      <w:r>
+        <w:rPr>
+          <w:bCs/>
+          <w:b/>
+        </w:rPr>
         <w:t xml:space="preserve">SQL</w:t>
       </w:r>
       <w:r>
@@ -18339,6 +23250,105 @@
           <w:bCs/>
           <w:b/>
         </w:rPr>
+        <w:t xml:space="preserve">Stream processing, event time and processing time</w:t>
+      </w:r>
+      <w:r>
+        <w:t xml:space="preserve"> </w:t>
+      </w:r>
+      <w:r>
+        <w:t xml:space="preserve">—</w:t>
+      </w:r>
+      <w:r>
+        <w:t xml:space="preserve"> </w:t>
+      </w:r>
+      <w:r>
+        <w:rPr>
+          <w:bCs/>
+          <w:b/>
+        </w:rPr>
+        <w:t xml:space="preserve">Stream processing</w:t>
+      </w:r>
+      <w:r>
+        <w:t xml:space="preserve"> </w:t>
+      </w:r>
+      <w:r>
+        <w:t xml:space="preserve">runs a long-lived computation over an</w:t>
+      </w:r>
+      <w:r>
+        <w:t xml:space="preserve"> </w:t>
+      </w:r>
+      <w:r>
+        <w:rPr>
+          <w:bCs/>
+          <w:b/>
+        </w:rPr>
+        <w:t xml:space="preserve">unbounded</w:t>
+      </w:r>
+      <w:r>
+        <w:t xml:space="preserve"> </w:t>
+      </w:r>
+      <w:r>
+        <w:t xml:space="preserve">dataset, one that grows forever, producing results incrementally. Each record has an</w:t>
+      </w:r>
+      <w:r>
+        <w:t xml:space="preserve"> </w:t>
+      </w:r>
+      <w:r>
+        <w:rPr>
+          <w:bCs/>
+          <w:b/>
+        </w:rPr>
+        <w:t xml:space="preserve">event time</w:t>
+      </w:r>
+      <w:r>
+        <w:t xml:space="preserve">, when the event actually happened (stamped by the device or service that produced it), and a</w:t>
+      </w:r>
+      <w:r>
+        <w:t xml:space="preserve"> </w:t>
+      </w:r>
+      <w:r>
+        <w:rPr>
+          <w:bCs/>
+          <w:b/>
+        </w:rPr>
+        <w:t xml:space="preserve">processing time</w:t>
+      </w:r>
+      <w:r>
+        <w:t xml:space="preserve">, when the system observes it. The difference is the record’s</w:t>
+      </w:r>
+      <w:r>
+        <w:t xml:space="preserve"> </w:t>
+      </w:r>
+      <w:r>
+        <w:rPr>
+          <w:bCs/>
+          <w:b/>
+        </w:rPr>
+        <w:t xml:space="preserve">event-time skew</w:t>
+      </w:r>
+      <w:r>
+        <w:t xml:space="preserve">, which is variable and unbounded in the worst case.</w:t>
+      </w:r>
+      <w:r>
+        <w:t xml:space="preserve"> </w:t>
+      </w:r>
+      <w:r>
+        <w:rPr>
+          <w:iCs/>
+          <w:i/>
+        </w:rPr>
+        <w:t xml:space="preserve">(§29.8.1)</w:t>
+      </w:r>
+    </w:p>
+    <w:p>
+      <w:pPr>
+        <w:pStyle w:val="BodyText"/>
+      </w:pPr>
+      <w:r>
+        <w:rPr>
+          <w:bCs/>
+          <w:b/>
+        </w:rPr>
         <w:t xml:space="preserve">STRIDE</w:t>
       </w:r>
       <w:r>
@@ -18751,6 +23761,60 @@
           <w:i/>
         </w:rPr>
         <w:t xml:space="preserve">(§1.11.1)</w:t>
+      </w:r>
+    </w:p>
+    <w:p>
+      <w:pPr>
+        <w:pStyle w:val="BodyText"/>
+      </w:pPr>
+      <w:r>
+        <w:rPr>
+          <w:bCs/>
+          <w:b/>
+        </w:rPr>
+        <w:t xml:space="preserve">System model</w:t>
+      </w:r>
+      <w:r>
+        <w:t xml:space="preserve"> </w:t>
+      </w:r>
+      <w:r>
+        <w:t xml:space="preserve">— A precise statement of what a distributed algorithm may assume about (1)</w:t>
+      </w:r>
+      <w:r>
+        <w:t xml:space="preserve"> </w:t>
+      </w:r>
+      <w:r>
+        <w:rPr>
+          <w:bCs/>
+          <w:b/>
+        </w:rPr>
+        <w:t xml:space="preserve">timing</w:t>
+      </w:r>
+      <w:r>
+        <w:t xml:space="preserve">: bounds on message delay, processing speed and clock drift, and (2)</w:t>
+      </w:r>
+      <w:r>
+        <w:t xml:space="preserve"> </w:t>
+      </w:r>
+      <w:r>
+        <w:rPr>
+          <w:bCs/>
+          <w:b/>
+        </w:rPr>
+        <w:t xml:space="preserve">faults</w:t>
+      </w:r>
+      <w:r>
+        <w:t xml:space="preserve">: how nodes and links may misbehave. Proofs of correctness hold only within the stated model.</w:t>
+      </w:r>
+      <w:r>
+        <w:t xml:space="preserve"> </w:t>
+      </w:r>
+      <w:r>
+        <w:rPr>
+          <w:iCs/>
+          <w:i/>
+        </w:rPr>
+        <w:t xml:space="preserve">(§24.6.1)</w:t>
       </w:r>
     </w:p>
     <w:bookmarkEnd w:id="38"/>
@@ -18951,6 +24015,174 @@
           <w:i/>
         </w:rPr>
         <w:t xml:space="preserve">(§10.3.2)</w:t>
+      </w:r>
+    </w:p>
+    <w:p>
+      <w:pPr>
+        <w:pStyle w:val="BodyText"/>
+      </w:pPr>
+      <w:r>
+        <w:rPr>
+          <w:bCs/>
+          <w:b/>
+        </w:rPr>
+        <w:t xml:space="preserve">Three-phase commit (3PC)</w:t>
+      </w:r>
+      <w:r>
+        <w:t xml:space="preserve"> </w:t>
+      </w:r>
+      <w:r>
+        <w:t xml:space="preserve">— A commit protocol that inserts a</w:t>
+      </w:r>
+      <w:r>
+        <w:t xml:space="preserve"> </w:t>
+      </w:r>
+      <w:r>
+        <w:rPr>
+          <w:bCs/>
+          <w:b/>
+        </w:rPr>
+        <w:t xml:space="preserve">pre-commit</w:t>
+      </w:r>
+      <w:r>
+        <w:t xml:space="preserve"> </w:t>
+      </w:r>
+      <w:r>
+        <w:t xml:space="preserve">phase between voting and committing, so that no participant can commit until every operational participant knows that all voted yes. Under a synchronous system model with reliable failure detection and no network partitions, it lets the surviving participants always reach a decision without the failed coordinator [Skeen 1981].</w:t>
+      </w:r>
+      <w:r>
+        <w:t xml:space="preserve"> </w:t>
+      </w:r>
+      <w:r>
+        <w:rPr>
+          <w:iCs/>
+          <w:i/>
+        </w:rPr>
+        <w:t xml:space="preserve">(§28.5.1)</w:t>
+      </w:r>
+    </w:p>
+    <w:p>
+      <w:pPr>
+        <w:pStyle w:val="BodyText"/>
+      </w:pPr>
+      <w:r>
+        <w:rPr>
+          <w:bCs/>
+          <w:b/>
+        </w:rPr>
+        <w:t xml:space="preserve">Time-of-day clock and monotonic clock</w:t>
+      </w:r>
+      <w:r>
+        <w:t xml:space="preserve"> </w:t>
+      </w:r>
+      <w:r>
+        <w:t xml:space="preserve">— A</w:t>
+      </w:r>
+      <w:r>
+        <w:t xml:space="preserve"> </w:t>
+      </w:r>
+      <w:r>
+        <w:rPr>
+          <w:bCs/>
+          <w:b/>
+        </w:rPr>
+        <w:t xml:space="preserve">time-of-day</w:t>
+      </w:r>
+      <w:r>
+        <w:t xml:space="preserve"> </w:t>
+      </w:r>
+      <w:r>
+        <w:t xml:space="preserve">(wall-clock) clock returns the current date and time, for example as seconds since the Unix epoch (Linux</w:t>
+      </w:r>
+      <w:r>
+        <w:t xml:space="preserve"> </w:t>
+      </w:r>
+      <w:r>
+        <w:rPr>
+          <w:rStyle w:val="VerbatimChar"/>
+        </w:rPr>
+        <w:t xml:space="preserve">CLOCK_REALTIME</w:t>
+      </w:r>
+      <w:r>
+        <w:t xml:space="preserve">, Python</w:t>
+      </w:r>
+      <w:r>
+        <w:t xml:space="preserve"> </w:t>
+      </w:r>
+      <w:r>
+        <w:rPr>
+          <w:rStyle w:val="VerbatimChar"/>
+        </w:rPr>
+        <w:t xml:space="preserve">time.time()</w:t>
+      </w:r>
+      <w:r>
+        <w:t xml:space="preserve">). It is synchronized with other machines and</w:t>
+      </w:r>
+      <w:r>
+        <w:t xml:space="preserve"> </w:t>
+      </w:r>
+      <w:r>
+        <w:rPr>
+          <w:iCs/>
+          <w:i/>
+        </w:rPr>
+        <w:t xml:space="preserve">can jump</w:t>
+      </w:r>
+      <w:r>
+        <w:t xml:space="preserve"> </w:t>
+      </w:r>
+      <w:r>
+        <w:t xml:space="preserve">forward or backward when corrected. A</w:t>
+      </w:r>
+      <w:r>
+        <w:t xml:space="preserve"> </w:t>
+      </w:r>
+      <w:r>
+        <w:rPr>
+          <w:bCs/>
+          <w:b/>
+        </w:rPr>
+        <w:t xml:space="preserve">monotonic</w:t>
+      </w:r>
+      <w:r>
+        <w:t xml:space="preserve"> </w:t>
+      </w:r>
+      <w:r>
+        <w:t xml:space="preserve">clock (Linux</w:t>
+      </w:r>
+      <w:r>
+        <w:t xml:space="preserve"> </w:t>
+      </w:r>
+      <w:r>
+        <w:rPr>
+          <w:rStyle w:val="VerbatimChar"/>
+        </w:rPr>
+        <w:t xml:space="preserve">CLOCK_MONOTONIC</w:t>
+      </w:r>
+      <w:r>
+        <w:t xml:space="preserve">, Python</w:t>
+      </w:r>
+      <w:r>
+        <w:t xml:space="preserve"> </w:t>
+      </w:r>
+      <w:r>
+        <w:rPr>
+          <w:rStyle w:val="VerbatimChar"/>
+        </w:rPr>
+        <w:t xml:space="preserve">time.monotonic()</w:t>
+      </w:r>
+      <w:r>
+        <w:t xml:space="preserve">) only moves forward at a steady rate from an arbitrary starting point. It is meaningless across machines but correct for measuring durations on one machine.</w:t>
+      </w:r>
+      <w:r>
+        <w:t xml:space="preserve"> </w:t>
+      </w:r>
+      <w:r>
+        <w:rPr>
+          <w:iCs/>
+          <w:i/>
+        </w:rPr>
+        <w:t xml:space="preserve">(§24.9.1)</w:t>
       </w:r>
     </w:p>
     <w:p>
@@ -19623,6 +24855,169 @@
           <w:bCs/>
           <w:b/>
         </w:rPr>
+        <w:t xml:space="preserve">TrueTime</w:t>
+      </w:r>
+      <w:r>
+        <w:t xml:space="preserve"> </w:t>
+      </w:r>
+      <w:r>
+        <w:t xml:space="preserve">— Google’s clock API that returns time as an interval with a guaranteed error bound instead of a single value.</w:t>
+      </w:r>
+      <w:r>
+        <w:t xml:space="preserve"> </w:t>
+      </w:r>
+      <w:r>
+        <w:rPr>
+          <w:rStyle w:val="VerbatimChar"/>
+        </w:rPr>
+        <w:t xml:space="preserve">TT.now()</w:t>
+      </w:r>
+      <w:r>
+        <w:t xml:space="preserve"> </w:t>
+      </w:r>
+      <w:r>
+        <w:t xml:space="preserve">returns</w:t>
+      </w:r>
+      <w:r>
+        <w:t xml:space="preserve"> </w:t>
+      </w:r>
+      <m:oMath>
+        <m:d>
+          <m:dPr>
+            <m:begChr m:val="["/>
+            <m:endChr m:val="]"/>
+            <m:sepChr m:val=""/>
+            <m:grow/>
+          </m:dPr>
+          <m:e>
+            <m:r>
+              <m:rPr>
+                <m:nor/>
+                <m:sty m:val="i"/>
+              </m:rPr>
+              <m:t>earliest</m:t>
+            </m:r>
+            <m:r>
+              <m:rPr>
+                <m:sty m:val="p"/>
+              </m:rPr>
+              <m:t>,</m:t>
+            </m:r>
+            <m:r>
+              <m:rPr>
+                <m:nor/>
+                <m:sty m:val="i"/>
+              </m:rPr>
+              <m:t>latest</m:t>
+            </m:r>
+          </m:e>
+        </m:d>
+      </m:oMath>
+      <w:r>
+        <w:t xml:space="preserve">, guaranteed to contain the absolute time at which it was called;</w:t>
+      </w:r>
+      <w:r>
+        <w:t xml:space="preserve"> </w:t>
+      </w:r>
+      <w:r>
+        <w:rPr>
+          <w:rStyle w:val="VerbatimChar"/>
+        </w:rPr>
+        <w:t xml:space="preserve">TT.after(t)</w:t>
+      </w:r>
+      <w:r>
+        <w:t xml:space="preserve"> </w:t>
+      </w:r>
+      <w:r>
+        <w:t xml:space="preserve">is true if</w:t>
+      </w:r>
+      <w:r>
+        <w:t xml:space="preserve"> </w:t>
+      </w:r>
+      <m:oMath>
+        <m:r>
+          <m:t>t</m:t>
+        </m:r>
+      </m:oMath>
+      <w:r>
+        <w:t xml:space="preserve"> </w:t>
+      </w:r>
+      <w:r>
+        <w:t xml:space="preserve">has definitely passed, and</w:t>
+      </w:r>
+      <w:r>
+        <w:t xml:space="preserve"> </w:t>
+      </w:r>
+      <w:r>
+        <w:rPr>
+          <w:rStyle w:val="VerbatimChar"/>
+        </w:rPr>
+        <w:t xml:space="preserve">TT.before(t)</w:t>
+      </w:r>
+      <w:r>
+        <w:t xml:space="preserve"> </w:t>
+      </w:r>
+      <w:r>
+        <w:t xml:space="preserve">is true if</w:t>
+      </w:r>
+      <w:r>
+        <w:t xml:space="preserve"> </w:t>
+      </w:r>
+      <m:oMath>
+        <m:r>
+          <m:t>t</m:t>
+        </m:r>
+      </m:oMath>
+      <w:r>
+        <w:t xml:space="preserve"> </w:t>
+      </w:r>
+      <w:r>
+        <w:t xml:space="preserve">has definitely not arrived. The half-width of the interval is the</w:t>
+      </w:r>
+      <w:r>
+        <w:t xml:space="preserve"> </w:t>
+      </w:r>
+      <w:r>
+        <w:rPr>
+          <w:bCs/>
+          <w:b/>
+        </w:rPr>
+        <w:t xml:space="preserve">uncertainty</w:t>
+      </w:r>
+      <w:r>
+        <w:t xml:space="preserve"> </w:t>
+      </w:r>
+      <m:oMath>
+        <m:r>
+          <m:t>ε</m:t>
+        </m:r>
+      </m:oMath>
+      <w:r>
+        <w:t xml:space="preserve"> </w:t>
+      </w:r>
+      <w:r>
+        <w:t xml:space="preserve">[Corbett et al. 2012].</w:t>
+      </w:r>
+      <w:r>
+        <w:t xml:space="preserve"> </w:t>
+      </w:r>
+      <w:r>
+        <w:rPr>
+          <w:iCs/>
+          <w:i/>
+        </w:rPr>
+        <w:t xml:space="preserve">(§28.8.1)</w:t>
+      </w:r>
+    </w:p>
+    <w:p>
+      <w:pPr>
+        <w:pStyle w:val="BodyText"/>
+      </w:pPr>
+      <w:r>
+        <w:rPr>
+          <w:bCs/>
+          <w:b/>
+        </w:rPr>
         <w:t xml:space="preserve">Trust boundary</w:t>
       </w:r>
       <w:r>
@@ -19640,6 +25035,123 @@
           <w:i/>
         </w:rPr>
         <w:t xml:space="preserve">(§10.3.2)</w:t>
+      </w:r>
+    </w:p>
+    <w:p>
+      <w:pPr>
+        <w:pStyle w:val="BodyText"/>
+      </w:pPr>
+      <w:r>
+        <w:rPr>
+          <w:bCs/>
+          <w:b/>
+        </w:rPr>
+        <w:t xml:space="preserve">Two generals problem</w:t>
+      </w:r>
+      <w:r>
+        <w:t xml:space="preserve"> </w:t>
+      </w:r>
+      <w:r>
+        <w:t xml:space="preserve">— Two armies camped on opposite hills must attack a city in the valley at the same time; either attacking alone is defeated. Their generals can communicate only by messengers who cross the valley and may be captured. The problem is to design a messaging protocol after which both generals are</w:t>
+      </w:r>
+      <w:r>
+        <w:t xml:space="preserve"> </w:t>
+      </w:r>
+      <w:r>
+        <w:rPr>
+          <w:iCs/>
+          <w:i/>
+        </w:rPr>
+        <w:t xml:space="preserve">certain</w:t>
+      </w:r>
+      <w:r>
+        <w:t xml:space="preserve"> </w:t>
+      </w:r>
+      <w:r>
+        <w:t xml:space="preserve">that they will attack together. No such protocol with a finite number of messages exists.</w:t>
+      </w:r>
+      <w:r>
+        <w:t xml:space="preserve"> </w:t>
+      </w:r>
+      <w:r>
+        <w:rPr>
+          <w:iCs/>
+          <w:i/>
+        </w:rPr>
+        <w:t xml:space="preserve">(§24.3.3)</w:t>
+      </w:r>
+    </w:p>
+    <w:p>
+      <w:pPr>
+        <w:pStyle w:val="BodyText"/>
+      </w:pPr>
+      <w:r>
+        <w:rPr>
+          <w:bCs/>
+          <w:b/>
+        </w:rPr>
+        <w:t xml:space="preserve">Two-phase commit (2PC)</w:t>
+      </w:r>
+      <w:r>
+        <w:t xml:space="preserve"> </w:t>
+      </w:r>
+      <w:r>
+        <w:t xml:space="preserve">— An atomic commitment protocol in which one node, the</w:t>
+      </w:r>
+      <w:r>
+        <w:t xml:space="preserve"> </w:t>
+      </w:r>
+      <w:r>
+        <w:rPr>
+          <w:bCs/>
+          <w:b/>
+        </w:rPr>
+        <w:t xml:space="preserve">coordinator</w:t>
+      </w:r>
+      <w:r>
+        <w:t xml:space="preserve"> </w:t>
+      </w:r>
+      <w:r>
+        <w:t xml:space="preserve">(also called the transaction manager), first asks every participant (resource manager) to</w:t>
+      </w:r>
+      <w:r>
+        <w:t xml:space="preserve"> </w:t>
+      </w:r>
+      <w:r>
+        <w:rPr>
+          <w:bCs/>
+          <w:b/>
+        </w:rPr>
+        <w:t xml:space="preserve">prepare</w:t>
+      </w:r>
+      <w:r>
+        <w:t xml:space="preserve">, that is, to make its part of the transaction durable while keeping it invisible and to promise to commit on request; and then, only if every participant voted yes, durably records a</w:t>
+      </w:r>
+      <w:r>
+        <w:t xml:space="preserve"> </w:t>
+      </w:r>
+      <w:r>
+        <w:rPr>
+          <w:bCs/>
+          <w:b/>
+        </w:rPr>
+        <w:t xml:space="preserve">commit</w:t>
+      </w:r>
+      <w:r>
+        <w:t xml:space="preserve"> </w:t>
+      </w:r>
+      <w:r>
+        <w:t xml:space="preserve">decision and tells all participants to commit. Any no vote or timeout leads to abort [Gray 1978; Bernstein et al. 1987].</w:t>
+      </w:r>
+      <w:r>
+        <w:t xml:space="preserve"> </w:t>
+      </w:r>
+      <w:r>
+        <w:rPr>
+          <w:iCs/>
+          <w:i/>
+        </w:rPr>
+        <w:t xml:space="preserve">(§28.4.1)</w:t>
       </w:r>
     </w:p>
     <w:p>
@@ -20227,6 +25739,396 @@
           <w:bCs/>
           <w:b/>
         </w:rPr>
+        <w:t xml:space="preserve">Vector clock</w:t>
+      </w:r>
+      <w:r>
+        <w:t xml:space="preserve"> </w:t>
+      </w:r>
+      <w:r>
+        <w:t xml:space="preserve">— With</w:t>
+      </w:r>
+      <w:r>
+        <w:t xml:space="preserve"> </w:t>
+      </w:r>
+      <m:oMath>
+        <m:r>
+          <m:t>n</m:t>
+        </m:r>
+      </m:oMath>
+      <w:r>
+        <w:t xml:space="preserve"> </w:t>
+      </w:r>
+      <w:r>
+        <w:t xml:space="preserve">processes, each process</w:t>
+      </w:r>
+      <w:r>
+        <w:t xml:space="preserve"> </w:t>
+      </w:r>
+      <m:oMath>
+        <m:sSub>
+          <m:e>
+            <m:r>
+              <m:t>P</m:t>
+            </m:r>
+          </m:e>
+          <m:sub>
+            <m:r>
+              <m:t>i</m:t>
+            </m:r>
+          </m:sub>
+        </m:sSub>
+      </m:oMath>
+      <w:r>
+        <w:t xml:space="preserve"> </w:t>
+      </w:r>
+      <w:r>
+        <w:t xml:space="preserve">keeps a vector</w:t>
+      </w:r>
+      <w:r>
+        <w:t xml:space="preserve"> </w:t>
+      </w:r>
+      <m:oMath>
+        <m:sSub>
+          <m:e>
+            <m:r>
+              <m:t>V</m:t>
+            </m:r>
+          </m:e>
+          <m:sub>
+            <m:r>
+              <m:t>i</m:t>
+            </m:r>
+          </m:sub>
+        </m:sSub>
+        <m:d>
+          <m:dPr>
+            <m:begChr m:val="["/>
+            <m:endChr m:val="]"/>
+            <m:sepChr m:val=""/>
+            <m:grow/>
+          </m:dPr>
+          <m:e>
+            <m:r>
+              <m:t>1</m:t>
+            </m:r>
+            <m:r>
+              <m:rPr>
+                <m:sty m:val="p"/>
+              </m:rPr>
+              <m:t>.</m:t>
+            </m:r>
+            <m:r>
+              <m:rPr>
+                <m:sty m:val="p"/>
+              </m:rPr>
+              <m:t>.</m:t>
+            </m:r>
+            <m:r>
+              <m:t>n</m:t>
+            </m:r>
+          </m:e>
+        </m:d>
+      </m:oMath>
+      <w:r>
+        <w:t xml:space="preserve">, initially all zeros. Before each event,</w:t>
+      </w:r>
+      <w:r>
+        <w:t xml:space="preserve"> </w:t>
+      </w:r>
+      <m:oMath>
+        <m:sSub>
+          <m:e>
+            <m:r>
+              <m:t>P</m:t>
+            </m:r>
+          </m:e>
+          <m:sub>
+            <m:r>
+              <m:t>i</m:t>
+            </m:r>
+          </m:sub>
+        </m:sSub>
+      </m:oMath>
+      <w:r>
+        <w:t xml:space="preserve"> </w:t>
+      </w:r>
+      <w:r>
+        <w:t xml:space="preserve">increments</w:t>
+      </w:r>
+      <w:r>
+        <w:t xml:space="preserve"> </w:t>
+      </w:r>
+      <m:oMath>
+        <m:sSub>
+          <m:e>
+            <m:r>
+              <m:t>V</m:t>
+            </m:r>
+          </m:e>
+          <m:sub>
+            <m:r>
+              <m:t>i</m:t>
+            </m:r>
+          </m:sub>
+        </m:sSub>
+        <m:d>
+          <m:dPr>
+            <m:begChr m:val="["/>
+            <m:endChr m:val="]"/>
+            <m:sepChr m:val=""/>
+            <m:grow/>
+          </m:dPr>
+          <m:e>
+            <m:r>
+              <m:t>i</m:t>
+            </m:r>
+          </m:e>
+        </m:d>
+      </m:oMath>
+      <w:r>
+        <w:t xml:space="preserve">; a send attaches a copy of</w:t>
+      </w:r>
+      <w:r>
+        <w:t xml:space="preserve"> </w:t>
+      </w:r>
+      <m:oMath>
+        <m:sSub>
+          <m:e>
+            <m:r>
+              <m:t>V</m:t>
+            </m:r>
+          </m:e>
+          <m:sub>
+            <m:r>
+              <m:t>i</m:t>
+            </m:r>
+          </m:sub>
+        </m:sSub>
+      </m:oMath>
+      <w:r>
+        <w:t xml:space="preserve">. On receiving a message carrying</w:t>
+      </w:r>
+      <w:r>
+        <w:t xml:space="preserve"> </w:t>
+      </w:r>
+      <m:oMath>
+        <m:sSub>
+          <m:e>
+            <m:r>
+              <m:t>V</m:t>
+            </m:r>
+          </m:e>
+          <m:sub>
+            <m:r>
+              <m:t>m</m:t>
+            </m:r>
+          </m:sub>
+        </m:sSub>
+      </m:oMath>
+      <w:r>
+        <w:t xml:space="preserve">,</w:t>
+      </w:r>
+      <w:r>
+        <w:t xml:space="preserve"> </w:t>
+      </w:r>
+      <m:oMath>
+        <m:sSub>
+          <m:e>
+            <m:r>
+              <m:t>P</m:t>
+            </m:r>
+          </m:e>
+          <m:sub>
+            <m:r>
+              <m:t>i</m:t>
+            </m:r>
+          </m:sub>
+        </m:sSub>
+      </m:oMath>
+      <w:r>
+        <w:t xml:space="preserve"> </w:t>
+      </w:r>
+      <w:r>
+        <w:t xml:space="preserve">sets</w:t>
+      </w:r>
+      <w:r>
+        <w:t xml:space="preserve"> </w:t>
+      </w:r>
+      <m:oMath>
+        <m:sSub>
+          <m:e>
+            <m:r>
+              <m:t>V</m:t>
+            </m:r>
+          </m:e>
+          <m:sub>
+            <m:r>
+              <m:t>i</m:t>
+            </m:r>
+          </m:sub>
+        </m:sSub>
+        <m:d>
+          <m:dPr>
+            <m:begChr m:val="["/>
+            <m:endChr m:val="]"/>
+            <m:sepChr m:val=""/>
+            <m:grow/>
+          </m:dPr>
+          <m:e>
+            <m:r>
+              <m:t>k</m:t>
+            </m:r>
+          </m:e>
+        </m:d>
+        <m:r>
+          <m:rPr>
+            <m:sty m:val="p"/>
+          </m:rPr>
+          <m:t>←</m:t>
+        </m:r>
+        <m:r>
+          <m:rPr>
+            <m:sty m:val="p"/>
+          </m:rPr>
+          <m:t>max</m:t>
+        </m:r>
+        <m:d>
+          <m:dPr>
+            <m:begChr m:val="("/>
+            <m:endChr m:val=")"/>
+            <m:sepChr m:val=""/>
+            <m:grow/>
+          </m:dPr>
+          <m:e>
+            <m:sSub>
+              <m:e>
+                <m:r>
+                  <m:t>V</m:t>
+                </m:r>
+              </m:e>
+              <m:sub>
+                <m:r>
+                  <m:t>i</m:t>
+                </m:r>
+              </m:sub>
+            </m:sSub>
+            <m:d>
+              <m:dPr>
+                <m:begChr m:val="["/>
+                <m:endChr m:val="]"/>
+                <m:sepChr m:val=""/>
+                <m:grow/>
+              </m:dPr>
+              <m:e>
+                <m:r>
+                  <m:t>k</m:t>
+                </m:r>
+              </m:e>
+            </m:d>
+            <m:r>
+              <m:rPr>
+                <m:sty m:val="p"/>
+              </m:rPr>
+              <m:t>,</m:t>
+            </m:r>
+            <m:sSub>
+              <m:e>
+                <m:r>
+                  <m:t>V</m:t>
+                </m:r>
+              </m:e>
+              <m:sub>
+                <m:r>
+                  <m:t>m</m:t>
+                </m:r>
+              </m:sub>
+            </m:sSub>
+            <m:d>
+              <m:dPr>
+                <m:begChr m:val="["/>
+                <m:endChr m:val="]"/>
+                <m:sepChr m:val=""/>
+                <m:grow/>
+              </m:dPr>
+              <m:e>
+                <m:r>
+                  <m:t>k</m:t>
+                </m:r>
+              </m:e>
+            </m:d>
+          </m:e>
+        </m:d>
+      </m:oMath>
+      <w:r>
+        <w:t xml:space="preserve"> </w:t>
+      </w:r>
+      <w:r>
+        <w:t xml:space="preserve">for every</w:t>
+      </w:r>
+      <w:r>
+        <w:t xml:space="preserve"> </w:t>
+      </w:r>
+      <m:oMath>
+        <m:r>
+          <m:t>k</m:t>
+        </m:r>
+      </m:oMath>
+      <w:r>
+        <w:t xml:space="preserve">, then increments</w:t>
+      </w:r>
+      <w:r>
+        <w:t xml:space="preserve"> </w:t>
+      </w:r>
+      <m:oMath>
+        <m:sSub>
+          <m:e>
+            <m:r>
+              <m:t>V</m:t>
+            </m:r>
+          </m:e>
+          <m:sub>
+            <m:r>
+              <m:t>i</m:t>
+            </m:r>
+          </m:sub>
+        </m:sSub>
+        <m:d>
+          <m:dPr>
+            <m:begChr m:val="["/>
+            <m:endChr m:val="]"/>
+            <m:sepChr m:val=""/>
+            <m:grow/>
+          </m:dPr>
+          <m:e>
+            <m:r>
+              <m:t>i</m:t>
+            </m:r>
+          </m:e>
+        </m:d>
+      </m:oMath>
+      <w:r>
+        <w:t xml:space="preserve">.</w:t>
+      </w:r>
+      <w:r>
+        <w:t xml:space="preserve"> </w:t>
+      </w:r>
+      <w:r>
+        <w:rPr>
+          <w:iCs/>
+          <w:i/>
+        </w:rPr>
+        <w:t xml:space="preserve">(§24.11.1)</w:t>
+      </w:r>
+    </w:p>
+    <w:p>
+      <w:pPr>
+        <w:pStyle w:val="BodyText"/>
+      </w:pPr>
+      <w:r>
+        <w:rPr>
+          <w:bCs/>
+          <w:b/>
+        </w:rPr>
         <w:t xml:space="preserve">Vector database</w:t>
       </w:r>
       <w:r>
@@ -20581,6 +26483,145 @@
           <w:bCs/>
           <w:b/>
         </w:rPr>
+        <w:t xml:space="preserve">Watermark</w:t>
+      </w:r>
+      <w:r>
+        <w:t xml:space="preserve"> </w:t>
+      </w:r>
+      <w:r>
+        <w:t xml:space="preserve">— A watermark with value</w:t>
+      </w:r>
+      <w:r>
+        <w:t xml:space="preserve"> </w:t>
+      </w:r>
+      <m:oMath>
+        <m:r>
+          <m:t>t</m:t>
+        </m:r>
+      </m:oMath>
+      <w:r>
+        <w:t xml:space="preserve"> </w:t>
+      </w:r>
+      <w:r>
+        <w:t xml:space="preserve">is a statement flowing through the stream:</w:t>
+      </w:r>
+      <w:r>
+        <w:t xml:space="preserve"> </w:t>
+      </w:r>
+      <w:r>
+        <w:t xml:space="preserve">“</w:t>
+      </w:r>
+      <w:r>
+        <w:t xml:space="preserve">no more events with event time</w:t>
+      </w:r>
+      <w:r>
+        <w:t xml:space="preserve"> </w:t>
+      </w:r>
+      <m:oMath>
+        <m:r>
+          <m:rPr>
+            <m:sty m:val="p"/>
+          </m:rPr>
+          <m:t>≤</m:t>
+        </m:r>
+        <m:r>
+          <m:t>t</m:t>
+        </m:r>
+      </m:oMath>
+      <w:r>
+        <w:t xml:space="preserve"> </w:t>
+      </w:r>
+      <w:r>
+        <w:t xml:space="preserve">are expected.</w:t>
+      </w:r>
+      <w:r>
+        <w:t xml:space="preserve">”</w:t>
+      </w:r>
+      <w:r>
+        <w:t xml:space="preserve"> </w:t>
+      </w:r>
+      <w:r>
+        <w:t xml:space="preserve">It lets event-time operators decide that a window is complete. A</w:t>
+      </w:r>
+      <w:r>
+        <w:t xml:space="preserve"> </w:t>
+      </w:r>
+      <w:r>
+        <w:rPr>
+          <w:bCs/>
+          <w:b/>
+        </w:rPr>
+        <w:t xml:space="preserve">perfect</w:t>
+      </w:r>
+      <w:r>
+        <w:t xml:space="preserve"> </w:t>
+      </w:r>
+      <w:r>
+        <w:t xml:space="preserve">watermark is possible only with full knowledge of the sources; real systems use</w:t>
+      </w:r>
+      <w:r>
+        <w:t xml:space="preserve"> </w:t>
+      </w:r>
+      <w:r>
+        <w:rPr>
+          <w:bCs/>
+          <w:b/>
+        </w:rPr>
+        <w:t xml:space="preserve">heuristic</w:t>
+      </w:r>
+      <w:r>
+        <w:t xml:space="preserve"> </w:t>
+      </w:r>
+      <w:r>
+        <w:t xml:space="preserve">watermarks, such as the maximum event time seen minus a bound</w:t>
+      </w:r>
+      <w:r>
+        <w:t xml:space="preserve"> </w:t>
+      </w:r>
+      <m:oMath>
+        <m:r>
+          <m:t>δ</m:t>
+        </m:r>
+      </m:oMath>
+      <w:r>
+        <w:t xml:space="preserve"> </w:t>
+      </w:r>
+      <w:r>
+        <w:t xml:space="preserve">on out-of-orderness, which can be wrong. Events that arrive with event time behind the watermark are</w:t>
+      </w:r>
+      <w:r>
+        <w:t xml:space="preserve"> </w:t>
+      </w:r>
+      <w:r>
+        <w:rPr>
+          <w:bCs/>
+          <w:b/>
+        </w:rPr>
+        <w:t xml:space="preserve">late data</w:t>
+      </w:r>
+      <w:r>
+        <w:t xml:space="preserve">.</w:t>
+      </w:r>
+      <w:r>
+        <w:t xml:space="preserve"> </w:t>
+      </w:r>
+      <w:r>
+        <w:rPr>
+          <w:iCs/>
+          <w:i/>
+        </w:rPr>
+        <w:t xml:space="preserve">(§29.8.3)</w:t>
+      </w:r>
+    </w:p>
+    <w:p>
+      <w:pPr>
+        <w:pStyle w:val="BodyText"/>
+      </w:pPr>
+      <w:r>
+        <w:rPr>
+          <w:bCs/>
+          <w:b/>
+        </w:rPr>
         <w:t xml:space="preserve">WebRTC</w:t>
       </w:r>
       <w:r>
@@ -20889,7 +26930,177 @@
       </w:r>
     </w:p>
     <w:bookmarkEnd w:id="42"/>
-    <w:bookmarkStart w:id="43" w:name="z"/>
+    <w:bookmarkStart w:id="43" w:name="x"/>
+    <w:p>
+      <w:pPr>
+        <w:pStyle w:val="Heading2"/>
+      </w:pPr>
+      <w:r>
+        <w:t xml:space="preserve">X</w:t>
+      </w:r>
+    </w:p>
+    <w:p>
+      <w:pPr>
+        <w:pStyle w:val="FirstParagraph"/>
+      </w:pPr>
+      <w:r>
+        <w:rPr>
+          <w:bCs/>
+          <w:b/>
+        </w:rPr>
+        <w:t xml:space="preserve">XA</w:t>
+      </w:r>
+      <w:r>
+        <w:t xml:space="preserve"> </w:t>
+      </w:r>
+      <w:r>
+        <w:t xml:space="preserve">— The X/Open Distributed Transaction Processing standard interface between a</w:t>
+      </w:r>
+      <w:r>
+        <w:t xml:space="preserve"> </w:t>
+      </w:r>
+      <w:r>
+        <w:rPr>
+          <w:bCs/>
+          <w:b/>
+        </w:rPr>
+        <w:t xml:space="preserve">transaction manager</w:t>
+      </w:r>
+      <w:r>
+        <w:t xml:space="preserve"> </w:t>
+      </w:r>
+      <w:r>
+        <w:t xml:space="preserve">(TM, the coordinator) and</w:t>
+      </w:r>
+      <w:r>
+        <w:t xml:space="preserve"> </w:t>
+      </w:r>
+      <w:r>
+        <w:rPr>
+          <w:bCs/>
+          <w:b/>
+        </w:rPr>
+        <w:t xml:space="preserve">resource managers</w:t>
+      </w:r>
+      <w:r>
+        <w:t xml:space="preserve"> </w:t>
+      </w:r>
+      <w:r>
+        <w:t xml:space="preserve">(RMs: databases, message brokers), with an</w:t>
+      </w:r>
+      <w:r>
+        <w:t xml:space="preserve"> </w:t>
+      </w:r>
+      <w:r>
+        <w:rPr>
+          <w:bCs/>
+          <w:b/>
+        </w:rPr>
+        <w:t xml:space="preserve">application program</w:t>
+      </w:r>
+      <w:r>
+        <w:t xml:space="preserve"> </w:t>
+      </w:r>
+      <w:r>
+        <w:t xml:space="preserve">(AP) demarcating transactions. Its main calls are</w:t>
+      </w:r>
+      <w:r>
+        <w:t xml:space="preserve"> </w:t>
+      </w:r>
+      <w:r>
+        <w:rPr>
+          <w:rStyle w:val="VerbatimChar"/>
+        </w:rPr>
+        <w:t xml:space="preserve">xa_start</w:t>
+      </w:r>
+      <w:r>
+        <w:t xml:space="preserve"> </w:t>
+      </w:r>
+      <w:r>
+        <w:t xml:space="preserve">and</w:t>
+      </w:r>
+      <w:r>
+        <w:t xml:space="preserve"> </w:t>
+      </w:r>
+      <w:r>
+        <w:rPr>
+          <w:rStyle w:val="VerbatimChar"/>
+        </w:rPr>
+        <w:t xml:space="preserve">xa_end</w:t>
+      </w:r>
+      <w:r>
+        <w:t xml:space="preserve"> </w:t>
+      </w:r>
+      <w:r>
+        <w:t xml:space="preserve">(associate work with a global transaction ID, the XID),</w:t>
+      </w:r>
+      <w:r>
+        <w:t xml:space="preserve"> </w:t>
+      </w:r>
+      <w:r>
+        <w:rPr>
+          <w:rStyle w:val="VerbatimChar"/>
+        </w:rPr>
+        <w:t xml:space="preserve">xa_prepare</w:t>
+      </w:r>
+      <w:r>
+        <w:t xml:space="preserve">,</w:t>
+      </w:r>
+      <w:r>
+        <w:t xml:space="preserve"> </w:t>
+      </w:r>
+      <w:r>
+        <w:rPr>
+          <w:rStyle w:val="VerbatimChar"/>
+        </w:rPr>
+        <w:t xml:space="preserve">xa_commit</w:t>
+      </w:r>
+      <w:r>
+        <w:t xml:space="preserve">,</w:t>
+      </w:r>
+      <w:r>
+        <w:t xml:space="preserve"> </w:t>
+      </w:r>
+      <w:r>
+        <w:rPr>
+          <w:rStyle w:val="VerbatimChar"/>
+        </w:rPr>
+        <w:t xml:space="preserve">xa_rollback</w:t>
+      </w:r>
+      <w:r>
+        <w:t xml:space="preserve"> </w:t>
+      </w:r>
+      <w:r>
+        <w:t xml:space="preserve">and</w:t>
+      </w:r>
+      <w:r>
+        <w:t xml:space="preserve"> </w:t>
+      </w:r>
+      <w:r>
+        <w:rPr>
+          <w:rStyle w:val="VerbatimChar"/>
+        </w:rPr>
+        <w:t xml:space="preserve">xa_recover</w:t>
+      </w:r>
+      <w:r>
+        <w:t xml:space="preserve"> </w:t>
+      </w:r>
+      <w:r>
+        <w:t xml:space="preserve">(list in-doubt XIDs after a crash) [X/Open 1991].</w:t>
+      </w:r>
+      <w:r>
+        <w:t xml:space="preserve"> </w:t>
+      </w:r>
+      <w:r>
+        <w:rPr>
+          <w:iCs/>
+          <w:i/>
+        </w:rPr>
+        <w:t xml:space="preserve">(§28.4.6)</w:t>
+      </w:r>
+    </w:p>
+    <w:bookmarkEnd w:id="43"/>
+    <w:bookmarkStart w:id="44" w:name="z"/>
     <w:p>
       <w:pPr>
         <w:pStyle w:val="Heading2"/>
@@ -21051,8 +27262,56 @@
         <w:t xml:space="preserve">(§20.3.3)</w:t>
       </w:r>
     </w:p>
-    <w:bookmarkEnd w:id="43"/>
+    <w:p>
+      <w:pPr>
+        <w:pStyle w:val="BodyText"/>
+      </w:pPr>
+      <w:r>
+        <w:rPr>
+          <w:bCs/>
+          <w:b/>
+        </w:rPr>
+        <w:t xml:space="preserve">ZooKeeper</w:t>
+      </w:r>
+      <w:r>
+        <w:t xml:space="preserve"> </w:t>
+      </w:r>
+      <w:r>
+        <w:t xml:space="preserve">— A replicated coordination service that exposes a small, file-system-like tree of data nodes (</w:t>
+      </w:r>
+      <w:r>
+        <w:rPr>
+          <w:bCs/>
+          <w:b/>
+        </w:rPr>
+        <w:t xml:space="preserve">znodes</w:t>
+      </w:r>
+      <w:r>
+        <w:t xml:space="preserve">) with linearizable writes, FIFO per-client ordering, ephemeral and sequential nodes, and change notifications (</w:t>
+      </w:r>
+      <w:r>
+        <w:rPr>
+          <w:bCs/>
+          <w:b/>
+        </w:rPr>
+        <w:t xml:space="preserve">watches</w:t>
+      </w:r>
+      <w:r>
+        <w:t xml:space="preserve">). Applications build locks, leader election, barriers and configuration management on top of these primitives [Hunt et al. 2010].</w:t>
+      </w:r>
+      <w:r>
+        <w:t xml:space="preserve"> </w:t>
+      </w:r>
+      <w:r>
+        <w:rPr>
+          <w:iCs/>
+          <w:i/>
+        </w:rPr>
+        <w:t xml:space="preserve">(§26.8.1)</w:t>
+      </w:r>
+    </w:p>
     <w:bookmarkEnd w:id="44"/>
+    <w:bookmarkEnd w:id="45"/>
     <w:sectPr>
       <w:pgMar w:bottom="1247" w:left="1247" w:right="1247" w:top="1247"/>
     </w:sectPr>
